--- a/cpp 系统交互.docx
+++ b/cpp 系统交互.docx
@@ -14443,6 +14443,12 @@
             <w:insideH w:val="single" w:color="auto" w:sz="4" w:space="0"/>
             <w:insideV w:val="single" w:color="auto" w:sz="4" w:space="0"/>
           </w:tblBorders>
+          <w:tblCellMar>
+            <w:top w:w="0" w:type="dxa"/>
+            <w:left w:w="108" w:type="dxa"/>
+            <w:bottom w:w="0" w:type="dxa"/>
+            <w:right w:w="108" w:type="dxa"/>
+          </w:tblCellMar>
         </w:tblPrEx>
         <w:tc>
           <w:tcPr>
@@ -17323,14 +17329,6 @@
       </w:tblGrid>
       <w:tr>
         <w:tblPrEx>
-          <w:tblBorders>
-            <w:top w:val="single" w:color="auto" w:sz="4" w:space="0"/>
-            <w:left w:val="single" w:color="auto" w:sz="4" w:space="0"/>
-            <w:bottom w:val="single" w:color="auto" w:sz="4" w:space="0"/>
-            <w:right w:val="single" w:color="auto" w:sz="4" w:space="0"/>
-            <w:insideH w:val="single" w:color="auto" w:sz="4" w:space="0"/>
-            <w:insideV w:val="single" w:color="auto" w:sz="4" w:space="0"/>
-          </w:tblBorders>
           <w:tblCellMar>
             <w:top w:w="0" w:type="dxa"/>
             <w:left w:w="108" w:type="dxa"/>
@@ -23993,12 +23991,6 @@
             <w:insideH w:val="single" w:color="auto" w:sz="4" w:space="0"/>
             <w:insideV w:val="single" w:color="auto" w:sz="4" w:space="0"/>
           </w:tblBorders>
-          <w:tblCellMar>
-            <w:top w:w="0" w:type="dxa"/>
-            <w:left w:w="108" w:type="dxa"/>
-            <w:bottom w:w="0" w:type="dxa"/>
-            <w:right w:w="108" w:type="dxa"/>
-          </w:tblCellMar>
         </w:tblPrEx>
         <w:trPr>
           <w:trHeight w:val="139" w:hRule="atLeast"/>
@@ -30942,7 +30934,7 @@
       </w:tblPr>
       <w:tblGrid>
         <w:gridCol w:w="1487"/>
-        <w:gridCol w:w="2666"/>
+        <w:gridCol w:w="4676"/>
       </w:tblGrid>
       <w:tr>
         <w:tblPrEx>
@@ -31455,7 +31447,45 @@
                   </w14:solidFill>
                 </w14:textFill>
               </w:rPr>
-              <w:t>.hpp)</w:t>
+              <w:t>.hpp</w:t>
+            </w:r>
+            <w:r>
+              <w:rPr>
+                <w:rFonts w:hint="eastAsia" w:cs="华文中宋"/>
+                <w:b/>
+                <w:bCs/>
+                <w:color w:val="ED7D31" w:themeColor="accent2"/>
+                <w:kern w:val="2"/>
+                <w:sz w:val="21"/>
+                <w:szCs w:val="24"/>
+                <w:lang w:val="en-US" w:eastAsia="zh-CN" w:bidi="ar-SA"/>
+                <w14:textFill>
+                  <w14:solidFill>
+                    <w14:schemeClr w14:val="accent2"/>
+                  </w14:solidFill>
+                </w14:textFill>
+              </w:rPr>
+              <w:t>，多个field的结构体</w:t>
+            </w:r>
+            <w:bookmarkStart w:id="0" w:name="_GoBack"/>
+            <w:bookmarkEnd w:id="0"/>
+            <w:r>
+              <w:rPr>
+                <w:rFonts w:hint="eastAsia" w:ascii="华文中宋" w:hAnsi="华文中宋" w:eastAsia="华文中宋" w:cs="华文中宋"/>
+                <w:b/>
+                <w:bCs/>
+                <w:color w:val="ED7D31" w:themeColor="accent2"/>
+                <w:kern w:val="2"/>
+                <w:sz w:val="21"/>
+                <w:szCs w:val="24"/>
+                <w:lang w:val="en-US" w:eastAsia="zh-CN" w:bidi="ar-SA"/>
+                <w14:textFill>
+                  <w14:solidFill>
+                    <w14:schemeClr w14:val="accent2"/>
+                  </w14:solidFill>
+                </w14:textFill>
+              </w:rPr>
+              <w:t>)</w:t>
             </w:r>
           </w:p>
         </w:tc>
@@ -32403,7 +32433,6 @@
           <w:tcPr>
             <w:tcW w:w="0" w:type="auto"/>
             <w:vMerge w:val="continue"/>
-            <w:tcBorders/>
             <w:vAlign w:val="center"/>
           </w:tcPr>
           <w:p>
@@ -32553,7 +32582,6 @@
           <w:tcPr>
             <w:tcW w:w="0" w:type="auto"/>
             <w:vMerge w:val="continue"/>
-            <w:tcBorders/>
             <w:vAlign w:val="center"/>
           </w:tcPr>
           <w:p>
@@ -32679,8 +32707,6 @@
               </w:rPr>
               <w:t>状态</w:t>
             </w:r>
-            <w:bookmarkStart w:id="0" w:name="_GoBack"/>
-            <w:bookmarkEnd w:id="0"/>
           </w:p>
         </w:tc>
       </w:tr>
@@ -38717,6 +38743,12 @@
             <w:insideH w:val="single" w:color="auto" w:sz="4" w:space="0"/>
             <w:insideV w:val="single" w:color="auto" w:sz="4" w:space="0"/>
           </w:tblBorders>
+          <w:tblCellMar>
+            <w:top w:w="0" w:type="dxa"/>
+            <w:left w:w="108" w:type="dxa"/>
+            <w:bottom w:w="0" w:type="dxa"/>
+            <w:right w:w="108" w:type="dxa"/>
+          </w:tblCellMar>
         </w:tblPrEx>
         <w:trPr>
           <w:trHeight w:val="139" w:hRule="atLeast"/>
@@ -46787,6 +46819,12 @@
             <w:insideH w:val="single" w:color="auto" w:sz="4" w:space="0"/>
             <w:insideV w:val="single" w:color="auto" w:sz="4" w:space="0"/>
           </w:tblBorders>
+          <w:tblCellMar>
+            <w:top w:w="0" w:type="dxa"/>
+            <w:left w:w="108" w:type="dxa"/>
+            <w:bottom w:w="0" w:type="dxa"/>
+            <w:right w:w="108" w:type="dxa"/>
+          </w:tblCellMar>
         </w:tblPrEx>
         <w:tc>
           <w:tcPr>

--- a/cpp 系统交互.docx
+++ b/cpp 系统交互.docx
@@ -4500,12 +4500,6 @@
             <w:insideH w:val="single" w:color="auto" w:sz="4" w:space="0"/>
             <w:insideV w:val="single" w:color="auto" w:sz="4" w:space="0"/>
           </w:tblBorders>
-          <w:tblCellMar>
-            <w:top w:w="0" w:type="dxa"/>
-            <w:left w:w="108" w:type="dxa"/>
-            <w:bottom w:w="0" w:type="dxa"/>
-            <w:right w:w="108" w:type="dxa"/>
-          </w:tblCellMar>
         </w:tblPrEx>
         <w:trPr>
           <w:trHeight w:val="182" w:hRule="atLeast"/>
@@ -14735,12 +14729,6 @@
             <w:insideH w:val="single" w:color="auto" w:sz="4" w:space="0"/>
             <w:insideV w:val="single" w:color="auto" w:sz="4" w:space="0"/>
           </w:tblBorders>
-          <w:tblCellMar>
-            <w:top w:w="0" w:type="dxa"/>
-            <w:left w:w="108" w:type="dxa"/>
-            <w:bottom w:w="0" w:type="dxa"/>
-            <w:right w:w="108" w:type="dxa"/>
-          </w:tblCellMar>
         </w:tblPrEx>
         <w:tc>
           <w:tcPr>
@@ -17329,6 +17317,14 @@
       </w:tblGrid>
       <w:tr>
         <w:tblPrEx>
+          <w:tblBorders>
+            <w:top w:val="single" w:color="auto" w:sz="4" w:space="0"/>
+            <w:left w:val="single" w:color="auto" w:sz="4" w:space="0"/>
+            <w:bottom w:val="single" w:color="auto" w:sz="4" w:space="0"/>
+            <w:right w:val="single" w:color="auto" w:sz="4" w:space="0"/>
+            <w:insideH w:val="single" w:color="auto" w:sz="4" w:space="0"/>
+            <w:insideV w:val="single" w:color="auto" w:sz="4" w:space="0"/>
+          </w:tblBorders>
           <w:tblCellMar>
             <w:top w:w="0" w:type="dxa"/>
             <w:left w:w="108" w:type="dxa"/>
@@ -19382,12 +19378,6 @@
             <w:insideH w:val="single" w:color="auto" w:sz="4" w:space="0"/>
             <w:insideV w:val="single" w:color="auto" w:sz="4" w:space="0"/>
           </w:tblBorders>
-          <w:tblCellMar>
-            <w:top w:w="0" w:type="dxa"/>
-            <w:left w:w="108" w:type="dxa"/>
-            <w:bottom w:w="0" w:type="dxa"/>
-            <w:right w:w="108" w:type="dxa"/>
-          </w:tblCellMar>
         </w:tblPrEx>
         <w:tc>
           <w:tcPr>
@@ -23461,12 +23451,6 @@
             <w:insideH w:val="single" w:color="auto" w:sz="4" w:space="0"/>
             <w:insideV w:val="single" w:color="auto" w:sz="4" w:space="0"/>
           </w:tblBorders>
-          <w:tblCellMar>
-            <w:top w:w="0" w:type="dxa"/>
-            <w:left w:w="108" w:type="dxa"/>
-            <w:bottom w:w="0" w:type="dxa"/>
-            <w:right w:w="108" w:type="dxa"/>
-          </w:tblCellMar>
         </w:tblPrEx>
         <w:trPr>
           <w:trHeight w:val="139" w:hRule="atLeast"/>
@@ -23991,6 +23975,12 @@
             <w:insideH w:val="single" w:color="auto" w:sz="4" w:space="0"/>
             <w:insideV w:val="single" w:color="auto" w:sz="4" w:space="0"/>
           </w:tblBorders>
+          <w:tblCellMar>
+            <w:top w:w="0" w:type="dxa"/>
+            <w:left w:w="108" w:type="dxa"/>
+            <w:bottom w:w="0" w:type="dxa"/>
+            <w:right w:w="108" w:type="dxa"/>
+          </w:tblCellMar>
         </w:tblPrEx>
         <w:trPr>
           <w:trHeight w:val="139" w:hRule="atLeast"/>
@@ -30938,14 +30928,6 @@
       </w:tblGrid>
       <w:tr>
         <w:tblPrEx>
-          <w:tblBorders>
-            <w:top w:val="single" w:color="auto" w:sz="4" w:space="0"/>
-            <w:left w:val="single" w:color="auto" w:sz="4" w:space="0"/>
-            <w:bottom w:val="single" w:color="auto" w:sz="4" w:space="0"/>
-            <w:right w:val="single" w:color="auto" w:sz="4" w:space="0"/>
-            <w:insideH w:val="single" w:color="auto" w:sz="4" w:space="0"/>
-            <w:insideV w:val="single" w:color="auto" w:sz="4" w:space="0"/>
-          </w:tblBorders>
           <w:tblCellMar>
             <w:top w:w="0" w:type="dxa"/>
             <w:left w:w="108" w:type="dxa"/>
@@ -31467,8 +31449,6 @@
               </w:rPr>
               <w:t>，多个field的结构体</w:t>
             </w:r>
-            <w:bookmarkStart w:id="0" w:name="_GoBack"/>
-            <w:bookmarkEnd w:id="0"/>
             <w:r>
               <w:rPr>
                 <w:rFonts w:hint="eastAsia" w:ascii="华文中宋" w:hAnsi="华文中宋" w:eastAsia="华文中宋" w:cs="华文中宋"/>
@@ -33427,14 +33407,6 @@
       </w:tblGrid>
       <w:tr>
         <w:tblPrEx>
-          <w:tblBorders>
-            <w:top w:val="single" w:color="auto" w:sz="4" w:space="0"/>
-            <w:left w:val="single" w:color="auto" w:sz="4" w:space="0"/>
-            <w:bottom w:val="single" w:color="auto" w:sz="4" w:space="0"/>
-            <w:right w:val="single" w:color="auto" w:sz="4" w:space="0"/>
-            <w:insideH w:val="single" w:color="auto" w:sz="4" w:space="0"/>
-            <w:insideV w:val="single" w:color="auto" w:sz="4" w:space="0"/>
-          </w:tblBorders>
           <w:tblCellMar>
             <w:top w:w="0" w:type="dxa"/>
             <w:left w:w="108" w:type="dxa"/>
@@ -39616,8 +39588,8 @@
         </w:tblCellMar>
       </w:tblPr>
       <w:tblGrid>
-        <w:gridCol w:w="4981"/>
-        <w:gridCol w:w="1057"/>
+        <w:gridCol w:w="5835"/>
+        <w:gridCol w:w="1367"/>
       </w:tblGrid>
       <w:tr>
         <w:tblPrEx>
@@ -39629,12 +39601,6 @@
             <w:insideH w:val="single" w:color="auto" w:sz="4" w:space="0"/>
             <w:insideV w:val="single" w:color="auto" w:sz="4" w:space="0"/>
           </w:tblBorders>
-          <w:tblCellMar>
-            <w:top w:w="0" w:type="dxa"/>
-            <w:left w:w="108" w:type="dxa"/>
-            <w:bottom w:w="0" w:type="dxa"/>
-            <w:right w:w="108" w:type="dxa"/>
-          </w:tblCellMar>
         </w:tblPrEx>
         <w:tc>
           <w:tcPr>
@@ -39690,40 +39656,40 @@
               <w:bidi w:val="0"/>
               <w:jc w:val="both"/>
               <w:rPr>
-                <w:rFonts w:hint="eastAsia"/>
-                <w:lang w:val="en-US" w:eastAsia="zh-CN"/>
-              </w:rPr>
-            </w:pPr>
-            <w:r>
-              <w:rPr>
-                <w:rFonts w:hint="eastAsia"/>
-                <w:lang w:val="en-US" w:eastAsia="zh-CN"/>
-              </w:rPr>
-              <w:t>rosrun image_view image_view image:=&lt;topic&gt;</w:t>
-            </w:r>
-          </w:p>
-        </w:tc>
-        <w:tc>
-          <w:tcPr>
-            <w:tcW w:w="0" w:type="auto"/>
-            <w:vAlign w:val="center"/>
-          </w:tcPr>
-          <w:p>
-            <w:pPr>
-              <w:jc w:val="both"/>
-              <w:rPr>
                 <w:rFonts w:hint="default"/>
-                <w:vertAlign w:val="baseline"/>
-                <w:lang w:val="en-US" w:eastAsia="zh-CN"/>
-              </w:rPr>
-            </w:pPr>
-            <w:r>
+                <w:lang w:val="en-US" w:eastAsia="zh-CN"/>
+              </w:rPr>
+            </w:pPr>
+            <w:r>
+              <w:rPr>
+                <w:rFonts w:hint="eastAsia"/>
+                <w:lang w:val="en-US" w:eastAsia="zh-CN"/>
+              </w:rPr>
+              <w:t>rviz -d &lt;*.rviz&gt;</w:t>
+            </w:r>
+          </w:p>
+        </w:tc>
+        <w:tc>
+          <w:tcPr>
+            <w:tcW w:w="0" w:type="auto"/>
+            <w:vAlign w:val="center"/>
+          </w:tcPr>
+          <w:p>
+            <w:pPr>
+              <w:jc w:val="both"/>
               <w:rPr>
                 <w:rStyle w:val="14"/>
-                <w:rFonts w:hint="eastAsia"/>
-                <w:lang w:val="en-US" w:eastAsia="zh-CN"/>
-              </w:rPr>
-              <w:t>显示图像</w:t>
+                <w:rFonts w:hint="default"/>
+                <w:lang w:val="en-US" w:eastAsia="zh-CN"/>
+              </w:rPr>
+            </w:pPr>
+            <w:r>
+              <w:rPr>
+                <w:rStyle w:val="14"/>
+                <w:rFonts w:hint="eastAsia"/>
+                <w:lang w:val="en-US" w:eastAsia="zh-CN"/>
+              </w:rPr>
+              <w:t>可视化</w:t>
             </w:r>
           </w:p>
         </w:tc>
@@ -39765,7 +39731,7 @@
                 <w:rFonts w:hint="eastAsia"/>
                 <w:lang w:val="en-US" w:eastAsia="zh-CN"/>
               </w:rPr>
-              <w:t>rviz</w:t>
+              <w:t>rqt_graph</w:t>
             </w:r>
           </w:p>
         </w:tc>
@@ -39789,7 +39755,7 @@
                 <w:rFonts w:hint="eastAsia"/>
                 <w:lang w:val="en-US" w:eastAsia="zh-CN"/>
               </w:rPr>
-              <w:t>可视化</w:t>
+              <w:t>话题</w:t>
             </w:r>
           </w:p>
         </w:tc>
@@ -39814,6 +39780,7 @@
         <w:tc>
           <w:tcPr>
             <w:tcW w:w="0" w:type="auto"/>
+            <w:shd w:val="clear"/>
             <w:vAlign w:val="center"/>
           </w:tcPr>
           <w:p>
@@ -39822,6 +39789,91 @@
               <w:bidi w:val="0"/>
               <w:jc w:val="both"/>
               <w:rPr>
+                <w:rFonts w:hint="eastAsia" w:ascii="华文中宋" w:hAnsi="华文中宋" w:eastAsia="华文中宋" w:cs="华文中宋"/>
+                <w:b/>
+                <w:bCs/>
+                <w:color w:val="FF0000"/>
+                <w:kern w:val="2"/>
+                <w:sz w:val="21"/>
+                <w:szCs w:val="21"/>
+                <w:lang w:val="en-US" w:eastAsia="zh-CN" w:bidi="ar-SA"/>
+              </w:rPr>
+            </w:pPr>
+            <w:r>
+              <w:rPr>
+                <w:rFonts w:hint="eastAsia"/>
+                <w:lang w:val="en-US" w:eastAsia="zh-CN"/>
+              </w:rPr>
+              <w:t>rosrun image_view image_view image:=&lt;topic&gt;</w:t>
+            </w:r>
+          </w:p>
+        </w:tc>
+        <w:tc>
+          <w:tcPr>
+            <w:tcW w:w="0" w:type="auto"/>
+            <w:shd w:val="clear"/>
+            <w:vAlign w:val="center"/>
+          </w:tcPr>
+          <w:p>
+            <w:pPr>
+              <w:jc w:val="both"/>
+              <w:rPr>
+                <w:rFonts w:hint="eastAsia" w:ascii="华文中宋" w:hAnsi="华文中宋" w:eastAsia="华文中宋" w:cs="华文中宋"/>
+                <w:b/>
+                <w:bCs/>
+                <w:color w:val="ED7D31" w:themeColor="accent2"/>
+                <w:kern w:val="2"/>
+                <w:sz w:val="21"/>
+                <w:szCs w:val="21"/>
+                <w:vertAlign w:val="baseline"/>
+                <w:lang w:val="en-US" w:eastAsia="zh-CN" w:bidi="ar-SA"/>
+                <w14:textFill>
+                  <w14:solidFill>
+                    <w14:schemeClr w14:val="accent2"/>
+                  </w14:solidFill>
+                </w14:textFill>
+              </w:rPr>
+            </w:pPr>
+            <w:r>
+              <w:rPr>
+                <w:rStyle w:val="14"/>
+                <w:rFonts w:hint="eastAsia"/>
+                <w:lang w:val="en-US" w:eastAsia="zh-CN"/>
+              </w:rPr>
+              <w:t>显示图像</w:t>
+            </w:r>
+          </w:p>
+        </w:tc>
+      </w:tr>
+      <w:tr>
+        <w:tblPrEx>
+          <w:tblBorders>
+            <w:top w:val="single" w:color="auto" w:sz="4" w:space="0"/>
+            <w:left w:val="single" w:color="auto" w:sz="4" w:space="0"/>
+            <w:bottom w:val="single" w:color="auto" w:sz="4" w:space="0"/>
+            <w:right w:val="single" w:color="auto" w:sz="4" w:space="0"/>
+            <w:insideH w:val="single" w:color="auto" w:sz="4" w:space="0"/>
+            <w:insideV w:val="single" w:color="auto" w:sz="4" w:space="0"/>
+          </w:tblBorders>
+          <w:tblCellMar>
+            <w:top w:w="0" w:type="dxa"/>
+            <w:left w:w="108" w:type="dxa"/>
+            <w:bottom w:w="0" w:type="dxa"/>
+            <w:right w:w="108" w:type="dxa"/>
+          </w:tblCellMar>
+        </w:tblPrEx>
+        <w:tc>
+          <w:tcPr>
+            <w:tcW w:w="0" w:type="auto"/>
+            <w:shd w:val="clear"/>
+            <w:vAlign w:val="center"/>
+          </w:tcPr>
+          <w:p>
+            <w:pPr>
+              <w:pStyle w:val="13"/>
+              <w:bidi w:val="0"/>
+              <w:jc w:val="both"/>
+              <w:rPr>
                 <w:rFonts w:hint="default"/>
                 <w:lang w:val="en-US" w:eastAsia="zh-CN"/>
               </w:rPr>
@@ -39831,13 +39883,14 @@
                 <w:rFonts w:hint="eastAsia"/>
                 <w:lang w:val="en-US" w:eastAsia="zh-CN"/>
               </w:rPr>
-              <w:t>rqt_graph</w:t>
-            </w:r>
-          </w:p>
-        </w:tc>
-        <w:tc>
-          <w:tcPr>
-            <w:tcW w:w="0" w:type="auto"/>
+              <w:t>rosrun moveit_setup_assistant moveit_setup_assistant</w:t>
+            </w:r>
+          </w:p>
+        </w:tc>
+        <w:tc>
+          <w:tcPr>
+            <w:tcW w:w="0" w:type="auto"/>
+            <w:shd w:val="clear"/>
             <w:vAlign w:val="center"/>
           </w:tcPr>
           <w:p>
@@ -39855,8 +39908,10 @@
                 <w:rFonts w:hint="eastAsia"/>
                 <w:lang w:val="en-US" w:eastAsia="zh-CN"/>
               </w:rPr>
-              <w:t>话题</w:t>
-            </w:r>
+              <w:t>moveit配置</w:t>
+            </w:r>
+            <w:bookmarkStart w:id="0" w:name="_GoBack"/>
+            <w:bookmarkEnd w:id="0"/>
           </w:p>
         </w:tc>
       </w:tr>
@@ -43599,12 +43654,6 @@
             <w:insideH w:val="single" w:color="auto" w:sz="4" w:space="0"/>
             <w:insideV w:val="single" w:color="auto" w:sz="4" w:space="0"/>
           </w:tblBorders>
-          <w:tblCellMar>
-            <w:top w:w="0" w:type="dxa"/>
-            <w:left w:w="108" w:type="dxa"/>
-            <w:bottom w:w="0" w:type="dxa"/>
-            <w:right w:w="108" w:type="dxa"/>
-          </w:tblCellMar>
         </w:tblPrEx>
         <w:tc>
           <w:tcPr>

--- a/cpp 系统交互.docx
+++ b/cpp 系统交互.docx
@@ -3755,12 +3755,6 @@
             <w:insideH w:val="single" w:color="auto" w:sz="4" w:space="0"/>
             <w:insideV w:val="single" w:color="auto" w:sz="4" w:space="0"/>
           </w:tblBorders>
-          <w:tblCellMar>
-            <w:top w:w="0" w:type="dxa"/>
-            <w:left w:w="108" w:type="dxa"/>
-            <w:bottom w:w="0" w:type="dxa"/>
-            <w:right w:w="108" w:type="dxa"/>
-          </w:tblCellMar>
         </w:tblPrEx>
         <w:trPr>
           <w:trHeight w:val="182" w:hRule="atLeast"/>
@@ -3874,12 +3868,6 @@
             <w:insideH w:val="single" w:color="auto" w:sz="4" w:space="0"/>
             <w:insideV w:val="single" w:color="auto" w:sz="4" w:space="0"/>
           </w:tblBorders>
-          <w:tblCellMar>
-            <w:top w:w="0" w:type="dxa"/>
-            <w:left w:w="108" w:type="dxa"/>
-            <w:bottom w:w="0" w:type="dxa"/>
-            <w:right w:w="108" w:type="dxa"/>
-          </w:tblCellMar>
         </w:tblPrEx>
         <w:trPr>
           <w:trHeight w:val="307" w:hRule="atLeast"/>
@@ -4011,12 +3999,6 @@
             <w:insideH w:val="single" w:color="auto" w:sz="4" w:space="0"/>
             <w:insideV w:val="single" w:color="auto" w:sz="4" w:space="0"/>
           </w:tblBorders>
-          <w:tblCellMar>
-            <w:top w:w="0" w:type="dxa"/>
-            <w:left w:w="108" w:type="dxa"/>
-            <w:bottom w:w="0" w:type="dxa"/>
-            <w:right w:w="108" w:type="dxa"/>
-          </w:tblCellMar>
         </w:tblPrEx>
         <w:trPr>
           <w:trHeight w:val="307" w:hRule="atLeast"/>
@@ -4131,12 +4113,6 @@
             <w:insideH w:val="single" w:color="auto" w:sz="4" w:space="0"/>
             <w:insideV w:val="single" w:color="auto" w:sz="4" w:space="0"/>
           </w:tblBorders>
-          <w:tblCellMar>
-            <w:top w:w="0" w:type="dxa"/>
-            <w:left w:w="108" w:type="dxa"/>
-            <w:bottom w:w="0" w:type="dxa"/>
-            <w:right w:w="108" w:type="dxa"/>
-          </w:tblCellMar>
         </w:tblPrEx>
         <w:trPr>
           <w:trHeight w:val="307" w:hRule="atLeast"/>
@@ -4316,12 +4292,6 @@
             <w:insideH w:val="single" w:color="auto" w:sz="4" w:space="0"/>
             <w:insideV w:val="single" w:color="auto" w:sz="4" w:space="0"/>
           </w:tblBorders>
-          <w:tblCellMar>
-            <w:top w:w="0" w:type="dxa"/>
-            <w:left w:w="108" w:type="dxa"/>
-            <w:bottom w:w="0" w:type="dxa"/>
-            <w:right w:w="108" w:type="dxa"/>
-          </w:tblCellMar>
         </w:tblPrEx>
         <w:trPr>
           <w:trHeight w:val="307" w:hRule="atLeast"/>
@@ -4500,6 +4470,12 @@
             <w:insideH w:val="single" w:color="auto" w:sz="4" w:space="0"/>
             <w:insideV w:val="single" w:color="auto" w:sz="4" w:space="0"/>
           </w:tblBorders>
+          <w:tblCellMar>
+            <w:top w:w="0" w:type="dxa"/>
+            <w:left w:w="108" w:type="dxa"/>
+            <w:bottom w:w="0" w:type="dxa"/>
+            <w:right w:w="108" w:type="dxa"/>
+          </w:tblCellMar>
         </w:tblPrEx>
         <w:trPr>
           <w:trHeight w:val="182" w:hRule="atLeast"/>
@@ -5715,12 +5691,6 @@
             <w:insideH w:val="single" w:color="auto" w:sz="4" w:space="0"/>
             <w:insideV w:val="single" w:color="auto" w:sz="4" w:space="0"/>
           </w:tblBorders>
-          <w:tblCellMar>
-            <w:top w:w="0" w:type="dxa"/>
-            <w:left w:w="108" w:type="dxa"/>
-            <w:bottom w:w="0" w:type="dxa"/>
-            <w:right w:w="108" w:type="dxa"/>
-          </w:tblCellMar>
         </w:tblPrEx>
         <w:trPr>
           <w:trHeight w:val="182" w:hRule="atLeast"/>
@@ -6332,12 +6302,6 @@
             <w:insideH w:val="single" w:color="auto" w:sz="4" w:space="0"/>
             <w:insideV w:val="single" w:color="auto" w:sz="4" w:space="0"/>
           </w:tblBorders>
-          <w:tblCellMar>
-            <w:top w:w="0" w:type="dxa"/>
-            <w:left w:w="108" w:type="dxa"/>
-            <w:bottom w:w="0" w:type="dxa"/>
-            <w:right w:w="108" w:type="dxa"/>
-          </w:tblCellMar>
         </w:tblPrEx>
         <w:tc>
           <w:tcPr>
@@ -8511,12 +8475,6 @@
             <w:insideH w:val="single" w:color="auto" w:sz="4" w:space="0"/>
             <w:insideV w:val="single" w:color="auto" w:sz="4" w:space="0"/>
           </w:tblBorders>
-          <w:tblCellMar>
-            <w:top w:w="0" w:type="dxa"/>
-            <w:left w:w="108" w:type="dxa"/>
-            <w:bottom w:w="0" w:type="dxa"/>
-            <w:right w:w="108" w:type="dxa"/>
-          </w:tblCellMar>
         </w:tblPrEx>
         <w:trPr>
           <w:trHeight w:val="299" w:hRule="atLeast"/>
@@ -8744,12 +8702,6 @@
             <w:insideH w:val="single" w:color="auto" w:sz="4" w:space="0"/>
             <w:insideV w:val="single" w:color="auto" w:sz="4" w:space="0"/>
           </w:tblBorders>
-          <w:tblCellMar>
-            <w:top w:w="0" w:type="dxa"/>
-            <w:left w:w="108" w:type="dxa"/>
-            <w:bottom w:w="0" w:type="dxa"/>
-            <w:right w:w="108" w:type="dxa"/>
-          </w:tblCellMar>
         </w:tblPrEx>
         <w:trPr>
           <w:trHeight w:val="299" w:hRule="atLeast"/>
@@ -8980,12 +8932,6 @@
             <w:insideH w:val="single" w:color="auto" w:sz="4" w:space="0"/>
             <w:insideV w:val="single" w:color="auto" w:sz="4" w:space="0"/>
           </w:tblBorders>
-          <w:tblCellMar>
-            <w:top w:w="0" w:type="dxa"/>
-            <w:left w:w="108" w:type="dxa"/>
-            <w:bottom w:w="0" w:type="dxa"/>
-            <w:right w:w="108" w:type="dxa"/>
-          </w:tblCellMar>
         </w:tblPrEx>
         <w:trPr>
           <w:trHeight w:val="182" w:hRule="atLeast"/>
@@ -9229,12 +9175,6 @@
             <w:insideH w:val="single" w:color="auto" w:sz="4" w:space="0"/>
             <w:insideV w:val="single" w:color="auto" w:sz="4" w:space="0"/>
           </w:tblBorders>
-          <w:tblCellMar>
-            <w:top w:w="0" w:type="dxa"/>
-            <w:left w:w="108" w:type="dxa"/>
-            <w:bottom w:w="0" w:type="dxa"/>
-            <w:right w:w="108" w:type="dxa"/>
-          </w:tblCellMar>
         </w:tblPrEx>
         <w:trPr>
           <w:trHeight w:val="182" w:hRule="atLeast"/>
@@ -9489,12 +9429,6 @@
             <w:insideH w:val="single" w:color="auto" w:sz="4" w:space="0"/>
             <w:insideV w:val="single" w:color="auto" w:sz="4" w:space="0"/>
           </w:tblBorders>
-          <w:tblCellMar>
-            <w:top w:w="0" w:type="dxa"/>
-            <w:left w:w="108" w:type="dxa"/>
-            <w:bottom w:w="0" w:type="dxa"/>
-            <w:right w:w="108" w:type="dxa"/>
-          </w:tblCellMar>
         </w:tblPrEx>
         <w:trPr>
           <w:trHeight w:val="182" w:hRule="atLeast"/>
@@ -11364,12 +11298,6 @@
             <w:insideH w:val="single" w:color="auto" w:sz="4" w:space="0"/>
             <w:insideV w:val="single" w:color="auto" w:sz="4" w:space="0"/>
           </w:tblBorders>
-          <w:tblCellMar>
-            <w:top w:w="0" w:type="dxa"/>
-            <w:left w:w="108" w:type="dxa"/>
-            <w:bottom w:w="0" w:type="dxa"/>
-            <w:right w:w="108" w:type="dxa"/>
-          </w:tblCellMar>
         </w:tblPrEx>
         <w:tc>
           <w:tcPr>
@@ -11446,6 +11374,122 @@
                 <w:lang w:val="en-US" w:eastAsia="zh-CN"/>
               </w:rPr>
               <w:t>信息</w:t>
+            </w:r>
+          </w:p>
+        </w:tc>
+      </w:tr>
+      <w:tr>
+        <w:tblPrEx>
+          <w:tblBorders>
+            <w:top w:val="single" w:color="auto" w:sz="4" w:space="0"/>
+            <w:left w:val="single" w:color="auto" w:sz="4" w:space="0"/>
+            <w:bottom w:val="single" w:color="auto" w:sz="4" w:space="0"/>
+            <w:right w:val="single" w:color="auto" w:sz="4" w:space="0"/>
+            <w:insideH w:val="single" w:color="auto" w:sz="4" w:space="0"/>
+            <w:insideV w:val="single" w:color="auto" w:sz="4" w:space="0"/>
+          </w:tblBorders>
+        </w:tblPrEx>
+        <w:tc>
+          <w:tcPr>
+            <w:tcW w:w="0" w:type="auto"/>
+            <w:vMerge w:val="restart"/>
+            <w:vAlign w:val="center"/>
+          </w:tcPr>
+          <w:p>
+            <w:pPr>
+              <w:pStyle w:val="13"/>
+              <w:bidi w:val="0"/>
+              <w:jc w:val="both"/>
+              <w:rPr>
+                <w:rFonts w:hint="default" w:ascii="华文中宋" w:hAnsi="华文中宋" w:eastAsia="华文中宋" w:cs="华文中宋"/>
+                <w:b/>
+                <w:bCs/>
+                <w:color w:val="ED7D31" w:themeColor="accent2"/>
+                <w:kern w:val="2"/>
+                <w:sz w:val="21"/>
+                <w:szCs w:val="21"/>
+                <w:vertAlign w:val="baseline"/>
+                <w:lang w:val="en-US" w:eastAsia="zh-CN" w:bidi="ar-SA"/>
+                <w14:textFill>
+                  <w14:solidFill>
+                    <w14:schemeClr w14:val="accent2"/>
+                  </w14:solidFill>
+                </w14:textFill>
+              </w:rPr>
+            </w:pPr>
+            <w:r>
+              <w:rPr>
+                <w:rFonts w:hint="eastAsia" w:cs="华文中宋"/>
+                <w:b/>
+                <w:bCs/>
+                <w:color w:val="ED7D31" w:themeColor="accent2"/>
+                <w:kern w:val="2"/>
+                <w:sz w:val="21"/>
+                <w:szCs w:val="21"/>
+                <w:vertAlign w:val="baseline"/>
+                <w:lang w:val="en-US" w:eastAsia="zh-CN" w:bidi="ar-SA"/>
+                <w14:textFill>
+                  <w14:solidFill>
+                    <w14:schemeClr w14:val="accent2"/>
+                  </w14:solidFill>
+                </w14:textFill>
+              </w:rPr>
+              <w:t>话题</w:t>
+            </w:r>
+          </w:p>
+        </w:tc>
+        <w:tc>
+          <w:tcPr>
+            <w:tcW w:w="0" w:type="auto"/>
+            <w:vAlign w:val="center"/>
+          </w:tcPr>
+          <w:p>
+            <w:pPr>
+              <w:pStyle w:val="13"/>
+              <w:bidi w:val="0"/>
+              <w:jc w:val="both"/>
+              <w:rPr>
+                <w:rFonts w:hint="default"/>
+                <w:lang w:val="en-US" w:eastAsia="zh-CN"/>
+              </w:rPr>
+            </w:pPr>
+            <w:r>
+              <w:rPr>
+                <w:rFonts w:hint="eastAsia"/>
+                <w:lang w:val="en-US" w:eastAsia="zh-CN"/>
+              </w:rPr>
+              <w:t>ros2 topic list</w:t>
+            </w:r>
+          </w:p>
+        </w:tc>
+        <w:tc>
+          <w:tcPr>
+            <w:tcW w:w="0" w:type="auto"/>
+            <w:vAlign w:val="center"/>
+          </w:tcPr>
+          <w:p>
+            <w:pPr>
+              <w:pStyle w:val="12"/>
+              <w:bidi w:val="0"/>
+              <w:jc w:val="both"/>
+              <w:rPr>
+                <w:rFonts w:hint="eastAsia" w:ascii="华文中宋" w:hAnsi="华文中宋" w:eastAsia="华文中宋" w:cs="华文中宋"/>
+                <w:b/>
+                <w:bCs/>
+                <w:color w:val="EA82E5"/>
+                <w:kern w:val="2"/>
+                <w:sz w:val="21"/>
+                <w:szCs w:val="21"/>
+                <w:vertAlign w:val="baseline"/>
+                <w:lang w:val="en-US" w:eastAsia="zh-CN" w:bidi="ar-SA"/>
+              </w:rPr>
+            </w:pPr>
+            <w:r>
+              <w:rPr>
+                <w:rFonts w:hint="eastAsia"/>
+                <w:lang w:val="en-US" w:eastAsia="zh-CN"/>
+              </w:rPr>
+              <w:t>列表</w:t>
             </w:r>
           </w:p>
         </w:tc>
@@ -11470,7 +11514,7 @@
         <w:tc>
           <w:tcPr>
             <w:tcW w:w="0" w:type="auto"/>
-            <w:vMerge w:val="restart"/>
+            <w:vMerge w:val="continue"/>
             <w:vAlign w:val="center"/>
           </w:tcPr>
           <w:p>
@@ -11479,41 +11523,22 @@
               <w:bidi w:val="0"/>
               <w:jc w:val="both"/>
               <w:rPr>
-                <w:rFonts w:hint="default" w:ascii="华文中宋" w:hAnsi="华文中宋" w:eastAsia="华文中宋" w:cs="华文中宋"/>
-                <w:b/>
-                <w:bCs/>
-                <w:color w:val="ED7D31" w:themeColor="accent2"/>
-                <w:kern w:val="2"/>
-                <w:sz w:val="21"/>
-                <w:szCs w:val="21"/>
-                <w:vertAlign w:val="baseline"/>
-                <w:lang w:val="en-US" w:eastAsia="zh-CN" w:bidi="ar-SA"/>
-                <w14:textFill>
-                  <w14:solidFill>
-                    <w14:schemeClr w14:val="accent2"/>
-                  </w14:solidFill>
-                </w14:textFill>
-              </w:rPr>
-            </w:pPr>
-            <w:r>
-              <w:rPr>
-                <w:rFonts w:hint="eastAsia" w:cs="华文中宋"/>
-                <w:b/>
-                <w:bCs/>
-                <w:color w:val="ED7D31" w:themeColor="accent2"/>
-                <w:kern w:val="2"/>
-                <w:sz w:val="21"/>
-                <w:szCs w:val="21"/>
-                <w:vertAlign w:val="baseline"/>
-                <w:lang w:val="en-US" w:eastAsia="zh-CN" w:bidi="ar-SA"/>
-                <w14:textFill>
-                  <w14:solidFill>
-                    <w14:schemeClr w14:val="accent2"/>
-                  </w14:solidFill>
-                </w14:textFill>
-              </w:rPr>
-              <w:t>话题</w:t>
-            </w:r>
+                <w:rFonts w:hint="eastAsia" w:cs="华文中宋"/>
+                <w:b/>
+                <w:bCs/>
+                <w:color w:val="ED7D31" w:themeColor="accent2"/>
+                <w:kern w:val="2"/>
+                <w:sz w:val="21"/>
+                <w:szCs w:val="21"/>
+                <w:vertAlign w:val="baseline"/>
+                <w:lang w:val="en-US" w:eastAsia="zh-CN" w:bidi="ar-SA"/>
+                <w14:textFill>
+                  <w14:solidFill>
+                    <w14:schemeClr w14:val="accent2"/>
+                  </w14:solidFill>
+                </w14:textFill>
+              </w:rPr>
+            </w:pPr>
           </w:p>
         </w:tc>
         <w:tc>
@@ -11536,7 +11561,7 @@
                 <w:rFonts w:hint="eastAsia"/>
                 <w:lang w:val="en-US" w:eastAsia="zh-CN"/>
               </w:rPr>
-              <w:t>ros2 topic list</w:t>
+              <w:t>ros2 topic echo &lt;topic&gt;</w:t>
             </w:r>
           </w:p>
         </w:tc>
@@ -11558,16 +11583,15 @@
                 <w:kern w:val="2"/>
                 <w:sz w:val="21"/>
                 <w:szCs w:val="21"/>
-                <w:vertAlign w:val="baseline"/>
-                <w:lang w:val="en-US" w:eastAsia="zh-CN" w:bidi="ar-SA"/>
-              </w:rPr>
-            </w:pPr>
-            <w:r>
-              <w:rPr>
-                <w:rFonts w:hint="eastAsia"/>
-                <w:lang w:val="en-US" w:eastAsia="zh-CN"/>
-              </w:rPr>
-              <w:t>列表</w:t>
+                <w:lang w:val="en-US" w:eastAsia="zh-CN" w:bidi="ar-SA"/>
+              </w:rPr>
+            </w:pPr>
+            <w:r>
+              <w:rPr>
+                <w:rFonts w:hint="eastAsia"/>
+                <w:lang w:val="en-US" w:eastAsia="zh-CN"/>
+              </w:rPr>
+              <w:t>订阅</w:t>
             </w:r>
           </w:p>
         </w:tc>
@@ -11639,7 +11663,7 @@
                 <w:rFonts w:hint="eastAsia"/>
                 <w:lang w:val="en-US" w:eastAsia="zh-CN"/>
               </w:rPr>
-              <w:t>ros2 topic echo &lt;topic&gt;</w:t>
+              <w:t>ros2 topic pub &lt;topic&gt; &lt;msgT&gt; &lt;value&gt;</w:t>
             </w:r>
           </w:p>
         </w:tc>
@@ -11654,22 +11678,16 @@
               <w:bidi w:val="0"/>
               <w:jc w:val="both"/>
               <w:rPr>
-                <w:rFonts w:hint="eastAsia" w:ascii="华文中宋" w:hAnsi="华文中宋" w:eastAsia="华文中宋" w:cs="华文中宋"/>
-                <w:b/>
-                <w:bCs/>
-                <w:color w:val="EA82E5"/>
-                <w:kern w:val="2"/>
-                <w:sz w:val="21"/>
-                <w:szCs w:val="21"/>
-                <w:lang w:val="en-US" w:eastAsia="zh-CN" w:bidi="ar-SA"/>
-              </w:rPr>
-            </w:pPr>
-            <w:r>
-              <w:rPr>
-                <w:rFonts w:hint="eastAsia"/>
-                <w:lang w:val="en-US" w:eastAsia="zh-CN"/>
-              </w:rPr>
-              <w:t>订阅</w:t>
+                <w:rFonts w:hint="default"/>
+                <w:lang w:val="en-US" w:eastAsia="zh-CN"/>
+              </w:rPr>
+            </w:pPr>
+            <w:r>
+              <w:rPr>
+                <w:rFonts w:hint="eastAsia"/>
+                <w:lang w:val="en-US" w:eastAsia="zh-CN"/>
+              </w:rPr>
+              <w:t>发布</w:t>
             </w:r>
           </w:p>
         </w:tc>
@@ -11694,7 +11712,7 @@
         <w:tc>
           <w:tcPr>
             <w:tcW w:w="0" w:type="auto"/>
-            <w:vMerge w:val="continue"/>
+            <w:vMerge w:val="restart"/>
             <w:vAlign w:val="center"/>
           </w:tcPr>
           <w:p>
@@ -11703,22 +11721,41 @@
               <w:bidi w:val="0"/>
               <w:jc w:val="both"/>
               <w:rPr>
-                <w:rFonts w:hint="eastAsia" w:cs="华文中宋"/>
-                <w:b/>
-                <w:bCs/>
-                <w:color w:val="ED7D31" w:themeColor="accent2"/>
-                <w:kern w:val="2"/>
-                <w:sz w:val="21"/>
-                <w:szCs w:val="21"/>
-                <w:vertAlign w:val="baseline"/>
-                <w:lang w:val="en-US" w:eastAsia="zh-CN" w:bidi="ar-SA"/>
-                <w14:textFill>
-                  <w14:solidFill>
-                    <w14:schemeClr w14:val="accent2"/>
-                  </w14:solidFill>
-                </w14:textFill>
-              </w:rPr>
-            </w:pPr>
+                <w:rFonts w:hint="default" w:cs="华文中宋"/>
+                <w:b/>
+                <w:bCs/>
+                <w:color w:val="ED7D31" w:themeColor="accent2"/>
+                <w:kern w:val="2"/>
+                <w:sz w:val="21"/>
+                <w:szCs w:val="21"/>
+                <w:vertAlign w:val="baseline"/>
+                <w:lang w:val="en-US" w:eastAsia="zh-CN" w:bidi="ar-SA"/>
+                <w14:textFill>
+                  <w14:solidFill>
+                    <w14:schemeClr w14:val="accent2"/>
+                  </w14:solidFill>
+                </w14:textFill>
+              </w:rPr>
+            </w:pPr>
+            <w:r>
+              <w:rPr>
+                <w:rFonts w:hint="eastAsia" w:cs="华文中宋"/>
+                <w:b/>
+                <w:bCs/>
+                <w:color w:val="ED7D31" w:themeColor="accent2"/>
+                <w:kern w:val="2"/>
+                <w:sz w:val="21"/>
+                <w:szCs w:val="21"/>
+                <w:vertAlign w:val="baseline"/>
+                <w:lang w:val="en-US" w:eastAsia="zh-CN" w:bidi="ar-SA"/>
+                <w14:textFill>
+                  <w14:solidFill>
+                    <w14:schemeClr w14:val="accent2"/>
+                  </w14:solidFill>
+                </w14:textFill>
+              </w:rPr>
+              <w:t>封装</w:t>
+            </w:r>
           </w:p>
         </w:tc>
         <w:tc>
@@ -11741,7 +11778,7 @@
                 <w:rFonts w:hint="eastAsia"/>
                 <w:lang w:val="en-US" w:eastAsia="zh-CN"/>
               </w:rPr>
-              <w:t>ros2 topic pub &lt;topic&gt; &lt;msgT&gt; &lt;value&gt;</w:t>
+              <w:t>ros2 bag record &lt;topic...&gt;</w:t>
             </w:r>
           </w:p>
         </w:tc>
@@ -11765,7 +11802,26 @@
                 <w:rFonts w:hint="eastAsia"/>
                 <w:lang w:val="en-US" w:eastAsia="zh-CN"/>
               </w:rPr>
-              <w:t>发布</w:t>
+              <w:t>导出</w:t>
+            </w:r>
+            <w:r>
+              <w:rPr>
+                <w:rFonts w:hint="eastAsia" w:ascii="华文中宋" w:hAnsi="华文中宋" w:eastAsia="华文中宋" w:cs="华文中宋"/>
+                <w:b/>
+                <w:bCs/>
+                <w:color w:val="ED7D31" w:themeColor="accent2"/>
+                <w:kern w:val="2"/>
+                <w:sz w:val="21"/>
+                <w:szCs w:val="21"/>
+                <w:vertAlign w:val="baseline"/>
+                <w:lang w:val="en-US" w:eastAsia="zh-CN" w:bidi="ar-SA"/>
+                <w14:textFill>
+                  <w14:solidFill>
+                    <w14:schemeClr w14:val="accent2"/>
+                  </w14:solidFill>
+                </w14:textFill>
+              </w:rPr>
+              <w:t>数据</w:t>
             </w:r>
           </w:p>
         </w:tc>
@@ -11790,7 +11846,7 @@
         <w:tc>
           <w:tcPr>
             <w:tcW w:w="0" w:type="auto"/>
-            <w:vMerge w:val="restart"/>
+            <w:vMerge w:val="continue"/>
             <w:vAlign w:val="center"/>
           </w:tcPr>
           <w:p>
@@ -11799,41 +11855,22 @@
               <w:bidi w:val="0"/>
               <w:jc w:val="both"/>
               <w:rPr>
-                <w:rFonts w:hint="default" w:cs="华文中宋"/>
-                <w:b/>
-                <w:bCs/>
-                <w:color w:val="ED7D31" w:themeColor="accent2"/>
-                <w:kern w:val="2"/>
-                <w:sz w:val="21"/>
-                <w:szCs w:val="21"/>
-                <w:vertAlign w:val="baseline"/>
-                <w:lang w:val="en-US" w:eastAsia="zh-CN" w:bidi="ar-SA"/>
-                <w14:textFill>
-                  <w14:solidFill>
-                    <w14:schemeClr w14:val="accent2"/>
-                  </w14:solidFill>
-                </w14:textFill>
-              </w:rPr>
-            </w:pPr>
-            <w:r>
-              <w:rPr>
-                <w:rFonts w:hint="eastAsia" w:cs="华文中宋"/>
-                <w:b/>
-                <w:bCs/>
-                <w:color w:val="ED7D31" w:themeColor="accent2"/>
-                <w:kern w:val="2"/>
-                <w:sz w:val="21"/>
-                <w:szCs w:val="21"/>
-                <w:vertAlign w:val="baseline"/>
-                <w:lang w:val="en-US" w:eastAsia="zh-CN" w:bidi="ar-SA"/>
-                <w14:textFill>
-                  <w14:solidFill>
-                    <w14:schemeClr w14:val="accent2"/>
-                  </w14:solidFill>
-                </w14:textFill>
-              </w:rPr>
-              <w:t>封装</w:t>
-            </w:r>
+                <w:rFonts w:hint="eastAsia" w:cs="华文中宋"/>
+                <w:b/>
+                <w:bCs/>
+                <w:color w:val="ED7D31" w:themeColor="accent2"/>
+                <w:kern w:val="2"/>
+                <w:sz w:val="21"/>
+                <w:szCs w:val="21"/>
+                <w:vertAlign w:val="baseline"/>
+                <w:lang w:val="en-US" w:eastAsia="zh-CN" w:bidi="ar-SA"/>
+                <w14:textFill>
+                  <w14:solidFill>
+                    <w14:schemeClr w14:val="accent2"/>
+                  </w14:solidFill>
+                </w14:textFill>
+              </w:rPr>
+            </w:pPr>
           </w:p>
         </w:tc>
         <w:tc>
@@ -11856,7 +11893,7 @@
                 <w:rFonts w:hint="eastAsia"/>
                 <w:lang w:val="en-US" w:eastAsia="zh-CN"/>
               </w:rPr>
-              <w:t>ros2 bag record &lt;topic...&gt;</w:t>
+              <w:t>ros2 bag play &lt;path&gt;</w:t>
             </w:r>
           </w:p>
         </w:tc>
@@ -11880,26 +11917,7 @@
                 <w:rFonts w:hint="eastAsia"/>
                 <w:lang w:val="en-US" w:eastAsia="zh-CN"/>
               </w:rPr>
-              <w:t>导出</w:t>
-            </w:r>
-            <w:r>
-              <w:rPr>
-                <w:rFonts w:hint="eastAsia" w:ascii="华文中宋" w:hAnsi="华文中宋" w:eastAsia="华文中宋" w:cs="华文中宋"/>
-                <w:b/>
-                <w:bCs/>
-                <w:color w:val="ED7D31" w:themeColor="accent2"/>
-                <w:kern w:val="2"/>
-                <w:sz w:val="21"/>
-                <w:szCs w:val="21"/>
-                <w:vertAlign w:val="baseline"/>
-                <w:lang w:val="en-US" w:eastAsia="zh-CN" w:bidi="ar-SA"/>
-                <w14:textFill>
-                  <w14:solidFill>
-                    <w14:schemeClr w14:val="accent2"/>
-                  </w14:solidFill>
-                </w14:textFill>
-              </w:rPr>
-              <w:t>数据</w:t>
+              <w:t>复现</w:t>
             </w:r>
           </w:p>
         </w:tc>
@@ -11914,108 +11932,6 @@
             <w:insideH w:val="single" w:color="auto" w:sz="4" w:space="0"/>
             <w:insideV w:val="single" w:color="auto" w:sz="4" w:space="0"/>
           </w:tblBorders>
-          <w:tblCellMar>
-            <w:top w:w="0" w:type="dxa"/>
-            <w:left w:w="108" w:type="dxa"/>
-            <w:bottom w:w="0" w:type="dxa"/>
-            <w:right w:w="108" w:type="dxa"/>
-          </w:tblCellMar>
-        </w:tblPrEx>
-        <w:tc>
-          <w:tcPr>
-            <w:tcW w:w="0" w:type="auto"/>
-            <w:vMerge w:val="continue"/>
-            <w:vAlign w:val="center"/>
-          </w:tcPr>
-          <w:p>
-            <w:pPr>
-              <w:pStyle w:val="13"/>
-              <w:bidi w:val="0"/>
-              <w:jc w:val="both"/>
-              <w:rPr>
-                <w:rFonts w:hint="eastAsia" w:cs="华文中宋"/>
-                <w:b/>
-                <w:bCs/>
-                <w:color w:val="ED7D31" w:themeColor="accent2"/>
-                <w:kern w:val="2"/>
-                <w:sz w:val="21"/>
-                <w:szCs w:val="21"/>
-                <w:vertAlign w:val="baseline"/>
-                <w:lang w:val="en-US" w:eastAsia="zh-CN" w:bidi="ar-SA"/>
-                <w14:textFill>
-                  <w14:solidFill>
-                    <w14:schemeClr w14:val="accent2"/>
-                  </w14:solidFill>
-                </w14:textFill>
-              </w:rPr>
-            </w:pPr>
-          </w:p>
-        </w:tc>
-        <w:tc>
-          <w:tcPr>
-            <w:tcW w:w="0" w:type="auto"/>
-            <w:vAlign w:val="center"/>
-          </w:tcPr>
-          <w:p>
-            <w:pPr>
-              <w:pStyle w:val="13"/>
-              <w:bidi w:val="0"/>
-              <w:jc w:val="both"/>
-              <w:rPr>
-                <w:rFonts w:hint="default"/>
-                <w:lang w:val="en-US" w:eastAsia="zh-CN"/>
-              </w:rPr>
-            </w:pPr>
-            <w:r>
-              <w:rPr>
-                <w:rFonts w:hint="eastAsia"/>
-                <w:lang w:val="en-US" w:eastAsia="zh-CN"/>
-              </w:rPr>
-              <w:t>ros2 bag play &lt;path&gt;</w:t>
-            </w:r>
-          </w:p>
-        </w:tc>
-        <w:tc>
-          <w:tcPr>
-            <w:tcW w:w="0" w:type="auto"/>
-            <w:vAlign w:val="center"/>
-          </w:tcPr>
-          <w:p>
-            <w:pPr>
-              <w:pStyle w:val="12"/>
-              <w:bidi w:val="0"/>
-              <w:jc w:val="both"/>
-              <w:rPr>
-                <w:rFonts w:hint="default"/>
-                <w:lang w:val="en-US" w:eastAsia="zh-CN"/>
-              </w:rPr>
-            </w:pPr>
-            <w:r>
-              <w:rPr>
-                <w:rFonts w:hint="eastAsia"/>
-                <w:lang w:val="en-US" w:eastAsia="zh-CN"/>
-              </w:rPr>
-              <w:t>复现</w:t>
-            </w:r>
-          </w:p>
-        </w:tc>
-      </w:tr>
-      <w:tr>
-        <w:tblPrEx>
-          <w:tblBorders>
-            <w:top w:val="single" w:color="auto" w:sz="4" w:space="0"/>
-            <w:left w:val="single" w:color="auto" w:sz="4" w:space="0"/>
-            <w:bottom w:val="single" w:color="auto" w:sz="4" w:space="0"/>
-            <w:right w:val="single" w:color="auto" w:sz="4" w:space="0"/>
-            <w:insideH w:val="single" w:color="auto" w:sz="4" w:space="0"/>
-            <w:insideV w:val="single" w:color="auto" w:sz="4" w:space="0"/>
-          </w:tblBorders>
-          <w:tblCellMar>
-            <w:top w:w="0" w:type="dxa"/>
-            <w:left w:w="108" w:type="dxa"/>
-            <w:bottom w:w="0" w:type="dxa"/>
-            <w:right w:w="108" w:type="dxa"/>
-          </w:tblCellMar>
         </w:tblPrEx>
         <w:trPr>
           <w:trHeight w:val="90" w:hRule="atLeast"/>
@@ -12261,12 +12177,6 @@
             <w:insideH w:val="single" w:color="auto" w:sz="4" w:space="0"/>
             <w:insideV w:val="single" w:color="auto" w:sz="4" w:space="0"/>
           </w:tblBorders>
-          <w:tblCellMar>
-            <w:top w:w="0" w:type="dxa"/>
-            <w:left w:w="108" w:type="dxa"/>
-            <w:bottom w:w="0" w:type="dxa"/>
-            <w:right w:w="108" w:type="dxa"/>
-          </w:tblCellMar>
         </w:tblPrEx>
         <w:tc>
           <w:tcPr>
@@ -13012,12 +12922,6 @@
             <w:insideH w:val="single" w:color="auto" w:sz="4" w:space="0"/>
             <w:insideV w:val="single" w:color="auto" w:sz="4" w:space="0"/>
           </w:tblBorders>
-          <w:tblCellMar>
-            <w:top w:w="0" w:type="dxa"/>
-            <w:left w:w="108" w:type="dxa"/>
-            <w:bottom w:w="0" w:type="dxa"/>
-            <w:right w:w="108" w:type="dxa"/>
-          </w:tblCellMar>
         </w:tblPrEx>
         <w:tc>
           <w:tcPr>
@@ -13055,12 +12959,6 @@
             <w:insideH w:val="single" w:color="auto" w:sz="4" w:space="0"/>
             <w:insideV w:val="single" w:color="auto" w:sz="4" w:space="0"/>
           </w:tblBorders>
-          <w:tblCellMar>
-            <w:top w:w="0" w:type="dxa"/>
-            <w:left w:w="108" w:type="dxa"/>
-            <w:bottom w:w="0" w:type="dxa"/>
-            <w:right w:w="108" w:type="dxa"/>
-          </w:tblCellMar>
         </w:tblPrEx>
         <w:tc>
           <w:tcPr>
@@ -13156,12 +13054,6 @@
             <w:insideH w:val="single" w:color="auto" w:sz="4" w:space="0"/>
             <w:insideV w:val="single" w:color="auto" w:sz="4" w:space="0"/>
           </w:tblBorders>
-          <w:tblCellMar>
-            <w:top w:w="0" w:type="dxa"/>
-            <w:left w:w="108" w:type="dxa"/>
-            <w:bottom w:w="0" w:type="dxa"/>
-            <w:right w:w="108" w:type="dxa"/>
-          </w:tblCellMar>
         </w:tblPrEx>
         <w:tc>
           <w:tcPr>
@@ -13238,12 +13130,6 @@
             <w:insideH w:val="single" w:color="auto" w:sz="4" w:space="0"/>
             <w:insideV w:val="single" w:color="auto" w:sz="4" w:space="0"/>
           </w:tblBorders>
-          <w:tblCellMar>
-            <w:top w:w="0" w:type="dxa"/>
-            <w:left w:w="108" w:type="dxa"/>
-            <w:bottom w:w="0" w:type="dxa"/>
-            <w:right w:w="108" w:type="dxa"/>
-          </w:tblCellMar>
         </w:tblPrEx>
         <w:tc>
           <w:tcPr>
@@ -14729,6 +14615,12 @@
             <w:insideH w:val="single" w:color="auto" w:sz="4" w:space="0"/>
             <w:insideV w:val="single" w:color="auto" w:sz="4" w:space="0"/>
           </w:tblBorders>
+          <w:tblCellMar>
+            <w:top w:w="0" w:type="dxa"/>
+            <w:left w:w="108" w:type="dxa"/>
+            <w:bottom w:w="0" w:type="dxa"/>
+            <w:right w:w="108" w:type="dxa"/>
+          </w:tblCellMar>
         </w:tblPrEx>
         <w:tc>
           <w:tcPr>
@@ -15084,12 +14976,6 @@
             <w:insideH w:val="single" w:color="auto" w:sz="4" w:space="0"/>
             <w:insideV w:val="single" w:color="auto" w:sz="4" w:space="0"/>
           </w:tblBorders>
-          <w:tblCellMar>
-            <w:top w:w="0" w:type="dxa"/>
-            <w:left w:w="108" w:type="dxa"/>
-            <w:bottom w:w="0" w:type="dxa"/>
-            <w:right w:w="108" w:type="dxa"/>
-          </w:tblCellMar>
         </w:tblPrEx>
         <w:tc>
           <w:tcPr>
@@ -15452,12 +15338,6 @@
             <w:insideH w:val="single" w:color="auto" w:sz="4" w:space="0"/>
             <w:insideV w:val="single" w:color="auto" w:sz="4" w:space="0"/>
           </w:tblBorders>
-          <w:tblCellMar>
-            <w:top w:w="0" w:type="dxa"/>
-            <w:left w:w="108" w:type="dxa"/>
-            <w:bottom w:w="0" w:type="dxa"/>
-            <w:right w:w="108" w:type="dxa"/>
-          </w:tblCellMar>
         </w:tblPrEx>
         <w:tc>
           <w:tcPr>
@@ -16491,12 +16371,6 @@
             <w:insideH w:val="single" w:color="auto" w:sz="4" w:space="0"/>
             <w:insideV w:val="single" w:color="auto" w:sz="4" w:space="0"/>
           </w:tblBorders>
-          <w:tblCellMar>
-            <w:top w:w="0" w:type="dxa"/>
-            <w:left w:w="108" w:type="dxa"/>
-            <w:bottom w:w="0" w:type="dxa"/>
-            <w:right w:w="108" w:type="dxa"/>
-          </w:tblCellMar>
         </w:tblPrEx>
         <w:tc>
           <w:tcPr>
@@ -16953,12 +16827,6 @@
             <w:insideH w:val="single" w:color="auto" w:sz="4" w:space="0"/>
             <w:insideV w:val="single" w:color="auto" w:sz="4" w:space="0"/>
           </w:tblBorders>
-          <w:tblCellMar>
-            <w:top w:w="0" w:type="dxa"/>
-            <w:left w:w="108" w:type="dxa"/>
-            <w:bottom w:w="0" w:type="dxa"/>
-            <w:right w:w="108" w:type="dxa"/>
-          </w:tblCellMar>
         </w:tblPrEx>
         <w:tc>
           <w:tcPr>
@@ -17325,12 +17193,6 @@
             <w:insideH w:val="single" w:color="auto" w:sz="4" w:space="0"/>
             <w:insideV w:val="single" w:color="auto" w:sz="4" w:space="0"/>
           </w:tblBorders>
-          <w:tblCellMar>
-            <w:top w:w="0" w:type="dxa"/>
-            <w:left w:w="108" w:type="dxa"/>
-            <w:bottom w:w="0" w:type="dxa"/>
-            <w:right w:w="108" w:type="dxa"/>
-          </w:tblCellMar>
         </w:tblPrEx>
         <w:tc>
           <w:tcPr>
@@ -17379,12 +17241,6 @@
             <w:insideH w:val="single" w:color="auto" w:sz="4" w:space="0"/>
             <w:insideV w:val="single" w:color="auto" w:sz="4" w:space="0"/>
           </w:tblBorders>
-          <w:tblCellMar>
-            <w:top w:w="0" w:type="dxa"/>
-            <w:left w:w="108" w:type="dxa"/>
-            <w:bottom w:w="0" w:type="dxa"/>
-            <w:right w:w="108" w:type="dxa"/>
-          </w:tblCellMar>
         </w:tblPrEx>
         <w:tc>
           <w:tcPr>
@@ -17482,12 +17338,6 @@
             <w:insideH w:val="single" w:color="auto" w:sz="4" w:space="0"/>
             <w:insideV w:val="single" w:color="auto" w:sz="4" w:space="0"/>
           </w:tblBorders>
-          <w:tblCellMar>
-            <w:top w:w="0" w:type="dxa"/>
-            <w:left w:w="108" w:type="dxa"/>
-            <w:bottom w:w="0" w:type="dxa"/>
-            <w:right w:w="108" w:type="dxa"/>
-          </w:tblCellMar>
         </w:tblPrEx>
         <w:tc>
           <w:tcPr>
@@ -17589,12 +17439,6 @@
             <w:insideH w:val="single" w:color="auto" w:sz="4" w:space="0"/>
             <w:insideV w:val="single" w:color="auto" w:sz="4" w:space="0"/>
           </w:tblBorders>
-          <w:tblCellMar>
-            <w:top w:w="0" w:type="dxa"/>
-            <w:left w:w="108" w:type="dxa"/>
-            <w:bottom w:w="0" w:type="dxa"/>
-            <w:right w:w="108" w:type="dxa"/>
-          </w:tblCellMar>
         </w:tblPrEx>
         <w:tc>
           <w:tcPr>
@@ -17713,12 +17557,6 @@
             <w:insideH w:val="single" w:color="auto" w:sz="4" w:space="0"/>
             <w:insideV w:val="single" w:color="auto" w:sz="4" w:space="0"/>
           </w:tblBorders>
-          <w:tblCellMar>
-            <w:top w:w="0" w:type="dxa"/>
-            <w:left w:w="108" w:type="dxa"/>
-            <w:bottom w:w="0" w:type="dxa"/>
-            <w:right w:w="108" w:type="dxa"/>
-          </w:tblCellMar>
         </w:tblPrEx>
         <w:tc>
           <w:tcPr>
@@ -17753,12 +17591,6 @@
             <w:insideH w:val="single" w:color="auto" w:sz="4" w:space="0"/>
             <w:insideV w:val="single" w:color="auto" w:sz="4" w:space="0"/>
           </w:tblBorders>
-          <w:tblCellMar>
-            <w:top w:w="0" w:type="dxa"/>
-            <w:left w:w="108" w:type="dxa"/>
-            <w:bottom w:w="0" w:type="dxa"/>
-            <w:right w:w="108" w:type="dxa"/>
-          </w:tblCellMar>
         </w:tblPrEx>
         <w:tc>
           <w:tcPr>
@@ -17875,12 +17707,6 @@
             <w:insideH w:val="single" w:color="auto" w:sz="4" w:space="0"/>
             <w:insideV w:val="single" w:color="auto" w:sz="4" w:space="0"/>
           </w:tblBorders>
-          <w:tblCellMar>
-            <w:top w:w="0" w:type="dxa"/>
-            <w:left w:w="108" w:type="dxa"/>
-            <w:bottom w:w="0" w:type="dxa"/>
-            <w:right w:w="108" w:type="dxa"/>
-          </w:tblCellMar>
         </w:tblPrEx>
         <w:tc>
           <w:tcPr>
@@ -18621,12 +18447,6 @@
             <w:insideH w:val="single" w:color="auto" w:sz="4" w:space="0"/>
             <w:insideV w:val="single" w:color="auto" w:sz="4" w:space="0"/>
           </w:tblBorders>
-          <w:tblCellMar>
-            <w:top w:w="0" w:type="dxa"/>
-            <w:left w:w="108" w:type="dxa"/>
-            <w:bottom w:w="0" w:type="dxa"/>
-            <w:right w:w="108" w:type="dxa"/>
-          </w:tblCellMar>
         </w:tblPrEx>
         <w:tc>
           <w:tcPr>
@@ -18848,12 +18668,6 @@
             <w:insideH w:val="single" w:color="auto" w:sz="4" w:space="0"/>
             <w:insideV w:val="single" w:color="auto" w:sz="4" w:space="0"/>
           </w:tblBorders>
-          <w:tblCellMar>
-            <w:top w:w="0" w:type="dxa"/>
-            <w:left w:w="108" w:type="dxa"/>
-            <w:bottom w:w="0" w:type="dxa"/>
-            <w:right w:w="108" w:type="dxa"/>
-          </w:tblCellMar>
         </w:tblPrEx>
         <w:tc>
           <w:tcPr>
@@ -19184,12 +18998,6 @@
             <w:insideH w:val="single" w:color="auto" w:sz="4" w:space="0"/>
             <w:insideV w:val="single" w:color="auto" w:sz="4" w:space="0"/>
           </w:tblBorders>
-          <w:tblCellMar>
-            <w:top w:w="0" w:type="dxa"/>
-            <w:left w:w="108" w:type="dxa"/>
-            <w:bottom w:w="0" w:type="dxa"/>
-            <w:right w:w="108" w:type="dxa"/>
-          </w:tblCellMar>
         </w:tblPrEx>
         <w:tc>
           <w:tcPr>
@@ -19378,6 +19186,12 @@
             <w:insideH w:val="single" w:color="auto" w:sz="4" w:space="0"/>
             <w:insideV w:val="single" w:color="auto" w:sz="4" w:space="0"/>
           </w:tblBorders>
+          <w:tblCellMar>
+            <w:top w:w="0" w:type="dxa"/>
+            <w:left w:w="108" w:type="dxa"/>
+            <w:bottom w:w="0" w:type="dxa"/>
+            <w:right w:w="108" w:type="dxa"/>
+          </w:tblCellMar>
         </w:tblPrEx>
         <w:tc>
           <w:tcPr>
@@ -19655,12 +19469,6 @@
             <w:insideH w:val="single" w:color="auto" w:sz="4" w:space="0"/>
             <w:insideV w:val="single" w:color="auto" w:sz="4" w:space="0"/>
           </w:tblBorders>
-          <w:tblCellMar>
-            <w:top w:w="0" w:type="dxa"/>
-            <w:left w:w="108" w:type="dxa"/>
-            <w:bottom w:w="0" w:type="dxa"/>
-            <w:right w:w="108" w:type="dxa"/>
-          </w:tblCellMar>
         </w:tblPrEx>
         <w:tc>
           <w:tcPr>
@@ -19720,12 +19528,6 @@
             <w:insideH w:val="single" w:color="auto" w:sz="4" w:space="0"/>
             <w:insideV w:val="single" w:color="auto" w:sz="4" w:space="0"/>
           </w:tblBorders>
-          <w:tblCellMar>
-            <w:top w:w="0" w:type="dxa"/>
-            <w:left w:w="108" w:type="dxa"/>
-            <w:bottom w:w="0" w:type="dxa"/>
-            <w:right w:w="108" w:type="dxa"/>
-          </w:tblCellMar>
         </w:tblPrEx>
         <w:tc>
           <w:tcPr>
@@ -19792,12 +19594,6 @@
             <w:insideH w:val="single" w:color="auto" w:sz="4" w:space="0"/>
             <w:insideV w:val="single" w:color="auto" w:sz="4" w:space="0"/>
           </w:tblBorders>
-          <w:tblCellMar>
-            <w:top w:w="0" w:type="dxa"/>
-            <w:left w:w="108" w:type="dxa"/>
-            <w:bottom w:w="0" w:type="dxa"/>
-            <w:right w:w="108" w:type="dxa"/>
-          </w:tblCellMar>
         </w:tblPrEx>
         <w:tc>
           <w:tcPr>
@@ -19946,12 +19742,6 @@
             <w:insideH w:val="single" w:color="auto" w:sz="4" w:space="0"/>
             <w:insideV w:val="single" w:color="auto" w:sz="4" w:space="0"/>
           </w:tblBorders>
-          <w:tblCellMar>
-            <w:top w:w="0" w:type="dxa"/>
-            <w:left w:w="108" w:type="dxa"/>
-            <w:bottom w:w="0" w:type="dxa"/>
-            <w:right w:w="108" w:type="dxa"/>
-          </w:tblCellMar>
         </w:tblPrEx>
         <w:tc>
           <w:tcPr>
@@ -20097,12 +19887,6 @@
             <w:insideH w:val="single" w:color="auto" w:sz="4" w:space="0"/>
             <w:insideV w:val="single" w:color="auto" w:sz="4" w:space="0"/>
           </w:tblBorders>
-          <w:tblCellMar>
-            <w:top w:w="0" w:type="dxa"/>
-            <w:left w:w="108" w:type="dxa"/>
-            <w:bottom w:w="0" w:type="dxa"/>
-            <w:right w:w="108" w:type="dxa"/>
-          </w:tblCellMar>
         </w:tblPrEx>
         <w:tc>
           <w:tcPr>
@@ -20234,12 +20018,6 @@
             <w:insideH w:val="single" w:color="auto" w:sz="4" w:space="0"/>
             <w:insideV w:val="single" w:color="auto" w:sz="4" w:space="0"/>
           </w:tblBorders>
-          <w:tblCellMar>
-            <w:top w:w="0" w:type="dxa"/>
-            <w:left w:w="108" w:type="dxa"/>
-            <w:bottom w:w="0" w:type="dxa"/>
-            <w:right w:w="108" w:type="dxa"/>
-          </w:tblCellMar>
         </w:tblPrEx>
         <w:tc>
           <w:tcPr>
@@ -20315,12 +20093,6 @@
             <w:insideH w:val="single" w:color="auto" w:sz="4" w:space="0"/>
             <w:insideV w:val="single" w:color="auto" w:sz="4" w:space="0"/>
           </w:tblBorders>
-          <w:tblCellMar>
-            <w:top w:w="0" w:type="dxa"/>
-            <w:left w:w="108" w:type="dxa"/>
-            <w:bottom w:w="0" w:type="dxa"/>
-            <w:right w:w="108" w:type="dxa"/>
-          </w:tblCellMar>
         </w:tblPrEx>
         <w:tc>
           <w:tcPr>
@@ -20508,12 +20280,6 @@
             <w:insideH w:val="single" w:color="auto" w:sz="4" w:space="0"/>
             <w:insideV w:val="single" w:color="auto" w:sz="4" w:space="0"/>
           </w:tblBorders>
-          <w:tblCellMar>
-            <w:top w:w="0" w:type="dxa"/>
-            <w:left w:w="108" w:type="dxa"/>
-            <w:bottom w:w="0" w:type="dxa"/>
-            <w:right w:w="108" w:type="dxa"/>
-          </w:tblCellMar>
         </w:tblPrEx>
         <w:tc>
           <w:tcPr>
@@ -20722,12 +20488,6 @@
             <w:insideH w:val="single" w:color="auto" w:sz="4" w:space="0"/>
             <w:insideV w:val="single" w:color="auto" w:sz="4" w:space="0"/>
           </w:tblBorders>
-          <w:tblCellMar>
-            <w:top w:w="0" w:type="dxa"/>
-            <w:left w:w="108" w:type="dxa"/>
-            <w:bottom w:w="0" w:type="dxa"/>
-            <w:right w:w="108" w:type="dxa"/>
-          </w:tblCellMar>
         </w:tblPrEx>
         <w:tc>
           <w:tcPr>
@@ -20884,12 +20644,6 @@
             <w:insideH w:val="single" w:color="auto" w:sz="4" w:space="0"/>
             <w:insideV w:val="single" w:color="auto" w:sz="4" w:space="0"/>
           </w:tblBorders>
-          <w:tblCellMar>
-            <w:top w:w="0" w:type="dxa"/>
-            <w:left w:w="108" w:type="dxa"/>
-            <w:bottom w:w="0" w:type="dxa"/>
-            <w:right w:w="108" w:type="dxa"/>
-          </w:tblCellMar>
         </w:tblPrEx>
         <w:tc>
           <w:tcPr>
@@ -20983,12 +20737,6 @@
             <w:insideH w:val="single" w:color="auto" w:sz="4" w:space="0"/>
             <w:insideV w:val="single" w:color="auto" w:sz="4" w:space="0"/>
           </w:tblBorders>
-          <w:tblCellMar>
-            <w:top w:w="0" w:type="dxa"/>
-            <w:left w:w="108" w:type="dxa"/>
-            <w:bottom w:w="0" w:type="dxa"/>
-            <w:right w:w="108" w:type="dxa"/>
-          </w:tblCellMar>
         </w:tblPrEx>
         <w:tc>
           <w:tcPr>
@@ -21075,12 +20823,6 @@
             <w:insideH w:val="single" w:color="auto" w:sz="4" w:space="0"/>
             <w:insideV w:val="single" w:color="auto" w:sz="4" w:space="0"/>
           </w:tblBorders>
-          <w:tblCellMar>
-            <w:top w:w="0" w:type="dxa"/>
-            <w:left w:w="108" w:type="dxa"/>
-            <w:bottom w:w="0" w:type="dxa"/>
-            <w:right w:w="108" w:type="dxa"/>
-          </w:tblCellMar>
         </w:tblPrEx>
         <w:tc>
           <w:tcPr>
@@ -21168,12 +20910,6 @@
             <w:insideH w:val="single" w:color="auto" w:sz="4" w:space="0"/>
             <w:insideV w:val="single" w:color="auto" w:sz="4" w:space="0"/>
           </w:tblBorders>
-          <w:tblCellMar>
-            <w:top w:w="0" w:type="dxa"/>
-            <w:left w:w="108" w:type="dxa"/>
-            <w:bottom w:w="0" w:type="dxa"/>
-            <w:right w:w="108" w:type="dxa"/>
-          </w:tblCellMar>
         </w:tblPrEx>
         <w:tc>
           <w:tcPr>
@@ -21261,12 +20997,6 @@
             <w:insideH w:val="single" w:color="auto" w:sz="4" w:space="0"/>
             <w:insideV w:val="single" w:color="auto" w:sz="4" w:space="0"/>
           </w:tblBorders>
-          <w:tblCellMar>
-            <w:top w:w="0" w:type="dxa"/>
-            <w:left w:w="108" w:type="dxa"/>
-            <w:bottom w:w="0" w:type="dxa"/>
-            <w:right w:w="108" w:type="dxa"/>
-          </w:tblCellMar>
         </w:tblPrEx>
         <w:tc>
           <w:tcPr>
@@ -21590,12 +21320,6 @@
             <w:insideH w:val="single" w:color="auto" w:sz="4" w:space="0"/>
             <w:insideV w:val="single" w:color="auto" w:sz="4" w:space="0"/>
           </w:tblBorders>
-          <w:tblCellMar>
-            <w:top w:w="0" w:type="dxa"/>
-            <w:left w:w="108" w:type="dxa"/>
-            <w:bottom w:w="0" w:type="dxa"/>
-            <w:right w:w="108" w:type="dxa"/>
-          </w:tblCellMar>
         </w:tblPrEx>
         <w:tc>
           <w:tcPr>
@@ -23451,6 +23175,12 @@
             <w:insideH w:val="single" w:color="auto" w:sz="4" w:space="0"/>
             <w:insideV w:val="single" w:color="auto" w:sz="4" w:space="0"/>
           </w:tblBorders>
+          <w:tblCellMar>
+            <w:top w:w="0" w:type="dxa"/>
+            <w:left w:w="108" w:type="dxa"/>
+            <w:bottom w:w="0" w:type="dxa"/>
+            <w:right w:w="108" w:type="dxa"/>
+          </w:tblCellMar>
         </w:tblPrEx>
         <w:trPr>
           <w:trHeight w:val="139" w:hRule="atLeast"/>
@@ -24639,12 +24369,6 @@
             <w:insideH w:val="single" w:color="auto" w:sz="4" w:space="0"/>
             <w:insideV w:val="single" w:color="auto" w:sz="4" w:space="0"/>
           </w:tblBorders>
-          <w:tblCellMar>
-            <w:top w:w="0" w:type="dxa"/>
-            <w:left w:w="108" w:type="dxa"/>
-            <w:bottom w:w="0" w:type="dxa"/>
-            <w:right w:w="108" w:type="dxa"/>
-          </w:tblCellMar>
         </w:tblPrEx>
         <w:tc>
           <w:tcPr>
@@ -25467,12 +25191,6 @@
             <w:insideH w:val="single" w:color="auto" w:sz="4" w:space="0"/>
             <w:insideV w:val="single" w:color="auto" w:sz="4" w:space="0"/>
           </w:tblBorders>
-          <w:tblCellMar>
-            <w:top w:w="0" w:type="dxa"/>
-            <w:left w:w="108" w:type="dxa"/>
-            <w:bottom w:w="0" w:type="dxa"/>
-            <w:right w:w="108" w:type="dxa"/>
-          </w:tblCellMar>
         </w:tblPrEx>
         <w:tc>
           <w:tcPr>
@@ -25782,12 +25500,6 @@
             <w:insideH w:val="single" w:color="auto" w:sz="4" w:space="0"/>
             <w:insideV w:val="single" w:color="auto" w:sz="4" w:space="0"/>
           </w:tblBorders>
-          <w:tblCellMar>
-            <w:top w:w="0" w:type="dxa"/>
-            <w:left w:w="108" w:type="dxa"/>
-            <w:bottom w:w="0" w:type="dxa"/>
-            <w:right w:w="108" w:type="dxa"/>
-          </w:tblCellMar>
         </w:tblPrEx>
         <w:tc>
           <w:tcPr>
@@ -26408,12 +26120,6 @@
             <w:insideH w:val="single" w:color="auto" w:sz="4" w:space="0"/>
             <w:insideV w:val="single" w:color="auto" w:sz="4" w:space="0"/>
           </w:tblBorders>
-          <w:tblCellMar>
-            <w:top w:w="0" w:type="dxa"/>
-            <w:left w:w="108" w:type="dxa"/>
-            <w:bottom w:w="0" w:type="dxa"/>
-            <w:right w:w="108" w:type="dxa"/>
-          </w:tblCellMar>
         </w:tblPrEx>
         <w:trPr>
           <w:trHeight w:val="139" w:hRule="atLeast"/>
@@ -26937,12 +26643,6 @@
             <w:insideH w:val="single" w:color="auto" w:sz="4" w:space="0"/>
             <w:insideV w:val="single" w:color="auto" w:sz="4" w:space="0"/>
           </w:tblBorders>
-          <w:tblCellMar>
-            <w:top w:w="0" w:type="dxa"/>
-            <w:left w:w="108" w:type="dxa"/>
-            <w:bottom w:w="0" w:type="dxa"/>
-            <w:right w:w="108" w:type="dxa"/>
-          </w:tblCellMar>
         </w:tblPrEx>
         <w:tc>
           <w:tcPr>
@@ -27123,12 +26823,6 @@
             <w:insideH w:val="single" w:color="auto" w:sz="4" w:space="0"/>
             <w:insideV w:val="single" w:color="auto" w:sz="4" w:space="0"/>
           </w:tblBorders>
-          <w:tblCellMar>
-            <w:top w:w="0" w:type="dxa"/>
-            <w:left w:w="108" w:type="dxa"/>
-            <w:bottom w:w="0" w:type="dxa"/>
-            <w:right w:w="108" w:type="dxa"/>
-          </w:tblCellMar>
         </w:tblPrEx>
         <w:trPr>
           <w:trHeight w:val="90" w:hRule="atLeast"/>
@@ -28709,12 +28403,6 @@
             <w:insideH w:val="single" w:color="auto" w:sz="4" w:space="0"/>
             <w:insideV w:val="single" w:color="auto" w:sz="4" w:space="0"/>
           </w:tblBorders>
-          <w:tblCellMar>
-            <w:top w:w="0" w:type="dxa"/>
-            <w:left w:w="108" w:type="dxa"/>
-            <w:bottom w:w="0" w:type="dxa"/>
-            <w:right w:w="108" w:type="dxa"/>
-          </w:tblCellMar>
         </w:tblPrEx>
         <w:tc>
           <w:tcPr>
@@ -29463,12 +29151,6 @@
             <w:insideH w:val="single" w:color="auto" w:sz="4" w:space="0"/>
             <w:insideV w:val="single" w:color="auto" w:sz="4" w:space="0"/>
           </w:tblBorders>
-          <w:tblCellMar>
-            <w:top w:w="0" w:type="dxa"/>
-            <w:left w:w="108" w:type="dxa"/>
-            <w:bottom w:w="0" w:type="dxa"/>
-            <w:right w:w="108" w:type="dxa"/>
-          </w:tblCellMar>
         </w:tblPrEx>
         <w:tc>
           <w:tcPr>
@@ -30928,6 +30610,14 @@
       </w:tblGrid>
       <w:tr>
         <w:tblPrEx>
+          <w:tblBorders>
+            <w:top w:val="single" w:color="auto" w:sz="4" w:space="0"/>
+            <w:left w:val="single" w:color="auto" w:sz="4" w:space="0"/>
+            <w:bottom w:val="single" w:color="auto" w:sz="4" w:space="0"/>
+            <w:right w:val="single" w:color="auto" w:sz="4" w:space="0"/>
+            <w:insideH w:val="single" w:color="auto" w:sz="4" w:space="0"/>
+            <w:insideV w:val="single" w:color="auto" w:sz="4" w:space="0"/>
+          </w:tblBorders>
           <w:tblCellMar>
             <w:top w:w="0" w:type="dxa"/>
             <w:left w:w="108" w:type="dxa"/>
@@ -31620,12 +31310,6 @@
             <w:insideH w:val="single" w:color="auto" w:sz="4" w:space="0"/>
             <w:insideV w:val="single" w:color="auto" w:sz="4" w:space="0"/>
           </w:tblBorders>
-          <w:tblCellMar>
-            <w:top w:w="0" w:type="dxa"/>
-            <w:left w:w="108" w:type="dxa"/>
-            <w:bottom w:w="0" w:type="dxa"/>
-            <w:right w:w="108" w:type="dxa"/>
-          </w:tblCellMar>
         </w:tblPrEx>
         <w:tc>
           <w:tcPr>
@@ -31830,12 +31514,6 @@
             <w:insideH w:val="single" w:color="auto" w:sz="4" w:space="0"/>
             <w:insideV w:val="single" w:color="auto" w:sz="4" w:space="0"/>
           </w:tblBorders>
-          <w:tblCellMar>
-            <w:top w:w="0" w:type="dxa"/>
-            <w:left w:w="108" w:type="dxa"/>
-            <w:bottom w:w="0" w:type="dxa"/>
-            <w:right w:w="108" w:type="dxa"/>
-          </w:tblCellMar>
         </w:tblPrEx>
         <w:tc>
           <w:tcPr>
@@ -33407,6 +33085,14 @@
       </w:tblGrid>
       <w:tr>
         <w:tblPrEx>
+          <w:tblBorders>
+            <w:top w:val="single" w:color="auto" w:sz="4" w:space="0"/>
+            <w:left w:val="single" w:color="auto" w:sz="4" w:space="0"/>
+            <w:bottom w:val="single" w:color="auto" w:sz="4" w:space="0"/>
+            <w:right w:val="single" w:color="auto" w:sz="4" w:space="0"/>
+            <w:insideH w:val="single" w:color="auto" w:sz="4" w:space="0"/>
+            <w:insideV w:val="single" w:color="auto" w:sz="4" w:space="0"/>
+          </w:tblBorders>
           <w:tblCellMar>
             <w:top w:w="0" w:type="dxa"/>
             <w:left w:w="108" w:type="dxa"/>
@@ -35521,12 +35207,6 @@
             <w:insideH w:val="single" w:color="auto" w:sz="4" w:space="0"/>
             <w:insideV w:val="single" w:color="auto" w:sz="4" w:space="0"/>
           </w:tblBorders>
-          <w:tblCellMar>
-            <w:top w:w="0" w:type="dxa"/>
-            <w:left w:w="108" w:type="dxa"/>
-            <w:bottom w:w="0" w:type="dxa"/>
-            <w:right w:w="108" w:type="dxa"/>
-          </w:tblCellMar>
         </w:tblPrEx>
         <w:tc>
           <w:tcPr>
@@ -35642,12 +35322,6 @@
             <w:insideH w:val="single" w:color="auto" w:sz="4" w:space="0"/>
             <w:insideV w:val="single" w:color="auto" w:sz="4" w:space="0"/>
           </w:tblBorders>
-          <w:tblCellMar>
-            <w:top w:w="0" w:type="dxa"/>
-            <w:left w:w="108" w:type="dxa"/>
-            <w:bottom w:w="0" w:type="dxa"/>
-            <w:right w:w="108" w:type="dxa"/>
-          </w:tblCellMar>
         </w:tblPrEx>
         <w:tc>
           <w:tcPr>
@@ -36540,12 +36214,6 @@
             <w:insideH w:val="single" w:color="auto" w:sz="4" w:space="0"/>
             <w:insideV w:val="single" w:color="auto" w:sz="4" w:space="0"/>
           </w:tblBorders>
-          <w:tblCellMar>
-            <w:top w:w="0" w:type="dxa"/>
-            <w:left w:w="108" w:type="dxa"/>
-            <w:bottom w:w="0" w:type="dxa"/>
-            <w:right w:w="108" w:type="dxa"/>
-          </w:tblCellMar>
         </w:tblPrEx>
         <w:trPr>
           <w:trHeight w:val="139" w:hRule="atLeast"/>
@@ -36731,12 +36399,6 @@
             <w:insideH w:val="single" w:color="auto" w:sz="4" w:space="0"/>
             <w:insideV w:val="single" w:color="auto" w:sz="4" w:space="0"/>
           </w:tblBorders>
-          <w:tblCellMar>
-            <w:top w:w="0" w:type="dxa"/>
-            <w:left w:w="108" w:type="dxa"/>
-            <w:bottom w:w="0" w:type="dxa"/>
-            <w:right w:w="108" w:type="dxa"/>
-          </w:tblCellMar>
         </w:tblPrEx>
         <w:trPr>
           <w:trHeight w:val="139" w:hRule="atLeast"/>
@@ -36940,12 +36602,6 @@
             <w:insideH w:val="single" w:color="auto" w:sz="4" w:space="0"/>
             <w:insideV w:val="single" w:color="auto" w:sz="4" w:space="0"/>
           </w:tblBorders>
-          <w:tblCellMar>
-            <w:top w:w="0" w:type="dxa"/>
-            <w:left w:w="108" w:type="dxa"/>
-            <w:bottom w:w="0" w:type="dxa"/>
-            <w:right w:w="108" w:type="dxa"/>
-          </w:tblCellMar>
         </w:tblPrEx>
         <w:trPr>
           <w:trHeight w:val="139" w:hRule="atLeast"/>
@@ -37124,12 +36780,6 @@
             <w:insideH w:val="single" w:color="auto" w:sz="4" w:space="0"/>
             <w:insideV w:val="single" w:color="auto" w:sz="4" w:space="0"/>
           </w:tblBorders>
-          <w:tblCellMar>
-            <w:top w:w="0" w:type="dxa"/>
-            <w:left w:w="108" w:type="dxa"/>
-            <w:bottom w:w="0" w:type="dxa"/>
-            <w:right w:w="108" w:type="dxa"/>
-          </w:tblCellMar>
         </w:tblPrEx>
         <w:trPr>
           <w:trHeight w:val="139" w:hRule="atLeast"/>
@@ -39566,6 +39216,75 @@
         </w:rPr>
       </w:pPr>
     </w:p>
+    <w:p>
+      <w:pPr>
+        <w:rPr>
+          <w:rFonts w:hint="default"/>
+          <w:lang w:val="en-US" w:eastAsia="zh-CN"/>
+        </w:rPr>
+      </w:pPr>
+      <w:r>
+        <w:rPr>
+          <w:rFonts w:hint="default"/>
+          <w:lang w:val="en-US" w:eastAsia="zh-CN"/>
+        </w:rPr>
+        <w:t>export ROS_IP=</w:t>
+      </w:r>
+      <w:bookmarkStart w:id="0" w:name="_GoBack"/>
+      <w:bookmarkEnd w:id="0"/>
+      <w:r>
+        <w:rPr>
+          <w:rFonts w:hint="eastAsia"/>
+          <w:lang w:val="en-US" w:eastAsia="zh-CN"/>
+        </w:rPr>
+        <w:t>&lt;local-ip&gt;</w:t>
+      </w:r>
+    </w:p>
+    <w:p>
+      <w:pPr>
+        <w:rPr>
+          <w:rFonts w:hint="default"/>
+          <w:lang w:val="en-US" w:eastAsia="zh-CN"/>
+        </w:rPr>
+      </w:pPr>
+      <w:r>
+        <w:rPr>
+          <w:rFonts w:hint="default"/>
+          <w:lang w:val="en-US" w:eastAsia="zh-CN"/>
+        </w:rPr>
+        <w:t>export ROS_MASTER_URI=http://</w:t>
+      </w:r>
+      <w:r>
+        <w:rPr>
+          <w:rFonts w:hint="eastAsia"/>
+          <w:lang w:val="en-US" w:eastAsia="zh-CN"/>
+        </w:rPr>
+        <w:t>&lt;master-ip&gt;</w:t>
+      </w:r>
+      <w:r>
+        <w:rPr>
+          <w:rFonts w:hint="default"/>
+          <w:lang w:val="en-US" w:eastAsia="zh-CN"/>
+        </w:rPr>
+        <w:t>:11311</w:t>
+      </w:r>
+    </w:p>
+    <w:p>
+      <w:pPr>
+        <w:rPr>
+          <w:rFonts w:hint="default"/>
+          <w:lang w:val="en-US" w:eastAsia="zh-CN"/>
+        </w:rPr>
+      </w:pPr>
+    </w:p>
+    <w:p>
+      <w:pPr>
+        <w:rPr>
+          <w:rFonts w:hint="default"/>
+          <w:lang w:val="en-US" w:eastAsia="zh-CN"/>
+        </w:rPr>
+      </w:pPr>
+    </w:p>
     <w:tbl>
       <w:tblPr>
         <w:tblStyle w:val="8"/>
@@ -39601,6 +39320,12 @@
             <w:insideH w:val="single" w:color="auto" w:sz="4" w:space="0"/>
             <w:insideV w:val="single" w:color="auto" w:sz="4" w:space="0"/>
           </w:tblBorders>
+          <w:tblCellMar>
+            <w:top w:w="0" w:type="dxa"/>
+            <w:left w:w="108" w:type="dxa"/>
+            <w:bottom w:w="0" w:type="dxa"/>
+            <w:right w:w="108" w:type="dxa"/>
+          </w:tblCellMar>
         </w:tblPrEx>
         <w:tc>
           <w:tcPr>
@@ -39770,17 +39495,11 @@
             <w:insideH w:val="single" w:color="auto" w:sz="4" w:space="0"/>
             <w:insideV w:val="single" w:color="auto" w:sz="4" w:space="0"/>
           </w:tblBorders>
-          <w:tblCellMar>
-            <w:top w:w="0" w:type="dxa"/>
-            <w:left w:w="108" w:type="dxa"/>
-            <w:bottom w:w="0" w:type="dxa"/>
-            <w:right w:w="108" w:type="dxa"/>
-          </w:tblCellMar>
         </w:tblPrEx>
         <w:tc>
           <w:tcPr>
             <w:tcW w:w="0" w:type="auto"/>
-            <w:shd w:val="clear"/>
+            <w:shd w:val="clear" w:color="auto" w:fill="auto"/>
             <w:vAlign w:val="center"/>
           </w:tcPr>
           <w:p>
@@ -39811,7 +39530,7 @@
         <w:tc>
           <w:tcPr>
             <w:tcW w:w="0" w:type="auto"/>
-            <w:shd w:val="clear"/>
+            <w:shd w:val="clear" w:color="auto" w:fill="auto"/>
             <w:vAlign w:val="center"/>
           </w:tcPr>
           <w:p>
@@ -39865,7 +39584,7 @@
         <w:tc>
           <w:tcPr>
             <w:tcW w:w="0" w:type="auto"/>
-            <w:shd w:val="clear"/>
+            <w:shd w:val="clear" w:color="auto" w:fill="auto"/>
             <w:vAlign w:val="center"/>
           </w:tcPr>
           <w:p>
@@ -39890,7 +39609,7 @@
         <w:tc>
           <w:tcPr>
             <w:tcW w:w="0" w:type="auto"/>
-            <w:shd w:val="clear"/>
+            <w:shd w:val="clear" w:color="auto" w:fill="auto"/>
             <w:vAlign w:val="center"/>
           </w:tcPr>
           <w:p>
@@ -39910,8 +39629,6 @@
               </w:rPr>
               <w:t>moveit配置</w:t>
             </w:r>
-            <w:bookmarkStart w:id="0" w:name="_GoBack"/>
-            <w:bookmarkEnd w:id="0"/>
           </w:p>
         </w:tc>
       </w:tr>
@@ -41315,12 +41032,6 @@
             <w:insideH w:val="single" w:color="auto" w:sz="4" w:space="0"/>
             <w:insideV w:val="single" w:color="auto" w:sz="4" w:space="0"/>
           </w:tblBorders>
-          <w:tblCellMar>
-            <w:top w:w="0" w:type="dxa"/>
-            <w:left w:w="108" w:type="dxa"/>
-            <w:bottom w:w="0" w:type="dxa"/>
-            <w:right w:w="108" w:type="dxa"/>
-          </w:tblCellMar>
         </w:tblPrEx>
         <w:tc>
           <w:tcPr>
@@ -41397,6 +41108,211 @@
                 <w:lang w:val="en-US" w:eastAsia="zh-CN"/>
               </w:rPr>
               <w:t>复现</w:t>
+            </w:r>
+          </w:p>
+        </w:tc>
+      </w:tr>
+      <w:tr>
+        <w:tblPrEx>
+          <w:tblBorders>
+            <w:top w:val="single" w:color="auto" w:sz="4" w:space="0"/>
+            <w:left w:val="single" w:color="auto" w:sz="4" w:space="0"/>
+            <w:bottom w:val="single" w:color="auto" w:sz="4" w:space="0"/>
+            <w:right w:val="single" w:color="auto" w:sz="4" w:space="0"/>
+            <w:insideH w:val="single" w:color="auto" w:sz="4" w:space="0"/>
+            <w:insideV w:val="single" w:color="auto" w:sz="4" w:space="0"/>
+          </w:tblBorders>
+        </w:tblPrEx>
+        <w:trPr>
+          <w:trHeight w:val="90" w:hRule="atLeast"/>
+        </w:trPr>
+        <w:tc>
+          <w:tcPr>
+            <w:tcW w:w="0" w:type="auto"/>
+            <w:vMerge w:val="restart"/>
+            <w:vAlign w:val="center"/>
+          </w:tcPr>
+          <w:p>
+            <w:pPr>
+              <w:pStyle w:val="13"/>
+              <w:bidi w:val="0"/>
+              <w:jc w:val="both"/>
+              <w:rPr>
+                <w:rFonts w:hint="default" w:cs="华文中宋"/>
+                <w:b/>
+                <w:bCs/>
+                <w:color w:val="ED7D31" w:themeColor="accent2"/>
+                <w:kern w:val="2"/>
+                <w:sz w:val="21"/>
+                <w:szCs w:val="21"/>
+                <w:vertAlign w:val="baseline"/>
+                <w:lang w:val="en-US" w:eastAsia="zh-CN" w:bidi="ar-SA"/>
+                <w14:textFill>
+                  <w14:solidFill>
+                    <w14:schemeClr w14:val="accent2"/>
+                  </w14:solidFill>
+                </w14:textFill>
+              </w:rPr>
+            </w:pPr>
+            <w:r>
+              <w:rPr>
+                <w:rFonts w:hint="eastAsia" w:cs="华文中宋"/>
+                <w:b/>
+                <w:bCs/>
+                <w:color w:val="ED7D31" w:themeColor="accent2"/>
+                <w:kern w:val="2"/>
+                <w:sz w:val="21"/>
+                <w:szCs w:val="21"/>
+                <w:vertAlign w:val="baseline"/>
+                <w:lang w:val="en-US" w:eastAsia="zh-CN" w:bidi="ar-SA"/>
+                <w14:textFill>
+                  <w14:solidFill>
+                    <w14:schemeClr w14:val="accent2"/>
+                  </w14:solidFill>
+                </w14:textFill>
+              </w:rPr>
+              <w:t>信息</w:t>
+            </w:r>
+          </w:p>
+        </w:tc>
+        <w:tc>
+          <w:tcPr>
+            <w:tcW w:w="0" w:type="auto"/>
+            <w:vAlign w:val="center"/>
+          </w:tcPr>
+          <w:p>
+            <w:pPr>
+              <w:pStyle w:val="13"/>
+              <w:bidi w:val="0"/>
+              <w:jc w:val="both"/>
+              <w:rPr>
+                <w:rFonts w:hint="eastAsia"/>
+                <w:lang w:val="en-US" w:eastAsia="zh-CN"/>
+              </w:rPr>
+            </w:pPr>
+            <w:r>
+              <w:rPr>
+                <w:rFonts w:hint="eastAsia"/>
+                <w:lang w:val="en-US" w:eastAsia="zh-CN"/>
+              </w:rPr>
+              <w:t>rosmsg package &lt;pkg&gt;</w:t>
+            </w:r>
+          </w:p>
+        </w:tc>
+        <w:tc>
+          <w:tcPr>
+            <w:tcW w:w="0" w:type="auto"/>
+            <w:vAlign w:val="center"/>
+          </w:tcPr>
+          <w:p>
+            <w:pPr>
+              <w:pStyle w:val="12"/>
+              <w:bidi w:val="0"/>
+              <w:jc w:val="both"/>
+              <w:rPr>
+                <w:rFonts w:hint="eastAsia"/>
+                <w:lang w:val="en-US" w:eastAsia="zh-CN"/>
+              </w:rPr>
+            </w:pPr>
+            <w:r>
+              <w:rPr>
+                <w:rFonts w:hint="eastAsia"/>
+                <w:lang w:val="en-US" w:eastAsia="zh-CN"/>
+              </w:rPr>
+              <w:t>列表</w:t>
+            </w:r>
+          </w:p>
+        </w:tc>
+      </w:tr>
+      <w:tr>
+        <w:tblPrEx>
+          <w:tblBorders>
+            <w:top w:val="single" w:color="auto" w:sz="4" w:space="0"/>
+            <w:left w:val="single" w:color="auto" w:sz="4" w:space="0"/>
+            <w:bottom w:val="single" w:color="auto" w:sz="4" w:space="0"/>
+            <w:right w:val="single" w:color="auto" w:sz="4" w:space="0"/>
+            <w:insideH w:val="single" w:color="auto" w:sz="4" w:space="0"/>
+            <w:insideV w:val="single" w:color="auto" w:sz="4" w:space="0"/>
+          </w:tblBorders>
+        </w:tblPrEx>
+        <w:trPr>
+          <w:trHeight w:val="90" w:hRule="atLeast"/>
+        </w:trPr>
+        <w:tc>
+          <w:tcPr>
+            <w:tcW w:w="0" w:type="auto"/>
+            <w:vMerge w:val="continue"/>
+            <w:vAlign w:val="center"/>
+          </w:tcPr>
+          <w:p>
+            <w:pPr>
+              <w:pStyle w:val="13"/>
+              <w:bidi w:val="0"/>
+              <w:jc w:val="both"/>
+              <w:rPr>
+                <w:rFonts w:hint="default" w:cs="华文中宋"/>
+                <w:b/>
+                <w:bCs/>
+                <w:color w:val="ED7D31" w:themeColor="accent2"/>
+                <w:kern w:val="2"/>
+                <w:sz w:val="21"/>
+                <w:szCs w:val="21"/>
+                <w:vertAlign w:val="baseline"/>
+                <w:lang w:val="en-US" w:eastAsia="zh-CN" w:bidi="ar-SA"/>
+                <w14:textFill>
+                  <w14:solidFill>
+                    <w14:schemeClr w14:val="accent2"/>
+                  </w14:solidFill>
+                </w14:textFill>
+              </w:rPr>
+            </w:pPr>
+          </w:p>
+        </w:tc>
+        <w:tc>
+          <w:tcPr>
+            <w:tcW w:w="0" w:type="auto"/>
+            <w:vAlign w:val="center"/>
+          </w:tcPr>
+          <w:p>
+            <w:pPr>
+              <w:pStyle w:val="13"/>
+              <w:bidi w:val="0"/>
+              <w:jc w:val="both"/>
+              <w:rPr>
+                <w:rFonts w:hint="default"/>
+                <w:lang w:val="en-US" w:eastAsia="zh-CN"/>
+              </w:rPr>
+            </w:pPr>
+            <w:r>
+              <w:rPr>
+                <w:rFonts w:hint="eastAsia"/>
+                <w:lang w:val="en-US" w:eastAsia="zh-CN"/>
+              </w:rPr>
+              <w:t>rosmsg show &lt;path&gt;</w:t>
+            </w:r>
+          </w:p>
+        </w:tc>
+        <w:tc>
+          <w:tcPr>
+            <w:tcW w:w="0" w:type="auto"/>
+            <w:vAlign w:val="center"/>
+          </w:tcPr>
+          <w:p>
+            <w:pPr>
+              <w:pStyle w:val="12"/>
+              <w:bidi w:val="0"/>
+              <w:jc w:val="both"/>
+              <w:rPr>
+                <w:rFonts w:hint="default"/>
+                <w:lang w:val="en-US" w:eastAsia="zh-CN"/>
+              </w:rPr>
+            </w:pPr>
+            <w:r>
+              <w:rPr>
+                <w:rFonts w:hint="eastAsia"/>
+                <w:lang w:val="en-US" w:eastAsia="zh-CN"/>
+              </w:rPr>
+              <w:t>定义</w:t>
             </w:r>
           </w:p>
         </w:tc>
@@ -41466,7 +41382,7 @@
                   </w14:solidFill>
                 </w14:textFill>
               </w:rPr>
-              <w:t>信息</w:t>
+              <w:t>服务</w:t>
             </w:r>
           </w:p>
         </w:tc>
@@ -41481,16 +41397,16 @@
               <w:bidi w:val="0"/>
               <w:jc w:val="both"/>
               <w:rPr>
-                <w:rFonts w:hint="eastAsia"/>
-                <w:lang w:val="en-US" w:eastAsia="zh-CN"/>
-              </w:rPr>
-            </w:pPr>
-            <w:r>
-              <w:rPr>
-                <w:rFonts w:hint="eastAsia"/>
-                <w:lang w:val="en-US" w:eastAsia="zh-CN"/>
-              </w:rPr>
-              <w:t>rosmsg package &lt;pkg&gt;</w:t>
+                <w:rFonts w:hint="default"/>
+                <w:lang w:val="en-US" w:eastAsia="zh-CN"/>
+              </w:rPr>
+            </w:pPr>
+            <w:r>
+              <w:rPr>
+                <w:rFonts w:hint="eastAsia"/>
+                <w:lang w:val="en-US" w:eastAsia="zh-CN"/>
+              </w:rPr>
+              <w:t>rosservice list</w:t>
             </w:r>
           </w:p>
         </w:tc>
@@ -41529,12 +41445,6 @@
             <w:insideH w:val="single" w:color="auto" w:sz="4" w:space="0"/>
             <w:insideV w:val="single" w:color="auto" w:sz="4" w:space="0"/>
           </w:tblBorders>
-          <w:tblCellMar>
-            <w:top w:w="0" w:type="dxa"/>
-            <w:left w:w="108" w:type="dxa"/>
-            <w:bottom w:w="0" w:type="dxa"/>
-            <w:right w:w="108" w:type="dxa"/>
-          </w:tblCellMar>
         </w:tblPrEx>
         <w:trPr>
           <w:trHeight w:val="90" w:hRule="atLeast"/>
@@ -41551,7 +41461,7 @@
               <w:bidi w:val="0"/>
               <w:jc w:val="both"/>
               <w:rPr>
-                <w:rFonts w:hint="default" w:cs="华文中宋"/>
+                <w:rFonts w:hint="eastAsia" w:cs="华文中宋"/>
                 <w:b/>
                 <w:bCs/>
                 <w:color w:val="ED7D31" w:themeColor="accent2"/>
@@ -41589,7 +41499,7 @@
                 <w:rFonts w:hint="eastAsia"/>
                 <w:lang w:val="en-US" w:eastAsia="zh-CN"/>
               </w:rPr>
-              <w:t>rosmsg show &lt;path&gt;</w:t>
+              <w:t>rosservice call &lt;srv&gt; &lt;args...&gt;</w:t>
             </w:r>
           </w:p>
         </w:tc>
@@ -41613,7 +41523,7 @@
                 <w:rFonts w:hint="eastAsia"/>
                 <w:lang w:val="en-US" w:eastAsia="zh-CN"/>
               </w:rPr>
-              <w:t>定义</w:t>
+              <w:t>调用</w:t>
             </w:r>
           </w:p>
         </w:tc>
@@ -41628,12 +41538,6 @@
             <w:insideH w:val="single" w:color="auto" w:sz="4" w:space="0"/>
             <w:insideV w:val="single" w:color="auto" w:sz="4" w:space="0"/>
           </w:tblBorders>
-          <w:tblCellMar>
-            <w:top w:w="0" w:type="dxa"/>
-            <w:left w:w="108" w:type="dxa"/>
-            <w:bottom w:w="0" w:type="dxa"/>
-            <w:right w:w="108" w:type="dxa"/>
-          </w:tblCellMar>
         </w:tblPrEx>
         <w:trPr>
           <w:trHeight w:val="90" w:hRule="atLeast"/>
@@ -41683,7 +41587,7 @@
                   </w14:solidFill>
                 </w14:textFill>
               </w:rPr>
-              <w:t>服务</w:t>
+              <w:t>参数</w:t>
             </w:r>
           </w:p>
         </w:tc>
@@ -41707,7 +41611,7 @@
                 <w:rFonts w:hint="eastAsia"/>
                 <w:lang w:val="en-US" w:eastAsia="zh-CN"/>
               </w:rPr>
-              <w:t>rosservice list</w:t>
+              <w:t>rosparam list</w:t>
             </w:r>
           </w:p>
         </w:tc>
@@ -41722,16 +41626,16 @@
               <w:bidi w:val="0"/>
               <w:jc w:val="both"/>
               <w:rPr>
-                <w:rFonts w:hint="eastAsia"/>
-                <w:lang w:val="en-US" w:eastAsia="zh-CN"/>
-              </w:rPr>
-            </w:pPr>
-            <w:r>
-              <w:rPr>
-                <w:rFonts w:hint="eastAsia"/>
-                <w:lang w:val="en-US" w:eastAsia="zh-CN"/>
-              </w:rPr>
-              <w:t>列表</w:t>
+                <w:rFonts w:hint="default"/>
+                <w:lang w:val="en-US" w:eastAsia="zh-CN"/>
+              </w:rPr>
+            </w:pPr>
+            <w:r>
+              <w:rPr>
+                <w:rFonts w:hint="eastAsia"/>
+                <w:lang w:val="en-US" w:eastAsia="zh-CN"/>
+              </w:rPr>
+              <w:t>键</w:t>
             </w:r>
           </w:p>
         </w:tc>
@@ -41746,229 +41650,6 @@
             <w:insideH w:val="single" w:color="auto" w:sz="4" w:space="0"/>
             <w:insideV w:val="single" w:color="auto" w:sz="4" w:space="0"/>
           </w:tblBorders>
-          <w:tblCellMar>
-            <w:top w:w="0" w:type="dxa"/>
-            <w:left w:w="108" w:type="dxa"/>
-            <w:bottom w:w="0" w:type="dxa"/>
-            <w:right w:w="108" w:type="dxa"/>
-          </w:tblCellMar>
-        </w:tblPrEx>
-        <w:trPr>
-          <w:trHeight w:val="90" w:hRule="atLeast"/>
-        </w:trPr>
-        <w:tc>
-          <w:tcPr>
-            <w:tcW w:w="0" w:type="auto"/>
-            <w:vMerge w:val="continue"/>
-            <w:vAlign w:val="center"/>
-          </w:tcPr>
-          <w:p>
-            <w:pPr>
-              <w:pStyle w:val="13"/>
-              <w:bidi w:val="0"/>
-              <w:jc w:val="both"/>
-              <w:rPr>
-                <w:rFonts w:hint="eastAsia" w:cs="华文中宋"/>
-                <w:b/>
-                <w:bCs/>
-                <w:color w:val="ED7D31" w:themeColor="accent2"/>
-                <w:kern w:val="2"/>
-                <w:sz w:val="21"/>
-                <w:szCs w:val="21"/>
-                <w:vertAlign w:val="baseline"/>
-                <w:lang w:val="en-US" w:eastAsia="zh-CN" w:bidi="ar-SA"/>
-                <w14:textFill>
-                  <w14:solidFill>
-                    <w14:schemeClr w14:val="accent2"/>
-                  </w14:solidFill>
-                </w14:textFill>
-              </w:rPr>
-            </w:pPr>
-          </w:p>
-        </w:tc>
-        <w:tc>
-          <w:tcPr>
-            <w:tcW w:w="0" w:type="auto"/>
-            <w:vAlign w:val="center"/>
-          </w:tcPr>
-          <w:p>
-            <w:pPr>
-              <w:pStyle w:val="13"/>
-              <w:bidi w:val="0"/>
-              <w:jc w:val="both"/>
-              <w:rPr>
-                <w:rFonts w:hint="default"/>
-                <w:lang w:val="en-US" w:eastAsia="zh-CN"/>
-              </w:rPr>
-            </w:pPr>
-            <w:r>
-              <w:rPr>
-                <w:rFonts w:hint="eastAsia"/>
-                <w:lang w:val="en-US" w:eastAsia="zh-CN"/>
-              </w:rPr>
-              <w:t>rosservice call &lt;srv&gt; &lt;args...&gt;</w:t>
-            </w:r>
-          </w:p>
-        </w:tc>
-        <w:tc>
-          <w:tcPr>
-            <w:tcW w:w="0" w:type="auto"/>
-            <w:vAlign w:val="center"/>
-          </w:tcPr>
-          <w:p>
-            <w:pPr>
-              <w:pStyle w:val="12"/>
-              <w:bidi w:val="0"/>
-              <w:jc w:val="both"/>
-              <w:rPr>
-                <w:rFonts w:hint="default"/>
-                <w:lang w:val="en-US" w:eastAsia="zh-CN"/>
-              </w:rPr>
-            </w:pPr>
-            <w:r>
-              <w:rPr>
-                <w:rFonts w:hint="eastAsia"/>
-                <w:lang w:val="en-US" w:eastAsia="zh-CN"/>
-              </w:rPr>
-              <w:t>调用</w:t>
-            </w:r>
-          </w:p>
-        </w:tc>
-      </w:tr>
-      <w:tr>
-        <w:tblPrEx>
-          <w:tblBorders>
-            <w:top w:val="single" w:color="auto" w:sz="4" w:space="0"/>
-            <w:left w:val="single" w:color="auto" w:sz="4" w:space="0"/>
-            <w:bottom w:val="single" w:color="auto" w:sz="4" w:space="0"/>
-            <w:right w:val="single" w:color="auto" w:sz="4" w:space="0"/>
-            <w:insideH w:val="single" w:color="auto" w:sz="4" w:space="0"/>
-            <w:insideV w:val="single" w:color="auto" w:sz="4" w:space="0"/>
-          </w:tblBorders>
-          <w:tblCellMar>
-            <w:top w:w="0" w:type="dxa"/>
-            <w:left w:w="108" w:type="dxa"/>
-            <w:bottom w:w="0" w:type="dxa"/>
-            <w:right w:w="108" w:type="dxa"/>
-          </w:tblCellMar>
-        </w:tblPrEx>
-        <w:trPr>
-          <w:trHeight w:val="90" w:hRule="atLeast"/>
-        </w:trPr>
-        <w:tc>
-          <w:tcPr>
-            <w:tcW w:w="0" w:type="auto"/>
-            <w:vMerge w:val="restart"/>
-            <w:vAlign w:val="center"/>
-          </w:tcPr>
-          <w:p>
-            <w:pPr>
-              <w:pStyle w:val="13"/>
-              <w:bidi w:val="0"/>
-              <w:jc w:val="both"/>
-              <w:rPr>
-                <w:rFonts w:hint="default" w:cs="华文中宋"/>
-                <w:b/>
-                <w:bCs/>
-                <w:color w:val="ED7D31" w:themeColor="accent2"/>
-                <w:kern w:val="2"/>
-                <w:sz w:val="21"/>
-                <w:szCs w:val="21"/>
-                <w:vertAlign w:val="baseline"/>
-                <w:lang w:val="en-US" w:eastAsia="zh-CN" w:bidi="ar-SA"/>
-                <w14:textFill>
-                  <w14:solidFill>
-                    <w14:schemeClr w14:val="accent2"/>
-                  </w14:solidFill>
-                </w14:textFill>
-              </w:rPr>
-            </w:pPr>
-            <w:r>
-              <w:rPr>
-                <w:rFonts w:hint="eastAsia" w:cs="华文中宋"/>
-                <w:b/>
-                <w:bCs/>
-                <w:color w:val="ED7D31" w:themeColor="accent2"/>
-                <w:kern w:val="2"/>
-                <w:sz w:val="21"/>
-                <w:szCs w:val="21"/>
-                <w:vertAlign w:val="baseline"/>
-                <w:lang w:val="en-US" w:eastAsia="zh-CN" w:bidi="ar-SA"/>
-                <w14:textFill>
-                  <w14:solidFill>
-                    <w14:schemeClr w14:val="accent2"/>
-                  </w14:solidFill>
-                </w14:textFill>
-              </w:rPr>
-              <w:t>参数</w:t>
-            </w:r>
-          </w:p>
-        </w:tc>
-        <w:tc>
-          <w:tcPr>
-            <w:tcW w:w="0" w:type="auto"/>
-            <w:vAlign w:val="center"/>
-          </w:tcPr>
-          <w:p>
-            <w:pPr>
-              <w:pStyle w:val="13"/>
-              <w:bidi w:val="0"/>
-              <w:jc w:val="both"/>
-              <w:rPr>
-                <w:rFonts w:hint="default"/>
-                <w:lang w:val="en-US" w:eastAsia="zh-CN"/>
-              </w:rPr>
-            </w:pPr>
-            <w:r>
-              <w:rPr>
-                <w:rFonts w:hint="eastAsia"/>
-                <w:lang w:val="en-US" w:eastAsia="zh-CN"/>
-              </w:rPr>
-              <w:t>rosparam list</w:t>
-            </w:r>
-          </w:p>
-        </w:tc>
-        <w:tc>
-          <w:tcPr>
-            <w:tcW w:w="0" w:type="auto"/>
-            <w:vAlign w:val="center"/>
-          </w:tcPr>
-          <w:p>
-            <w:pPr>
-              <w:pStyle w:val="12"/>
-              <w:bidi w:val="0"/>
-              <w:jc w:val="both"/>
-              <w:rPr>
-                <w:rFonts w:hint="default"/>
-                <w:lang w:val="en-US" w:eastAsia="zh-CN"/>
-              </w:rPr>
-            </w:pPr>
-            <w:r>
-              <w:rPr>
-                <w:rFonts w:hint="eastAsia"/>
-                <w:lang w:val="en-US" w:eastAsia="zh-CN"/>
-              </w:rPr>
-              <w:t>键</w:t>
-            </w:r>
-          </w:p>
-        </w:tc>
-      </w:tr>
-      <w:tr>
-        <w:tblPrEx>
-          <w:tblBorders>
-            <w:top w:val="single" w:color="auto" w:sz="4" w:space="0"/>
-            <w:left w:val="single" w:color="auto" w:sz="4" w:space="0"/>
-            <w:bottom w:val="single" w:color="auto" w:sz="4" w:space="0"/>
-            <w:right w:val="single" w:color="auto" w:sz="4" w:space="0"/>
-            <w:insideH w:val="single" w:color="auto" w:sz="4" w:space="0"/>
-            <w:insideV w:val="single" w:color="auto" w:sz="4" w:space="0"/>
-          </w:tblBorders>
-          <w:tblCellMar>
-            <w:top w:w="0" w:type="dxa"/>
-            <w:left w:w="108" w:type="dxa"/>
-            <w:bottom w:w="0" w:type="dxa"/>
-            <w:right w:w="108" w:type="dxa"/>
-          </w:tblCellMar>
         </w:tblPrEx>
         <w:trPr>
           <w:trHeight w:val="90" w:hRule="atLeast"/>
@@ -42748,12 +42429,6 @@
             <w:insideH w:val="single" w:color="auto" w:sz="4" w:space="0"/>
             <w:insideV w:val="single" w:color="auto" w:sz="4" w:space="0"/>
           </w:tblBorders>
-          <w:tblCellMar>
-            <w:top w:w="0" w:type="dxa"/>
-            <w:left w:w="108" w:type="dxa"/>
-            <w:bottom w:w="0" w:type="dxa"/>
-            <w:right w:w="108" w:type="dxa"/>
-          </w:tblCellMar>
         </w:tblPrEx>
         <w:tc>
           <w:tcPr>
@@ -43654,6 +43329,12 @@
             <w:insideH w:val="single" w:color="auto" w:sz="4" w:space="0"/>
             <w:insideV w:val="single" w:color="auto" w:sz="4" w:space="0"/>
           </w:tblBorders>
+          <w:tblCellMar>
+            <w:top w:w="0" w:type="dxa"/>
+            <w:left w:w="108" w:type="dxa"/>
+            <w:bottom w:w="0" w:type="dxa"/>
+            <w:right w:w="108" w:type="dxa"/>
+          </w:tblCellMar>
         </w:tblPrEx>
         <w:tc>
           <w:tcPr>
@@ -44091,12 +43772,6 @@
             <w:insideH w:val="single" w:color="auto" w:sz="4" w:space="0"/>
             <w:insideV w:val="single" w:color="auto" w:sz="4" w:space="0"/>
           </w:tblBorders>
-          <w:tblCellMar>
-            <w:top w:w="0" w:type="dxa"/>
-            <w:left w:w="108" w:type="dxa"/>
-            <w:bottom w:w="0" w:type="dxa"/>
-            <w:right w:w="108" w:type="dxa"/>
-          </w:tblCellMar>
         </w:tblPrEx>
         <w:tc>
           <w:tcPr>
@@ -44443,12 +44118,6 @@
             <w:insideH w:val="single" w:color="auto" w:sz="4" w:space="0"/>
             <w:insideV w:val="single" w:color="auto" w:sz="4" w:space="0"/>
           </w:tblBorders>
-          <w:tblCellMar>
-            <w:top w:w="0" w:type="dxa"/>
-            <w:left w:w="108" w:type="dxa"/>
-            <w:bottom w:w="0" w:type="dxa"/>
-            <w:right w:w="108" w:type="dxa"/>
-          </w:tblCellMar>
         </w:tblPrEx>
         <w:tc>
           <w:tcPr>
@@ -45837,12 +45506,6 @@
             <w:insideH w:val="single" w:color="auto" w:sz="4" w:space="0"/>
             <w:insideV w:val="single" w:color="auto" w:sz="4" w:space="0"/>
           </w:tblBorders>
-          <w:tblCellMar>
-            <w:top w:w="0" w:type="dxa"/>
-            <w:left w:w="108" w:type="dxa"/>
-            <w:bottom w:w="0" w:type="dxa"/>
-            <w:right w:w="108" w:type="dxa"/>
-          </w:tblCellMar>
         </w:tblPrEx>
         <w:tc>
           <w:tcPr>
@@ -45891,12 +45554,6 @@
             <w:insideH w:val="single" w:color="auto" w:sz="4" w:space="0"/>
             <w:insideV w:val="single" w:color="auto" w:sz="4" w:space="0"/>
           </w:tblBorders>
-          <w:tblCellMar>
-            <w:top w:w="0" w:type="dxa"/>
-            <w:left w:w="108" w:type="dxa"/>
-            <w:bottom w:w="0" w:type="dxa"/>
-            <w:right w:w="108" w:type="dxa"/>
-          </w:tblCellMar>
         </w:tblPrEx>
         <w:tc>
           <w:tcPr>
@@ -45994,12 +45651,6 @@
             <w:insideH w:val="single" w:color="auto" w:sz="4" w:space="0"/>
             <w:insideV w:val="single" w:color="auto" w:sz="4" w:space="0"/>
           </w:tblBorders>
-          <w:tblCellMar>
-            <w:top w:w="0" w:type="dxa"/>
-            <w:left w:w="108" w:type="dxa"/>
-            <w:bottom w:w="0" w:type="dxa"/>
-            <w:right w:w="108" w:type="dxa"/>
-          </w:tblCellMar>
         </w:tblPrEx>
         <w:tc>
           <w:tcPr>
@@ -46118,12 +45769,6 @@
             <w:insideH w:val="single" w:color="auto" w:sz="4" w:space="0"/>
             <w:insideV w:val="single" w:color="auto" w:sz="4" w:space="0"/>
           </w:tblBorders>
-          <w:tblCellMar>
-            <w:top w:w="0" w:type="dxa"/>
-            <w:left w:w="108" w:type="dxa"/>
-            <w:bottom w:w="0" w:type="dxa"/>
-            <w:right w:w="108" w:type="dxa"/>
-          </w:tblCellMar>
         </w:tblPrEx>
         <w:tc>
           <w:tcPr>
@@ -46158,12 +45803,6 @@
             <w:insideH w:val="single" w:color="auto" w:sz="4" w:space="0"/>
             <w:insideV w:val="single" w:color="auto" w:sz="4" w:space="0"/>
           </w:tblBorders>
-          <w:tblCellMar>
-            <w:top w:w="0" w:type="dxa"/>
-            <w:left w:w="108" w:type="dxa"/>
-            <w:bottom w:w="0" w:type="dxa"/>
-            <w:right w:w="108" w:type="dxa"/>
-          </w:tblCellMar>
         </w:tblPrEx>
         <w:tc>
           <w:tcPr>
@@ -46999,12 +46638,6 @@
             <w:insideH w:val="single" w:color="auto" w:sz="4" w:space="0"/>
             <w:insideV w:val="single" w:color="auto" w:sz="4" w:space="0"/>
           </w:tblBorders>
-          <w:tblCellMar>
-            <w:top w:w="0" w:type="dxa"/>
-            <w:left w:w="108" w:type="dxa"/>
-            <w:bottom w:w="0" w:type="dxa"/>
-            <w:right w:w="108" w:type="dxa"/>
-          </w:tblCellMar>
         </w:tblPrEx>
         <w:tc>
           <w:tcPr>
@@ -47505,12 +47138,6 @@
             <w:insideH w:val="single" w:color="auto" w:sz="4" w:space="0"/>
             <w:insideV w:val="single" w:color="auto" w:sz="4" w:space="0"/>
           </w:tblBorders>
-          <w:tblCellMar>
-            <w:top w:w="0" w:type="dxa"/>
-            <w:left w:w="108" w:type="dxa"/>
-            <w:bottom w:w="0" w:type="dxa"/>
-            <w:right w:w="108" w:type="dxa"/>
-          </w:tblCellMar>
         </w:tblPrEx>
         <w:tc>
           <w:tcPr>
@@ -48285,12 +47912,6 @@
             <w:insideH w:val="single" w:color="auto" w:sz="4" w:space="0"/>
             <w:insideV w:val="single" w:color="auto" w:sz="4" w:space="0"/>
           </w:tblBorders>
-          <w:tblCellMar>
-            <w:top w:w="0" w:type="dxa"/>
-            <w:left w:w="108" w:type="dxa"/>
-            <w:bottom w:w="0" w:type="dxa"/>
-            <w:right w:w="108" w:type="dxa"/>
-          </w:tblCellMar>
         </w:tblPrEx>
         <w:tc>
           <w:tcPr>
@@ -48363,12 +47984,6 @@
             <w:insideH w:val="single" w:color="auto" w:sz="4" w:space="0"/>
             <w:insideV w:val="single" w:color="auto" w:sz="4" w:space="0"/>
           </w:tblBorders>
-          <w:tblCellMar>
-            <w:top w:w="0" w:type="dxa"/>
-            <w:left w:w="108" w:type="dxa"/>
-            <w:bottom w:w="0" w:type="dxa"/>
-            <w:right w:w="108" w:type="dxa"/>
-          </w:tblCellMar>
         </w:tblPrEx>
         <w:tc>
           <w:tcPr>
@@ -48782,12 +48397,6 @@
             <w:insideH w:val="single" w:color="auto" w:sz="4" w:space="0"/>
             <w:insideV w:val="single" w:color="auto" w:sz="4" w:space="0"/>
           </w:tblBorders>
-          <w:tblCellMar>
-            <w:top w:w="0" w:type="dxa"/>
-            <w:left w:w="108" w:type="dxa"/>
-            <w:bottom w:w="0" w:type="dxa"/>
-            <w:right w:w="108" w:type="dxa"/>
-          </w:tblCellMar>
         </w:tblPrEx>
         <w:tc>
           <w:tcPr>
@@ -49463,12 +49072,6 @@
             <w:insideH w:val="single" w:color="auto" w:sz="4" w:space="0"/>
             <w:insideV w:val="single" w:color="auto" w:sz="4" w:space="0"/>
           </w:tblBorders>
-          <w:tblCellMar>
-            <w:top w:w="0" w:type="dxa"/>
-            <w:left w:w="108" w:type="dxa"/>
-            <w:bottom w:w="0" w:type="dxa"/>
-            <w:right w:w="108" w:type="dxa"/>
-          </w:tblCellMar>
         </w:tblPrEx>
         <w:tc>
           <w:tcPr>
@@ -49615,12 +49218,6 @@
             <w:insideH w:val="single" w:color="auto" w:sz="4" w:space="0"/>
             <w:insideV w:val="single" w:color="auto" w:sz="4" w:space="0"/>
           </w:tblBorders>
-          <w:tblCellMar>
-            <w:top w:w="0" w:type="dxa"/>
-            <w:left w:w="108" w:type="dxa"/>
-            <w:bottom w:w="0" w:type="dxa"/>
-            <w:right w:w="108" w:type="dxa"/>
-          </w:tblCellMar>
         </w:tblPrEx>
         <w:tc>
           <w:tcPr>
@@ -49722,12 +49319,6 @@
             <w:insideH w:val="single" w:color="auto" w:sz="4" w:space="0"/>
             <w:insideV w:val="single" w:color="auto" w:sz="4" w:space="0"/>
           </w:tblBorders>
-          <w:tblCellMar>
-            <w:top w:w="0" w:type="dxa"/>
-            <w:left w:w="108" w:type="dxa"/>
-            <w:bottom w:w="0" w:type="dxa"/>
-            <w:right w:w="108" w:type="dxa"/>
-          </w:tblCellMar>
         </w:tblPrEx>
         <w:tc>
           <w:tcPr>
@@ -49806,12 +49397,6 @@
             <w:insideH w:val="single" w:color="auto" w:sz="4" w:space="0"/>
             <w:insideV w:val="single" w:color="auto" w:sz="4" w:space="0"/>
           </w:tblBorders>
-          <w:tblCellMar>
-            <w:top w:w="0" w:type="dxa"/>
-            <w:left w:w="108" w:type="dxa"/>
-            <w:bottom w:w="0" w:type="dxa"/>
-            <w:right w:w="108" w:type="dxa"/>
-          </w:tblCellMar>
         </w:tblPrEx>
         <w:tc>
           <w:tcPr>
@@ -49931,12 +49516,6 @@
             <w:insideH w:val="single" w:color="auto" w:sz="4" w:space="0"/>
             <w:insideV w:val="single" w:color="auto" w:sz="4" w:space="0"/>
           </w:tblBorders>
-          <w:tblCellMar>
-            <w:top w:w="0" w:type="dxa"/>
-            <w:left w:w="108" w:type="dxa"/>
-            <w:bottom w:w="0" w:type="dxa"/>
-            <w:right w:w="108" w:type="dxa"/>
-          </w:tblCellMar>
         </w:tblPrEx>
         <w:tc>
           <w:tcPr>
@@ -50062,12 +49641,6 @@
             <w:insideH w:val="single" w:color="auto" w:sz="4" w:space="0"/>
             <w:insideV w:val="single" w:color="auto" w:sz="4" w:space="0"/>
           </w:tblBorders>
-          <w:tblCellMar>
-            <w:top w:w="0" w:type="dxa"/>
-            <w:left w:w="108" w:type="dxa"/>
-            <w:bottom w:w="0" w:type="dxa"/>
-            <w:right w:w="108" w:type="dxa"/>
-          </w:tblCellMar>
         </w:tblPrEx>
         <w:tc>
           <w:tcPr>
@@ -50162,12 +49735,6 @@
             <w:insideH w:val="single" w:color="auto" w:sz="4" w:space="0"/>
             <w:insideV w:val="single" w:color="auto" w:sz="4" w:space="0"/>
           </w:tblBorders>
-          <w:tblCellMar>
-            <w:top w:w="0" w:type="dxa"/>
-            <w:left w:w="108" w:type="dxa"/>
-            <w:bottom w:w="0" w:type="dxa"/>
-            <w:right w:w="108" w:type="dxa"/>
-          </w:tblCellMar>
         </w:tblPrEx>
         <w:tc>
           <w:tcPr>
@@ -50307,12 +49874,6 @@
             <w:insideH w:val="single" w:color="auto" w:sz="4" w:space="0"/>
             <w:insideV w:val="single" w:color="auto" w:sz="4" w:space="0"/>
           </w:tblBorders>
-          <w:tblCellMar>
-            <w:top w:w="0" w:type="dxa"/>
-            <w:left w:w="108" w:type="dxa"/>
-            <w:bottom w:w="0" w:type="dxa"/>
-            <w:right w:w="108" w:type="dxa"/>
-          </w:tblCellMar>
         </w:tblPrEx>
         <w:tc>
           <w:tcPr>
@@ -50455,12 +50016,6 @@
             <w:insideH w:val="single" w:color="auto" w:sz="4" w:space="0"/>
             <w:insideV w:val="single" w:color="auto" w:sz="4" w:space="0"/>
           </w:tblBorders>
-          <w:tblCellMar>
-            <w:top w:w="0" w:type="dxa"/>
-            <w:left w:w="108" w:type="dxa"/>
-            <w:bottom w:w="0" w:type="dxa"/>
-            <w:right w:w="108" w:type="dxa"/>
-          </w:tblCellMar>
         </w:tblPrEx>
         <w:tc>
           <w:tcPr>
@@ -50598,12 +50153,6 @@
             <w:insideH w:val="single" w:color="auto" w:sz="4" w:space="0"/>
             <w:insideV w:val="single" w:color="auto" w:sz="4" w:space="0"/>
           </w:tblBorders>
-          <w:tblCellMar>
-            <w:top w:w="0" w:type="dxa"/>
-            <w:left w:w="108" w:type="dxa"/>
-            <w:bottom w:w="0" w:type="dxa"/>
-            <w:right w:w="108" w:type="dxa"/>
-          </w:tblCellMar>
         </w:tblPrEx>
         <w:tc>
           <w:tcPr>

--- a/cpp 系统交互.docx
+++ b/cpp 系统交互.docx
@@ -6422,12 +6422,6 @@
             <w:insideH w:val="single" w:color="auto" w:sz="4" w:space="0"/>
             <w:insideV w:val="single" w:color="auto" w:sz="4" w:space="0"/>
           </w:tblBorders>
-          <w:tblCellMar>
-            <w:top w:w="0" w:type="dxa"/>
-            <w:left w:w="108" w:type="dxa"/>
-            <w:bottom w:w="0" w:type="dxa"/>
-            <w:right w:w="108" w:type="dxa"/>
-          </w:tblCellMar>
         </w:tblPrEx>
         <w:tc>
           <w:tcPr>
@@ -13327,6 +13321,488 @@
           <w:rFonts w:hint="eastAsia"/>
           <w:lang w:val="en-US" w:eastAsia="zh-CN"/>
         </w:rPr>
+        <w:t>同步message_filters：</w:t>
+      </w:r>
+    </w:p>
+    <w:tbl>
+      <w:tblPr>
+        <w:tblStyle w:val="8"/>
+        <w:tblW w:w="0" w:type="auto"/>
+        <w:tblInd w:w="0" w:type="dxa"/>
+        <w:tblBorders>
+          <w:top w:val="single" w:color="auto" w:sz="4" w:space="0"/>
+          <w:left w:val="single" w:color="auto" w:sz="4" w:space="0"/>
+          <w:bottom w:val="single" w:color="auto" w:sz="4" w:space="0"/>
+          <w:right w:val="single" w:color="auto" w:sz="4" w:space="0"/>
+          <w:insideH w:val="single" w:color="auto" w:sz="4" w:space="0"/>
+          <w:insideV w:val="single" w:color="auto" w:sz="4" w:space="0"/>
+        </w:tblBorders>
+        <w:tblLayout w:type="autofit"/>
+        <w:tblCellMar>
+          <w:top w:w="0" w:type="dxa"/>
+          <w:left w:w="108" w:type="dxa"/>
+          <w:bottom w:w="0" w:type="dxa"/>
+          <w:right w:w="108" w:type="dxa"/>
+        </w:tblCellMar>
+      </w:tblPr>
+      <w:tblGrid>
+        <w:gridCol w:w="3882"/>
+        <w:gridCol w:w="2375"/>
+      </w:tblGrid>
+      <w:tr>
+        <w:tblPrEx>
+          <w:tblBorders>
+            <w:top w:val="single" w:color="auto" w:sz="4" w:space="0"/>
+            <w:left w:val="single" w:color="auto" w:sz="4" w:space="0"/>
+            <w:bottom w:val="single" w:color="auto" w:sz="4" w:space="0"/>
+            <w:right w:val="single" w:color="auto" w:sz="4" w:space="0"/>
+            <w:insideH w:val="single" w:color="auto" w:sz="4" w:space="0"/>
+            <w:insideV w:val="single" w:color="auto" w:sz="4" w:space="0"/>
+          </w:tblBorders>
+          <w:tblCellMar>
+            <w:top w:w="0" w:type="dxa"/>
+            <w:left w:w="108" w:type="dxa"/>
+            <w:bottom w:w="0" w:type="dxa"/>
+            <w:right w:w="108" w:type="dxa"/>
+          </w:tblCellMar>
+        </w:tblPrEx>
+        <w:trPr>
+          <w:trHeight w:val="139" w:hRule="atLeast"/>
+        </w:trPr>
+        <w:tc>
+          <w:tcPr>
+            <w:tcW w:w="0" w:type="auto"/>
+            <w:vAlign w:val="center"/>
+          </w:tcPr>
+          <w:p>
+            <w:pPr>
+              <w:pStyle w:val="13"/>
+              <w:bidi w:val="0"/>
+              <w:jc w:val="both"/>
+              <w:rPr>
+                <w:rFonts w:hint="default" w:ascii="华文中宋" w:hAnsi="华文中宋" w:eastAsia="华文中宋" w:cs="华文中宋"/>
+                <w:b/>
+                <w:bCs/>
+                <w:color w:val="FF0000"/>
+                <w:kern w:val="2"/>
+                <w:sz w:val="21"/>
+                <w:szCs w:val="21"/>
+                <w:lang w:val="en-US" w:eastAsia="zh-CN" w:bidi="ar-SA"/>
+              </w:rPr>
+            </w:pPr>
+            <w:r>
+              <w:rPr>
+                <w:rFonts w:hint="eastAsia"/>
+                <w:lang w:val="en-US" w:eastAsia="zh-CN"/>
+              </w:rPr>
+              <w:t>Subscriber&lt;msgT&gt;(node, topic, qos)</w:t>
+            </w:r>
+          </w:p>
+        </w:tc>
+        <w:tc>
+          <w:tcPr>
+            <w:tcW w:w="0" w:type="auto"/>
+            <w:vAlign w:val="center"/>
+          </w:tcPr>
+          <w:p>
+            <w:pPr>
+              <w:jc w:val="both"/>
+              <w:rPr>
+                <w:rFonts w:hint="default" w:ascii="华文中宋" w:hAnsi="华文中宋" w:eastAsia="华文中宋" w:cs="华文中宋"/>
+                <w:b/>
+                <w:bCs/>
+                <w:color w:val="ED7D31" w:themeColor="accent2"/>
+                <w:kern w:val="2"/>
+                <w:sz w:val="21"/>
+                <w:szCs w:val="21"/>
+                <w:vertAlign w:val="baseline"/>
+                <w:lang w:val="en-US" w:eastAsia="zh-CN" w:bidi="ar-SA"/>
+                <w14:textFill>
+                  <w14:solidFill>
+                    <w14:schemeClr w14:val="accent2"/>
+                  </w14:solidFill>
+                </w14:textFill>
+              </w:rPr>
+            </w:pPr>
+            <w:r>
+              <w:rPr>
+                <w:rFonts w:hint="eastAsia" w:cs="华文中宋"/>
+                <w:b/>
+                <w:bCs/>
+                <w:color w:val="EA82E5"/>
+                <w:kern w:val="2"/>
+                <w:sz w:val="21"/>
+                <w:szCs w:val="21"/>
+                <w:lang w:val="en-US" w:eastAsia="zh-CN" w:bidi="ar-SA"/>
+              </w:rPr>
+              <w:t>订阅器</w:t>
+            </w:r>
+            <w:r>
+              <w:rPr>
+                <w:rFonts w:hint="eastAsia" w:ascii="华文中宋" w:hAnsi="华文中宋" w:eastAsia="华文中宋" w:cs="华文中宋"/>
+                <w:b/>
+                <w:bCs/>
+                <w:color w:val="ED7D31" w:themeColor="accent2"/>
+                <w:kern w:val="2"/>
+                <w:sz w:val="21"/>
+                <w:szCs w:val="24"/>
+                <w:lang w:val="en-US" w:eastAsia="zh-CN" w:bidi="ar-SA"/>
+                <w14:textFill>
+                  <w14:solidFill>
+                    <w14:schemeClr w14:val="accent2"/>
+                  </w14:solidFill>
+                </w14:textFill>
+              </w:rPr>
+              <w:t xml:space="preserve"> (</w:t>
+            </w:r>
+            <w:r>
+              <w:rPr>
+                <w:rFonts w:hint="eastAsia" w:cs="华文中宋"/>
+                <w:b/>
+                <w:bCs/>
+                <w:color w:val="ED7D31" w:themeColor="accent2"/>
+                <w:kern w:val="2"/>
+                <w:sz w:val="21"/>
+                <w:szCs w:val="24"/>
+                <w:lang w:val="en-US" w:eastAsia="zh-CN" w:bidi="ar-SA"/>
+                <w14:textFill>
+                  <w14:solidFill>
+                    <w14:schemeClr w14:val="accent2"/>
+                  </w14:solidFill>
+                </w14:textFill>
+              </w:rPr>
+              <w:t>subscriber.h</w:t>
+            </w:r>
+            <w:r>
+              <w:rPr>
+                <w:rFonts w:hint="eastAsia" w:ascii="华文中宋" w:hAnsi="华文中宋" w:eastAsia="华文中宋" w:cs="华文中宋"/>
+                <w:b/>
+                <w:bCs/>
+                <w:color w:val="ED7D31" w:themeColor="accent2"/>
+                <w:kern w:val="2"/>
+                <w:sz w:val="21"/>
+                <w:szCs w:val="24"/>
+                <w:lang w:val="en-US" w:eastAsia="zh-CN" w:bidi="ar-SA"/>
+                <w14:textFill>
+                  <w14:solidFill>
+                    <w14:schemeClr w14:val="accent2"/>
+                  </w14:solidFill>
+                </w14:textFill>
+              </w:rPr>
+              <w:t>)</w:t>
+            </w:r>
+          </w:p>
+        </w:tc>
+      </w:tr>
+    </w:tbl>
+    <w:p/>
+    <w:tbl>
+      <w:tblPr>
+        <w:tblStyle w:val="8"/>
+        <w:tblW w:w="0" w:type="auto"/>
+        <w:tblInd w:w="0" w:type="dxa"/>
+        <w:tblBorders>
+          <w:top w:val="single" w:color="auto" w:sz="4" w:space="0"/>
+          <w:left w:val="single" w:color="auto" w:sz="4" w:space="0"/>
+          <w:bottom w:val="single" w:color="auto" w:sz="4" w:space="0"/>
+          <w:right w:val="single" w:color="auto" w:sz="4" w:space="0"/>
+          <w:insideH w:val="single" w:color="auto" w:sz="4" w:space="0"/>
+          <w:insideV w:val="single" w:color="auto" w:sz="4" w:space="0"/>
+        </w:tblBorders>
+        <w:tblLayout w:type="autofit"/>
+        <w:tblCellMar>
+          <w:top w:w="0" w:type="dxa"/>
+          <w:left w:w="108" w:type="dxa"/>
+          <w:bottom w:w="0" w:type="dxa"/>
+          <w:right w:w="108" w:type="dxa"/>
+        </w:tblCellMar>
+      </w:tblPr>
+      <w:tblGrid>
+        <w:gridCol w:w="1898"/>
+        <w:gridCol w:w="5137"/>
+        <w:gridCol w:w="3587"/>
+      </w:tblGrid>
+      <w:tr>
+        <w:tblPrEx>
+          <w:tblBorders>
+            <w:top w:val="single" w:color="auto" w:sz="4" w:space="0"/>
+            <w:left w:val="single" w:color="auto" w:sz="4" w:space="0"/>
+            <w:bottom w:val="single" w:color="auto" w:sz="4" w:space="0"/>
+            <w:right w:val="single" w:color="auto" w:sz="4" w:space="0"/>
+            <w:insideH w:val="single" w:color="auto" w:sz="4" w:space="0"/>
+            <w:insideV w:val="single" w:color="auto" w:sz="4" w:space="0"/>
+          </w:tblBorders>
+          <w:tblCellMar>
+            <w:top w:w="0" w:type="dxa"/>
+            <w:left w:w="108" w:type="dxa"/>
+            <w:bottom w:w="0" w:type="dxa"/>
+            <w:right w:w="108" w:type="dxa"/>
+          </w:tblCellMar>
+        </w:tblPrEx>
+        <w:trPr>
+          <w:trHeight w:val="139" w:hRule="atLeast"/>
+        </w:trPr>
+        <w:tc>
+          <w:tcPr>
+            <w:tcW w:w="0" w:type="auto"/>
+            <w:gridSpan w:val="2"/>
+            <w:vAlign w:val="center"/>
+          </w:tcPr>
+          <w:p>
+            <w:pPr>
+              <w:pStyle w:val="13"/>
+              <w:bidi w:val="0"/>
+              <w:jc w:val="both"/>
+              <w:rPr>
+                <w:rFonts w:hint="default"/>
+                <w:lang w:val="en-US" w:eastAsia="zh-CN"/>
+              </w:rPr>
+            </w:pPr>
+            <w:r>
+              <w:rPr>
+                <w:rFonts w:hint="eastAsia"/>
+                <w:lang w:val="en-US" w:eastAsia="zh-CN"/>
+              </w:rPr>
+              <w:t>TimeSynchronizer&lt;msgT0, msgT1, ...&gt;(sub0, sub1, ..., queue_size)</w:t>
+            </w:r>
+          </w:p>
+        </w:tc>
+        <w:tc>
+          <w:tcPr>
+            <w:tcW w:w="0" w:type="auto"/>
+            <w:vAlign w:val="center"/>
+          </w:tcPr>
+          <w:p>
+            <w:pPr>
+              <w:jc w:val="both"/>
+              <w:rPr>
+                <w:rFonts w:hint="default" w:cs="华文中宋"/>
+                <w:b/>
+                <w:bCs/>
+                <w:color w:val="EA82E5"/>
+                <w:kern w:val="2"/>
+                <w:sz w:val="21"/>
+                <w:szCs w:val="21"/>
+                <w:lang w:val="en-US" w:eastAsia="zh-CN" w:bidi="ar-SA"/>
+              </w:rPr>
+            </w:pPr>
+            <w:r>
+              <w:rPr>
+                <w:rFonts w:hint="eastAsia" w:cs="华文中宋"/>
+                <w:b/>
+                <w:bCs/>
+                <w:color w:val="EA82E5"/>
+                <w:kern w:val="2"/>
+                <w:sz w:val="21"/>
+                <w:szCs w:val="21"/>
+                <w:lang w:val="en-US" w:eastAsia="zh-CN" w:bidi="ar-SA"/>
+              </w:rPr>
+              <w:t>时间同步器</w:t>
+            </w:r>
+            <w:r>
+              <w:rPr>
+                <w:rFonts w:hint="eastAsia" w:cs="华文中宋"/>
+                <w:b/>
+                <w:bCs/>
+                <w:color w:val="ED7D31" w:themeColor="accent2"/>
+                <w:kern w:val="2"/>
+                <w:sz w:val="21"/>
+                <w:szCs w:val="24"/>
+                <w:lang w:val="en-US" w:eastAsia="zh-CN" w:bidi="ar-SA"/>
+                <w14:textFill>
+                  <w14:solidFill>
+                    <w14:schemeClr w14:val="accent2"/>
+                  </w14:solidFill>
+                </w14:textFill>
+              </w:rPr>
+              <w:t xml:space="preserve"> (time_synchronizer.h)</w:t>
+            </w:r>
+          </w:p>
+        </w:tc>
+      </w:tr>
+      <w:tr>
+        <w:tblPrEx>
+          <w:tblBorders>
+            <w:top w:val="single" w:color="auto" w:sz="4" w:space="0"/>
+            <w:left w:val="single" w:color="auto" w:sz="4" w:space="0"/>
+            <w:bottom w:val="single" w:color="auto" w:sz="4" w:space="0"/>
+            <w:right w:val="single" w:color="auto" w:sz="4" w:space="0"/>
+            <w:insideH w:val="single" w:color="auto" w:sz="4" w:space="0"/>
+            <w:insideV w:val="single" w:color="auto" w:sz="4" w:space="0"/>
+          </w:tblBorders>
+          <w:tblCellMar>
+            <w:top w:w="0" w:type="dxa"/>
+            <w:left w:w="108" w:type="dxa"/>
+            <w:bottom w:w="0" w:type="dxa"/>
+            <w:right w:w="108" w:type="dxa"/>
+          </w:tblCellMar>
+        </w:tblPrEx>
+        <w:trPr>
+          <w:trHeight w:val="139" w:hRule="atLeast"/>
+        </w:trPr>
+        <w:tc>
+          <w:tcPr>
+            <w:tcW w:w="0" w:type="auto"/>
+            <w:vAlign w:val="center"/>
+          </w:tcPr>
+          <w:p>
+            <w:pPr>
+              <w:pStyle w:val="13"/>
+              <w:bidi w:val="0"/>
+              <w:jc w:val="both"/>
+              <w:rPr>
+                <w:rFonts w:hint="default"/>
+                <w:lang w:val="en-US" w:eastAsia="zh-CN"/>
+              </w:rPr>
+            </w:pPr>
+            <w:r>
+              <w:rPr>
+                <w:rFonts w:hint="eastAsia" w:ascii="华文中宋" w:hAnsi="华文中宋" w:eastAsia="华文中宋" w:cs="华文中宋"/>
+                <w:b/>
+                <w:bCs/>
+                <w:color w:val="ED7D31" w:themeColor="accent2"/>
+                <w:kern w:val="2"/>
+                <w:sz w:val="21"/>
+                <w:szCs w:val="24"/>
+                <w:lang w:val="en-US" w:eastAsia="zh-CN" w:bidi="ar-SA"/>
+                <w14:textFill>
+                  <w14:solidFill>
+                    <w14:schemeClr w14:val="accent2"/>
+                  </w14:solidFill>
+                </w14:textFill>
+              </w:rPr>
+              <w:t>实例方法</w:t>
+            </w:r>
+          </w:p>
+        </w:tc>
+        <w:tc>
+          <w:tcPr>
+            <w:tcW w:w="0" w:type="auto"/>
+            <w:vAlign w:val="center"/>
+          </w:tcPr>
+          <w:p>
+            <w:pPr>
+              <w:pStyle w:val="13"/>
+              <w:bidi w:val="0"/>
+              <w:jc w:val="both"/>
+              <w:rPr>
+                <w:rFonts w:hint="default"/>
+                <w:lang w:val="en-US" w:eastAsia="zh-CN"/>
+              </w:rPr>
+            </w:pPr>
+            <w:r>
+              <w:rPr>
+                <w:rFonts w:hint="eastAsia"/>
+                <w:lang w:val="en-US" w:eastAsia="zh-CN"/>
+              </w:rPr>
+              <w:t>registerCallback(callback)</w:t>
+            </w:r>
+          </w:p>
+        </w:tc>
+        <w:tc>
+          <w:tcPr>
+            <w:tcW w:w="0" w:type="auto"/>
+            <w:vAlign w:val="center"/>
+          </w:tcPr>
+          <w:p>
+            <w:pPr>
+              <w:jc w:val="both"/>
+              <w:rPr>
+                <w:rFonts w:hint="default" w:cs="华文中宋"/>
+                <w:b/>
+                <w:bCs/>
+                <w:color w:val="EA82E5"/>
+                <w:kern w:val="2"/>
+                <w:sz w:val="21"/>
+                <w:szCs w:val="21"/>
+                <w:lang w:val="en-US" w:eastAsia="zh-CN" w:bidi="ar-SA"/>
+              </w:rPr>
+            </w:pPr>
+            <w:r>
+              <w:rPr>
+                <w:rFonts w:hint="eastAsia" w:cs="华文中宋"/>
+                <w:b/>
+                <w:bCs/>
+                <w:color w:val="ED7D31" w:themeColor="accent2"/>
+                <w:kern w:val="2"/>
+                <w:sz w:val="21"/>
+                <w:szCs w:val="24"/>
+                <w:lang w:val="en-US" w:eastAsia="zh-CN" w:bidi="ar-SA"/>
+                <w14:textFill>
+                  <w14:solidFill>
+                    <w14:schemeClr w14:val="accent2"/>
+                  </w14:solidFill>
+                </w14:textFill>
+              </w:rPr>
+              <w:t>注册</w:t>
+            </w:r>
+            <w:r>
+              <w:rPr>
+                <w:rFonts w:hint="eastAsia" w:cs="华文中宋"/>
+                <w:b/>
+                <w:bCs/>
+                <w:color w:val="EA82E5"/>
+                <w:kern w:val="2"/>
+                <w:sz w:val="21"/>
+                <w:szCs w:val="21"/>
+                <w:lang w:val="en-US" w:eastAsia="zh-CN" w:bidi="ar-SA"/>
+              </w:rPr>
+              <w:t>回调函数</w:t>
+            </w:r>
+          </w:p>
+        </w:tc>
+      </w:tr>
+    </w:tbl>
+    <w:p>
+      <w:pPr>
+        <w:rPr>
+          <w:rFonts w:hint="default" w:cs="华文中宋"/>
+          <w:b/>
+          <w:bCs/>
+          <w:color w:val="ED7D31" w:themeColor="accent2"/>
+          <w:sz w:val="21"/>
+          <w:szCs w:val="24"/>
+          <w:lang w:val="en-US" w:eastAsia="zh-CN"/>
+          <w14:textFill>
+            <w14:solidFill>
+              <w14:schemeClr w14:val="accent2"/>
+            </w14:solidFill>
+          </w14:textFill>
+        </w:rPr>
+      </w:pPr>
+    </w:p>
+    <w:p>
+      <w:pPr>
+        <w:rPr>
+          <w:rFonts w:hint="default" w:cs="华文中宋"/>
+          <w:b/>
+          <w:bCs/>
+          <w:color w:val="ED7D31" w:themeColor="accent2"/>
+          <w:sz w:val="21"/>
+          <w:szCs w:val="24"/>
+          <w:lang w:val="en-US" w:eastAsia="zh-CN"/>
+          <w14:textFill>
+            <w14:solidFill>
+              <w14:schemeClr w14:val="accent2"/>
+            </w14:solidFill>
+          </w14:textFill>
+        </w:rPr>
+      </w:pPr>
+    </w:p>
+    <w:p>
+      <w:pPr>
+        <w:pStyle w:val="4"/>
+        <w:bidi w:val="0"/>
+        <w:rPr>
+          <w:rFonts w:hint="default"/>
+          <w:lang w:val="en-US" w:eastAsia="zh-CN"/>
+        </w:rPr>
+      </w:pPr>
+      <w:r>
+        <w:rPr>
+          <w:rFonts w:hint="eastAsia"/>
+          <w:lang w:val="en-US" w:eastAsia="zh-CN"/>
+        </w:rPr>
         <w:t>通信rclcpp/rclcpp.hpp：</w:t>
       </w:r>
     </w:p>
@@ -17680,6 +18156,12 @@
             <w:insideH w:val="single" w:color="auto" w:sz="4" w:space="0"/>
             <w:insideV w:val="single" w:color="auto" w:sz="4" w:space="0"/>
           </w:tblBorders>
+          <w:tblCellMar>
+            <w:top w:w="0" w:type="dxa"/>
+            <w:left w:w="108" w:type="dxa"/>
+            <w:bottom w:w="0" w:type="dxa"/>
+            <w:right w:w="108" w:type="dxa"/>
+          </w:tblCellMar>
         </w:tblPrEx>
         <w:tc>
           <w:tcPr>
@@ -18803,6 +19285,12 @@
             <w:insideH w:val="single" w:color="auto" w:sz="4" w:space="0"/>
             <w:insideV w:val="single" w:color="auto" w:sz="4" w:space="0"/>
           </w:tblBorders>
+          <w:tblCellMar>
+            <w:top w:w="0" w:type="dxa"/>
+            <w:left w:w="108" w:type="dxa"/>
+            <w:bottom w:w="0" w:type="dxa"/>
+            <w:right w:w="108" w:type="dxa"/>
+          </w:tblCellMar>
         </w:tblPrEx>
         <w:tc>
           <w:tcPr>
@@ -19133,6 +19621,12 @@
             <w:insideH w:val="single" w:color="auto" w:sz="4" w:space="0"/>
             <w:insideV w:val="single" w:color="auto" w:sz="4" w:space="0"/>
           </w:tblBorders>
+          <w:tblCellMar>
+            <w:top w:w="0" w:type="dxa"/>
+            <w:left w:w="108" w:type="dxa"/>
+            <w:bottom w:w="0" w:type="dxa"/>
+            <w:right w:w="108" w:type="dxa"/>
+          </w:tblCellMar>
         </w:tblPrEx>
         <w:tc>
           <w:tcPr>
@@ -21866,12 +22360,6 @@
             <w:insideH w:val="single" w:color="auto" w:sz="4" w:space="0"/>
             <w:insideV w:val="single" w:color="auto" w:sz="4" w:space="0"/>
           </w:tblBorders>
-          <w:tblCellMar>
-            <w:top w:w="0" w:type="dxa"/>
-            <w:left w:w="108" w:type="dxa"/>
-            <w:bottom w:w="0" w:type="dxa"/>
-            <w:right w:w="108" w:type="dxa"/>
-          </w:tblCellMar>
         </w:tblPrEx>
         <w:tc>
           <w:tcPr>
@@ -23347,488 +23835,6 @@
         <w:pStyle w:val="4"/>
         <w:bidi w:val="0"/>
         <w:rPr>
-          <w:rFonts w:hint="default"/>
-          <w:lang w:val="en-US" w:eastAsia="zh-CN"/>
-        </w:rPr>
-      </w:pPr>
-      <w:r>
-        <w:rPr>
-          <w:rFonts w:hint="eastAsia"/>
-          <w:lang w:val="en-US" w:eastAsia="zh-CN"/>
-        </w:rPr>
-        <w:t>同步message_filters：</w:t>
-      </w:r>
-    </w:p>
-    <w:tbl>
-      <w:tblPr>
-        <w:tblStyle w:val="8"/>
-        <w:tblW w:w="0" w:type="auto"/>
-        <w:tblInd w:w="0" w:type="dxa"/>
-        <w:tblBorders>
-          <w:top w:val="single" w:color="auto" w:sz="4" w:space="0"/>
-          <w:left w:val="single" w:color="auto" w:sz="4" w:space="0"/>
-          <w:bottom w:val="single" w:color="auto" w:sz="4" w:space="0"/>
-          <w:right w:val="single" w:color="auto" w:sz="4" w:space="0"/>
-          <w:insideH w:val="single" w:color="auto" w:sz="4" w:space="0"/>
-          <w:insideV w:val="single" w:color="auto" w:sz="4" w:space="0"/>
-        </w:tblBorders>
-        <w:tblLayout w:type="autofit"/>
-        <w:tblCellMar>
-          <w:top w:w="0" w:type="dxa"/>
-          <w:left w:w="108" w:type="dxa"/>
-          <w:bottom w:w="0" w:type="dxa"/>
-          <w:right w:w="108" w:type="dxa"/>
-        </w:tblCellMar>
-      </w:tblPr>
-      <w:tblGrid>
-        <w:gridCol w:w="3882"/>
-        <w:gridCol w:w="2375"/>
-      </w:tblGrid>
-      <w:tr>
-        <w:tblPrEx>
-          <w:tblBorders>
-            <w:top w:val="single" w:color="auto" w:sz="4" w:space="0"/>
-            <w:left w:val="single" w:color="auto" w:sz="4" w:space="0"/>
-            <w:bottom w:val="single" w:color="auto" w:sz="4" w:space="0"/>
-            <w:right w:val="single" w:color="auto" w:sz="4" w:space="0"/>
-            <w:insideH w:val="single" w:color="auto" w:sz="4" w:space="0"/>
-            <w:insideV w:val="single" w:color="auto" w:sz="4" w:space="0"/>
-          </w:tblBorders>
-          <w:tblCellMar>
-            <w:top w:w="0" w:type="dxa"/>
-            <w:left w:w="108" w:type="dxa"/>
-            <w:bottom w:w="0" w:type="dxa"/>
-            <w:right w:w="108" w:type="dxa"/>
-          </w:tblCellMar>
-        </w:tblPrEx>
-        <w:trPr>
-          <w:trHeight w:val="139" w:hRule="atLeast"/>
-        </w:trPr>
-        <w:tc>
-          <w:tcPr>
-            <w:tcW w:w="0" w:type="auto"/>
-            <w:vAlign w:val="center"/>
-          </w:tcPr>
-          <w:p>
-            <w:pPr>
-              <w:pStyle w:val="13"/>
-              <w:bidi w:val="0"/>
-              <w:jc w:val="both"/>
-              <w:rPr>
-                <w:rFonts w:hint="default" w:ascii="华文中宋" w:hAnsi="华文中宋" w:eastAsia="华文中宋" w:cs="华文中宋"/>
-                <w:b/>
-                <w:bCs/>
-                <w:color w:val="FF0000"/>
-                <w:kern w:val="2"/>
-                <w:sz w:val="21"/>
-                <w:szCs w:val="21"/>
-                <w:lang w:val="en-US" w:eastAsia="zh-CN" w:bidi="ar-SA"/>
-              </w:rPr>
-            </w:pPr>
-            <w:r>
-              <w:rPr>
-                <w:rFonts w:hint="eastAsia"/>
-                <w:lang w:val="en-US" w:eastAsia="zh-CN"/>
-              </w:rPr>
-              <w:t>Subscriber&lt;msgT&gt;(node, topic, qos)</w:t>
-            </w:r>
-          </w:p>
-        </w:tc>
-        <w:tc>
-          <w:tcPr>
-            <w:tcW w:w="0" w:type="auto"/>
-            <w:vAlign w:val="center"/>
-          </w:tcPr>
-          <w:p>
-            <w:pPr>
-              <w:jc w:val="both"/>
-              <w:rPr>
-                <w:rFonts w:hint="default" w:ascii="华文中宋" w:hAnsi="华文中宋" w:eastAsia="华文中宋" w:cs="华文中宋"/>
-                <w:b/>
-                <w:bCs/>
-                <w:color w:val="ED7D31" w:themeColor="accent2"/>
-                <w:kern w:val="2"/>
-                <w:sz w:val="21"/>
-                <w:szCs w:val="21"/>
-                <w:vertAlign w:val="baseline"/>
-                <w:lang w:val="en-US" w:eastAsia="zh-CN" w:bidi="ar-SA"/>
-                <w14:textFill>
-                  <w14:solidFill>
-                    <w14:schemeClr w14:val="accent2"/>
-                  </w14:solidFill>
-                </w14:textFill>
-              </w:rPr>
-            </w:pPr>
-            <w:r>
-              <w:rPr>
-                <w:rFonts w:hint="eastAsia" w:cs="华文中宋"/>
-                <w:b/>
-                <w:bCs/>
-                <w:color w:val="EA82E5"/>
-                <w:kern w:val="2"/>
-                <w:sz w:val="21"/>
-                <w:szCs w:val="21"/>
-                <w:lang w:val="en-US" w:eastAsia="zh-CN" w:bidi="ar-SA"/>
-              </w:rPr>
-              <w:t>订阅器</w:t>
-            </w:r>
-            <w:r>
-              <w:rPr>
-                <w:rFonts w:hint="eastAsia" w:ascii="华文中宋" w:hAnsi="华文中宋" w:eastAsia="华文中宋" w:cs="华文中宋"/>
-                <w:b/>
-                <w:bCs/>
-                <w:color w:val="ED7D31" w:themeColor="accent2"/>
-                <w:kern w:val="2"/>
-                <w:sz w:val="21"/>
-                <w:szCs w:val="24"/>
-                <w:lang w:val="en-US" w:eastAsia="zh-CN" w:bidi="ar-SA"/>
-                <w14:textFill>
-                  <w14:solidFill>
-                    <w14:schemeClr w14:val="accent2"/>
-                  </w14:solidFill>
-                </w14:textFill>
-              </w:rPr>
-              <w:t xml:space="preserve"> (</w:t>
-            </w:r>
-            <w:r>
-              <w:rPr>
-                <w:rFonts w:hint="eastAsia" w:cs="华文中宋"/>
-                <w:b/>
-                <w:bCs/>
-                <w:color w:val="ED7D31" w:themeColor="accent2"/>
-                <w:kern w:val="2"/>
-                <w:sz w:val="21"/>
-                <w:szCs w:val="24"/>
-                <w:lang w:val="en-US" w:eastAsia="zh-CN" w:bidi="ar-SA"/>
-                <w14:textFill>
-                  <w14:solidFill>
-                    <w14:schemeClr w14:val="accent2"/>
-                  </w14:solidFill>
-                </w14:textFill>
-              </w:rPr>
-              <w:t>subscriber.h</w:t>
-            </w:r>
-            <w:r>
-              <w:rPr>
-                <w:rFonts w:hint="eastAsia" w:ascii="华文中宋" w:hAnsi="华文中宋" w:eastAsia="华文中宋" w:cs="华文中宋"/>
-                <w:b/>
-                <w:bCs/>
-                <w:color w:val="ED7D31" w:themeColor="accent2"/>
-                <w:kern w:val="2"/>
-                <w:sz w:val="21"/>
-                <w:szCs w:val="24"/>
-                <w:lang w:val="en-US" w:eastAsia="zh-CN" w:bidi="ar-SA"/>
-                <w14:textFill>
-                  <w14:solidFill>
-                    <w14:schemeClr w14:val="accent2"/>
-                  </w14:solidFill>
-                </w14:textFill>
-              </w:rPr>
-              <w:t>)</w:t>
-            </w:r>
-          </w:p>
-        </w:tc>
-      </w:tr>
-    </w:tbl>
-    <w:p/>
-    <w:tbl>
-      <w:tblPr>
-        <w:tblStyle w:val="8"/>
-        <w:tblW w:w="0" w:type="auto"/>
-        <w:tblInd w:w="0" w:type="dxa"/>
-        <w:tblBorders>
-          <w:top w:val="single" w:color="auto" w:sz="4" w:space="0"/>
-          <w:left w:val="single" w:color="auto" w:sz="4" w:space="0"/>
-          <w:bottom w:val="single" w:color="auto" w:sz="4" w:space="0"/>
-          <w:right w:val="single" w:color="auto" w:sz="4" w:space="0"/>
-          <w:insideH w:val="single" w:color="auto" w:sz="4" w:space="0"/>
-          <w:insideV w:val="single" w:color="auto" w:sz="4" w:space="0"/>
-        </w:tblBorders>
-        <w:tblLayout w:type="autofit"/>
-        <w:tblCellMar>
-          <w:top w:w="0" w:type="dxa"/>
-          <w:left w:w="108" w:type="dxa"/>
-          <w:bottom w:w="0" w:type="dxa"/>
-          <w:right w:w="108" w:type="dxa"/>
-        </w:tblCellMar>
-      </w:tblPr>
-      <w:tblGrid>
-        <w:gridCol w:w="1898"/>
-        <w:gridCol w:w="5137"/>
-        <w:gridCol w:w="3587"/>
-      </w:tblGrid>
-      <w:tr>
-        <w:tblPrEx>
-          <w:tblBorders>
-            <w:top w:val="single" w:color="auto" w:sz="4" w:space="0"/>
-            <w:left w:val="single" w:color="auto" w:sz="4" w:space="0"/>
-            <w:bottom w:val="single" w:color="auto" w:sz="4" w:space="0"/>
-            <w:right w:val="single" w:color="auto" w:sz="4" w:space="0"/>
-            <w:insideH w:val="single" w:color="auto" w:sz="4" w:space="0"/>
-            <w:insideV w:val="single" w:color="auto" w:sz="4" w:space="0"/>
-          </w:tblBorders>
-          <w:tblCellMar>
-            <w:top w:w="0" w:type="dxa"/>
-            <w:left w:w="108" w:type="dxa"/>
-            <w:bottom w:w="0" w:type="dxa"/>
-            <w:right w:w="108" w:type="dxa"/>
-          </w:tblCellMar>
-        </w:tblPrEx>
-        <w:trPr>
-          <w:trHeight w:val="139" w:hRule="atLeast"/>
-        </w:trPr>
-        <w:tc>
-          <w:tcPr>
-            <w:tcW w:w="0" w:type="auto"/>
-            <w:gridSpan w:val="2"/>
-            <w:vAlign w:val="center"/>
-          </w:tcPr>
-          <w:p>
-            <w:pPr>
-              <w:pStyle w:val="13"/>
-              <w:bidi w:val="0"/>
-              <w:jc w:val="both"/>
-              <w:rPr>
-                <w:rFonts w:hint="default"/>
-                <w:lang w:val="en-US" w:eastAsia="zh-CN"/>
-              </w:rPr>
-            </w:pPr>
-            <w:r>
-              <w:rPr>
-                <w:rFonts w:hint="eastAsia"/>
-                <w:lang w:val="en-US" w:eastAsia="zh-CN"/>
-              </w:rPr>
-              <w:t>TimeSynchronizer&lt;msgT0, msgT1, ...&gt;(sub0, sub1, ..., queue_size)</w:t>
-            </w:r>
-          </w:p>
-        </w:tc>
-        <w:tc>
-          <w:tcPr>
-            <w:tcW w:w="0" w:type="auto"/>
-            <w:vAlign w:val="center"/>
-          </w:tcPr>
-          <w:p>
-            <w:pPr>
-              <w:jc w:val="both"/>
-              <w:rPr>
-                <w:rFonts w:hint="default" w:cs="华文中宋"/>
-                <w:b/>
-                <w:bCs/>
-                <w:color w:val="EA82E5"/>
-                <w:kern w:val="2"/>
-                <w:sz w:val="21"/>
-                <w:szCs w:val="21"/>
-                <w:lang w:val="en-US" w:eastAsia="zh-CN" w:bidi="ar-SA"/>
-              </w:rPr>
-            </w:pPr>
-            <w:r>
-              <w:rPr>
-                <w:rFonts w:hint="eastAsia" w:cs="华文中宋"/>
-                <w:b/>
-                <w:bCs/>
-                <w:color w:val="EA82E5"/>
-                <w:kern w:val="2"/>
-                <w:sz w:val="21"/>
-                <w:szCs w:val="21"/>
-                <w:lang w:val="en-US" w:eastAsia="zh-CN" w:bidi="ar-SA"/>
-              </w:rPr>
-              <w:t>时间同步器</w:t>
-            </w:r>
-            <w:r>
-              <w:rPr>
-                <w:rFonts w:hint="eastAsia" w:cs="华文中宋"/>
-                <w:b/>
-                <w:bCs/>
-                <w:color w:val="ED7D31" w:themeColor="accent2"/>
-                <w:kern w:val="2"/>
-                <w:sz w:val="21"/>
-                <w:szCs w:val="24"/>
-                <w:lang w:val="en-US" w:eastAsia="zh-CN" w:bidi="ar-SA"/>
-                <w14:textFill>
-                  <w14:solidFill>
-                    <w14:schemeClr w14:val="accent2"/>
-                  </w14:solidFill>
-                </w14:textFill>
-              </w:rPr>
-              <w:t xml:space="preserve"> (time_synchronizer.h)</w:t>
-            </w:r>
-          </w:p>
-        </w:tc>
-      </w:tr>
-      <w:tr>
-        <w:tblPrEx>
-          <w:tblBorders>
-            <w:top w:val="single" w:color="auto" w:sz="4" w:space="0"/>
-            <w:left w:val="single" w:color="auto" w:sz="4" w:space="0"/>
-            <w:bottom w:val="single" w:color="auto" w:sz="4" w:space="0"/>
-            <w:right w:val="single" w:color="auto" w:sz="4" w:space="0"/>
-            <w:insideH w:val="single" w:color="auto" w:sz="4" w:space="0"/>
-            <w:insideV w:val="single" w:color="auto" w:sz="4" w:space="0"/>
-          </w:tblBorders>
-          <w:tblCellMar>
-            <w:top w:w="0" w:type="dxa"/>
-            <w:left w:w="108" w:type="dxa"/>
-            <w:bottom w:w="0" w:type="dxa"/>
-            <w:right w:w="108" w:type="dxa"/>
-          </w:tblCellMar>
-        </w:tblPrEx>
-        <w:trPr>
-          <w:trHeight w:val="139" w:hRule="atLeast"/>
-        </w:trPr>
-        <w:tc>
-          <w:tcPr>
-            <w:tcW w:w="0" w:type="auto"/>
-            <w:vAlign w:val="center"/>
-          </w:tcPr>
-          <w:p>
-            <w:pPr>
-              <w:pStyle w:val="13"/>
-              <w:bidi w:val="0"/>
-              <w:jc w:val="both"/>
-              <w:rPr>
-                <w:rFonts w:hint="default"/>
-                <w:lang w:val="en-US" w:eastAsia="zh-CN"/>
-              </w:rPr>
-            </w:pPr>
-            <w:r>
-              <w:rPr>
-                <w:rFonts w:hint="eastAsia" w:ascii="华文中宋" w:hAnsi="华文中宋" w:eastAsia="华文中宋" w:cs="华文中宋"/>
-                <w:b/>
-                <w:bCs/>
-                <w:color w:val="ED7D31" w:themeColor="accent2"/>
-                <w:kern w:val="2"/>
-                <w:sz w:val="21"/>
-                <w:szCs w:val="24"/>
-                <w:lang w:val="en-US" w:eastAsia="zh-CN" w:bidi="ar-SA"/>
-                <w14:textFill>
-                  <w14:solidFill>
-                    <w14:schemeClr w14:val="accent2"/>
-                  </w14:solidFill>
-                </w14:textFill>
-              </w:rPr>
-              <w:t>实例方法</w:t>
-            </w:r>
-          </w:p>
-        </w:tc>
-        <w:tc>
-          <w:tcPr>
-            <w:tcW w:w="0" w:type="auto"/>
-            <w:vAlign w:val="center"/>
-          </w:tcPr>
-          <w:p>
-            <w:pPr>
-              <w:pStyle w:val="13"/>
-              <w:bidi w:val="0"/>
-              <w:jc w:val="both"/>
-              <w:rPr>
-                <w:rFonts w:hint="default"/>
-                <w:lang w:val="en-US" w:eastAsia="zh-CN"/>
-              </w:rPr>
-            </w:pPr>
-            <w:r>
-              <w:rPr>
-                <w:rFonts w:hint="eastAsia"/>
-                <w:lang w:val="en-US" w:eastAsia="zh-CN"/>
-              </w:rPr>
-              <w:t>registerCallback(callback)</w:t>
-            </w:r>
-          </w:p>
-        </w:tc>
-        <w:tc>
-          <w:tcPr>
-            <w:tcW w:w="0" w:type="auto"/>
-            <w:vAlign w:val="center"/>
-          </w:tcPr>
-          <w:p>
-            <w:pPr>
-              <w:jc w:val="both"/>
-              <w:rPr>
-                <w:rFonts w:hint="default" w:cs="华文中宋"/>
-                <w:b/>
-                <w:bCs/>
-                <w:color w:val="EA82E5"/>
-                <w:kern w:val="2"/>
-                <w:sz w:val="21"/>
-                <w:szCs w:val="21"/>
-                <w:lang w:val="en-US" w:eastAsia="zh-CN" w:bidi="ar-SA"/>
-              </w:rPr>
-            </w:pPr>
-            <w:r>
-              <w:rPr>
-                <w:rFonts w:hint="eastAsia" w:cs="华文中宋"/>
-                <w:b/>
-                <w:bCs/>
-                <w:color w:val="ED7D31" w:themeColor="accent2"/>
-                <w:kern w:val="2"/>
-                <w:sz w:val="21"/>
-                <w:szCs w:val="24"/>
-                <w:lang w:val="en-US" w:eastAsia="zh-CN" w:bidi="ar-SA"/>
-                <w14:textFill>
-                  <w14:solidFill>
-                    <w14:schemeClr w14:val="accent2"/>
-                  </w14:solidFill>
-                </w14:textFill>
-              </w:rPr>
-              <w:t>注册</w:t>
-            </w:r>
-            <w:r>
-              <w:rPr>
-                <w:rFonts w:hint="eastAsia" w:cs="华文中宋"/>
-                <w:b/>
-                <w:bCs/>
-                <w:color w:val="EA82E5"/>
-                <w:kern w:val="2"/>
-                <w:sz w:val="21"/>
-                <w:szCs w:val="21"/>
-                <w:lang w:val="en-US" w:eastAsia="zh-CN" w:bidi="ar-SA"/>
-              </w:rPr>
-              <w:t>回调函数</w:t>
-            </w:r>
-          </w:p>
-        </w:tc>
-      </w:tr>
-    </w:tbl>
-    <w:p>
-      <w:pPr>
-        <w:rPr>
-          <w:rFonts w:hint="default" w:cs="华文中宋"/>
-          <w:b/>
-          <w:bCs/>
-          <w:color w:val="ED7D31" w:themeColor="accent2"/>
-          <w:sz w:val="21"/>
-          <w:szCs w:val="24"/>
-          <w:lang w:val="en-US" w:eastAsia="zh-CN"/>
-          <w14:textFill>
-            <w14:solidFill>
-              <w14:schemeClr w14:val="accent2"/>
-            </w14:solidFill>
-          </w14:textFill>
-        </w:rPr>
-      </w:pPr>
-    </w:p>
-    <w:p>
-      <w:pPr>
-        <w:rPr>
-          <w:rFonts w:hint="default" w:cs="华文中宋"/>
-          <w:b/>
-          <w:bCs/>
-          <w:color w:val="ED7D31" w:themeColor="accent2"/>
-          <w:sz w:val="21"/>
-          <w:szCs w:val="24"/>
-          <w:lang w:val="en-US" w:eastAsia="zh-CN"/>
-          <w14:textFill>
-            <w14:solidFill>
-              <w14:schemeClr w14:val="accent2"/>
-            </w14:solidFill>
-          </w14:textFill>
-        </w:rPr>
-      </w:pPr>
-    </w:p>
-    <w:p>
-      <w:pPr>
-        <w:pStyle w:val="4"/>
-        <w:bidi w:val="0"/>
-        <w:rPr>
           <w:rFonts w:hint="eastAsia"/>
           <w:lang w:val="en-US" w:eastAsia="zh-CN"/>
         </w:rPr>
@@ -32643,6 +32649,707 @@
                 <w:lang w:val="en-US" w:eastAsia="zh-CN"/>
               </w:rPr>
               <w:t>状态</w:t>
+            </w:r>
+          </w:p>
+        </w:tc>
+      </w:tr>
+    </w:tbl>
+    <w:p>
+      <w:pPr>
+        <w:rPr>
+          <w:rFonts w:hint="eastAsia"/>
+          <w:lang w:val="en-US" w:eastAsia="zh-CN"/>
+        </w:rPr>
+      </w:pPr>
+    </w:p>
+    <w:p>
+      <w:pPr>
+        <w:rPr>
+          <w:rFonts w:hint="eastAsia"/>
+          <w:lang w:val="en-US" w:eastAsia="zh-CN"/>
+        </w:rPr>
+      </w:pPr>
+    </w:p>
+    <w:p>
+      <w:pPr>
+        <w:pStyle w:val="5"/>
+        <w:bidi w:val="0"/>
+        <w:rPr>
+          <w:rFonts w:hint="eastAsia"/>
+          <w:lang w:val="en-US" w:eastAsia="zh-CN"/>
+        </w:rPr>
+      </w:pPr>
+      <w:r>
+        <w:rPr>
+          <w:rFonts w:hint="eastAsia"/>
+          <w:lang w:val="en-US" w:eastAsia="zh-CN"/>
+        </w:rPr>
+        <w:t>轨迹trajectory_msgs/msg：</w:t>
+      </w:r>
+    </w:p>
+    <w:tbl>
+      <w:tblPr>
+        <w:tblStyle w:val="8"/>
+        <w:tblW w:w="0" w:type="auto"/>
+        <w:tblInd w:w="0" w:type="dxa"/>
+        <w:tblBorders>
+          <w:top w:val="single" w:color="auto" w:sz="4" w:space="0"/>
+          <w:left w:val="single" w:color="auto" w:sz="4" w:space="0"/>
+          <w:bottom w:val="single" w:color="auto" w:sz="4" w:space="0"/>
+          <w:right w:val="single" w:color="auto" w:sz="4" w:space="0"/>
+          <w:insideH w:val="single" w:color="auto" w:sz="4" w:space="0"/>
+          <w:insideV w:val="single" w:color="auto" w:sz="4" w:space="0"/>
+        </w:tblBorders>
+        <w:tblLayout w:type="autofit"/>
+        <w:tblCellMar>
+          <w:top w:w="0" w:type="dxa"/>
+          <w:left w:w="108" w:type="dxa"/>
+          <w:bottom w:w="0" w:type="dxa"/>
+          <w:right w:w="108" w:type="dxa"/>
+        </w:tblCellMar>
+      </w:tblPr>
+      <w:tblGrid>
+        <w:gridCol w:w="637"/>
+        <w:gridCol w:w="2469"/>
+        <w:gridCol w:w="847"/>
+      </w:tblGrid>
+      <w:tr>
+        <w:tblPrEx>
+          <w:tblBorders>
+            <w:top w:val="single" w:color="auto" w:sz="4" w:space="0"/>
+            <w:left w:val="single" w:color="auto" w:sz="4" w:space="0"/>
+            <w:bottom w:val="single" w:color="auto" w:sz="4" w:space="0"/>
+            <w:right w:val="single" w:color="auto" w:sz="4" w:space="0"/>
+            <w:insideH w:val="single" w:color="auto" w:sz="4" w:space="0"/>
+            <w:insideV w:val="single" w:color="auto" w:sz="4" w:space="0"/>
+          </w:tblBorders>
+          <w:tblCellMar>
+            <w:top w:w="0" w:type="dxa"/>
+            <w:left w:w="108" w:type="dxa"/>
+            <w:bottom w:w="0" w:type="dxa"/>
+            <w:right w:w="108" w:type="dxa"/>
+          </w:tblCellMar>
+        </w:tblPrEx>
+        <w:trPr>
+          <w:trHeight w:val="139" w:hRule="atLeast"/>
+        </w:trPr>
+        <w:tc>
+          <w:tcPr>
+            <w:tcW w:w="0" w:type="auto"/>
+            <w:gridSpan w:val="2"/>
+            <w:vAlign w:val="center"/>
+          </w:tcPr>
+          <w:p>
+            <w:pPr>
+              <w:pStyle w:val="13"/>
+              <w:bidi w:val="0"/>
+              <w:jc w:val="both"/>
+              <w:rPr>
+                <w:rFonts w:hint="default" w:ascii="华文中宋" w:hAnsi="华文中宋" w:eastAsia="华文中宋" w:cs="华文中宋"/>
+                <w:b/>
+                <w:bCs/>
+                <w:color w:val="FF0000"/>
+                <w:kern w:val="2"/>
+                <w:sz w:val="21"/>
+                <w:szCs w:val="21"/>
+                <w:lang w:val="en-US" w:eastAsia="zh-CN" w:bidi="ar-SA"/>
+              </w:rPr>
+            </w:pPr>
+            <w:r>
+              <w:rPr>
+                <w:rFonts w:hint="eastAsia"/>
+                <w:lang w:val="en-US" w:eastAsia="zh-CN"/>
+              </w:rPr>
+              <w:t>JointTrajectoryPoint</w:t>
+            </w:r>
+          </w:p>
+        </w:tc>
+        <w:tc>
+          <w:tcPr>
+            <w:tcW w:w="0" w:type="auto"/>
+            <w:vAlign w:val="center"/>
+          </w:tcPr>
+          <w:p>
+            <w:pPr>
+              <w:jc w:val="both"/>
+              <w:rPr>
+                <w:rFonts w:hint="default" w:ascii="华文中宋" w:hAnsi="华文中宋" w:eastAsia="华文中宋" w:cs="华文中宋"/>
+                <w:b/>
+                <w:bCs/>
+                <w:color w:val="ED7D31" w:themeColor="accent2"/>
+                <w:kern w:val="2"/>
+                <w:sz w:val="21"/>
+                <w:szCs w:val="21"/>
+                <w:vertAlign w:val="baseline"/>
+                <w:lang w:val="en-US" w:eastAsia="zh-CN" w:bidi="ar-SA"/>
+                <w14:textFill>
+                  <w14:solidFill>
+                    <w14:schemeClr w14:val="accent2"/>
+                  </w14:solidFill>
+                </w14:textFill>
+              </w:rPr>
+            </w:pPr>
+            <w:r>
+              <w:rPr>
+                <w:rStyle w:val="14"/>
+                <w:rFonts w:hint="eastAsia"/>
+                <w:lang w:val="en-US" w:eastAsia="zh-CN"/>
+              </w:rPr>
+              <w:t>轨迹点</w:t>
+            </w:r>
+          </w:p>
+        </w:tc>
+      </w:tr>
+      <w:tr>
+        <w:tblPrEx>
+          <w:tblBorders>
+            <w:top w:val="single" w:color="auto" w:sz="4" w:space="0"/>
+            <w:left w:val="single" w:color="auto" w:sz="4" w:space="0"/>
+            <w:bottom w:val="single" w:color="auto" w:sz="4" w:space="0"/>
+            <w:right w:val="single" w:color="auto" w:sz="4" w:space="0"/>
+            <w:insideH w:val="single" w:color="auto" w:sz="4" w:space="0"/>
+            <w:insideV w:val="single" w:color="auto" w:sz="4" w:space="0"/>
+          </w:tblBorders>
+          <w:tblCellMar>
+            <w:top w:w="0" w:type="dxa"/>
+            <w:left w:w="108" w:type="dxa"/>
+            <w:bottom w:w="0" w:type="dxa"/>
+            <w:right w:w="108" w:type="dxa"/>
+          </w:tblCellMar>
+        </w:tblPrEx>
+        <w:tc>
+          <w:tcPr>
+            <w:tcW w:w="0" w:type="auto"/>
+            <w:vMerge w:val="restart"/>
+            <w:vAlign w:val="center"/>
+          </w:tcPr>
+          <w:p>
+            <w:pPr>
+              <w:pStyle w:val="13"/>
+              <w:bidi w:val="0"/>
+              <w:jc w:val="both"/>
+              <w:rPr>
+                <w:rFonts w:hint="default" w:ascii="华文中宋" w:hAnsi="华文中宋" w:eastAsia="华文中宋" w:cs="华文中宋"/>
+                <w:b/>
+                <w:bCs/>
+                <w:color w:val="ED7D31" w:themeColor="accent2"/>
+                <w:kern w:val="2"/>
+                <w:sz w:val="21"/>
+                <w:szCs w:val="21"/>
+                <w:vertAlign w:val="baseline"/>
+                <w:lang w:val="en-US" w:eastAsia="zh-CN" w:bidi="ar-SA"/>
+                <w14:textFill>
+                  <w14:solidFill>
+                    <w14:schemeClr w14:val="accent2"/>
+                  </w14:solidFill>
+                </w14:textFill>
+              </w:rPr>
+            </w:pPr>
+            <w:bookmarkStart w:id="0" w:name="_GoBack" w:colFirst="0" w:colLast="0"/>
+            <w:r>
+              <w:rPr>
+                <w:rFonts w:hint="eastAsia" w:cs="华文中宋"/>
+                <w:b/>
+                <w:bCs/>
+                <w:color w:val="ED7D31" w:themeColor="accent2"/>
+                <w:kern w:val="2"/>
+                <w:sz w:val="21"/>
+                <w:szCs w:val="21"/>
+                <w:vertAlign w:val="baseline"/>
+                <w:lang w:val="en-US" w:eastAsia="zh-CN" w:bidi="ar-SA"/>
+                <w14:textFill>
+                  <w14:solidFill>
+                    <w14:schemeClr w14:val="accent2"/>
+                  </w14:solidFill>
+                </w14:textFill>
+              </w:rPr>
+              <w:t>属性</w:t>
+            </w:r>
+          </w:p>
+        </w:tc>
+        <w:tc>
+          <w:tcPr>
+            <w:tcW w:w="0" w:type="auto"/>
+            <w:vAlign w:val="center"/>
+          </w:tcPr>
+          <w:p>
+            <w:pPr>
+              <w:pStyle w:val="13"/>
+              <w:bidi w:val="0"/>
+              <w:jc w:val="both"/>
+              <w:rPr>
+                <w:rFonts w:hint="default" w:ascii="华文中宋" w:hAnsi="华文中宋" w:eastAsia="华文中宋" w:cs="华文中宋"/>
+                <w:b/>
+                <w:bCs/>
+                <w:color w:val="FF0000"/>
+                <w:kern w:val="2"/>
+                <w:sz w:val="21"/>
+                <w:szCs w:val="21"/>
+                <w:lang w:val="en-US" w:eastAsia="zh-CN" w:bidi="ar-SA"/>
+              </w:rPr>
+            </w:pPr>
+            <w:r>
+              <w:rPr>
+                <w:rFonts w:hint="eastAsia" w:cs="华文中宋"/>
+                <w:b/>
+                <w:bCs/>
+                <w:color w:val="ED7D31" w:themeColor="accent2"/>
+                <w:kern w:val="2"/>
+                <w:sz w:val="21"/>
+                <w:szCs w:val="21"/>
+                <w:lang w:val="en-US" w:eastAsia="zh-CN" w:bidi="ar-SA"/>
+                <w14:textFill>
+                  <w14:solidFill>
+                    <w14:schemeClr w14:val="accent2"/>
+                  </w14:solidFill>
+                </w14:textFill>
+              </w:rPr>
+              <w:t>float64[]</w:t>
+            </w:r>
+            <w:r>
+              <w:rPr>
+                <w:rFonts w:hint="eastAsia" w:cs="华文中宋"/>
+                <w:b/>
+                <w:bCs/>
+                <w:color w:val="FF0000"/>
+                <w:kern w:val="2"/>
+                <w:sz w:val="21"/>
+                <w:szCs w:val="21"/>
+                <w:lang w:val="en-US" w:eastAsia="zh-CN" w:bidi="ar-SA"/>
+              </w:rPr>
+              <w:t xml:space="preserve"> positions</w:t>
+            </w:r>
+          </w:p>
+        </w:tc>
+        <w:tc>
+          <w:tcPr>
+            <w:tcW w:w="0" w:type="auto"/>
+            <w:vAlign w:val="center"/>
+          </w:tcPr>
+          <w:p>
+            <w:pPr>
+              <w:jc w:val="both"/>
+              <w:rPr>
+                <w:rFonts w:hint="default" w:ascii="华文中宋" w:hAnsi="华文中宋" w:eastAsia="华文中宋" w:cs="华文中宋"/>
+                <w:b/>
+                <w:bCs/>
+                <w:color w:val="ED7D31" w:themeColor="accent2"/>
+                <w:kern w:val="2"/>
+                <w:sz w:val="21"/>
+                <w:szCs w:val="21"/>
+                <w:vertAlign w:val="baseline"/>
+                <w:lang w:val="en-US" w:eastAsia="zh-CN" w:bidi="ar-SA"/>
+                <w14:textFill>
+                  <w14:solidFill>
+                    <w14:schemeClr w14:val="accent2"/>
+                  </w14:solidFill>
+                </w14:textFill>
+              </w:rPr>
+            </w:pPr>
+            <w:r>
+              <w:rPr>
+                <w:rStyle w:val="14"/>
+                <w:rFonts w:hint="eastAsia"/>
+                <w:lang w:val="en-US" w:eastAsia="zh-CN"/>
+              </w:rPr>
+              <w:t>位置</w:t>
+            </w:r>
+          </w:p>
+        </w:tc>
+      </w:tr>
+      <w:bookmarkEnd w:id="0"/>
+      <w:tr>
+        <w:tblPrEx>
+          <w:tblBorders>
+            <w:top w:val="single" w:color="auto" w:sz="4" w:space="0"/>
+            <w:left w:val="single" w:color="auto" w:sz="4" w:space="0"/>
+            <w:bottom w:val="single" w:color="auto" w:sz="4" w:space="0"/>
+            <w:right w:val="single" w:color="auto" w:sz="4" w:space="0"/>
+            <w:insideH w:val="single" w:color="auto" w:sz="4" w:space="0"/>
+            <w:insideV w:val="single" w:color="auto" w:sz="4" w:space="0"/>
+          </w:tblBorders>
+          <w:tblCellMar>
+            <w:top w:w="0" w:type="dxa"/>
+            <w:left w:w="108" w:type="dxa"/>
+            <w:bottom w:w="0" w:type="dxa"/>
+            <w:right w:w="108" w:type="dxa"/>
+          </w:tblCellMar>
+        </w:tblPrEx>
+        <w:tc>
+          <w:tcPr>
+            <w:tcW w:w="0" w:type="auto"/>
+            <w:vMerge w:val="continue"/>
+            <w:tcBorders/>
+            <w:vAlign w:val="center"/>
+          </w:tcPr>
+          <w:p>
+            <w:pPr>
+              <w:pStyle w:val="13"/>
+              <w:bidi w:val="0"/>
+              <w:jc w:val="both"/>
+              <w:rPr>
+                <w:rFonts w:hint="eastAsia" w:cs="华文中宋"/>
+                <w:b/>
+                <w:bCs/>
+                <w:color w:val="ED7D31" w:themeColor="accent2"/>
+                <w:kern w:val="2"/>
+                <w:sz w:val="21"/>
+                <w:szCs w:val="21"/>
+                <w:vertAlign w:val="baseline"/>
+                <w:lang w:val="en-US" w:eastAsia="zh-CN" w:bidi="ar-SA"/>
+                <w14:textFill>
+                  <w14:solidFill>
+                    <w14:schemeClr w14:val="accent2"/>
+                  </w14:solidFill>
+                </w14:textFill>
+              </w:rPr>
+            </w:pPr>
+          </w:p>
+        </w:tc>
+        <w:tc>
+          <w:tcPr>
+            <w:tcW w:w="0" w:type="auto"/>
+            <w:vAlign w:val="center"/>
+          </w:tcPr>
+          <w:p>
+            <w:pPr>
+              <w:pStyle w:val="13"/>
+              <w:bidi w:val="0"/>
+              <w:jc w:val="both"/>
+              <w:rPr>
+                <w:rFonts w:hint="default" w:cs="华文中宋"/>
+                <w:b/>
+                <w:bCs/>
+                <w:color w:val="ED7D31" w:themeColor="accent2"/>
+                <w:kern w:val="2"/>
+                <w:sz w:val="21"/>
+                <w:szCs w:val="21"/>
+                <w:lang w:val="en-US" w:eastAsia="zh-CN" w:bidi="ar-SA"/>
+                <w14:textFill>
+                  <w14:solidFill>
+                    <w14:schemeClr w14:val="accent2"/>
+                  </w14:solidFill>
+                </w14:textFill>
+              </w:rPr>
+            </w:pPr>
+            <w:r>
+              <w:rPr>
+                <w:rFonts w:hint="eastAsia" w:cs="华文中宋"/>
+                <w:b/>
+                <w:bCs/>
+                <w:color w:val="ED7D31" w:themeColor="accent2"/>
+                <w:kern w:val="2"/>
+                <w:sz w:val="21"/>
+                <w:szCs w:val="21"/>
+                <w:lang w:val="en-US" w:eastAsia="zh-CN" w:bidi="ar-SA"/>
+                <w14:textFill>
+                  <w14:solidFill>
+                    <w14:schemeClr w14:val="accent2"/>
+                  </w14:solidFill>
+                </w14:textFill>
+              </w:rPr>
+              <w:t>float64[]</w:t>
+            </w:r>
+            <w:r>
+              <w:rPr>
+                <w:rFonts w:hint="eastAsia" w:cs="华文中宋"/>
+                <w:b/>
+                <w:bCs/>
+                <w:color w:val="FF0000"/>
+                <w:kern w:val="2"/>
+                <w:sz w:val="21"/>
+                <w:szCs w:val="21"/>
+                <w:lang w:val="en-US" w:eastAsia="zh-CN" w:bidi="ar-SA"/>
+              </w:rPr>
+              <w:t xml:space="preserve"> velocities</w:t>
+            </w:r>
+          </w:p>
+        </w:tc>
+        <w:tc>
+          <w:tcPr>
+            <w:tcW w:w="0" w:type="auto"/>
+            <w:vAlign w:val="center"/>
+          </w:tcPr>
+          <w:p>
+            <w:pPr>
+              <w:jc w:val="both"/>
+              <w:rPr>
+                <w:rStyle w:val="14"/>
+                <w:rFonts w:hint="eastAsia"/>
+                <w:lang w:val="en-US" w:eastAsia="zh-CN"/>
+              </w:rPr>
+            </w:pPr>
+            <w:r>
+              <w:rPr>
+                <w:rStyle w:val="14"/>
+                <w:rFonts w:hint="eastAsia"/>
+                <w:lang w:val="en-US" w:eastAsia="zh-CN"/>
+              </w:rPr>
+              <w:t>速度</w:t>
+            </w:r>
+          </w:p>
+        </w:tc>
+      </w:tr>
+      <w:tr>
+        <w:tblPrEx>
+          <w:tblBorders>
+            <w:top w:val="single" w:color="auto" w:sz="4" w:space="0"/>
+            <w:left w:val="single" w:color="auto" w:sz="4" w:space="0"/>
+            <w:bottom w:val="single" w:color="auto" w:sz="4" w:space="0"/>
+            <w:right w:val="single" w:color="auto" w:sz="4" w:space="0"/>
+            <w:insideH w:val="single" w:color="auto" w:sz="4" w:space="0"/>
+            <w:insideV w:val="single" w:color="auto" w:sz="4" w:space="0"/>
+          </w:tblBorders>
+          <w:tblCellMar>
+            <w:top w:w="0" w:type="dxa"/>
+            <w:left w:w="108" w:type="dxa"/>
+            <w:bottom w:w="0" w:type="dxa"/>
+            <w:right w:w="108" w:type="dxa"/>
+          </w:tblCellMar>
+        </w:tblPrEx>
+        <w:tc>
+          <w:tcPr>
+            <w:tcW w:w="0" w:type="auto"/>
+            <w:vMerge w:val="continue"/>
+            <w:tcBorders/>
+            <w:vAlign w:val="center"/>
+          </w:tcPr>
+          <w:p>
+            <w:pPr>
+              <w:pStyle w:val="13"/>
+              <w:bidi w:val="0"/>
+              <w:jc w:val="both"/>
+              <w:rPr>
+                <w:rFonts w:hint="eastAsia" w:cs="华文中宋"/>
+                <w:b/>
+                <w:bCs/>
+                <w:color w:val="ED7D31" w:themeColor="accent2"/>
+                <w:kern w:val="2"/>
+                <w:sz w:val="21"/>
+                <w:szCs w:val="21"/>
+                <w:vertAlign w:val="baseline"/>
+                <w:lang w:val="en-US" w:eastAsia="zh-CN" w:bidi="ar-SA"/>
+                <w14:textFill>
+                  <w14:solidFill>
+                    <w14:schemeClr w14:val="accent2"/>
+                  </w14:solidFill>
+                </w14:textFill>
+              </w:rPr>
+            </w:pPr>
+          </w:p>
+        </w:tc>
+        <w:tc>
+          <w:tcPr>
+            <w:tcW w:w="0" w:type="auto"/>
+            <w:vAlign w:val="center"/>
+          </w:tcPr>
+          <w:p>
+            <w:pPr>
+              <w:pStyle w:val="13"/>
+              <w:bidi w:val="0"/>
+              <w:jc w:val="both"/>
+              <w:rPr>
+                <w:rFonts w:hint="default" w:cs="华文中宋"/>
+                <w:b/>
+                <w:bCs/>
+                <w:color w:val="ED7D31" w:themeColor="accent2"/>
+                <w:kern w:val="2"/>
+                <w:sz w:val="21"/>
+                <w:szCs w:val="21"/>
+                <w:lang w:val="en-US" w:eastAsia="zh-CN" w:bidi="ar-SA"/>
+                <w14:textFill>
+                  <w14:solidFill>
+                    <w14:schemeClr w14:val="accent2"/>
+                  </w14:solidFill>
+                </w14:textFill>
+              </w:rPr>
+            </w:pPr>
+            <w:r>
+              <w:rPr>
+                <w:rFonts w:hint="eastAsia" w:cs="华文中宋"/>
+                <w:b/>
+                <w:bCs/>
+                <w:color w:val="ED7D31" w:themeColor="accent2"/>
+                <w:kern w:val="2"/>
+                <w:sz w:val="21"/>
+                <w:szCs w:val="21"/>
+                <w:lang w:val="en-US" w:eastAsia="zh-CN" w:bidi="ar-SA"/>
+                <w14:textFill>
+                  <w14:solidFill>
+                    <w14:schemeClr w14:val="accent2"/>
+                  </w14:solidFill>
+                </w14:textFill>
+              </w:rPr>
+              <w:t>float64[]</w:t>
+            </w:r>
+            <w:r>
+              <w:rPr>
+                <w:rFonts w:hint="eastAsia" w:cs="华文中宋"/>
+                <w:b/>
+                <w:bCs/>
+                <w:color w:val="FF0000"/>
+                <w:kern w:val="2"/>
+                <w:sz w:val="21"/>
+                <w:szCs w:val="21"/>
+                <w:lang w:val="en-US" w:eastAsia="zh-CN" w:bidi="ar-SA"/>
+              </w:rPr>
+              <w:t xml:space="preserve"> accelerations</w:t>
+            </w:r>
+          </w:p>
+        </w:tc>
+        <w:tc>
+          <w:tcPr>
+            <w:tcW w:w="0" w:type="auto"/>
+            <w:vAlign w:val="center"/>
+          </w:tcPr>
+          <w:p>
+            <w:pPr>
+              <w:jc w:val="both"/>
+              <w:rPr>
+                <w:rStyle w:val="14"/>
+                <w:rFonts w:hint="eastAsia"/>
+                <w:lang w:val="en-US" w:eastAsia="zh-CN"/>
+              </w:rPr>
+            </w:pPr>
+            <w:r>
+              <w:rPr>
+                <w:rStyle w:val="14"/>
+                <w:rFonts w:hint="eastAsia"/>
+                <w:lang w:val="en-US" w:eastAsia="zh-CN"/>
+              </w:rPr>
+              <w:t>加速度</w:t>
+            </w:r>
+          </w:p>
+        </w:tc>
+      </w:tr>
+      <w:tr>
+        <w:tblPrEx>
+          <w:tblBorders>
+            <w:top w:val="single" w:color="auto" w:sz="4" w:space="0"/>
+            <w:left w:val="single" w:color="auto" w:sz="4" w:space="0"/>
+            <w:bottom w:val="single" w:color="auto" w:sz="4" w:space="0"/>
+            <w:right w:val="single" w:color="auto" w:sz="4" w:space="0"/>
+            <w:insideH w:val="single" w:color="auto" w:sz="4" w:space="0"/>
+            <w:insideV w:val="single" w:color="auto" w:sz="4" w:space="0"/>
+          </w:tblBorders>
+          <w:tblCellMar>
+            <w:top w:w="0" w:type="dxa"/>
+            <w:left w:w="108" w:type="dxa"/>
+            <w:bottom w:w="0" w:type="dxa"/>
+            <w:right w:w="108" w:type="dxa"/>
+          </w:tblCellMar>
+        </w:tblPrEx>
+        <w:tc>
+          <w:tcPr>
+            <w:tcW w:w="0" w:type="auto"/>
+            <w:vMerge w:val="continue"/>
+            <w:tcBorders/>
+            <w:vAlign w:val="center"/>
+          </w:tcPr>
+          <w:p>
+            <w:pPr>
+              <w:pStyle w:val="13"/>
+              <w:bidi w:val="0"/>
+              <w:jc w:val="both"/>
+              <w:rPr>
+                <w:rFonts w:hint="eastAsia" w:cs="华文中宋"/>
+                <w:b/>
+                <w:bCs/>
+                <w:color w:val="ED7D31" w:themeColor="accent2"/>
+                <w:kern w:val="2"/>
+                <w:sz w:val="21"/>
+                <w:szCs w:val="21"/>
+                <w:vertAlign w:val="baseline"/>
+                <w:lang w:val="en-US" w:eastAsia="zh-CN" w:bidi="ar-SA"/>
+                <w14:textFill>
+                  <w14:solidFill>
+                    <w14:schemeClr w14:val="accent2"/>
+                  </w14:solidFill>
+                </w14:textFill>
+              </w:rPr>
+            </w:pPr>
+          </w:p>
+        </w:tc>
+        <w:tc>
+          <w:tcPr>
+            <w:tcW w:w="0" w:type="auto"/>
+            <w:vAlign w:val="center"/>
+          </w:tcPr>
+          <w:p>
+            <w:pPr>
+              <w:pStyle w:val="13"/>
+              <w:bidi w:val="0"/>
+              <w:jc w:val="both"/>
+              <w:rPr>
+                <w:rFonts w:hint="default" w:cs="华文中宋"/>
+                <w:b/>
+                <w:bCs/>
+                <w:color w:val="ED7D31" w:themeColor="accent2"/>
+                <w:kern w:val="2"/>
+                <w:sz w:val="21"/>
+                <w:szCs w:val="21"/>
+                <w:lang w:val="en-US" w:eastAsia="zh-CN" w:bidi="ar-SA"/>
+                <w14:textFill>
+                  <w14:solidFill>
+                    <w14:schemeClr w14:val="accent2"/>
+                  </w14:solidFill>
+                </w14:textFill>
+              </w:rPr>
+            </w:pPr>
+            <w:r>
+              <w:rPr>
+                <w:rFonts w:hint="eastAsia" w:cs="华文中宋"/>
+                <w:b/>
+                <w:bCs/>
+                <w:color w:val="ED7D31" w:themeColor="accent2"/>
+                <w:kern w:val="2"/>
+                <w:sz w:val="21"/>
+                <w:szCs w:val="21"/>
+                <w:lang w:val="en-US" w:eastAsia="zh-CN" w:bidi="ar-SA"/>
+                <w14:textFill>
+                  <w14:solidFill>
+                    <w14:schemeClr w14:val="accent2"/>
+                  </w14:solidFill>
+                </w14:textFill>
+              </w:rPr>
+              <w:t>float64[]</w:t>
+            </w:r>
+            <w:r>
+              <w:rPr>
+                <w:rFonts w:hint="eastAsia" w:cs="华文中宋"/>
+                <w:b/>
+                <w:bCs/>
+                <w:color w:val="FF0000"/>
+                <w:kern w:val="2"/>
+                <w:sz w:val="21"/>
+                <w:szCs w:val="21"/>
+                <w:lang w:val="en-US" w:eastAsia="zh-CN" w:bidi="ar-SA"/>
+              </w:rPr>
+              <w:t xml:space="preserve"> effort</w:t>
+            </w:r>
+          </w:p>
+        </w:tc>
+        <w:tc>
+          <w:tcPr>
+            <w:tcW w:w="0" w:type="auto"/>
+            <w:vAlign w:val="center"/>
+          </w:tcPr>
+          <w:p>
+            <w:pPr>
+              <w:jc w:val="both"/>
+              <w:rPr>
+                <w:rStyle w:val="14"/>
+                <w:rFonts w:hint="default"/>
+                <w:lang w:val="en-US" w:eastAsia="zh-CN"/>
+              </w:rPr>
+            </w:pPr>
+            <w:r>
+              <w:rPr>
+                <w:rStyle w:val="14"/>
+                <w:rFonts w:hint="eastAsia"/>
+                <w:lang w:val="en-US" w:eastAsia="zh-CN"/>
+              </w:rPr>
+              <w:t>力</w:t>
             </w:r>
           </w:p>
         </w:tc>
@@ -39470,8 +40177,6 @@
         </w:rPr>
         <w:t>noetic：</w:t>
       </w:r>
-      <w:bookmarkStart w:id="0" w:name="_GoBack"/>
-      <w:bookmarkEnd w:id="0"/>
     </w:p>
     <w:p>
       <w:pPr>
@@ -41287,6 +41992,12 @@
             <w:insideH w:val="single" w:color="auto" w:sz="4" w:space="0"/>
             <w:insideV w:val="single" w:color="auto" w:sz="4" w:space="0"/>
           </w:tblBorders>
+          <w:tblCellMar>
+            <w:top w:w="0" w:type="dxa"/>
+            <w:left w:w="108" w:type="dxa"/>
+            <w:bottom w:w="0" w:type="dxa"/>
+            <w:right w:w="108" w:type="dxa"/>
+          </w:tblCellMar>
         </w:tblPrEx>
         <w:tc>
           <w:tcPr>
@@ -43534,3154 +44245,6 @@
       <w:pPr>
         <w:rPr>
           <w:rFonts w:hint="default"/>
-          <w:lang w:val="en-US" w:eastAsia="zh-CN"/>
-        </w:rPr>
-      </w:pPr>
-    </w:p>
-    <w:p>
-      <w:pPr>
-        <w:pStyle w:val="4"/>
-        <w:bidi w:val="0"/>
-        <w:rPr>
-          <w:rFonts w:hint="eastAsia"/>
-          <w:lang w:val="en-US" w:eastAsia="zh-CN"/>
-        </w:rPr>
-      </w:pPr>
-      <w:r>
-        <w:rPr>
-          <w:rFonts w:hint="eastAsia"/>
-          <w:lang w:val="en-US" w:eastAsia="zh-CN"/>
-        </w:rPr>
-        <w:t>通信ros/ros.h：</w:t>
-      </w:r>
-    </w:p>
-    <w:p>
-      <w:pPr>
-        <w:rPr>
-          <w:rFonts w:hint="default"/>
-          <w:lang w:val="en-US" w:eastAsia="zh-CN"/>
-        </w:rPr>
-      </w:pPr>
-      <w:r>
-        <w:rPr>
-          <w:rFonts w:hint="eastAsia"/>
-          <w:lang w:val="en-US" w:eastAsia="zh-CN"/>
-        </w:rPr>
-        <w:t>package：roscpp</w:t>
-      </w:r>
-    </w:p>
-    <w:p>
-      <w:pPr>
-        <w:rPr>
-          <w:rFonts w:hint="default"/>
-          <w:lang w:val="en-US" w:eastAsia="zh-CN"/>
-        </w:rPr>
-      </w:pPr>
-    </w:p>
-    <w:tbl>
-      <w:tblPr>
-        <w:tblStyle w:val="8"/>
-        <w:tblW w:w="0" w:type="auto"/>
-        <w:tblInd w:w="0" w:type="dxa"/>
-        <w:tblBorders>
-          <w:top w:val="single" w:color="auto" w:sz="4" w:space="0"/>
-          <w:left w:val="single" w:color="auto" w:sz="4" w:space="0"/>
-          <w:bottom w:val="single" w:color="auto" w:sz="4" w:space="0"/>
-          <w:right w:val="single" w:color="auto" w:sz="4" w:space="0"/>
-          <w:insideH w:val="single" w:color="auto" w:sz="4" w:space="0"/>
-          <w:insideV w:val="single" w:color="auto" w:sz="4" w:space="0"/>
-        </w:tblBorders>
-        <w:tblLayout w:type="autofit"/>
-        <w:tblCellMar>
-          <w:top w:w="0" w:type="dxa"/>
-          <w:left w:w="108" w:type="dxa"/>
-          <w:bottom w:w="0" w:type="dxa"/>
-          <w:right w:w="108" w:type="dxa"/>
-        </w:tblCellMar>
-      </w:tblPr>
-      <w:tblGrid>
-        <w:gridCol w:w="637"/>
-        <w:gridCol w:w="7025"/>
-        <w:gridCol w:w="1605"/>
-      </w:tblGrid>
-      <w:tr>
-        <w:tblPrEx>
-          <w:tblBorders>
-            <w:top w:val="single" w:color="auto" w:sz="4" w:space="0"/>
-            <w:left w:val="single" w:color="auto" w:sz="4" w:space="0"/>
-            <w:bottom w:val="single" w:color="auto" w:sz="4" w:space="0"/>
-            <w:right w:val="single" w:color="auto" w:sz="4" w:space="0"/>
-            <w:insideH w:val="single" w:color="auto" w:sz="4" w:space="0"/>
-            <w:insideV w:val="single" w:color="auto" w:sz="4" w:space="0"/>
-          </w:tblBorders>
-          <w:tblCellMar>
-            <w:top w:w="0" w:type="dxa"/>
-            <w:left w:w="108" w:type="dxa"/>
-            <w:bottom w:w="0" w:type="dxa"/>
-            <w:right w:w="108" w:type="dxa"/>
-          </w:tblCellMar>
-        </w:tblPrEx>
-        <w:tc>
-          <w:tcPr>
-            <w:tcW w:w="0" w:type="auto"/>
-            <w:vMerge w:val="restart"/>
-            <w:vAlign w:val="center"/>
-          </w:tcPr>
-          <w:p>
-            <w:pPr>
-              <w:bidi w:val="0"/>
-              <w:rPr>
-                <w:rFonts w:hint="default"/>
-                <w:lang w:val="en-US" w:eastAsia="zh-CN"/>
-              </w:rPr>
-            </w:pPr>
-            <w:r>
-              <w:rPr>
-                <w:rFonts w:hint="eastAsia"/>
-                <w:lang w:val="en-US" w:eastAsia="zh-CN"/>
-              </w:rPr>
-              <w:t>基本</w:t>
-            </w:r>
-          </w:p>
-        </w:tc>
-        <w:tc>
-          <w:tcPr>
-            <w:tcW w:w="0" w:type="auto"/>
-            <w:vAlign w:val="center"/>
-          </w:tcPr>
-          <w:p>
-            <w:pPr>
-              <w:pStyle w:val="13"/>
-              <w:bidi w:val="0"/>
-              <w:jc w:val="both"/>
-              <w:rPr>
-                <w:rFonts w:hint="default" w:ascii="华文中宋" w:hAnsi="华文中宋" w:eastAsia="华文中宋" w:cs="华文中宋"/>
-                <w:b/>
-                <w:bCs/>
-                <w:color w:val="FF0000"/>
-                <w:kern w:val="2"/>
-                <w:sz w:val="21"/>
-                <w:szCs w:val="21"/>
-                <w:lang w:val="en-US" w:eastAsia="zh-CN" w:bidi="ar-SA"/>
-              </w:rPr>
-            </w:pPr>
-            <w:r>
-              <w:rPr>
-                <w:rFonts w:hint="eastAsia"/>
-                <w:lang w:val="en-US" w:eastAsia="zh-CN"/>
-              </w:rPr>
-              <w:t>init(argc, argv, name)</w:t>
-            </w:r>
-          </w:p>
-        </w:tc>
-        <w:tc>
-          <w:tcPr>
-            <w:tcW w:w="0" w:type="auto"/>
-            <w:vAlign w:val="center"/>
-          </w:tcPr>
-          <w:p>
-            <w:pPr>
-              <w:pStyle w:val="12"/>
-              <w:bidi w:val="0"/>
-              <w:rPr>
-                <w:rFonts w:hint="default" w:ascii="华文中宋" w:hAnsi="华文中宋" w:eastAsia="华文中宋" w:cs="华文中宋"/>
-                <w:b/>
-                <w:bCs/>
-                <w:color w:val="ED7D31" w:themeColor="accent2"/>
-                <w:kern w:val="2"/>
-                <w:szCs w:val="21"/>
-                <w:vertAlign w:val="baseline"/>
-                <w:lang w:val="en-US" w:eastAsia="zh-CN" w:bidi="ar-SA"/>
-                <w14:textFill>
-                  <w14:solidFill>
-                    <w14:schemeClr w14:val="accent2"/>
-                  </w14:solidFill>
-                </w14:textFill>
-              </w:rPr>
-            </w:pPr>
-            <w:r>
-              <w:rPr>
-                <w:rFonts w:hint="eastAsia"/>
-                <w:lang w:val="en-US" w:eastAsia="zh-CN"/>
-              </w:rPr>
-              <w:t xml:space="preserve">初始化 </w:t>
-            </w:r>
-          </w:p>
-        </w:tc>
-      </w:tr>
-      <w:tr>
-        <w:tblPrEx>
-          <w:tblBorders>
-            <w:top w:val="single" w:color="auto" w:sz="4" w:space="0"/>
-            <w:left w:val="single" w:color="auto" w:sz="4" w:space="0"/>
-            <w:bottom w:val="single" w:color="auto" w:sz="4" w:space="0"/>
-            <w:right w:val="single" w:color="auto" w:sz="4" w:space="0"/>
-            <w:insideH w:val="single" w:color="auto" w:sz="4" w:space="0"/>
-            <w:insideV w:val="single" w:color="auto" w:sz="4" w:space="0"/>
-          </w:tblBorders>
-          <w:tblCellMar>
-            <w:top w:w="0" w:type="dxa"/>
-            <w:left w:w="108" w:type="dxa"/>
-            <w:bottom w:w="0" w:type="dxa"/>
-            <w:right w:w="108" w:type="dxa"/>
-          </w:tblCellMar>
-        </w:tblPrEx>
-        <w:tc>
-          <w:tcPr>
-            <w:tcW w:w="0" w:type="auto"/>
-            <w:vMerge w:val="continue"/>
-            <w:vAlign w:val="center"/>
-          </w:tcPr>
-          <w:p>
-            <w:pPr>
-              <w:bidi w:val="0"/>
-              <w:rPr>
-                <w:rFonts w:hint="eastAsia"/>
-                <w:lang w:val="en-US" w:eastAsia="zh-CN"/>
-              </w:rPr>
-            </w:pPr>
-          </w:p>
-        </w:tc>
-        <w:tc>
-          <w:tcPr>
-            <w:tcW w:w="0" w:type="auto"/>
-            <w:vAlign w:val="center"/>
-          </w:tcPr>
-          <w:p>
-            <w:pPr>
-              <w:pStyle w:val="13"/>
-              <w:bidi w:val="0"/>
-              <w:jc w:val="both"/>
-              <w:rPr>
-                <w:rFonts w:hint="eastAsia" w:ascii="华文中宋" w:hAnsi="华文中宋" w:eastAsia="华文中宋" w:cs="华文中宋"/>
-                <w:b/>
-                <w:bCs/>
-                <w:color w:val="FF0000"/>
-                <w:kern w:val="2"/>
-                <w:sz w:val="21"/>
-                <w:szCs w:val="21"/>
-                <w:lang w:val="en-US" w:eastAsia="zh-CN" w:bidi="ar-SA"/>
-              </w:rPr>
-            </w:pPr>
-            <w:r>
-              <w:rPr>
-                <w:rFonts w:hint="eastAsia"/>
-                <w:lang w:val="en-US" w:eastAsia="zh-CN"/>
-              </w:rPr>
-              <w:t>shutdown()</w:t>
-            </w:r>
-          </w:p>
-        </w:tc>
-        <w:tc>
-          <w:tcPr>
-            <w:tcW w:w="0" w:type="auto"/>
-            <w:vAlign w:val="center"/>
-          </w:tcPr>
-          <w:p>
-            <w:pPr>
-              <w:jc w:val="both"/>
-              <w:rPr>
-                <w:rFonts w:hint="eastAsia" w:ascii="华文中宋" w:hAnsi="华文中宋" w:eastAsia="华文中宋" w:cs="华文中宋"/>
-                <w:b/>
-                <w:bCs/>
-                <w:color w:val="EA82E5"/>
-                <w:kern w:val="2"/>
-                <w:sz w:val="21"/>
-                <w:szCs w:val="21"/>
-                <w:lang w:val="en-US" w:eastAsia="zh-CN" w:bidi="ar-SA"/>
-              </w:rPr>
-            </w:pPr>
-            <w:r>
-              <w:rPr>
-                <w:rFonts w:hint="eastAsia" w:cs="华文中宋"/>
-                <w:b/>
-                <w:bCs/>
-                <w:color w:val="EA82E5"/>
-                <w:kern w:val="2"/>
-                <w:sz w:val="21"/>
-                <w:szCs w:val="21"/>
-                <w:lang w:val="en-US" w:eastAsia="zh-CN" w:bidi="ar-SA"/>
-              </w:rPr>
-              <w:t>清理程序</w:t>
-            </w:r>
-          </w:p>
-        </w:tc>
-      </w:tr>
-      <w:tr>
-        <w:tblPrEx>
-          <w:tblBorders>
-            <w:top w:val="single" w:color="auto" w:sz="4" w:space="0"/>
-            <w:left w:val="single" w:color="auto" w:sz="4" w:space="0"/>
-            <w:bottom w:val="single" w:color="auto" w:sz="4" w:space="0"/>
-            <w:right w:val="single" w:color="auto" w:sz="4" w:space="0"/>
-            <w:insideH w:val="single" w:color="auto" w:sz="4" w:space="0"/>
-            <w:insideV w:val="single" w:color="auto" w:sz="4" w:space="0"/>
-          </w:tblBorders>
-          <w:tblCellMar>
-            <w:top w:w="0" w:type="dxa"/>
-            <w:left w:w="108" w:type="dxa"/>
-            <w:bottom w:w="0" w:type="dxa"/>
-            <w:right w:w="108" w:type="dxa"/>
-          </w:tblCellMar>
-        </w:tblPrEx>
-        <w:tc>
-          <w:tcPr>
-            <w:tcW w:w="0" w:type="auto"/>
-            <w:vMerge w:val="continue"/>
-            <w:vAlign w:val="center"/>
-          </w:tcPr>
-          <w:p>
-            <w:pPr>
-              <w:bidi w:val="0"/>
-              <w:rPr>
-                <w:rFonts w:hint="eastAsia"/>
-                <w:lang w:val="en-US" w:eastAsia="zh-CN"/>
-              </w:rPr>
-            </w:pPr>
-          </w:p>
-        </w:tc>
-        <w:tc>
-          <w:tcPr>
-            <w:tcW w:w="0" w:type="auto"/>
-            <w:vAlign w:val="center"/>
-          </w:tcPr>
-          <w:p>
-            <w:pPr>
-              <w:pStyle w:val="13"/>
-              <w:bidi w:val="0"/>
-              <w:jc w:val="both"/>
-              <w:rPr>
-                <w:rFonts w:hint="eastAsia" w:ascii="华文中宋" w:hAnsi="华文中宋" w:eastAsia="华文中宋" w:cs="华文中宋"/>
-                <w:b/>
-                <w:bCs/>
-                <w:color w:val="FF0000"/>
-                <w:kern w:val="2"/>
-                <w:sz w:val="21"/>
-                <w:szCs w:val="21"/>
-                <w:lang w:val="en-US" w:eastAsia="zh-CN" w:bidi="ar-SA"/>
-              </w:rPr>
-            </w:pPr>
-            <w:r>
-              <w:rPr>
-                <w:rFonts w:hint="eastAsia"/>
-                <w:lang w:val="en-US" w:eastAsia="zh-CN"/>
-              </w:rPr>
-              <w:t>ok()</w:t>
-            </w:r>
-          </w:p>
-        </w:tc>
-        <w:tc>
-          <w:tcPr>
-            <w:tcW w:w="0" w:type="auto"/>
-            <w:vAlign w:val="center"/>
-          </w:tcPr>
-          <w:p>
-            <w:pPr>
-              <w:jc w:val="both"/>
-              <w:rPr>
-                <w:rFonts w:hint="eastAsia" w:ascii="华文中宋" w:hAnsi="华文中宋" w:eastAsia="华文中宋" w:cs="华文中宋"/>
-                <w:b/>
-                <w:bCs/>
-                <w:color w:val="ED7D31" w:themeColor="accent2"/>
-                <w:kern w:val="2"/>
-                <w:sz w:val="21"/>
-                <w:szCs w:val="21"/>
-                <w:vertAlign w:val="baseline"/>
-                <w:lang w:val="en-US" w:eastAsia="zh-CN" w:bidi="ar-SA"/>
-                <w14:textFill>
-                  <w14:solidFill>
-                    <w14:schemeClr w14:val="accent2"/>
-                  </w14:solidFill>
-                </w14:textFill>
-              </w:rPr>
-            </w:pPr>
-            <w:r>
-              <w:rPr>
-                <w:rFonts w:hint="eastAsia" w:cs="华文中宋"/>
-                <w:b/>
-                <w:bCs/>
-                <w:color w:val="ED7D31" w:themeColor="accent2"/>
-                <w:kern w:val="2"/>
-                <w:sz w:val="21"/>
-                <w:szCs w:val="21"/>
-                <w:vertAlign w:val="baseline"/>
-                <w:lang w:val="en-US" w:eastAsia="zh-CN" w:bidi="ar-SA"/>
-                <w14:textFill>
-                  <w14:solidFill>
-                    <w14:schemeClr w14:val="accent2"/>
-                  </w14:solidFill>
-                </w14:textFill>
-              </w:rPr>
-              <w:t>系统</w:t>
-            </w:r>
-            <w:r>
-              <w:rPr>
-                <w:rFonts w:hint="eastAsia" w:cs="华文中宋"/>
-                <w:b/>
-                <w:bCs/>
-                <w:color w:val="EA82E5"/>
-                <w:kern w:val="2"/>
-                <w:sz w:val="21"/>
-                <w:szCs w:val="21"/>
-                <w:lang w:val="en-US" w:eastAsia="zh-CN" w:bidi="ar-SA"/>
-              </w:rPr>
-              <w:t>状态</w:t>
-            </w:r>
-          </w:p>
-        </w:tc>
-      </w:tr>
-      <w:tr>
-        <w:tblPrEx>
-          <w:tblBorders>
-            <w:top w:val="single" w:color="auto" w:sz="4" w:space="0"/>
-            <w:left w:val="single" w:color="auto" w:sz="4" w:space="0"/>
-            <w:bottom w:val="single" w:color="auto" w:sz="4" w:space="0"/>
-            <w:right w:val="single" w:color="auto" w:sz="4" w:space="0"/>
-            <w:insideH w:val="single" w:color="auto" w:sz="4" w:space="0"/>
-            <w:insideV w:val="single" w:color="auto" w:sz="4" w:space="0"/>
-          </w:tblBorders>
-          <w:tblCellMar>
-            <w:top w:w="0" w:type="dxa"/>
-            <w:left w:w="108" w:type="dxa"/>
-            <w:bottom w:w="0" w:type="dxa"/>
-            <w:right w:w="108" w:type="dxa"/>
-          </w:tblCellMar>
-        </w:tblPrEx>
-        <w:tc>
-          <w:tcPr>
-            <w:tcW w:w="0" w:type="auto"/>
-            <w:vMerge w:val="continue"/>
-            <w:vAlign w:val="center"/>
-          </w:tcPr>
-          <w:p>
-            <w:pPr>
-              <w:bidi w:val="0"/>
-              <w:rPr>
-                <w:rFonts w:hint="eastAsia"/>
-                <w:lang w:val="en-US" w:eastAsia="zh-CN"/>
-              </w:rPr>
-            </w:pPr>
-          </w:p>
-        </w:tc>
-        <w:tc>
-          <w:tcPr>
-            <w:tcW w:w="0" w:type="auto"/>
-            <w:vAlign w:val="center"/>
-          </w:tcPr>
-          <w:p>
-            <w:pPr>
-              <w:pStyle w:val="13"/>
-              <w:bidi w:val="0"/>
-              <w:jc w:val="both"/>
-              <w:rPr>
-                <w:rFonts w:hint="eastAsia" w:ascii="华文中宋" w:hAnsi="华文中宋" w:eastAsia="华文中宋" w:cs="华文中宋"/>
-                <w:b/>
-                <w:bCs/>
-                <w:color w:val="FF0000"/>
-                <w:kern w:val="2"/>
-                <w:sz w:val="21"/>
-                <w:szCs w:val="21"/>
-                <w:lang w:val="en-US" w:eastAsia="zh-CN" w:bidi="ar-SA"/>
-              </w:rPr>
-            </w:pPr>
-            <w:r>
-              <w:rPr>
-                <w:rFonts w:hint="eastAsia"/>
-                <w:lang w:val="en-US" w:eastAsia="zh-CN"/>
-              </w:rPr>
-              <w:t>ROS_INFO / ROS_WARN / ROS_ERROR / ROS_FATAL(fmt, arg...)</w:t>
-            </w:r>
-          </w:p>
-        </w:tc>
-        <w:tc>
-          <w:tcPr>
-            <w:tcW w:w="0" w:type="auto"/>
-            <w:vAlign w:val="center"/>
-          </w:tcPr>
-          <w:p>
-            <w:pPr>
-              <w:jc w:val="both"/>
-              <w:rPr>
-                <w:rFonts w:hint="eastAsia" w:ascii="华文中宋" w:hAnsi="华文中宋" w:eastAsia="华文中宋" w:cs="华文中宋"/>
-                <w:b/>
-                <w:bCs/>
-                <w:color w:val="EA82E5"/>
-                <w:kern w:val="2"/>
-                <w:sz w:val="21"/>
-                <w:szCs w:val="21"/>
-                <w:lang w:val="en-US" w:eastAsia="zh-CN" w:bidi="ar-SA"/>
-              </w:rPr>
-            </w:pPr>
-            <w:r>
-              <w:rPr>
-                <w:rFonts w:hint="eastAsia" w:ascii="华文中宋" w:hAnsi="华文中宋" w:eastAsia="华文中宋" w:cs="华文中宋"/>
-                <w:b/>
-                <w:bCs/>
-                <w:color w:val="ED7D31" w:themeColor="accent2"/>
-                <w:kern w:val="2"/>
-                <w:sz w:val="21"/>
-                <w:szCs w:val="21"/>
-                <w:vertAlign w:val="baseline"/>
-                <w:lang w:val="en-US" w:eastAsia="zh-CN" w:bidi="ar-SA"/>
-                <w14:textFill>
-                  <w14:solidFill>
-                    <w14:schemeClr w14:val="accent2"/>
-                  </w14:solidFill>
-                </w14:textFill>
-              </w:rPr>
-              <w:t>输出</w:t>
-            </w:r>
-            <w:r>
-              <w:rPr>
-                <w:rFonts w:hint="eastAsia" w:cs="华文中宋"/>
-                <w:b/>
-                <w:bCs/>
-                <w:color w:val="EA82E5"/>
-                <w:kern w:val="2"/>
-                <w:sz w:val="21"/>
-                <w:szCs w:val="21"/>
-                <w:lang w:val="en-US" w:eastAsia="zh-CN" w:bidi="ar-SA"/>
-              </w:rPr>
-              <w:t>日志</w:t>
-            </w:r>
-          </w:p>
-        </w:tc>
-      </w:tr>
-      <w:tr>
-        <w:tblPrEx>
-          <w:tblBorders>
-            <w:top w:val="single" w:color="auto" w:sz="4" w:space="0"/>
-            <w:left w:val="single" w:color="auto" w:sz="4" w:space="0"/>
-            <w:bottom w:val="single" w:color="auto" w:sz="4" w:space="0"/>
-            <w:right w:val="single" w:color="auto" w:sz="4" w:space="0"/>
-            <w:insideH w:val="single" w:color="auto" w:sz="4" w:space="0"/>
-            <w:insideV w:val="single" w:color="auto" w:sz="4" w:space="0"/>
-          </w:tblBorders>
-          <w:tblCellMar>
-            <w:top w:w="0" w:type="dxa"/>
-            <w:left w:w="108" w:type="dxa"/>
-            <w:bottom w:w="0" w:type="dxa"/>
-            <w:right w:w="108" w:type="dxa"/>
-          </w:tblCellMar>
-        </w:tblPrEx>
-        <w:tc>
-          <w:tcPr>
-            <w:tcW w:w="0" w:type="auto"/>
-            <w:vMerge w:val="continue"/>
-            <w:vAlign w:val="center"/>
-          </w:tcPr>
-          <w:p>
-            <w:pPr>
-              <w:bidi w:val="0"/>
-              <w:rPr>
-                <w:rFonts w:hint="eastAsia"/>
-                <w:lang w:val="en-US" w:eastAsia="zh-CN"/>
-              </w:rPr>
-            </w:pPr>
-          </w:p>
-        </w:tc>
-        <w:tc>
-          <w:tcPr>
-            <w:tcW w:w="0" w:type="auto"/>
-            <w:vAlign w:val="center"/>
-          </w:tcPr>
-          <w:p>
-            <w:pPr>
-              <w:pStyle w:val="13"/>
-              <w:bidi w:val="0"/>
-              <w:jc w:val="both"/>
-              <w:rPr>
-                <w:rFonts w:hint="default"/>
-                <w:lang w:val="en-US" w:eastAsia="zh-CN"/>
-              </w:rPr>
-            </w:pPr>
-            <w:r>
-              <w:rPr>
-                <w:rFonts w:hint="eastAsia"/>
-                <w:lang w:val="en-US" w:eastAsia="zh-CN"/>
-              </w:rPr>
-              <w:t>ROS_ASSERT(cond)</w:t>
-            </w:r>
-          </w:p>
-        </w:tc>
-        <w:tc>
-          <w:tcPr>
-            <w:tcW w:w="0" w:type="auto"/>
-            <w:vAlign w:val="center"/>
-          </w:tcPr>
-          <w:p>
-            <w:pPr>
-              <w:jc w:val="both"/>
-              <w:rPr>
-                <w:rFonts w:hint="default" w:ascii="华文中宋" w:hAnsi="华文中宋" w:eastAsia="华文中宋" w:cs="华文中宋"/>
-                <w:b/>
-                <w:bCs/>
-                <w:color w:val="ED7D31" w:themeColor="accent2"/>
-                <w:kern w:val="2"/>
-                <w:sz w:val="21"/>
-                <w:szCs w:val="21"/>
-                <w:vertAlign w:val="baseline"/>
-                <w:lang w:val="en-US" w:eastAsia="zh-CN" w:bidi="ar-SA"/>
-                <w14:textFill>
-                  <w14:solidFill>
-                    <w14:schemeClr w14:val="accent2"/>
-                  </w14:solidFill>
-                </w14:textFill>
-              </w:rPr>
-            </w:pPr>
-            <w:r>
-              <w:rPr>
-                <w:rFonts w:hint="eastAsia" w:cs="华文中宋"/>
-                <w:b/>
-                <w:bCs/>
-                <w:color w:val="EA82E5"/>
-                <w:kern w:val="2"/>
-                <w:sz w:val="21"/>
-                <w:szCs w:val="21"/>
-                <w:lang w:val="en-US" w:eastAsia="zh-CN" w:bidi="ar-SA"/>
-              </w:rPr>
-              <w:t>断言</w:t>
-            </w:r>
-          </w:p>
-        </w:tc>
-      </w:tr>
-      <w:tr>
-        <w:tblPrEx>
-          <w:tblBorders>
-            <w:top w:val="single" w:color="auto" w:sz="4" w:space="0"/>
-            <w:left w:val="single" w:color="auto" w:sz="4" w:space="0"/>
-            <w:bottom w:val="single" w:color="auto" w:sz="4" w:space="0"/>
-            <w:right w:val="single" w:color="auto" w:sz="4" w:space="0"/>
-            <w:insideH w:val="single" w:color="auto" w:sz="4" w:space="0"/>
-            <w:insideV w:val="single" w:color="auto" w:sz="4" w:space="0"/>
-          </w:tblBorders>
-        </w:tblPrEx>
-        <w:tc>
-          <w:tcPr>
-            <w:tcW w:w="0" w:type="auto"/>
-            <w:vMerge w:val="restart"/>
-            <w:vAlign w:val="center"/>
-          </w:tcPr>
-          <w:p>
-            <w:pPr>
-              <w:bidi w:val="0"/>
-              <w:rPr>
-                <w:rFonts w:hint="default"/>
-                <w:lang w:val="en-US" w:eastAsia="zh-CN"/>
-              </w:rPr>
-            </w:pPr>
-            <w:r>
-              <w:rPr>
-                <w:rFonts w:hint="eastAsia"/>
-                <w:lang w:val="en-US" w:eastAsia="zh-CN"/>
-              </w:rPr>
-              <w:t>回调</w:t>
-            </w:r>
-          </w:p>
-        </w:tc>
-        <w:tc>
-          <w:tcPr>
-            <w:tcW w:w="0" w:type="auto"/>
-            <w:vAlign w:val="center"/>
-          </w:tcPr>
-          <w:p>
-            <w:pPr>
-              <w:pStyle w:val="13"/>
-              <w:bidi w:val="0"/>
-              <w:jc w:val="both"/>
-              <w:rPr>
-                <w:rFonts w:hint="eastAsia" w:ascii="华文中宋" w:hAnsi="华文中宋" w:eastAsia="华文中宋" w:cs="华文中宋"/>
-                <w:b/>
-                <w:bCs/>
-                <w:color w:val="FF0000"/>
-                <w:kern w:val="2"/>
-                <w:sz w:val="21"/>
-                <w:szCs w:val="21"/>
-                <w:lang w:val="en-US" w:eastAsia="zh-CN" w:bidi="ar-SA"/>
-              </w:rPr>
-            </w:pPr>
-            <w:r>
-              <w:rPr>
-                <w:rFonts w:hint="eastAsia"/>
-                <w:lang w:val="en-US" w:eastAsia="zh-CN"/>
-              </w:rPr>
-              <w:t>spin()</w:t>
-            </w:r>
-          </w:p>
-        </w:tc>
-        <w:tc>
-          <w:tcPr>
-            <w:tcW w:w="0" w:type="auto"/>
-            <w:vAlign w:val="center"/>
-          </w:tcPr>
-          <w:p>
-            <w:pPr>
-              <w:jc w:val="both"/>
-              <w:rPr>
-                <w:rFonts w:hint="eastAsia" w:ascii="华文中宋" w:hAnsi="华文中宋" w:eastAsia="华文中宋" w:cs="华文中宋"/>
-                <w:b/>
-                <w:bCs/>
-                <w:color w:val="ED7D31" w:themeColor="accent2"/>
-                <w:kern w:val="2"/>
-                <w:sz w:val="21"/>
-                <w:szCs w:val="21"/>
-                <w:lang w:val="en-US" w:eastAsia="zh-CN" w:bidi="ar-SA"/>
-                <w14:textFill>
-                  <w14:solidFill>
-                    <w14:schemeClr w14:val="accent2"/>
-                  </w14:solidFill>
-                </w14:textFill>
-              </w:rPr>
-            </w:pPr>
-            <w:r>
-              <w:rPr>
-                <w:rFonts w:hint="eastAsia" w:ascii="华文中宋" w:hAnsi="华文中宋" w:eastAsia="华文中宋" w:cs="华文中宋"/>
-                <w:b/>
-                <w:bCs/>
-                <w:color w:val="ED7D31" w:themeColor="accent2"/>
-                <w:kern w:val="2"/>
-                <w:sz w:val="21"/>
-                <w:szCs w:val="21"/>
-                <w:vertAlign w:val="baseline"/>
-                <w:lang w:val="en-US" w:eastAsia="zh-CN" w:bidi="ar-SA"/>
-                <w14:textFill>
-                  <w14:solidFill>
-                    <w14:schemeClr w14:val="accent2"/>
-                  </w14:solidFill>
-                </w14:textFill>
-              </w:rPr>
-              <w:t>进入</w:t>
-            </w:r>
-            <w:r>
-              <w:rPr>
-                <w:rFonts w:hint="eastAsia" w:cs="华文中宋"/>
-                <w:b/>
-                <w:bCs/>
-                <w:color w:val="EA82E5"/>
-                <w:kern w:val="2"/>
-                <w:sz w:val="21"/>
-                <w:szCs w:val="21"/>
-                <w:lang w:val="en-US" w:eastAsia="zh-CN" w:bidi="ar-SA"/>
-              </w:rPr>
-              <w:t>事件循环</w:t>
-            </w:r>
-          </w:p>
-        </w:tc>
-      </w:tr>
-      <w:tr>
-        <w:tblPrEx>
-          <w:tblBorders>
-            <w:top w:val="single" w:color="auto" w:sz="4" w:space="0"/>
-            <w:left w:val="single" w:color="auto" w:sz="4" w:space="0"/>
-            <w:bottom w:val="single" w:color="auto" w:sz="4" w:space="0"/>
-            <w:right w:val="single" w:color="auto" w:sz="4" w:space="0"/>
-            <w:insideH w:val="single" w:color="auto" w:sz="4" w:space="0"/>
-            <w:insideV w:val="single" w:color="auto" w:sz="4" w:space="0"/>
-          </w:tblBorders>
-          <w:tblCellMar>
-            <w:top w:w="0" w:type="dxa"/>
-            <w:left w:w="108" w:type="dxa"/>
-            <w:bottom w:w="0" w:type="dxa"/>
-            <w:right w:w="108" w:type="dxa"/>
-          </w:tblCellMar>
-        </w:tblPrEx>
-        <w:tc>
-          <w:tcPr>
-            <w:tcW w:w="0" w:type="auto"/>
-            <w:vMerge w:val="continue"/>
-            <w:vAlign w:val="center"/>
-          </w:tcPr>
-          <w:p>
-            <w:pPr>
-              <w:pStyle w:val="13"/>
-              <w:bidi w:val="0"/>
-              <w:jc w:val="both"/>
-              <w:rPr>
-                <w:rFonts w:hint="eastAsia"/>
-                <w:lang w:val="en-US" w:eastAsia="zh-CN"/>
-              </w:rPr>
-            </w:pPr>
-          </w:p>
-        </w:tc>
-        <w:tc>
-          <w:tcPr>
-            <w:tcW w:w="0" w:type="auto"/>
-            <w:vAlign w:val="center"/>
-          </w:tcPr>
-          <w:p>
-            <w:pPr>
-              <w:pStyle w:val="13"/>
-              <w:bidi w:val="0"/>
-              <w:jc w:val="both"/>
-              <w:rPr>
-                <w:rFonts w:hint="eastAsia" w:ascii="华文中宋" w:hAnsi="华文中宋" w:eastAsia="华文中宋" w:cs="华文中宋"/>
-                <w:b/>
-                <w:bCs/>
-                <w:color w:val="FF0000"/>
-                <w:kern w:val="2"/>
-                <w:sz w:val="21"/>
-                <w:szCs w:val="21"/>
-                <w:lang w:val="en-US" w:eastAsia="zh-CN" w:bidi="ar-SA"/>
-              </w:rPr>
-            </w:pPr>
-            <w:r>
-              <w:rPr>
-                <w:rFonts w:hint="eastAsia"/>
-                <w:lang w:val="en-US" w:eastAsia="zh-CN"/>
-              </w:rPr>
-              <w:t>spinOnce()</w:t>
-            </w:r>
-          </w:p>
-        </w:tc>
-        <w:tc>
-          <w:tcPr>
-            <w:tcW w:w="0" w:type="auto"/>
-            <w:vAlign w:val="center"/>
-          </w:tcPr>
-          <w:p>
-            <w:pPr>
-              <w:jc w:val="both"/>
-              <w:rPr>
-                <w:rFonts w:hint="eastAsia" w:ascii="华文中宋" w:hAnsi="华文中宋" w:eastAsia="华文中宋" w:cs="华文中宋"/>
-                <w:b/>
-                <w:bCs/>
-                <w:color w:val="ED7D31" w:themeColor="accent2"/>
-                <w:kern w:val="2"/>
-                <w:sz w:val="21"/>
-                <w:szCs w:val="21"/>
-                <w:vertAlign w:val="baseline"/>
-                <w:lang w:val="en-US" w:eastAsia="zh-CN" w:bidi="ar-SA"/>
-                <w14:textFill>
-                  <w14:solidFill>
-                    <w14:schemeClr w14:val="accent2"/>
-                  </w14:solidFill>
-                </w14:textFill>
-              </w:rPr>
-            </w:pPr>
-            <w:r>
-              <w:rPr>
-                <w:rFonts w:hint="eastAsia" w:cs="华文中宋"/>
-                <w:b/>
-                <w:bCs/>
-                <w:color w:val="ED7D31" w:themeColor="accent2"/>
-                <w:kern w:val="2"/>
-                <w:sz w:val="21"/>
-                <w:szCs w:val="21"/>
-                <w:vertAlign w:val="baseline"/>
-                <w:lang w:val="en-US" w:eastAsia="zh-CN" w:bidi="ar-SA"/>
-                <w14:textFill>
-                  <w14:solidFill>
-                    <w14:schemeClr w14:val="accent2"/>
-                  </w14:solidFill>
-                </w14:textFill>
-              </w:rPr>
-              <w:t>处理</w:t>
-            </w:r>
-            <w:r>
-              <w:rPr>
-                <w:rFonts w:hint="eastAsia" w:cs="华文中宋"/>
-                <w:b/>
-                <w:bCs/>
-                <w:color w:val="EA82E5"/>
-                <w:kern w:val="2"/>
-                <w:sz w:val="21"/>
-                <w:szCs w:val="21"/>
-                <w:lang w:val="en-US" w:eastAsia="zh-CN" w:bidi="ar-SA"/>
-              </w:rPr>
-              <w:t>一次回调</w:t>
-            </w:r>
-          </w:p>
-        </w:tc>
-      </w:tr>
-      <w:tr>
-        <w:tblPrEx>
-          <w:tblBorders>
-            <w:top w:val="single" w:color="auto" w:sz="4" w:space="0"/>
-            <w:left w:val="single" w:color="auto" w:sz="4" w:space="0"/>
-            <w:bottom w:val="single" w:color="auto" w:sz="4" w:space="0"/>
-            <w:right w:val="single" w:color="auto" w:sz="4" w:space="0"/>
-            <w:insideH w:val="single" w:color="auto" w:sz="4" w:space="0"/>
-            <w:insideV w:val="single" w:color="auto" w:sz="4" w:space="0"/>
-          </w:tblBorders>
-          <w:tblCellMar>
-            <w:top w:w="0" w:type="dxa"/>
-            <w:left w:w="108" w:type="dxa"/>
-            <w:bottom w:w="0" w:type="dxa"/>
-            <w:right w:w="108" w:type="dxa"/>
-          </w:tblCellMar>
-        </w:tblPrEx>
-        <w:tc>
-          <w:tcPr>
-            <w:tcW w:w="0" w:type="auto"/>
-            <w:vAlign w:val="center"/>
-          </w:tcPr>
-          <w:p>
-            <w:pPr>
-              <w:pStyle w:val="13"/>
-              <w:bidi w:val="0"/>
-              <w:jc w:val="both"/>
-              <w:rPr>
-                <w:rFonts w:hint="default"/>
-                <w:lang w:val="en-US" w:eastAsia="zh-CN"/>
-              </w:rPr>
-            </w:pPr>
-            <w:r>
-              <w:rPr>
-                <w:rFonts w:hint="eastAsia" w:ascii="华文中宋" w:hAnsi="华文中宋" w:eastAsia="华文中宋" w:cs="华文中宋"/>
-                <w:b/>
-                <w:bCs/>
-                <w:color w:val="ED7D31" w:themeColor="accent2"/>
-                <w:kern w:val="2"/>
-                <w:sz w:val="21"/>
-                <w:szCs w:val="21"/>
-                <w:lang w:val="en-US" w:eastAsia="zh-CN" w:bidi="ar-SA"/>
-                <w14:textFill>
-                  <w14:solidFill>
-                    <w14:schemeClr w14:val="accent2"/>
-                  </w14:solidFill>
-                </w14:textFill>
-              </w:rPr>
-              <w:t>服务</w:t>
-            </w:r>
-          </w:p>
-        </w:tc>
-        <w:tc>
-          <w:tcPr>
-            <w:tcW w:w="0" w:type="auto"/>
-            <w:vAlign w:val="center"/>
-          </w:tcPr>
-          <w:p>
-            <w:pPr>
-              <w:pStyle w:val="13"/>
-              <w:bidi w:val="0"/>
-              <w:jc w:val="both"/>
-              <w:rPr>
-                <w:rFonts w:hint="default"/>
-                <w:lang w:val="en-US" w:eastAsia="zh-CN"/>
-              </w:rPr>
-            </w:pPr>
-            <w:r>
-              <w:rPr>
-                <w:rFonts w:hint="eastAsia"/>
-                <w:lang w:val="en-US" w:eastAsia="zh-CN"/>
-              </w:rPr>
-              <w:t>service::waitForService(srv)</w:t>
-            </w:r>
-          </w:p>
-        </w:tc>
-        <w:tc>
-          <w:tcPr>
-            <w:tcW w:w="0" w:type="auto"/>
-            <w:vAlign w:val="center"/>
-          </w:tcPr>
-          <w:p>
-            <w:pPr>
-              <w:jc w:val="both"/>
-              <w:rPr>
-                <w:rFonts w:hint="default" w:cs="华文中宋"/>
-                <w:b/>
-                <w:bCs/>
-                <w:color w:val="ED7D31" w:themeColor="accent2"/>
-                <w:kern w:val="2"/>
-                <w:sz w:val="21"/>
-                <w:szCs w:val="21"/>
-                <w:vertAlign w:val="baseline"/>
-                <w:lang w:val="en-US" w:eastAsia="zh-CN" w:bidi="ar-SA"/>
-                <w14:textFill>
-                  <w14:solidFill>
-                    <w14:schemeClr w14:val="accent2"/>
-                  </w14:solidFill>
-                </w14:textFill>
-              </w:rPr>
-            </w:pPr>
-            <w:r>
-              <w:rPr>
-                <w:rFonts w:hint="eastAsia" w:cs="华文中宋"/>
-                <w:b/>
-                <w:bCs/>
-                <w:color w:val="EA82E5"/>
-                <w:kern w:val="2"/>
-                <w:sz w:val="21"/>
-                <w:szCs w:val="21"/>
-                <w:lang w:val="en-US" w:eastAsia="zh-CN" w:bidi="ar-SA"/>
-              </w:rPr>
-              <w:t>等待</w:t>
-            </w:r>
-            <w:r>
-              <w:rPr>
-                <w:rFonts w:hint="eastAsia" w:cs="华文中宋"/>
-                <w:b/>
-                <w:bCs/>
-                <w:color w:val="ED7D31" w:themeColor="accent2"/>
-                <w:kern w:val="2"/>
-                <w:sz w:val="21"/>
-                <w:szCs w:val="21"/>
-                <w:vertAlign w:val="baseline"/>
-                <w:lang w:val="en-US" w:eastAsia="zh-CN" w:bidi="ar-SA"/>
-                <w14:textFill>
-                  <w14:solidFill>
-                    <w14:schemeClr w14:val="accent2"/>
-                  </w14:solidFill>
-                </w14:textFill>
-              </w:rPr>
-              <w:t>服务</w:t>
-            </w:r>
-          </w:p>
-        </w:tc>
-      </w:tr>
-      <w:tr>
-        <w:tblPrEx>
-          <w:tblBorders>
-            <w:top w:val="single" w:color="auto" w:sz="4" w:space="0"/>
-            <w:left w:val="single" w:color="auto" w:sz="4" w:space="0"/>
-            <w:bottom w:val="single" w:color="auto" w:sz="4" w:space="0"/>
-            <w:right w:val="single" w:color="auto" w:sz="4" w:space="0"/>
-            <w:insideH w:val="single" w:color="auto" w:sz="4" w:space="0"/>
-            <w:insideV w:val="single" w:color="auto" w:sz="4" w:space="0"/>
-          </w:tblBorders>
-          <w:tblCellMar>
-            <w:top w:w="0" w:type="dxa"/>
-            <w:left w:w="108" w:type="dxa"/>
-            <w:bottom w:w="0" w:type="dxa"/>
-            <w:right w:w="108" w:type="dxa"/>
-          </w:tblCellMar>
-        </w:tblPrEx>
-        <w:trPr>
-          <w:trHeight w:val="149" w:hRule="atLeast"/>
-        </w:trPr>
-        <w:tc>
-          <w:tcPr>
-            <w:tcW w:w="0" w:type="auto"/>
-            <w:vMerge w:val="restart"/>
-            <w:vAlign w:val="center"/>
-          </w:tcPr>
-          <w:p>
-            <w:pPr>
-              <w:pStyle w:val="13"/>
-              <w:bidi w:val="0"/>
-              <w:jc w:val="both"/>
-              <w:rPr>
-                <w:rFonts w:hint="default" w:ascii="华文中宋" w:hAnsi="华文中宋" w:eastAsia="华文中宋" w:cs="华文中宋"/>
-                <w:b/>
-                <w:bCs/>
-                <w:color w:val="ED7D31" w:themeColor="accent2"/>
-                <w:kern w:val="2"/>
-                <w:sz w:val="21"/>
-                <w:szCs w:val="21"/>
-                <w:lang w:val="en-US" w:eastAsia="zh-CN" w:bidi="ar-SA"/>
-                <w14:textFill>
-                  <w14:solidFill>
-                    <w14:schemeClr w14:val="accent2"/>
-                  </w14:solidFill>
-                </w14:textFill>
-              </w:rPr>
-            </w:pPr>
-            <w:r>
-              <w:rPr>
-                <w:rFonts w:hint="eastAsia" w:cs="华文中宋"/>
-                <w:b/>
-                <w:bCs/>
-                <w:color w:val="ED7D31" w:themeColor="accent2"/>
-                <w:kern w:val="2"/>
-                <w:sz w:val="21"/>
-                <w:szCs w:val="21"/>
-                <w:lang w:val="en-US" w:eastAsia="zh-CN" w:bidi="ar-SA"/>
-                <w14:textFill>
-                  <w14:solidFill>
-                    <w14:schemeClr w14:val="accent2"/>
-                  </w14:solidFill>
-                </w14:textFill>
-              </w:rPr>
-              <w:t>参数</w:t>
-            </w:r>
-          </w:p>
-        </w:tc>
-        <w:tc>
-          <w:tcPr>
-            <w:tcW w:w="0" w:type="auto"/>
-            <w:vAlign w:val="center"/>
-          </w:tcPr>
-          <w:p>
-            <w:pPr>
-              <w:pStyle w:val="13"/>
-              <w:bidi w:val="0"/>
-              <w:jc w:val="both"/>
-              <w:rPr>
-                <w:rFonts w:hint="default"/>
-                <w:lang w:val="en-US" w:eastAsia="zh-CN"/>
-              </w:rPr>
-            </w:pPr>
-            <w:r>
-              <w:rPr>
-                <w:rFonts w:hint="eastAsia"/>
-                <w:lang w:val="en-US" w:eastAsia="zh-CN"/>
-              </w:rPr>
-              <w:t>param::get / param::set(key, value)</w:t>
-            </w:r>
-          </w:p>
-        </w:tc>
-        <w:tc>
-          <w:tcPr>
-            <w:tcW w:w="0" w:type="auto"/>
-            <w:vAlign w:val="center"/>
-          </w:tcPr>
-          <w:p>
-            <w:pPr>
-              <w:jc w:val="both"/>
-              <w:rPr>
-                <w:rFonts w:hint="default" w:cs="华文中宋"/>
-                <w:b/>
-                <w:bCs/>
-                <w:color w:val="EA82E5"/>
-                <w:kern w:val="2"/>
-                <w:sz w:val="21"/>
-                <w:szCs w:val="21"/>
-                <w:lang w:val="en-US" w:eastAsia="zh-CN" w:bidi="ar-SA"/>
-              </w:rPr>
-            </w:pPr>
-            <w:r>
-              <w:rPr>
-                <w:rFonts w:hint="eastAsia" w:cs="华文中宋"/>
-                <w:b/>
-                <w:bCs/>
-                <w:color w:val="ED7D31" w:themeColor="accent2"/>
-                <w:kern w:val="2"/>
-                <w:sz w:val="21"/>
-                <w:szCs w:val="21"/>
-                <w:vertAlign w:val="baseline"/>
-                <w:lang w:val="en-US" w:eastAsia="zh-CN" w:bidi="ar-SA"/>
-                <w14:textFill>
-                  <w14:solidFill>
-                    <w14:schemeClr w14:val="accent2"/>
-                  </w14:solidFill>
-                </w14:textFill>
-              </w:rPr>
-              <w:t>读写</w:t>
-            </w:r>
-            <w:r>
-              <w:rPr>
-                <w:rFonts w:hint="eastAsia" w:cs="华文中宋"/>
-                <w:b/>
-                <w:bCs/>
-                <w:color w:val="EA82E5"/>
-                <w:kern w:val="2"/>
-                <w:sz w:val="21"/>
-                <w:szCs w:val="21"/>
-                <w:lang w:val="en-US" w:eastAsia="zh-CN" w:bidi="ar-SA"/>
-              </w:rPr>
-              <w:t>键对应值</w:t>
-            </w:r>
-          </w:p>
-        </w:tc>
-      </w:tr>
-      <w:tr>
-        <w:tblPrEx>
-          <w:tblBorders>
-            <w:top w:val="single" w:color="auto" w:sz="4" w:space="0"/>
-            <w:left w:val="single" w:color="auto" w:sz="4" w:space="0"/>
-            <w:bottom w:val="single" w:color="auto" w:sz="4" w:space="0"/>
-            <w:right w:val="single" w:color="auto" w:sz="4" w:space="0"/>
-            <w:insideH w:val="single" w:color="auto" w:sz="4" w:space="0"/>
-            <w:insideV w:val="single" w:color="auto" w:sz="4" w:space="0"/>
-          </w:tblBorders>
-          <w:tblCellMar>
-            <w:top w:w="0" w:type="dxa"/>
-            <w:left w:w="108" w:type="dxa"/>
-            <w:bottom w:w="0" w:type="dxa"/>
-            <w:right w:w="108" w:type="dxa"/>
-          </w:tblCellMar>
-        </w:tblPrEx>
-        <w:tc>
-          <w:tcPr>
-            <w:tcW w:w="0" w:type="auto"/>
-            <w:vMerge w:val="continue"/>
-            <w:vAlign w:val="center"/>
-          </w:tcPr>
-          <w:p>
-            <w:pPr>
-              <w:pStyle w:val="13"/>
-              <w:bidi w:val="0"/>
-              <w:jc w:val="both"/>
-              <w:rPr>
-                <w:rFonts w:hint="eastAsia" w:cs="华文中宋"/>
-                <w:b/>
-                <w:bCs/>
-                <w:color w:val="ED7D31" w:themeColor="accent2"/>
-                <w:kern w:val="2"/>
-                <w:sz w:val="21"/>
-                <w:szCs w:val="21"/>
-                <w:lang w:val="en-US" w:eastAsia="zh-CN" w:bidi="ar-SA"/>
-                <w14:textFill>
-                  <w14:solidFill>
-                    <w14:schemeClr w14:val="accent2"/>
-                  </w14:solidFill>
-                </w14:textFill>
-              </w:rPr>
-            </w:pPr>
-          </w:p>
-        </w:tc>
-        <w:tc>
-          <w:tcPr>
-            <w:tcW w:w="0" w:type="auto"/>
-            <w:vAlign w:val="center"/>
-          </w:tcPr>
-          <w:p>
-            <w:pPr>
-              <w:pStyle w:val="13"/>
-              <w:bidi w:val="0"/>
-              <w:jc w:val="both"/>
-              <w:rPr>
-                <w:rFonts w:hint="default"/>
-                <w:lang w:val="en-US" w:eastAsia="zh-CN"/>
-              </w:rPr>
-            </w:pPr>
-            <w:r>
-              <w:rPr>
-                <w:rFonts w:hint="eastAsia"/>
-                <w:lang w:val="en-US" w:eastAsia="zh-CN"/>
-              </w:rPr>
-              <w:t>param::has / param::del(key)</w:t>
-            </w:r>
-          </w:p>
-        </w:tc>
-        <w:tc>
-          <w:tcPr>
-            <w:tcW w:w="0" w:type="auto"/>
-            <w:vAlign w:val="center"/>
-          </w:tcPr>
-          <w:p>
-            <w:pPr>
-              <w:jc w:val="both"/>
-              <w:rPr>
-                <w:rFonts w:hint="default" w:cs="华文中宋"/>
-                <w:b/>
-                <w:bCs/>
-                <w:color w:val="ED7D31" w:themeColor="accent2"/>
-                <w:kern w:val="2"/>
-                <w:sz w:val="21"/>
-                <w:szCs w:val="21"/>
-                <w:vertAlign w:val="baseline"/>
-                <w:lang w:val="en-US" w:eastAsia="zh-CN" w:bidi="ar-SA"/>
-                <w14:textFill>
-                  <w14:solidFill>
-                    <w14:schemeClr w14:val="accent2"/>
-                  </w14:solidFill>
-                </w14:textFill>
-              </w:rPr>
-            </w:pPr>
-            <w:r>
-              <w:rPr>
-                <w:rFonts w:hint="eastAsia" w:cs="华文中宋"/>
-                <w:b/>
-                <w:bCs/>
-                <w:color w:val="EA82E5"/>
-                <w:kern w:val="2"/>
-                <w:sz w:val="21"/>
-                <w:szCs w:val="21"/>
-                <w:lang w:val="en-US" w:eastAsia="zh-CN" w:bidi="ar-SA"/>
-              </w:rPr>
-              <w:t>查询</w:t>
-            </w:r>
-            <w:r>
-              <w:rPr>
-                <w:rFonts w:hint="eastAsia" w:cs="华文中宋"/>
-                <w:b/>
-                <w:bCs/>
-                <w:color w:val="ED7D31" w:themeColor="accent2"/>
-                <w:kern w:val="2"/>
-                <w:sz w:val="21"/>
-                <w:szCs w:val="21"/>
-                <w:vertAlign w:val="baseline"/>
-                <w:lang w:val="en-US" w:eastAsia="zh-CN" w:bidi="ar-SA"/>
-                <w14:textFill>
-                  <w14:solidFill>
-                    <w14:schemeClr w14:val="accent2"/>
-                  </w14:solidFill>
-                </w14:textFill>
-              </w:rPr>
-              <w:t xml:space="preserve"> / </w:t>
-            </w:r>
-            <w:r>
-              <w:rPr>
-                <w:rFonts w:hint="eastAsia" w:cs="华文中宋"/>
-                <w:b/>
-                <w:bCs/>
-                <w:color w:val="EA82E5"/>
-                <w:kern w:val="2"/>
-                <w:sz w:val="21"/>
-                <w:szCs w:val="21"/>
-                <w:lang w:val="en-US" w:eastAsia="zh-CN" w:bidi="ar-SA"/>
-              </w:rPr>
-              <w:t>删除</w:t>
-            </w:r>
-            <w:r>
-              <w:rPr>
-                <w:rFonts w:hint="eastAsia" w:cs="华文中宋"/>
-                <w:b/>
-                <w:bCs/>
-                <w:color w:val="ED7D31" w:themeColor="accent2"/>
-                <w:kern w:val="2"/>
-                <w:sz w:val="21"/>
-                <w:szCs w:val="21"/>
-                <w:vertAlign w:val="baseline"/>
-                <w:lang w:val="en-US" w:eastAsia="zh-CN" w:bidi="ar-SA"/>
-                <w14:textFill>
-                  <w14:solidFill>
-                    <w14:schemeClr w14:val="accent2"/>
-                  </w14:solidFill>
-                </w14:textFill>
-              </w:rPr>
-              <w:t>键</w:t>
-            </w:r>
-          </w:p>
-        </w:tc>
-      </w:tr>
-    </w:tbl>
-    <w:p>
-      <w:pPr>
-        <w:rPr>
-          <w:rFonts w:hint="eastAsia"/>
-          <w:lang w:val="en-US" w:eastAsia="zh-CN"/>
-        </w:rPr>
-      </w:pPr>
-    </w:p>
-    <w:tbl>
-      <w:tblPr>
-        <w:tblStyle w:val="8"/>
-        <w:tblW w:w="0" w:type="auto"/>
-        <w:tblInd w:w="0" w:type="dxa"/>
-        <w:tblBorders>
-          <w:top w:val="single" w:color="auto" w:sz="4" w:space="0"/>
-          <w:left w:val="single" w:color="auto" w:sz="4" w:space="0"/>
-          <w:bottom w:val="single" w:color="auto" w:sz="4" w:space="0"/>
-          <w:right w:val="single" w:color="auto" w:sz="4" w:space="0"/>
-          <w:insideH w:val="single" w:color="auto" w:sz="4" w:space="0"/>
-          <w:insideV w:val="single" w:color="auto" w:sz="4" w:space="0"/>
-        </w:tblBorders>
-        <w:tblLayout w:type="autofit"/>
-        <w:tblCellMar>
-          <w:top w:w="0" w:type="dxa"/>
-          <w:left w:w="108" w:type="dxa"/>
-          <w:bottom w:w="0" w:type="dxa"/>
-          <w:right w:w="108" w:type="dxa"/>
-        </w:tblCellMar>
-      </w:tblPr>
-      <w:tblGrid>
-        <w:gridCol w:w="637"/>
-        <w:gridCol w:w="865"/>
-        <w:gridCol w:w="1478"/>
-      </w:tblGrid>
-      <w:tr>
-        <w:tblPrEx>
-          <w:tblBorders>
-            <w:top w:val="single" w:color="auto" w:sz="4" w:space="0"/>
-            <w:left w:val="single" w:color="auto" w:sz="4" w:space="0"/>
-            <w:bottom w:val="single" w:color="auto" w:sz="4" w:space="0"/>
-            <w:right w:val="single" w:color="auto" w:sz="4" w:space="0"/>
-            <w:insideH w:val="single" w:color="auto" w:sz="4" w:space="0"/>
-            <w:insideV w:val="single" w:color="auto" w:sz="4" w:space="0"/>
-          </w:tblBorders>
-          <w:tblCellMar>
-            <w:top w:w="0" w:type="dxa"/>
-            <w:left w:w="108" w:type="dxa"/>
-            <w:bottom w:w="0" w:type="dxa"/>
-            <w:right w:w="108" w:type="dxa"/>
-          </w:tblCellMar>
-        </w:tblPrEx>
-        <w:tc>
-          <w:tcPr>
-            <w:tcW w:w="0" w:type="auto"/>
-            <w:gridSpan w:val="2"/>
-            <w:vAlign w:val="center"/>
-          </w:tcPr>
-          <w:p>
-            <w:pPr>
-              <w:pStyle w:val="13"/>
-              <w:bidi w:val="0"/>
-              <w:jc w:val="both"/>
-              <w:rPr>
-                <w:rFonts w:hint="default" w:ascii="华文中宋" w:hAnsi="华文中宋" w:eastAsia="华文中宋" w:cs="华文中宋"/>
-                <w:b/>
-                <w:bCs/>
-                <w:color w:val="FF0000"/>
-                <w:kern w:val="2"/>
-                <w:sz w:val="21"/>
-                <w:szCs w:val="21"/>
-                <w:lang w:val="en-US" w:eastAsia="zh-CN" w:bidi="ar-SA"/>
-              </w:rPr>
-            </w:pPr>
-            <w:r>
-              <w:rPr>
-                <w:rFonts w:hint="eastAsia"/>
-                <w:lang w:val="en-US" w:eastAsia="zh-CN"/>
-              </w:rPr>
-              <w:t>Rate(hz)</w:t>
-            </w:r>
-          </w:p>
-        </w:tc>
-        <w:tc>
-          <w:tcPr>
-            <w:tcW w:w="0" w:type="auto"/>
-            <w:vAlign w:val="center"/>
-          </w:tcPr>
-          <w:p>
-            <w:pPr>
-              <w:jc w:val="both"/>
-              <w:rPr>
-                <w:rFonts w:hint="default" w:ascii="华文中宋" w:hAnsi="华文中宋" w:eastAsia="华文中宋" w:cs="华文中宋"/>
-                <w:b/>
-                <w:bCs/>
-                <w:color w:val="ED7D31" w:themeColor="accent2"/>
-                <w:kern w:val="2"/>
-                <w:sz w:val="21"/>
-                <w:szCs w:val="21"/>
-                <w:vertAlign w:val="baseline"/>
-                <w:lang w:val="en-US" w:eastAsia="zh-CN" w:bidi="ar-SA"/>
-                <w14:textFill>
-                  <w14:solidFill>
-                    <w14:schemeClr w14:val="accent2"/>
-                  </w14:solidFill>
-                </w14:textFill>
-              </w:rPr>
-            </w:pPr>
-            <w:r>
-              <w:rPr>
-                <w:rStyle w:val="14"/>
-                <w:rFonts w:hint="eastAsia"/>
-                <w:lang w:val="en-US" w:eastAsia="zh-CN"/>
-              </w:rPr>
-              <w:t>循环频率</w:t>
-            </w:r>
-            <w:r>
-              <w:rPr>
-                <w:rFonts w:hint="eastAsia" w:cs="华文中宋"/>
-                <w:b/>
-                <w:bCs/>
-                <w:color w:val="ED7D31" w:themeColor="accent2"/>
-                <w:kern w:val="2"/>
-                <w:sz w:val="21"/>
-                <w:szCs w:val="21"/>
-                <w:vertAlign w:val="baseline"/>
-                <w:lang w:val="en-US" w:eastAsia="zh-CN" w:bidi="ar-SA"/>
-                <w14:textFill>
-                  <w14:solidFill>
-                    <w14:schemeClr w14:val="accent2"/>
-                  </w14:solidFill>
-                </w14:textFill>
-              </w:rPr>
-              <w:t>控制</w:t>
-            </w:r>
-            <w:r>
-              <w:rPr>
-                <w:rFonts w:hint="eastAsia" w:ascii="华文中宋" w:hAnsi="华文中宋" w:eastAsia="华文中宋" w:cs="华文中宋"/>
-                <w:b/>
-                <w:bCs/>
-                <w:color w:val="ED7D31" w:themeColor="accent2"/>
-                <w:kern w:val="2"/>
-                <w:sz w:val="21"/>
-                <w:szCs w:val="21"/>
-                <w:vertAlign w:val="baseline"/>
-                <w:lang w:val="en-US" w:eastAsia="zh-CN" w:bidi="ar-SA"/>
-                <w14:textFill>
-                  <w14:solidFill>
-                    <w14:schemeClr w14:val="accent2"/>
-                  </w14:solidFill>
-                </w14:textFill>
-              </w:rPr>
-              <w:t xml:space="preserve"> </w:t>
-            </w:r>
-          </w:p>
-        </w:tc>
-      </w:tr>
-      <w:tr>
-        <w:tblPrEx>
-          <w:tblBorders>
-            <w:top w:val="single" w:color="auto" w:sz="4" w:space="0"/>
-            <w:left w:val="single" w:color="auto" w:sz="4" w:space="0"/>
-            <w:bottom w:val="single" w:color="auto" w:sz="4" w:space="0"/>
-            <w:right w:val="single" w:color="auto" w:sz="4" w:space="0"/>
-            <w:insideH w:val="single" w:color="auto" w:sz="4" w:space="0"/>
-            <w:insideV w:val="single" w:color="auto" w:sz="4" w:space="0"/>
-          </w:tblBorders>
-          <w:tblCellMar>
-            <w:top w:w="0" w:type="dxa"/>
-            <w:left w:w="108" w:type="dxa"/>
-            <w:bottom w:w="0" w:type="dxa"/>
-            <w:right w:w="108" w:type="dxa"/>
-          </w:tblCellMar>
-        </w:tblPrEx>
-        <w:tc>
-          <w:tcPr>
-            <w:tcW w:w="0" w:type="auto"/>
-            <w:vAlign w:val="center"/>
-          </w:tcPr>
-          <w:p>
-            <w:pPr>
-              <w:pStyle w:val="13"/>
-              <w:bidi w:val="0"/>
-              <w:jc w:val="both"/>
-              <w:rPr>
-                <w:rFonts w:hint="default" w:ascii="华文中宋" w:hAnsi="华文中宋" w:eastAsia="华文中宋" w:cs="华文中宋"/>
-                <w:b/>
-                <w:bCs/>
-                <w:color w:val="ED7D31" w:themeColor="accent2"/>
-                <w:kern w:val="2"/>
-                <w:sz w:val="21"/>
-                <w:szCs w:val="21"/>
-                <w:vertAlign w:val="baseline"/>
-                <w:lang w:val="en-US" w:eastAsia="zh-CN" w:bidi="ar-SA"/>
-                <w14:textFill>
-                  <w14:solidFill>
-                    <w14:schemeClr w14:val="accent2"/>
-                  </w14:solidFill>
-                </w14:textFill>
-              </w:rPr>
-            </w:pPr>
-            <w:r>
-              <w:rPr>
-                <w:rFonts w:hint="eastAsia" w:cs="华文中宋"/>
-                <w:b/>
-                <w:bCs/>
-                <w:color w:val="ED7D31" w:themeColor="accent2"/>
-                <w:kern w:val="2"/>
-                <w:sz w:val="21"/>
-                <w:szCs w:val="21"/>
-                <w:vertAlign w:val="baseline"/>
-                <w:lang w:val="en-US" w:eastAsia="zh-CN" w:bidi="ar-SA"/>
-                <w14:textFill>
-                  <w14:solidFill>
-                    <w14:schemeClr w14:val="accent2"/>
-                  </w14:solidFill>
-                </w14:textFill>
-              </w:rPr>
-              <w:t>方法</w:t>
-            </w:r>
-          </w:p>
-        </w:tc>
-        <w:tc>
-          <w:tcPr>
-            <w:tcW w:w="0" w:type="auto"/>
-            <w:vAlign w:val="center"/>
-          </w:tcPr>
-          <w:p>
-            <w:pPr>
-              <w:pStyle w:val="13"/>
-              <w:bidi w:val="0"/>
-              <w:jc w:val="both"/>
-              <w:rPr>
-                <w:rFonts w:hint="default" w:ascii="华文中宋" w:hAnsi="华文中宋" w:eastAsia="华文中宋" w:cs="华文中宋"/>
-                <w:b/>
-                <w:bCs/>
-                <w:color w:val="FF0000"/>
-                <w:kern w:val="2"/>
-                <w:sz w:val="21"/>
-                <w:szCs w:val="21"/>
-                <w:lang w:val="en-US" w:eastAsia="zh-CN" w:bidi="ar-SA"/>
-              </w:rPr>
-            </w:pPr>
-            <w:r>
-              <w:rPr>
-                <w:rFonts w:hint="eastAsia"/>
-                <w:lang w:val="en-US" w:eastAsia="zh-CN"/>
-              </w:rPr>
-              <w:t>sleep()</w:t>
-            </w:r>
-          </w:p>
-        </w:tc>
-        <w:tc>
-          <w:tcPr>
-            <w:tcW w:w="0" w:type="auto"/>
-            <w:vAlign w:val="center"/>
-          </w:tcPr>
-          <w:p>
-            <w:pPr>
-              <w:jc w:val="both"/>
-              <w:rPr>
-                <w:rFonts w:hint="eastAsia" w:ascii="华文中宋" w:hAnsi="华文中宋" w:eastAsia="华文中宋" w:cs="华文中宋"/>
-                <w:b/>
-                <w:bCs/>
-                <w:color w:val="ED7D31" w:themeColor="accent2"/>
-                <w:kern w:val="2"/>
-                <w:sz w:val="21"/>
-                <w:szCs w:val="21"/>
-                <w:vertAlign w:val="baseline"/>
-                <w:lang w:val="en-US" w:eastAsia="zh-CN" w:bidi="ar-SA"/>
-                <w14:textFill>
-                  <w14:solidFill>
-                    <w14:schemeClr w14:val="accent2"/>
-                  </w14:solidFill>
-                </w14:textFill>
-              </w:rPr>
-            </w:pPr>
-            <w:r>
-              <w:rPr>
-                <w:rFonts w:hint="eastAsia" w:cs="华文中宋"/>
-                <w:b/>
-                <w:bCs/>
-                <w:color w:val="EA82E5"/>
-                <w:kern w:val="2"/>
-                <w:sz w:val="21"/>
-                <w:szCs w:val="21"/>
-                <w:lang w:val="en-US" w:eastAsia="zh-CN" w:bidi="ar-SA"/>
-              </w:rPr>
-              <w:t>阻塞</w:t>
-            </w:r>
-          </w:p>
-        </w:tc>
-      </w:tr>
-    </w:tbl>
-    <w:p>
-      <w:pPr>
-        <w:rPr>
-          <w:rFonts w:hint="eastAsia"/>
-          <w:lang w:val="en-US" w:eastAsia="zh-CN"/>
-        </w:rPr>
-      </w:pPr>
-    </w:p>
-    <w:tbl>
-      <w:tblPr>
-        <w:tblStyle w:val="8"/>
-        <w:tblW w:w="0" w:type="auto"/>
-        <w:tblInd w:w="0" w:type="dxa"/>
-        <w:tblBorders>
-          <w:top w:val="single" w:color="auto" w:sz="4" w:space="0"/>
-          <w:left w:val="single" w:color="auto" w:sz="4" w:space="0"/>
-          <w:bottom w:val="single" w:color="auto" w:sz="4" w:space="0"/>
-          <w:right w:val="single" w:color="auto" w:sz="4" w:space="0"/>
-          <w:insideH w:val="single" w:color="auto" w:sz="4" w:space="0"/>
-          <w:insideV w:val="single" w:color="auto" w:sz="4" w:space="0"/>
-        </w:tblBorders>
-        <w:tblLayout w:type="autofit"/>
-        <w:tblCellMar>
-          <w:top w:w="0" w:type="dxa"/>
-          <w:left w:w="108" w:type="dxa"/>
-          <w:bottom w:w="0" w:type="dxa"/>
-          <w:right w:w="108" w:type="dxa"/>
-        </w:tblCellMar>
-      </w:tblPr>
-      <w:tblGrid>
-        <w:gridCol w:w="637"/>
-        <w:gridCol w:w="4076"/>
-        <w:gridCol w:w="1268"/>
-      </w:tblGrid>
-      <w:tr>
-        <w:tblPrEx>
-          <w:tblBorders>
-            <w:top w:val="single" w:color="auto" w:sz="4" w:space="0"/>
-            <w:left w:val="single" w:color="auto" w:sz="4" w:space="0"/>
-            <w:bottom w:val="single" w:color="auto" w:sz="4" w:space="0"/>
-            <w:right w:val="single" w:color="auto" w:sz="4" w:space="0"/>
-            <w:insideH w:val="single" w:color="auto" w:sz="4" w:space="0"/>
-            <w:insideV w:val="single" w:color="auto" w:sz="4" w:space="0"/>
-          </w:tblBorders>
-          <w:tblCellMar>
-            <w:top w:w="0" w:type="dxa"/>
-            <w:left w:w="108" w:type="dxa"/>
-            <w:bottom w:w="0" w:type="dxa"/>
-            <w:right w:w="108" w:type="dxa"/>
-          </w:tblCellMar>
-        </w:tblPrEx>
-        <w:trPr>
-          <w:trHeight w:val="139" w:hRule="atLeast"/>
-        </w:trPr>
-        <w:tc>
-          <w:tcPr>
-            <w:tcW w:w="0" w:type="auto"/>
-            <w:gridSpan w:val="2"/>
-            <w:vAlign w:val="center"/>
-          </w:tcPr>
-          <w:p>
-            <w:pPr>
-              <w:pStyle w:val="13"/>
-              <w:bidi w:val="0"/>
-              <w:jc w:val="both"/>
-              <w:rPr>
-                <w:rFonts w:hint="default" w:ascii="华文中宋" w:hAnsi="华文中宋" w:eastAsia="华文中宋" w:cs="华文中宋"/>
-                <w:b/>
-                <w:bCs/>
-                <w:color w:val="FF0000"/>
-                <w:kern w:val="2"/>
-                <w:sz w:val="21"/>
-                <w:szCs w:val="21"/>
-                <w:lang w:val="en-US" w:eastAsia="zh-CN" w:bidi="ar-SA"/>
-              </w:rPr>
-            </w:pPr>
-            <w:r>
-              <w:rPr>
-                <w:rFonts w:hint="eastAsia"/>
-                <w:lang w:val="en-US" w:eastAsia="zh-CN"/>
-              </w:rPr>
-              <w:t>NodeHandle(ns="")</w:t>
-            </w:r>
-          </w:p>
-        </w:tc>
-        <w:tc>
-          <w:tcPr>
-            <w:tcW w:w="0" w:type="auto"/>
-            <w:vAlign w:val="center"/>
-          </w:tcPr>
-          <w:p>
-            <w:pPr>
-              <w:jc w:val="both"/>
-              <w:rPr>
-                <w:rFonts w:hint="default" w:ascii="华文中宋" w:hAnsi="华文中宋" w:eastAsia="华文中宋" w:cs="华文中宋"/>
-                <w:b/>
-                <w:bCs/>
-                <w:color w:val="ED7D31" w:themeColor="accent2"/>
-                <w:kern w:val="2"/>
-                <w:sz w:val="21"/>
-                <w:szCs w:val="21"/>
-                <w:vertAlign w:val="baseline"/>
-                <w:lang w:val="en-US" w:eastAsia="zh-CN" w:bidi="ar-SA"/>
-                <w14:textFill>
-                  <w14:solidFill>
-                    <w14:schemeClr w14:val="accent2"/>
-                  </w14:solidFill>
-                </w14:textFill>
-              </w:rPr>
-            </w:pPr>
-            <w:r>
-              <w:rPr>
-                <w:rStyle w:val="14"/>
-                <w:rFonts w:hint="eastAsia"/>
-                <w:lang w:val="en-US" w:eastAsia="zh-CN"/>
-              </w:rPr>
-              <w:t>结点</w:t>
-            </w:r>
-          </w:p>
-        </w:tc>
-      </w:tr>
-      <w:tr>
-        <w:tblPrEx>
-          <w:tblBorders>
-            <w:top w:val="single" w:color="auto" w:sz="4" w:space="0"/>
-            <w:left w:val="single" w:color="auto" w:sz="4" w:space="0"/>
-            <w:bottom w:val="single" w:color="auto" w:sz="4" w:space="0"/>
-            <w:right w:val="single" w:color="auto" w:sz="4" w:space="0"/>
-            <w:insideH w:val="single" w:color="auto" w:sz="4" w:space="0"/>
-            <w:insideV w:val="single" w:color="auto" w:sz="4" w:space="0"/>
-          </w:tblBorders>
-          <w:tblCellMar>
-            <w:top w:w="0" w:type="dxa"/>
-            <w:left w:w="108" w:type="dxa"/>
-            <w:bottom w:w="0" w:type="dxa"/>
-            <w:right w:w="108" w:type="dxa"/>
-          </w:tblCellMar>
-        </w:tblPrEx>
-        <w:trPr>
-          <w:trHeight w:val="139" w:hRule="atLeast"/>
-        </w:trPr>
-        <w:tc>
-          <w:tcPr>
-            <w:tcW w:w="0" w:type="auto"/>
-            <w:vMerge w:val="restart"/>
-            <w:vAlign w:val="center"/>
-          </w:tcPr>
-          <w:p>
-            <w:pPr>
-              <w:pStyle w:val="13"/>
-              <w:bidi w:val="0"/>
-              <w:jc w:val="both"/>
-              <w:rPr>
-                <w:rFonts w:hint="default"/>
-                <w:lang w:val="en-US" w:eastAsia="zh-CN"/>
-              </w:rPr>
-            </w:pPr>
-            <w:r>
-              <w:rPr>
-                <w:rFonts w:hint="eastAsia" w:ascii="华文中宋" w:hAnsi="华文中宋" w:eastAsia="华文中宋" w:cs="华文中宋"/>
-                <w:b/>
-                <w:bCs/>
-                <w:color w:val="ED7D31" w:themeColor="accent2"/>
-                <w:kern w:val="2"/>
-                <w:sz w:val="21"/>
-                <w:szCs w:val="21"/>
-                <w:lang w:val="en-US" w:eastAsia="zh-CN" w:bidi="ar-SA"/>
-                <w14:textFill>
-                  <w14:solidFill>
-                    <w14:schemeClr w14:val="accent2"/>
-                  </w14:solidFill>
-                </w14:textFill>
-              </w:rPr>
-              <w:t>方法</w:t>
-            </w:r>
-          </w:p>
-        </w:tc>
-        <w:tc>
-          <w:tcPr>
-            <w:tcW w:w="0" w:type="auto"/>
-            <w:vAlign w:val="center"/>
-          </w:tcPr>
-          <w:p>
-            <w:pPr>
-              <w:pStyle w:val="13"/>
-              <w:bidi w:val="0"/>
-              <w:jc w:val="both"/>
-              <w:rPr>
-                <w:rFonts w:hint="default"/>
-                <w:lang w:val="en-US" w:eastAsia="zh-CN"/>
-              </w:rPr>
-            </w:pPr>
-            <w:r>
-              <w:rPr>
-                <w:rFonts w:hint="eastAsia"/>
-                <w:lang w:val="en-US" w:eastAsia="zh-CN"/>
-              </w:rPr>
-              <w:t>advertise&lt;msgT&gt;(topic, queue_size)</w:t>
-            </w:r>
-          </w:p>
-        </w:tc>
-        <w:tc>
-          <w:tcPr>
-            <w:tcW w:w="0" w:type="auto"/>
-            <w:vAlign w:val="center"/>
-          </w:tcPr>
-          <w:p>
-            <w:pPr>
-              <w:jc w:val="both"/>
-              <w:rPr>
-                <w:rStyle w:val="14"/>
-                <w:rFonts w:hint="default"/>
-                <w:lang w:val="en-US" w:eastAsia="zh-CN"/>
-              </w:rPr>
-            </w:pPr>
-            <w:r>
-              <w:rPr>
-                <w:rFonts w:hint="eastAsia" w:ascii="华文中宋" w:hAnsi="华文中宋" w:eastAsia="华文中宋" w:cs="华文中宋"/>
-                <w:b/>
-                <w:bCs/>
-                <w:color w:val="ED7D31" w:themeColor="accent2"/>
-                <w:kern w:val="2"/>
-                <w:sz w:val="21"/>
-                <w:szCs w:val="24"/>
-                <w:lang w:val="en-US" w:eastAsia="zh-CN" w:bidi="ar-SA"/>
-                <w14:textFill>
-                  <w14:solidFill>
-                    <w14:schemeClr w14:val="accent2"/>
-                  </w14:solidFill>
-                </w14:textFill>
-              </w:rPr>
-              <w:t>创建</w:t>
-            </w:r>
-            <w:r>
-              <w:rPr>
-                <w:rStyle w:val="14"/>
-                <w:rFonts w:hint="eastAsia"/>
-                <w:lang w:val="en-US" w:eastAsia="zh-CN"/>
-              </w:rPr>
-              <w:t>发布器</w:t>
-            </w:r>
-          </w:p>
-        </w:tc>
-      </w:tr>
-      <w:tr>
-        <w:tblPrEx>
-          <w:tblBorders>
-            <w:top w:val="single" w:color="auto" w:sz="4" w:space="0"/>
-            <w:left w:val="single" w:color="auto" w:sz="4" w:space="0"/>
-            <w:bottom w:val="single" w:color="auto" w:sz="4" w:space="0"/>
-            <w:right w:val="single" w:color="auto" w:sz="4" w:space="0"/>
-            <w:insideH w:val="single" w:color="auto" w:sz="4" w:space="0"/>
-            <w:insideV w:val="single" w:color="auto" w:sz="4" w:space="0"/>
-          </w:tblBorders>
-          <w:tblCellMar>
-            <w:top w:w="0" w:type="dxa"/>
-            <w:left w:w="108" w:type="dxa"/>
-            <w:bottom w:w="0" w:type="dxa"/>
-            <w:right w:w="108" w:type="dxa"/>
-          </w:tblCellMar>
-        </w:tblPrEx>
-        <w:trPr>
-          <w:trHeight w:val="139" w:hRule="atLeast"/>
-        </w:trPr>
-        <w:tc>
-          <w:tcPr>
-            <w:tcW w:w="0" w:type="auto"/>
-            <w:vMerge w:val="continue"/>
-            <w:vAlign w:val="center"/>
-          </w:tcPr>
-          <w:p>
-            <w:pPr>
-              <w:pStyle w:val="13"/>
-              <w:bidi w:val="0"/>
-              <w:jc w:val="both"/>
-              <w:rPr>
-                <w:rFonts w:hint="eastAsia" w:ascii="华文中宋" w:hAnsi="华文中宋" w:eastAsia="华文中宋" w:cs="华文中宋"/>
-                <w:b/>
-                <w:bCs/>
-                <w:color w:val="ED7D31" w:themeColor="accent2"/>
-                <w:kern w:val="2"/>
-                <w:sz w:val="21"/>
-                <w:szCs w:val="21"/>
-                <w:lang w:val="en-US" w:eastAsia="zh-CN" w:bidi="ar-SA"/>
-                <w14:textFill>
-                  <w14:solidFill>
-                    <w14:schemeClr w14:val="accent2"/>
-                  </w14:solidFill>
-                </w14:textFill>
-              </w:rPr>
-            </w:pPr>
-          </w:p>
-        </w:tc>
-        <w:tc>
-          <w:tcPr>
-            <w:tcW w:w="0" w:type="auto"/>
-            <w:vAlign w:val="center"/>
-          </w:tcPr>
-          <w:p>
-            <w:pPr>
-              <w:pStyle w:val="13"/>
-              <w:bidi w:val="0"/>
-              <w:jc w:val="both"/>
-              <w:rPr>
-                <w:rFonts w:hint="default"/>
-                <w:lang w:val="en-US" w:eastAsia="zh-CN"/>
-              </w:rPr>
-            </w:pPr>
-            <w:r>
-              <w:rPr>
-                <w:rFonts w:hint="eastAsia"/>
-                <w:lang w:val="en-US" w:eastAsia="zh-CN"/>
-              </w:rPr>
-              <w:t>subscribe(topic, queue_size, callback)</w:t>
-            </w:r>
-          </w:p>
-        </w:tc>
-        <w:tc>
-          <w:tcPr>
-            <w:tcW w:w="0" w:type="auto"/>
-            <w:vAlign w:val="center"/>
-          </w:tcPr>
-          <w:p>
-            <w:pPr>
-              <w:jc w:val="both"/>
-              <w:rPr>
-                <w:rFonts w:hint="eastAsia" w:ascii="华文中宋" w:hAnsi="华文中宋" w:eastAsia="华文中宋" w:cs="华文中宋"/>
-                <w:b/>
-                <w:bCs/>
-                <w:color w:val="ED7D31" w:themeColor="accent2"/>
-                <w:kern w:val="2"/>
-                <w:sz w:val="21"/>
-                <w:szCs w:val="24"/>
-                <w:lang w:val="en-US" w:eastAsia="zh-CN" w:bidi="ar-SA"/>
-                <w14:textFill>
-                  <w14:solidFill>
-                    <w14:schemeClr w14:val="accent2"/>
-                  </w14:solidFill>
-                </w14:textFill>
-              </w:rPr>
-            </w:pPr>
-            <w:r>
-              <w:rPr>
-                <w:rFonts w:hint="eastAsia" w:ascii="华文中宋" w:hAnsi="华文中宋" w:eastAsia="华文中宋" w:cs="华文中宋"/>
-                <w:b/>
-                <w:bCs/>
-                <w:color w:val="ED7D31" w:themeColor="accent2"/>
-                <w:kern w:val="2"/>
-                <w:sz w:val="21"/>
-                <w:szCs w:val="24"/>
-                <w:lang w:val="en-US" w:eastAsia="zh-CN" w:bidi="ar-SA"/>
-                <w14:textFill>
-                  <w14:solidFill>
-                    <w14:schemeClr w14:val="accent2"/>
-                  </w14:solidFill>
-                </w14:textFill>
-              </w:rPr>
-              <w:t>创建</w:t>
-            </w:r>
-            <w:r>
-              <w:rPr>
-                <w:rStyle w:val="14"/>
-                <w:rFonts w:hint="eastAsia"/>
-                <w:lang w:val="en-US" w:eastAsia="zh-CN"/>
-              </w:rPr>
-              <w:t>订阅器</w:t>
-            </w:r>
-          </w:p>
-        </w:tc>
-      </w:tr>
-      <w:tr>
-        <w:tblPrEx>
-          <w:tblBorders>
-            <w:top w:val="single" w:color="auto" w:sz="4" w:space="0"/>
-            <w:left w:val="single" w:color="auto" w:sz="4" w:space="0"/>
-            <w:bottom w:val="single" w:color="auto" w:sz="4" w:space="0"/>
-            <w:right w:val="single" w:color="auto" w:sz="4" w:space="0"/>
-            <w:insideH w:val="single" w:color="auto" w:sz="4" w:space="0"/>
-            <w:insideV w:val="single" w:color="auto" w:sz="4" w:space="0"/>
-          </w:tblBorders>
-          <w:tblCellMar>
-            <w:top w:w="0" w:type="dxa"/>
-            <w:left w:w="108" w:type="dxa"/>
-            <w:bottom w:w="0" w:type="dxa"/>
-            <w:right w:w="108" w:type="dxa"/>
-          </w:tblCellMar>
-        </w:tblPrEx>
-        <w:trPr>
-          <w:trHeight w:val="139" w:hRule="atLeast"/>
-        </w:trPr>
-        <w:tc>
-          <w:tcPr>
-            <w:tcW w:w="0" w:type="auto"/>
-            <w:vMerge w:val="continue"/>
-            <w:vAlign w:val="center"/>
-          </w:tcPr>
-          <w:p>
-            <w:pPr>
-              <w:pStyle w:val="13"/>
-              <w:bidi w:val="0"/>
-              <w:jc w:val="both"/>
-              <w:rPr>
-                <w:rFonts w:hint="eastAsia" w:ascii="华文中宋" w:hAnsi="华文中宋" w:eastAsia="华文中宋" w:cs="华文中宋"/>
-                <w:b/>
-                <w:bCs/>
-                <w:color w:val="ED7D31" w:themeColor="accent2"/>
-                <w:kern w:val="2"/>
-                <w:sz w:val="21"/>
-                <w:szCs w:val="21"/>
-                <w:lang w:val="en-US" w:eastAsia="zh-CN" w:bidi="ar-SA"/>
-                <w14:textFill>
-                  <w14:solidFill>
-                    <w14:schemeClr w14:val="accent2"/>
-                  </w14:solidFill>
-                </w14:textFill>
-              </w:rPr>
-            </w:pPr>
-          </w:p>
-        </w:tc>
-        <w:tc>
-          <w:tcPr>
-            <w:tcW w:w="0" w:type="auto"/>
-            <w:vAlign w:val="center"/>
-          </w:tcPr>
-          <w:p>
-            <w:pPr>
-              <w:pStyle w:val="13"/>
-              <w:bidi w:val="0"/>
-              <w:jc w:val="both"/>
-              <w:rPr>
-                <w:rFonts w:hint="default"/>
-                <w:lang w:val="en-US" w:eastAsia="zh-CN"/>
-              </w:rPr>
-            </w:pPr>
-            <w:r>
-              <w:rPr>
-                <w:rFonts w:hint="eastAsia"/>
-                <w:lang w:val="en-US" w:eastAsia="zh-CN"/>
-              </w:rPr>
-              <w:t>serviceClient&lt;srvT&gt;(service)</w:t>
-            </w:r>
-          </w:p>
-        </w:tc>
-        <w:tc>
-          <w:tcPr>
-            <w:tcW w:w="0" w:type="auto"/>
-            <w:vAlign w:val="center"/>
-          </w:tcPr>
-          <w:p>
-            <w:pPr>
-              <w:jc w:val="both"/>
-              <w:rPr>
-                <w:rFonts w:hint="eastAsia" w:ascii="华文中宋" w:hAnsi="华文中宋" w:eastAsia="华文中宋" w:cs="华文中宋"/>
-                <w:b/>
-                <w:bCs/>
-                <w:color w:val="ED7D31" w:themeColor="accent2"/>
-                <w:kern w:val="2"/>
-                <w:sz w:val="21"/>
-                <w:szCs w:val="24"/>
-                <w:lang w:val="en-US" w:eastAsia="zh-CN" w:bidi="ar-SA"/>
-                <w14:textFill>
-                  <w14:solidFill>
-                    <w14:schemeClr w14:val="accent2"/>
-                  </w14:solidFill>
-                </w14:textFill>
-              </w:rPr>
-            </w:pPr>
-            <w:r>
-              <w:rPr>
-                <w:rFonts w:hint="eastAsia" w:ascii="华文中宋" w:hAnsi="华文中宋" w:eastAsia="华文中宋" w:cs="华文中宋"/>
-                <w:b/>
-                <w:bCs/>
-                <w:color w:val="ED7D31" w:themeColor="accent2"/>
-                <w:kern w:val="2"/>
-                <w:sz w:val="21"/>
-                <w:szCs w:val="24"/>
-                <w:lang w:val="en-US" w:eastAsia="zh-CN" w:bidi="ar-SA"/>
-                <w14:textFill>
-                  <w14:solidFill>
-                    <w14:schemeClr w14:val="accent2"/>
-                  </w14:solidFill>
-                </w14:textFill>
-              </w:rPr>
-              <w:t>创建</w:t>
-            </w:r>
-            <w:r>
-              <w:rPr>
-                <w:rStyle w:val="14"/>
-                <w:rFonts w:hint="eastAsia"/>
-                <w:lang w:val="en-US" w:eastAsia="zh-CN"/>
-              </w:rPr>
-              <w:t>客户端</w:t>
-            </w:r>
-          </w:p>
-        </w:tc>
-      </w:tr>
-      <w:tr>
-        <w:tblPrEx>
-          <w:tblBorders>
-            <w:top w:val="single" w:color="auto" w:sz="4" w:space="0"/>
-            <w:left w:val="single" w:color="auto" w:sz="4" w:space="0"/>
-            <w:bottom w:val="single" w:color="auto" w:sz="4" w:space="0"/>
-            <w:right w:val="single" w:color="auto" w:sz="4" w:space="0"/>
-            <w:insideH w:val="single" w:color="auto" w:sz="4" w:space="0"/>
-            <w:insideV w:val="single" w:color="auto" w:sz="4" w:space="0"/>
-          </w:tblBorders>
-          <w:tblCellMar>
-            <w:top w:w="0" w:type="dxa"/>
-            <w:left w:w="108" w:type="dxa"/>
-            <w:bottom w:w="0" w:type="dxa"/>
-            <w:right w:w="108" w:type="dxa"/>
-          </w:tblCellMar>
-        </w:tblPrEx>
-        <w:trPr>
-          <w:trHeight w:val="139" w:hRule="atLeast"/>
-        </w:trPr>
-        <w:tc>
-          <w:tcPr>
-            <w:tcW w:w="0" w:type="auto"/>
-            <w:vMerge w:val="continue"/>
-            <w:vAlign w:val="center"/>
-          </w:tcPr>
-          <w:p>
-            <w:pPr>
-              <w:pStyle w:val="13"/>
-              <w:bidi w:val="0"/>
-              <w:jc w:val="both"/>
-              <w:rPr>
-                <w:rFonts w:hint="eastAsia" w:ascii="华文中宋" w:hAnsi="华文中宋" w:eastAsia="华文中宋" w:cs="华文中宋"/>
-                <w:b/>
-                <w:bCs/>
-                <w:color w:val="ED7D31" w:themeColor="accent2"/>
-                <w:kern w:val="2"/>
-                <w:sz w:val="21"/>
-                <w:szCs w:val="21"/>
-                <w:lang w:val="en-US" w:eastAsia="zh-CN" w:bidi="ar-SA"/>
-                <w14:textFill>
-                  <w14:solidFill>
-                    <w14:schemeClr w14:val="accent2"/>
-                  </w14:solidFill>
-                </w14:textFill>
-              </w:rPr>
-            </w:pPr>
-          </w:p>
-        </w:tc>
-        <w:tc>
-          <w:tcPr>
-            <w:tcW w:w="0" w:type="auto"/>
-            <w:vAlign w:val="center"/>
-          </w:tcPr>
-          <w:p>
-            <w:pPr>
-              <w:pStyle w:val="13"/>
-              <w:bidi w:val="0"/>
-              <w:jc w:val="both"/>
-              <w:rPr>
-                <w:rFonts w:hint="default"/>
-                <w:lang w:val="en-US" w:eastAsia="zh-CN"/>
-              </w:rPr>
-            </w:pPr>
-            <w:r>
-              <w:rPr>
-                <w:rFonts w:hint="eastAsia"/>
-                <w:lang w:val="en-US" w:eastAsia="zh-CN"/>
-              </w:rPr>
-              <w:t>advertiseService(service, callback)</w:t>
-            </w:r>
-          </w:p>
-        </w:tc>
-        <w:tc>
-          <w:tcPr>
-            <w:tcW w:w="0" w:type="auto"/>
-            <w:vAlign w:val="center"/>
-          </w:tcPr>
-          <w:p>
-            <w:pPr>
-              <w:jc w:val="both"/>
-              <w:rPr>
-                <w:rFonts w:hint="eastAsia" w:ascii="华文中宋" w:hAnsi="华文中宋" w:eastAsia="华文中宋" w:cs="华文中宋"/>
-                <w:b/>
-                <w:bCs/>
-                <w:color w:val="ED7D31" w:themeColor="accent2"/>
-                <w:kern w:val="2"/>
-                <w:sz w:val="21"/>
-                <w:szCs w:val="24"/>
-                <w:lang w:val="en-US" w:eastAsia="zh-CN" w:bidi="ar-SA"/>
-                <w14:textFill>
-                  <w14:solidFill>
-                    <w14:schemeClr w14:val="accent2"/>
-                  </w14:solidFill>
-                </w14:textFill>
-              </w:rPr>
-            </w:pPr>
-            <w:r>
-              <w:rPr>
-                <w:rFonts w:hint="eastAsia" w:ascii="华文中宋" w:hAnsi="华文中宋" w:eastAsia="华文中宋" w:cs="华文中宋"/>
-                <w:b/>
-                <w:bCs/>
-                <w:color w:val="ED7D31" w:themeColor="accent2"/>
-                <w:kern w:val="2"/>
-                <w:sz w:val="21"/>
-                <w:szCs w:val="24"/>
-                <w:lang w:val="en-US" w:eastAsia="zh-CN" w:bidi="ar-SA"/>
-                <w14:textFill>
-                  <w14:solidFill>
-                    <w14:schemeClr w14:val="accent2"/>
-                  </w14:solidFill>
-                </w14:textFill>
-              </w:rPr>
-              <w:t>创建</w:t>
-            </w:r>
-            <w:r>
-              <w:rPr>
-                <w:rStyle w:val="14"/>
-                <w:rFonts w:hint="eastAsia"/>
-                <w:lang w:val="en-US" w:eastAsia="zh-CN"/>
-              </w:rPr>
-              <w:t>服务端</w:t>
-            </w:r>
-          </w:p>
-        </w:tc>
-      </w:tr>
-    </w:tbl>
-    <w:p>
-      <w:pPr>
-        <w:rPr>
-          <w:rFonts w:hint="eastAsia"/>
-          <w:lang w:val="en-US" w:eastAsia="zh-CN"/>
-        </w:rPr>
-      </w:pPr>
-    </w:p>
-    <w:tbl>
-      <w:tblPr>
-        <w:tblStyle w:val="8"/>
-        <w:tblW w:w="0" w:type="auto"/>
-        <w:tblInd w:w="0" w:type="dxa"/>
-        <w:tblBorders>
-          <w:top w:val="single" w:color="auto" w:sz="4" w:space="0"/>
-          <w:left w:val="single" w:color="auto" w:sz="4" w:space="0"/>
-          <w:bottom w:val="single" w:color="auto" w:sz="4" w:space="0"/>
-          <w:right w:val="single" w:color="auto" w:sz="4" w:space="0"/>
-          <w:insideH w:val="single" w:color="auto" w:sz="4" w:space="0"/>
-          <w:insideV w:val="single" w:color="auto" w:sz="4" w:space="0"/>
-        </w:tblBorders>
-        <w:tblLayout w:type="autofit"/>
-        <w:tblCellMar>
-          <w:top w:w="0" w:type="dxa"/>
-          <w:left w:w="108" w:type="dxa"/>
-          <w:bottom w:w="0" w:type="dxa"/>
-          <w:right w:w="108" w:type="dxa"/>
-        </w:tblCellMar>
-      </w:tblPr>
-      <w:tblGrid>
-        <w:gridCol w:w="637"/>
-        <w:gridCol w:w="1542"/>
-        <w:gridCol w:w="1499"/>
-      </w:tblGrid>
-      <w:tr>
-        <w:tblPrEx>
-          <w:tblBorders>
-            <w:top w:val="single" w:color="auto" w:sz="4" w:space="0"/>
-            <w:left w:val="single" w:color="auto" w:sz="4" w:space="0"/>
-            <w:bottom w:val="single" w:color="auto" w:sz="4" w:space="0"/>
-            <w:right w:val="single" w:color="auto" w:sz="4" w:space="0"/>
-            <w:insideH w:val="single" w:color="auto" w:sz="4" w:space="0"/>
-            <w:insideV w:val="single" w:color="auto" w:sz="4" w:space="0"/>
-          </w:tblBorders>
-          <w:tblCellMar>
-            <w:top w:w="0" w:type="dxa"/>
-            <w:left w:w="108" w:type="dxa"/>
-            <w:bottom w:w="0" w:type="dxa"/>
-            <w:right w:w="108" w:type="dxa"/>
-          </w:tblCellMar>
-        </w:tblPrEx>
-        <w:tc>
-          <w:tcPr>
-            <w:tcW w:w="0" w:type="auto"/>
-            <w:gridSpan w:val="3"/>
-            <w:vAlign w:val="center"/>
-          </w:tcPr>
-          <w:p>
-            <w:pPr>
-              <w:jc w:val="both"/>
-              <w:rPr>
-                <w:rStyle w:val="14"/>
-                <w:rFonts w:hint="default"/>
-                <w:lang w:val="en-US" w:eastAsia="zh-CN"/>
-              </w:rPr>
-            </w:pPr>
-            <w:r>
-              <w:rPr>
-                <w:rFonts w:hint="eastAsia" w:ascii="华文中宋" w:hAnsi="华文中宋" w:eastAsia="华文中宋" w:cs="华文中宋"/>
-                <w:b/>
-                <w:bCs/>
-                <w:color w:val="ED7D31" w:themeColor="accent2"/>
-                <w:kern w:val="2"/>
-                <w:sz w:val="21"/>
-                <w:szCs w:val="21"/>
-                <w:vertAlign w:val="baseline"/>
-                <w:lang w:val="en-US" w:eastAsia="zh-CN" w:bidi="ar-SA"/>
-                <w14:textFill>
-                  <w14:solidFill>
-                    <w14:schemeClr w14:val="accent2"/>
-                  </w14:solidFill>
-                </w14:textFill>
-              </w:rPr>
-              <w:t>消息：</w:t>
-            </w:r>
-          </w:p>
-        </w:tc>
-      </w:tr>
-      <w:tr>
-        <w:tblPrEx>
-          <w:tblBorders>
-            <w:top w:val="single" w:color="auto" w:sz="4" w:space="0"/>
-            <w:left w:val="single" w:color="auto" w:sz="4" w:space="0"/>
-            <w:bottom w:val="single" w:color="auto" w:sz="4" w:space="0"/>
-            <w:right w:val="single" w:color="auto" w:sz="4" w:space="0"/>
-            <w:insideH w:val="single" w:color="auto" w:sz="4" w:space="0"/>
-            <w:insideV w:val="single" w:color="auto" w:sz="4" w:space="0"/>
-          </w:tblBorders>
-          <w:tblCellMar>
-            <w:top w:w="0" w:type="dxa"/>
-            <w:left w:w="108" w:type="dxa"/>
-            <w:bottom w:w="0" w:type="dxa"/>
-            <w:right w:w="108" w:type="dxa"/>
-          </w:tblCellMar>
-        </w:tblPrEx>
-        <w:tc>
-          <w:tcPr>
-            <w:tcW w:w="0" w:type="auto"/>
-            <w:gridSpan w:val="2"/>
-            <w:vAlign w:val="center"/>
-          </w:tcPr>
-          <w:p>
-            <w:pPr>
-              <w:pStyle w:val="13"/>
-              <w:bidi w:val="0"/>
-              <w:jc w:val="both"/>
-              <w:rPr>
-                <w:rFonts w:hint="default" w:ascii="华文中宋" w:hAnsi="华文中宋" w:eastAsia="华文中宋" w:cs="华文中宋"/>
-                <w:b/>
-                <w:bCs/>
-                <w:color w:val="FF0000"/>
-                <w:kern w:val="2"/>
-                <w:sz w:val="21"/>
-                <w:szCs w:val="21"/>
-                <w:lang w:val="en-US" w:eastAsia="zh-CN" w:bidi="ar-SA"/>
-              </w:rPr>
-            </w:pPr>
-            <w:r>
-              <w:rPr>
-                <w:rFonts w:hint="eastAsia"/>
-                <w:lang w:val="en-US" w:eastAsia="zh-CN"/>
-              </w:rPr>
-              <w:t>Publisher</w:t>
-            </w:r>
-          </w:p>
-        </w:tc>
-        <w:tc>
-          <w:tcPr>
-            <w:tcW w:w="0" w:type="auto"/>
-            <w:vAlign w:val="center"/>
-          </w:tcPr>
-          <w:p>
-            <w:pPr>
-              <w:jc w:val="both"/>
-              <w:rPr>
-                <w:rFonts w:hint="default" w:ascii="华文中宋" w:hAnsi="华文中宋" w:eastAsia="华文中宋" w:cs="华文中宋"/>
-                <w:b/>
-                <w:bCs/>
-                <w:color w:val="ED7D31" w:themeColor="accent2"/>
-                <w:kern w:val="2"/>
-                <w:sz w:val="21"/>
-                <w:szCs w:val="21"/>
-                <w:vertAlign w:val="baseline"/>
-                <w:lang w:val="en-US" w:eastAsia="zh-CN" w:bidi="ar-SA"/>
-                <w14:textFill>
-                  <w14:solidFill>
-                    <w14:schemeClr w14:val="accent2"/>
-                  </w14:solidFill>
-                </w14:textFill>
-              </w:rPr>
-            </w:pPr>
-            <w:r>
-              <w:rPr>
-                <w:rStyle w:val="14"/>
-                <w:rFonts w:hint="eastAsia"/>
-                <w:lang w:val="en-US" w:eastAsia="zh-CN"/>
-              </w:rPr>
-              <w:t>发布器</w:t>
-            </w:r>
-            <w:r>
-              <w:rPr>
-                <w:rFonts w:hint="eastAsia" w:ascii="华文中宋" w:hAnsi="华文中宋" w:eastAsia="华文中宋" w:cs="华文中宋"/>
-                <w:b/>
-                <w:bCs/>
-                <w:color w:val="ED7D31" w:themeColor="accent2"/>
-                <w:kern w:val="2"/>
-                <w:sz w:val="21"/>
-                <w:szCs w:val="21"/>
-                <w:vertAlign w:val="baseline"/>
-                <w:lang w:val="en-US" w:eastAsia="zh-CN" w:bidi="ar-SA"/>
-                <w14:textFill>
-                  <w14:solidFill>
-                    <w14:schemeClr w14:val="accent2"/>
-                  </w14:solidFill>
-                </w14:textFill>
-              </w:rPr>
-              <w:t xml:space="preserve"> </w:t>
-            </w:r>
-          </w:p>
-        </w:tc>
-      </w:tr>
-      <w:tr>
-        <w:tblPrEx>
-          <w:tblBorders>
-            <w:top w:val="single" w:color="auto" w:sz="4" w:space="0"/>
-            <w:left w:val="single" w:color="auto" w:sz="4" w:space="0"/>
-            <w:bottom w:val="single" w:color="auto" w:sz="4" w:space="0"/>
-            <w:right w:val="single" w:color="auto" w:sz="4" w:space="0"/>
-            <w:insideH w:val="single" w:color="auto" w:sz="4" w:space="0"/>
-            <w:insideV w:val="single" w:color="auto" w:sz="4" w:space="0"/>
-          </w:tblBorders>
-          <w:tblCellMar>
-            <w:top w:w="0" w:type="dxa"/>
-            <w:left w:w="108" w:type="dxa"/>
-            <w:bottom w:w="0" w:type="dxa"/>
-            <w:right w:w="108" w:type="dxa"/>
-          </w:tblCellMar>
-        </w:tblPrEx>
-        <w:tc>
-          <w:tcPr>
-            <w:tcW w:w="0" w:type="auto"/>
-            <w:vAlign w:val="center"/>
-          </w:tcPr>
-          <w:p>
-            <w:pPr>
-              <w:pStyle w:val="13"/>
-              <w:bidi w:val="0"/>
-              <w:jc w:val="both"/>
-              <w:rPr>
-                <w:rFonts w:hint="eastAsia" w:cs="华文中宋"/>
-                <w:b/>
-                <w:bCs/>
-                <w:color w:val="ED7D31" w:themeColor="accent2"/>
-                <w:kern w:val="2"/>
-                <w:sz w:val="21"/>
-                <w:szCs w:val="21"/>
-                <w:vertAlign w:val="baseline"/>
-                <w:lang w:val="en-US" w:eastAsia="zh-CN" w:bidi="ar-SA"/>
-                <w14:textFill>
-                  <w14:solidFill>
-                    <w14:schemeClr w14:val="accent2"/>
-                  </w14:solidFill>
-                </w14:textFill>
-              </w:rPr>
-            </w:pPr>
-            <w:r>
-              <w:rPr>
-                <w:rFonts w:hint="eastAsia" w:ascii="华文中宋" w:hAnsi="华文中宋" w:eastAsia="华文中宋" w:cs="华文中宋"/>
-                <w:b/>
-                <w:bCs/>
-                <w:color w:val="ED7D31" w:themeColor="accent2"/>
-                <w:kern w:val="2"/>
-                <w:sz w:val="21"/>
-                <w:szCs w:val="21"/>
-                <w:vertAlign w:val="baseline"/>
-                <w:lang w:val="en-US" w:eastAsia="zh-CN" w:bidi="ar-SA"/>
-                <w14:textFill>
-                  <w14:solidFill>
-                    <w14:schemeClr w14:val="accent2"/>
-                  </w14:solidFill>
-                </w14:textFill>
-              </w:rPr>
-              <w:t>方法</w:t>
-            </w:r>
-          </w:p>
-        </w:tc>
-        <w:tc>
-          <w:tcPr>
-            <w:tcW w:w="0" w:type="auto"/>
-            <w:vAlign w:val="center"/>
-          </w:tcPr>
-          <w:p>
-            <w:pPr>
-              <w:pStyle w:val="13"/>
-              <w:bidi w:val="0"/>
-              <w:jc w:val="both"/>
-              <w:rPr>
-                <w:rFonts w:hint="default"/>
-                <w:lang w:val="en-US" w:eastAsia="zh-CN"/>
-              </w:rPr>
-            </w:pPr>
-            <w:r>
-              <w:rPr>
-                <w:rFonts w:hint="eastAsia"/>
-                <w:lang w:val="en-US" w:eastAsia="zh-CN"/>
-              </w:rPr>
-              <w:t>publish(msg)</w:t>
-            </w:r>
-          </w:p>
-        </w:tc>
-        <w:tc>
-          <w:tcPr>
-            <w:tcW w:w="0" w:type="auto"/>
-            <w:vAlign w:val="center"/>
-          </w:tcPr>
-          <w:p>
-            <w:pPr>
-              <w:jc w:val="both"/>
-              <w:rPr>
-                <w:rFonts w:hint="default" w:cs="华文中宋"/>
-                <w:b/>
-                <w:bCs/>
-                <w:color w:val="EA82E5"/>
-                <w:kern w:val="2"/>
-                <w:sz w:val="21"/>
-                <w:szCs w:val="21"/>
-                <w:lang w:val="en-US" w:eastAsia="zh-CN" w:bidi="ar-SA"/>
-              </w:rPr>
-            </w:pPr>
-            <w:r>
-              <w:rPr>
-                <w:rFonts w:hint="eastAsia" w:cs="华文中宋"/>
-                <w:b/>
-                <w:bCs/>
-                <w:color w:val="EA82E5"/>
-                <w:kern w:val="2"/>
-                <w:sz w:val="21"/>
-                <w:szCs w:val="21"/>
-                <w:lang w:val="en-US" w:eastAsia="zh-CN" w:bidi="ar-SA"/>
-              </w:rPr>
-              <w:t>发布</w:t>
-            </w:r>
-          </w:p>
-        </w:tc>
-      </w:tr>
-      <w:tr>
-        <w:tblPrEx>
-          <w:tblBorders>
-            <w:top w:val="single" w:color="auto" w:sz="4" w:space="0"/>
-            <w:left w:val="single" w:color="auto" w:sz="4" w:space="0"/>
-            <w:bottom w:val="single" w:color="auto" w:sz="4" w:space="0"/>
-            <w:right w:val="single" w:color="auto" w:sz="4" w:space="0"/>
-            <w:insideH w:val="single" w:color="auto" w:sz="4" w:space="0"/>
-            <w:insideV w:val="single" w:color="auto" w:sz="4" w:space="0"/>
-          </w:tblBorders>
-          <w:tblCellMar>
-            <w:top w:w="0" w:type="dxa"/>
-            <w:left w:w="108" w:type="dxa"/>
-            <w:bottom w:w="0" w:type="dxa"/>
-            <w:right w:w="108" w:type="dxa"/>
-          </w:tblCellMar>
-        </w:tblPrEx>
-        <w:tc>
-          <w:tcPr>
-            <w:tcW w:w="0" w:type="auto"/>
-            <w:gridSpan w:val="3"/>
-            <w:vAlign w:val="center"/>
-          </w:tcPr>
-          <w:p>
-            <w:pPr>
-              <w:jc w:val="both"/>
-              <w:rPr>
-                <w:rFonts w:hint="eastAsia" w:cs="华文中宋"/>
-                <w:b/>
-                <w:bCs/>
-                <w:color w:val="EA82E5"/>
-                <w:kern w:val="2"/>
-                <w:sz w:val="21"/>
-                <w:szCs w:val="21"/>
-                <w:lang w:val="en-US" w:eastAsia="zh-CN" w:bidi="ar-SA"/>
-              </w:rPr>
-            </w:pPr>
-          </w:p>
-        </w:tc>
-      </w:tr>
-      <w:tr>
-        <w:tblPrEx>
-          <w:tblBorders>
-            <w:top w:val="single" w:color="auto" w:sz="4" w:space="0"/>
-            <w:left w:val="single" w:color="auto" w:sz="4" w:space="0"/>
-            <w:bottom w:val="single" w:color="auto" w:sz="4" w:space="0"/>
-            <w:right w:val="single" w:color="auto" w:sz="4" w:space="0"/>
-            <w:insideH w:val="single" w:color="auto" w:sz="4" w:space="0"/>
-            <w:insideV w:val="single" w:color="auto" w:sz="4" w:space="0"/>
-          </w:tblBorders>
-          <w:tblCellMar>
-            <w:top w:w="0" w:type="dxa"/>
-            <w:left w:w="108" w:type="dxa"/>
-            <w:bottom w:w="0" w:type="dxa"/>
-            <w:right w:w="108" w:type="dxa"/>
-          </w:tblCellMar>
-        </w:tblPrEx>
-        <w:tc>
-          <w:tcPr>
-            <w:tcW w:w="0" w:type="auto"/>
-            <w:gridSpan w:val="2"/>
-            <w:vAlign w:val="center"/>
-          </w:tcPr>
-          <w:p>
-            <w:pPr>
-              <w:pStyle w:val="13"/>
-              <w:bidi w:val="0"/>
-              <w:jc w:val="both"/>
-              <w:rPr>
-                <w:rFonts w:hint="eastAsia" w:ascii="华文中宋" w:hAnsi="华文中宋" w:eastAsia="华文中宋" w:cs="华文中宋"/>
-                <w:b/>
-                <w:bCs/>
-                <w:color w:val="FF0000"/>
-                <w:kern w:val="2"/>
-                <w:sz w:val="21"/>
-                <w:szCs w:val="21"/>
-                <w:lang w:val="en-US" w:eastAsia="zh-CN" w:bidi="ar-SA"/>
-              </w:rPr>
-            </w:pPr>
-            <w:r>
-              <w:rPr>
-                <w:rFonts w:hint="eastAsia"/>
-                <w:lang w:val="en-US" w:eastAsia="zh-CN"/>
-              </w:rPr>
-              <w:t>Subscriber</w:t>
-            </w:r>
-          </w:p>
-        </w:tc>
-        <w:tc>
-          <w:tcPr>
-            <w:tcW w:w="0" w:type="auto"/>
-            <w:vAlign w:val="center"/>
-          </w:tcPr>
-          <w:p>
-            <w:pPr>
-              <w:jc w:val="both"/>
-              <w:rPr>
-                <w:rFonts w:hint="default" w:ascii="华文中宋" w:hAnsi="华文中宋" w:eastAsia="华文中宋" w:cs="华文中宋"/>
-                <w:b/>
-                <w:bCs/>
-                <w:color w:val="ED7D31" w:themeColor="accent2"/>
-                <w:kern w:val="2"/>
-                <w:sz w:val="21"/>
-                <w:szCs w:val="21"/>
-                <w:vertAlign w:val="baseline"/>
-                <w:lang w:val="en-US" w:eastAsia="zh-CN" w:bidi="ar-SA"/>
-                <w14:textFill>
-                  <w14:solidFill>
-                    <w14:schemeClr w14:val="accent2"/>
-                  </w14:solidFill>
-                </w14:textFill>
-              </w:rPr>
-            </w:pPr>
-            <w:r>
-              <w:rPr>
-                <w:rStyle w:val="14"/>
-                <w:rFonts w:hint="eastAsia"/>
-                <w:lang w:val="en-US" w:eastAsia="zh-CN"/>
-              </w:rPr>
-              <w:t>订阅器</w:t>
-            </w:r>
-            <w:r>
-              <w:rPr>
-                <w:rFonts w:hint="eastAsia" w:ascii="华文中宋" w:hAnsi="华文中宋" w:eastAsia="华文中宋" w:cs="华文中宋"/>
-                <w:b/>
-                <w:bCs/>
-                <w:color w:val="ED7D31" w:themeColor="accent2"/>
-                <w:kern w:val="2"/>
-                <w:sz w:val="21"/>
-                <w:szCs w:val="21"/>
-                <w:vertAlign w:val="baseline"/>
-                <w:lang w:val="en-US" w:eastAsia="zh-CN" w:bidi="ar-SA"/>
-                <w14:textFill>
-                  <w14:solidFill>
-                    <w14:schemeClr w14:val="accent2"/>
-                  </w14:solidFill>
-                </w14:textFill>
-              </w:rPr>
-              <w:t xml:space="preserve"> </w:t>
-            </w:r>
-            <w:r>
-              <w:rPr>
-                <w:rFonts w:hint="eastAsia" w:cs="华文中宋"/>
-                <w:b/>
-                <w:bCs/>
-                <w:color w:val="ED7D31" w:themeColor="accent2"/>
-                <w:kern w:val="2"/>
-                <w:sz w:val="21"/>
-                <w:szCs w:val="21"/>
-                <w:vertAlign w:val="baseline"/>
-                <w:lang w:val="en-US" w:eastAsia="zh-CN" w:bidi="ar-SA"/>
-                <w14:textFill>
-                  <w14:solidFill>
-                    <w14:schemeClr w14:val="accent2"/>
-                  </w14:solidFill>
-                </w14:textFill>
-              </w:rPr>
-              <w:t>(自动)</w:t>
-            </w:r>
-          </w:p>
-        </w:tc>
-      </w:tr>
-    </w:tbl>
-    <w:p>
-      <w:pPr>
-        <w:rPr>
-          <w:rFonts w:hint="eastAsia"/>
-          <w:lang w:val="en-US" w:eastAsia="zh-CN"/>
-        </w:rPr>
-      </w:pPr>
-    </w:p>
-    <w:tbl>
-      <w:tblPr>
-        <w:tblStyle w:val="8"/>
-        <w:tblW w:w="0" w:type="auto"/>
-        <w:tblInd w:w="0" w:type="dxa"/>
-        <w:tblBorders>
-          <w:top w:val="single" w:color="auto" w:sz="4" w:space="0"/>
-          <w:left w:val="single" w:color="auto" w:sz="4" w:space="0"/>
-          <w:bottom w:val="single" w:color="auto" w:sz="4" w:space="0"/>
-          <w:right w:val="single" w:color="auto" w:sz="4" w:space="0"/>
-          <w:insideH w:val="single" w:color="auto" w:sz="4" w:space="0"/>
-          <w:insideV w:val="single" w:color="auto" w:sz="4" w:space="0"/>
-        </w:tblBorders>
-        <w:tblLayout w:type="autofit"/>
-        <w:tblCellMar>
-          <w:top w:w="0" w:type="dxa"/>
-          <w:left w:w="108" w:type="dxa"/>
-          <w:bottom w:w="0" w:type="dxa"/>
-          <w:right w:w="108" w:type="dxa"/>
-        </w:tblCellMar>
-      </w:tblPr>
-      <w:tblGrid>
-        <w:gridCol w:w="637"/>
-        <w:gridCol w:w="1012"/>
-        <w:gridCol w:w="1057"/>
-      </w:tblGrid>
-      <w:tr>
-        <w:tblPrEx>
-          <w:tblBorders>
-            <w:top w:val="single" w:color="auto" w:sz="4" w:space="0"/>
-            <w:left w:val="single" w:color="auto" w:sz="4" w:space="0"/>
-            <w:bottom w:val="single" w:color="auto" w:sz="4" w:space="0"/>
-            <w:right w:val="single" w:color="auto" w:sz="4" w:space="0"/>
-            <w:insideH w:val="single" w:color="auto" w:sz="4" w:space="0"/>
-            <w:insideV w:val="single" w:color="auto" w:sz="4" w:space="0"/>
-          </w:tblBorders>
-          <w:tblCellMar>
-            <w:top w:w="0" w:type="dxa"/>
-            <w:left w:w="108" w:type="dxa"/>
-            <w:bottom w:w="0" w:type="dxa"/>
-            <w:right w:w="108" w:type="dxa"/>
-          </w:tblCellMar>
-        </w:tblPrEx>
-        <w:tc>
-          <w:tcPr>
-            <w:tcW w:w="0" w:type="auto"/>
-            <w:gridSpan w:val="3"/>
-            <w:vAlign w:val="center"/>
-          </w:tcPr>
-          <w:p>
-            <w:pPr>
-              <w:jc w:val="both"/>
-              <w:rPr>
-                <w:rFonts w:hint="eastAsia" w:cs="华文中宋"/>
-                <w:b/>
-                <w:bCs/>
-                <w:color w:val="EA82E5"/>
-                <w:kern w:val="2"/>
-                <w:sz w:val="21"/>
-                <w:szCs w:val="21"/>
-                <w:lang w:val="en-US" w:eastAsia="zh-CN" w:bidi="ar-SA"/>
-              </w:rPr>
-            </w:pPr>
-            <w:r>
-              <w:rPr>
-                <w:rFonts w:hint="eastAsia"/>
-                <w:lang w:val="en-US" w:eastAsia="zh-CN"/>
-              </w:rPr>
-              <w:t>服务：</w:t>
-            </w:r>
-          </w:p>
-        </w:tc>
-      </w:tr>
-      <w:tr>
-        <w:tblPrEx>
-          <w:tblBorders>
-            <w:top w:val="single" w:color="auto" w:sz="4" w:space="0"/>
-            <w:left w:val="single" w:color="auto" w:sz="4" w:space="0"/>
-            <w:bottom w:val="single" w:color="auto" w:sz="4" w:space="0"/>
-            <w:right w:val="single" w:color="auto" w:sz="4" w:space="0"/>
-            <w:insideH w:val="single" w:color="auto" w:sz="4" w:space="0"/>
-            <w:insideV w:val="single" w:color="auto" w:sz="4" w:space="0"/>
-          </w:tblBorders>
-          <w:tblCellMar>
-            <w:top w:w="0" w:type="dxa"/>
-            <w:left w:w="108" w:type="dxa"/>
-            <w:bottom w:w="0" w:type="dxa"/>
-            <w:right w:w="108" w:type="dxa"/>
-          </w:tblCellMar>
-        </w:tblPrEx>
-        <w:tc>
-          <w:tcPr>
-            <w:tcW w:w="0" w:type="auto"/>
-            <w:gridSpan w:val="2"/>
-            <w:vAlign w:val="center"/>
-          </w:tcPr>
-          <w:p>
-            <w:pPr>
-              <w:pStyle w:val="13"/>
-              <w:bidi w:val="0"/>
-              <w:jc w:val="both"/>
-              <w:rPr>
-                <w:rFonts w:hint="eastAsia" w:ascii="华文中宋" w:hAnsi="华文中宋" w:eastAsia="华文中宋" w:cs="华文中宋"/>
-                <w:b/>
-                <w:bCs/>
-                <w:color w:val="FF0000"/>
-                <w:kern w:val="2"/>
-                <w:sz w:val="21"/>
-                <w:szCs w:val="21"/>
-                <w:lang w:val="en-US" w:eastAsia="zh-CN" w:bidi="ar-SA"/>
-              </w:rPr>
-            </w:pPr>
-            <w:r>
-              <w:rPr>
-                <w:rFonts w:hint="eastAsia"/>
-                <w:lang w:val="en-US" w:eastAsia="zh-CN"/>
-              </w:rPr>
-              <w:t>ServiceClient</w:t>
-            </w:r>
-          </w:p>
-        </w:tc>
-        <w:tc>
-          <w:tcPr>
-            <w:tcW w:w="0" w:type="auto"/>
-            <w:vAlign w:val="center"/>
-          </w:tcPr>
-          <w:p>
-            <w:pPr>
-              <w:jc w:val="both"/>
-              <w:rPr>
-                <w:rFonts w:hint="eastAsia" w:ascii="华文中宋" w:hAnsi="华文中宋" w:eastAsia="华文中宋" w:cs="华文中宋"/>
-                <w:b/>
-                <w:bCs/>
-                <w:color w:val="ED7D31" w:themeColor="accent2"/>
-                <w:kern w:val="2"/>
-                <w:sz w:val="21"/>
-                <w:szCs w:val="21"/>
-                <w:vertAlign w:val="baseline"/>
-                <w:lang w:val="en-US" w:eastAsia="zh-CN" w:bidi="ar-SA"/>
-                <w14:textFill>
-                  <w14:solidFill>
-                    <w14:schemeClr w14:val="accent2"/>
-                  </w14:solidFill>
-                </w14:textFill>
-              </w:rPr>
-            </w:pPr>
-            <w:r>
-              <w:rPr>
-                <w:rStyle w:val="14"/>
-                <w:rFonts w:hint="eastAsia"/>
-                <w:lang w:val="en-US" w:eastAsia="zh-CN"/>
-              </w:rPr>
-              <w:t>客户端</w:t>
-            </w:r>
-          </w:p>
-        </w:tc>
-      </w:tr>
-      <w:tr>
-        <w:tblPrEx>
-          <w:tblBorders>
-            <w:top w:val="single" w:color="auto" w:sz="4" w:space="0"/>
-            <w:left w:val="single" w:color="auto" w:sz="4" w:space="0"/>
-            <w:bottom w:val="single" w:color="auto" w:sz="4" w:space="0"/>
-            <w:right w:val="single" w:color="auto" w:sz="4" w:space="0"/>
-            <w:insideH w:val="single" w:color="auto" w:sz="4" w:space="0"/>
-            <w:insideV w:val="single" w:color="auto" w:sz="4" w:space="0"/>
-          </w:tblBorders>
-          <w:tblCellMar>
-            <w:top w:w="0" w:type="dxa"/>
-            <w:left w:w="108" w:type="dxa"/>
-            <w:bottom w:w="0" w:type="dxa"/>
-            <w:right w:w="108" w:type="dxa"/>
-          </w:tblCellMar>
-        </w:tblPrEx>
-        <w:tc>
-          <w:tcPr>
-            <w:tcW w:w="0" w:type="auto"/>
-            <w:vAlign w:val="center"/>
-          </w:tcPr>
-          <w:p>
-            <w:pPr>
-              <w:pStyle w:val="13"/>
-              <w:bidi w:val="0"/>
-              <w:jc w:val="both"/>
-              <w:rPr>
-                <w:rFonts w:hint="eastAsia" w:ascii="华文中宋" w:hAnsi="华文中宋" w:eastAsia="华文中宋" w:cs="华文中宋"/>
-                <w:b/>
-                <w:bCs/>
-                <w:color w:val="ED7D31" w:themeColor="accent2"/>
-                <w:kern w:val="2"/>
-                <w:sz w:val="21"/>
-                <w:szCs w:val="21"/>
-                <w:vertAlign w:val="baseline"/>
-                <w:lang w:val="en-US" w:eastAsia="zh-CN" w:bidi="ar-SA"/>
-                <w14:textFill>
-                  <w14:solidFill>
-                    <w14:schemeClr w14:val="accent2"/>
-                  </w14:solidFill>
-                </w14:textFill>
-              </w:rPr>
-            </w:pPr>
-            <w:r>
-              <w:rPr>
-                <w:rFonts w:hint="eastAsia" w:ascii="华文中宋" w:hAnsi="华文中宋" w:eastAsia="华文中宋" w:cs="华文中宋"/>
-                <w:b/>
-                <w:bCs/>
-                <w:color w:val="ED7D31" w:themeColor="accent2"/>
-                <w:kern w:val="2"/>
-                <w:sz w:val="21"/>
-                <w:szCs w:val="21"/>
-                <w:vertAlign w:val="baseline"/>
-                <w:lang w:val="en-US" w:eastAsia="zh-CN" w:bidi="ar-SA"/>
-                <w14:textFill>
-                  <w14:solidFill>
-                    <w14:schemeClr w14:val="accent2"/>
-                  </w14:solidFill>
-                </w14:textFill>
-              </w:rPr>
-              <w:t>方法</w:t>
-            </w:r>
-          </w:p>
-        </w:tc>
-        <w:tc>
-          <w:tcPr>
-            <w:tcW w:w="0" w:type="auto"/>
-            <w:vAlign w:val="center"/>
-          </w:tcPr>
-          <w:p>
-            <w:pPr>
-              <w:pStyle w:val="13"/>
-              <w:bidi w:val="0"/>
-              <w:jc w:val="both"/>
-              <w:rPr>
-                <w:rFonts w:hint="eastAsia" w:ascii="华文中宋" w:hAnsi="华文中宋" w:eastAsia="华文中宋" w:cs="华文中宋"/>
-                <w:b/>
-                <w:bCs/>
-                <w:color w:val="FF0000"/>
-                <w:kern w:val="2"/>
-                <w:sz w:val="21"/>
-                <w:szCs w:val="21"/>
-                <w:lang w:val="en-US" w:eastAsia="zh-CN" w:bidi="ar-SA"/>
-              </w:rPr>
-            </w:pPr>
-            <w:r>
-              <w:rPr>
-                <w:rFonts w:hint="eastAsia"/>
-                <w:lang w:val="en-US" w:eastAsia="zh-CN"/>
-              </w:rPr>
-              <w:t>call(srv)</w:t>
-            </w:r>
-          </w:p>
-        </w:tc>
-        <w:tc>
-          <w:tcPr>
-            <w:tcW w:w="0" w:type="auto"/>
-            <w:vAlign w:val="center"/>
-          </w:tcPr>
-          <w:p>
-            <w:pPr>
-              <w:jc w:val="both"/>
-              <w:rPr>
-                <w:rFonts w:hint="eastAsia" w:ascii="华文中宋" w:hAnsi="华文中宋" w:eastAsia="华文中宋" w:cs="华文中宋"/>
-                <w:b/>
-                <w:bCs/>
-                <w:color w:val="EA82E5"/>
-                <w:kern w:val="2"/>
-                <w:sz w:val="21"/>
-                <w:szCs w:val="21"/>
-                <w:lang w:val="en-US" w:eastAsia="zh-CN" w:bidi="ar-SA"/>
-              </w:rPr>
-            </w:pPr>
-            <w:r>
-              <w:rPr>
-                <w:rFonts w:hint="eastAsia" w:cs="华文中宋"/>
-                <w:b/>
-                <w:bCs/>
-                <w:color w:val="EA82E5"/>
-                <w:kern w:val="2"/>
-                <w:sz w:val="21"/>
-                <w:szCs w:val="21"/>
-                <w:lang w:val="en-US" w:eastAsia="zh-CN" w:bidi="ar-SA"/>
-              </w:rPr>
-              <w:t>发送</w:t>
-            </w:r>
-            <w:r>
-              <w:rPr>
-                <w:rFonts w:hint="eastAsia" w:ascii="华文中宋" w:hAnsi="华文中宋" w:eastAsia="华文中宋" w:cs="华文中宋"/>
-                <w:b/>
-                <w:bCs/>
-                <w:color w:val="ED7D31" w:themeColor="accent2"/>
-                <w:kern w:val="2"/>
-                <w:sz w:val="21"/>
-                <w:szCs w:val="21"/>
-                <w:vertAlign w:val="baseline"/>
-                <w:lang w:val="en-US" w:eastAsia="zh-CN" w:bidi="ar-SA"/>
-                <w14:textFill>
-                  <w14:solidFill>
-                    <w14:schemeClr w14:val="accent2"/>
-                  </w14:solidFill>
-                </w14:textFill>
-              </w:rPr>
-              <w:t>请求</w:t>
-            </w:r>
-          </w:p>
-        </w:tc>
-      </w:tr>
-      <w:tr>
-        <w:tblPrEx>
-          <w:tblBorders>
-            <w:top w:val="single" w:color="auto" w:sz="4" w:space="0"/>
-            <w:left w:val="single" w:color="auto" w:sz="4" w:space="0"/>
-            <w:bottom w:val="single" w:color="auto" w:sz="4" w:space="0"/>
-            <w:right w:val="single" w:color="auto" w:sz="4" w:space="0"/>
-            <w:insideH w:val="single" w:color="auto" w:sz="4" w:space="0"/>
-            <w:insideV w:val="single" w:color="auto" w:sz="4" w:space="0"/>
-          </w:tblBorders>
-          <w:tblCellMar>
-            <w:top w:w="0" w:type="dxa"/>
-            <w:left w:w="108" w:type="dxa"/>
-            <w:bottom w:w="0" w:type="dxa"/>
-            <w:right w:w="108" w:type="dxa"/>
-          </w:tblCellMar>
-        </w:tblPrEx>
-        <w:tc>
-          <w:tcPr>
-            <w:tcW w:w="0" w:type="auto"/>
-            <w:gridSpan w:val="3"/>
-            <w:vAlign w:val="center"/>
-          </w:tcPr>
-          <w:p>
-            <w:pPr>
-              <w:jc w:val="both"/>
-              <w:rPr>
-                <w:rFonts w:hint="eastAsia" w:cs="华文中宋"/>
-                <w:b/>
-                <w:bCs/>
-                <w:color w:val="EA82E5"/>
-                <w:kern w:val="2"/>
-                <w:sz w:val="21"/>
-                <w:szCs w:val="21"/>
-                <w:lang w:val="en-US" w:eastAsia="zh-CN" w:bidi="ar-SA"/>
-              </w:rPr>
-            </w:pPr>
-          </w:p>
-        </w:tc>
-      </w:tr>
-      <w:tr>
-        <w:tblPrEx>
-          <w:tblBorders>
-            <w:top w:val="single" w:color="auto" w:sz="4" w:space="0"/>
-            <w:left w:val="single" w:color="auto" w:sz="4" w:space="0"/>
-            <w:bottom w:val="single" w:color="auto" w:sz="4" w:space="0"/>
-            <w:right w:val="single" w:color="auto" w:sz="4" w:space="0"/>
-            <w:insideH w:val="single" w:color="auto" w:sz="4" w:space="0"/>
-            <w:insideV w:val="single" w:color="auto" w:sz="4" w:space="0"/>
-          </w:tblBorders>
-          <w:tblCellMar>
-            <w:top w:w="0" w:type="dxa"/>
-            <w:left w:w="108" w:type="dxa"/>
-            <w:bottom w:w="0" w:type="dxa"/>
-            <w:right w:w="108" w:type="dxa"/>
-          </w:tblCellMar>
-        </w:tblPrEx>
-        <w:tc>
-          <w:tcPr>
-            <w:tcW w:w="0" w:type="auto"/>
-            <w:gridSpan w:val="2"/>
-            <w:vAlign w:val="center"/>
-          </w:tcPr>
-          <w:p>
-            <w:pPr>
-              <w:pStyle w:val="13"/>
-              <w:bidi w:val="0"/>
-              <w:jc w:val="both"/>
-              <w:rPr>
-                <w:rFonts w:hint="default" w:ascii="华文中宋" w:hAnsi="华文中宋" w:eastAsia="华文中宋" w:cs="华文中宋"/>
-                <w:b/>
-                <w:bCs/>
-                <w:color w:val="FF0000"/>
-                <w:kern w:val="2"/>
-                <w:sz w:val="21"/>
-                <w:szCs w:val="21"/>
-                <w:lang w:val="en-US" w:eastAsia="zh-CN" w:bidi="ar-SA"/>
-              </w:rPr>
-            </w:pPr>
-            <w:r>
-              <w:rPr>
-                <w:rFonts w:hint="eastAsia"/>
-                <w:lang w:val="en-US" w:eastAsia="zh-CN"/>
-              </w:rPr>
-              <w:t>ServiceServer</w:t>
-            </w:r>
-          </w:p>
-        </w:tc>
-        <w:tc>
-          <w:tcPr>
-            <w:tcW w:w="0" w:type="auto"/>
-            <w:vAlign w:val="center"/>
-          </w:tcPr>
-          <w:p>
-            <w:pPr>
-              <w:jc w:val="both"/>
-              <w:rPr>
-                <w:rFonts w:hint="default" w:ascii="华文中宋" w:hAnsi="华文中宋" w:eastAsia="华文中宋" w:cs="华文中宋"/>
-                <w:b/>
-                <w:bCs/>
-                <w:color w:val="ED7D31" w:themeColor="accent2"/>
-                <w:kern w:val="2"/>
-                <w:sz w:val="21"/>
-                <w:szCs w:val="21"/>
-                <w:vertAlign w:val="baseline"/>
-                <w:lang w:val="en-US" w:eastAsia="zh-CN" w:bidi="ar-SA"/>
-                <w14:textFill>
-                  <w14:solidFill>
-                    <w14:schemeClr w14:val="accent2"/>
-                  </w14:solidFill>
-                </w14:textFill>
-              </w:rPr>
-            </w:pPr>
-            <w:r>
-              <w:rPr>
-                <w:rStyle w:val="14"/>
-                <w:rFonts w:hint="eastAsia"/>
-                <w:lang w:val="en-US" w:eastAsia="zh-CN"/>
-              </w:rPr>
-              <w:t>服务端</w:t>
-            </w:r>
-          </w:p>
-        </w:tc>
-      </w:tr>
-    </w:tbl>
-    <w:p>
-      <w:pPr>
-        <w:rPr>
-          <w:rFonts w:hint="eastAsia"/>
-          <w:lang w:val="en-US" w:eastAsia="zh-CN"/>
-        </w:rPr>
-      </w:pPr>
-    </w:p>
-    <w:p>
-      <w:pPr>
-        <w:rPr>
-          <w:rFonts w:hint="eastAsia"/>
           <w:lang w:val="en-US" w:eastAsia="zh-CN"/>
         </w:rPr>
       </w:pPr>
@@ -47055,6 +44618,3154 @@
           <w:rFonts w:hint="eastAsia"/>
           <w:lang w:val="en-US" w:eastAsia="zh-CN"/>
         </w:rPr>
+        <w:t>通信ros/ros.h：</w:t>
+      </w:r>
+    </w:p>
+    <w:p>
+      <w:pPr>
+        <w:rPr>
+          <w:rFonts w:hint="default"/>
+          <w:lang w:val="en-US" w:eastAsia="zh-CN"/>
+        </w:rPr>
+      </w:pPr>
+      <w:r>
+        <w:rPr>
+          <w:rFonts w:hint="eastAsia"/>
+          <w:lang w:val="en-US" w:eastAsia="zh-CN"/>
+        </w:rPr>
+        <w:t>package：roscpp</w:t>
+      </w:r>
+    </w:p>
+    <w:p>
+      <w:pPr>
+        <w:rPr>
+          <w:rFonts w:hint="default"/>
+          <w:lang w:val="en-US" w:eastAsia="zh-CN"/>
+        </w:rPr>
+      </w:pPr>
+    </w:p>
+    <w:tbl>
+      <w:tblPr>
+        <w:tblStyle w:val="8"/>
+        <w:tblW w:w="0" w:type="auto"/>
+        <w:tblInd w:w="0" w:type="dxa"/>
+        <w:tblBorders>
+          <w:top w:val="single" w:color="auto" w:sz="4" w:space="0"/>
+          <w:left w:val="single" w:color="auto" w:sz="4" w:space="0"/>
+          <w:bottom w:val="single" w:color="auto" w:sz="4" w:space="0"/>
+          <w:right w:val="single" w:color="auto" w:sz="4" w:space="0"/>
+          <w:insideH w:val="single" w:color="auto" w:sz="4" w:space="0"/>
+          <w:insideV w:val="single" w:color="auto" w:sz="4" w:space="0"/>
+        </w:tblBorders>
+        <w:tblLayout w:type="autofit"/>
+        <w:tblCellMar>
+          <w:top w:w="0" w:type="dxa"/>
+          <w:left w:w="108" w:type="dxa"/>
+          <w:bottom w:w="0" w:type="dxa"/>
+          <w:right w:w="108" w:type="dxa"/>
+        </w:tblCellMar>
+      </w:tblPr>
+      <w:tblGrid>
+        <w:gridCol w:w="637"/>
+        <w:gridCol w:w="7025"/>
+        <w:gridCol w:w="1605"/>
+      </w:tblGrid>
+      <w:tr>
+        <w:tblPrEx>
+          <w:tblBorders>
+            <w:top w:val="single" w:color="auto" w:sz="4" w:space="0"/>
+            <w:left w:val="single" w:color="auto" w:sz="4" w:space="0"/>
+            <w:bottom w:val="single" w:color="auto" w:sz="4" w:space="0"/>
+            <w:right w:val="single" w:color="auto" w:sz="4" w:space="0"/>
+            <w:insideH w:val="single" w:color="auto" w:sz="4" w:space="0"/>
+            <w:insideV w:val="single" w:color="auto" w:sz="4" w:space="0"/>
+          </w:tblBorders>
+          <w:tblCellMar>
+            <w:top w:w="0" w:type="dxa"/>
+            <w:left w:w="108" w:type="dxa"/>
+            <w:bottom w:w="0" w:type="dxa"/>
+            <w:right w:w="108" w:type="dxa"/>
+          </w:tblCellMar>
+        </w:tblPrEx>
+        <w:tc>
+          <w:tcPr>
+            <w:tcW w:w="0" w:type="auto"/>
+            <w:vMerge w:val="restart"/>
+            <w:vAlign w:val="center"/>
+          </w:tcPr>
+          <w:p>
+            <w:pPr>
+              <w:bidi w:val="0"/>
+              <w:rPr>
+                <w:rFonts w:hint="default"/>
+                <w:lang w:val="en-US" w:eastAsia="zh-CN"/>
+              </w:rPr>
+            </w:pPr>
+            <w:r>
+              <w:rPr>
+                <w:rFonts w:hint="eastAsia"/>
+                <w:lang w:val="en-US" w:eastAsia="zh-CN"/>
+              </w:rPr>
+              <w:t>基本</w:t>
+            </w:r>
+          </w:p>
+        </w:tc>
+        <w:tc>
+          <w:tcPr>
+            <w:tcW w:w="0" w:type="auto"/>
+            <w:vAlign w:val="center"/>
+          </w:tcPr>
+          <w:p>
+            <w:pPr>
+              <w:pStyle w:val="13"/>
+              <w:bidi w:val="0"/>
+              <w:jc w:val="both"/>
+              <w:rPr>
+                <w:rFonts w:hint="default" w:ascii="华文中宋" w:hAnsi="华文中宋" w:eastAsia="华文中宋" w:cs="华文中宋"/>
+                <w:b/>
+                <w:bCs/>
+                <w:color w:val="FF0000"/>
+                <w:kern w:val="2"/>
+                <w:sz w:val="21"/>
+                <w:szCs w:val="21"/>
+                <w:lang w:val="en-US" w:eastAsia="zh-CN" w:bidi="ar-SA"/>
+              </w:rPr>
+            </w:pPr>
+            <w:r>
+              <w:rPr>
+                <w:rFonts w:hint="eastAsia"/>
+                <w:lang w:val="en-US" w:eastAsia="zh-CN"/>
+              </w:rPr>
+              <w:t>init(argc, argv, name)</w:t>
+            </w:r>
+          </w:p>
+        </w:tc>
+        <w:tc>
+          <w:tcPr>
+            <w:tcW w:w="0" w:type="auto"/>
+            <w:vAlign w:val="center"/>
+          </w:tcPr>
+          <w:p>
+            <w:pPr>
+              <w:pStyle w:val="12"/>
+              <w:bidi w:val="0"/>
+              <w:rPr>
+                <w:rFonts w:hint="default" w:ascii="华文中宋" w:hAnsi="华文中宋" w:eastAsia="华文中宋" w:cs="华文中宋"/>
+                <w:b/>
+                <w:bCs/>
+                <w:color w:val="ED7D31" w:themeColor="accent2"/>
+                <w:kern w:val="2"/>
+                <w:szCs w:val="21"/>
+                <w:vertAlign w:val="baseline"/>
+                <w:lang w:val="en-US" w:eastAsia="zh-CN" w:bidi="ar-SA"/>
+                <w14:textFill>
+                  <w14:solidFill>
+                    <w14:schemeClr w14:val="accent2"/>
+                  </w14:solidFill>
+                </w14:textFill>
+              </w:rPr>
+            </w:pPr>
+            <w:r>
+              <w:rPr>
+                <w:rFonts w:hint="eastAsia"/>
+                <w:lang w:val="en-US" w:eastAsia="zh-CN"/>
+              </w:rPr>
+              <w:t xml:space="preserve">初始化 </w:t>
+            </w:r>
+          </w:p>
+        </w:tc>
+      </w:tr>
+      <w:tr>
+        <w:tblPrEx>
+          <w:tblBorders>
+            <w:top w:val="single" w:color="auto" w:sz="4" w:space="0"/>
+            <w:left w:val="single" w:color="auto" w:sz="4" w:space="0"/>
+            <w:bottom w:val="single" w:color="auto" w:sz="4" w:space="0"/>
+            <w:right w:val="single" w:color="auto" w:sz="4" w:space="0"/>
+            <w:insideH w:val="single" w:color="auto" w:sz="4" w:space="0"/>
+            <w:insideV w:val="single" w:color="auto" w:sz="4" w:space="0"/>
+          </w:tblBorders>
+          <w:tblCellMar>
+            <w:top w:w="0" w:type="dxa"/>
+            <w:left w:w="108" w:type="dxa"/>
+            <w:bottom w:w="0" w:type="dxa"/>
+            <w:right w:w="108" w:type="dxa"/>
+          </w:tblCellMar>
+        </w:tblPrEx>
+        <w:tc>
+          <w:tcPr>
+            <w:tcW w:w="0" w:type="auto"/>
+            <w:vMerge w:val="continue"/>
+            <w:vAlign w:val="center"/>
+          </w:tcPr>
+          <w:p>
+            <w:pPr>
+              <w:bidi w:val="0"/>
+              <w:rPr>
+                <w:rFonts w:hint="eastAsia"/>
+                <w:lang w:val="en-US" w:eastAsia="zh-CN"/>
+              </w:rPr>
+            </w:pPr>
+          </w:p>
+        </w:tc>
+        <w:tc>
+          <w:tcPr>
+            <w:tcW w:w="0" w:type="auto"/>
+            <w:vAlign w:val="center"/>
+          </w:tcPr>
+          <w:p>
+            <w:pPr>
+              <w:pStyle w:val="13"/>
+              <w:bidi w:val="0"/>
+              <w:jc w:val="both"/>
+              <w:rPr>
+                <w:rFonts w:hint="eastAsia" w:ascii="华文中宋" w:hAnsi="华文中宋" w:eastAsia="华文中宋" w:cs="华文中宋"/>
+                <w:b/>
+                <w:bCs/>
+                <w:color w:val="FF0000"/>
+                <w:kern w:val="2"/>
+                <w:sz w:val="21"/>
+                <w:szCs w:val="21"/>
+                <w:lang w:val="en-US" w:eastAsia="zh-CN" w:bidi="ar-SA"/>
+              </w:rPr>
+            </w:pPr>
+            <w:r>
+              <w:rPr>
+                <w:rFonts w:hint="eastAsia"/>
+                <w:lang w:val="en-US" w:eastAsia="zh-CN"/>
+              </w:rPr>
+              <w:t>shutdown()</w:t>
+            </w:r>
+          </w:p>
+        </w:tc>
+        <w:tc>
+          <w:tcPr>
+            <w:tcW w:w="0" w:type="auto"/>
+            <w:vAlign w:val="center"/>
+          </w:tcPr>
+          <w:p>
+            <w:pPr>
+              <w:jc w:val="both"/>
+              <w:rPr>
+                <w:rFonts w:hint="eastAsia" w:ascii="华文中宋" w:hAnsi="华文中宋" w:eastAsia="华文中宋" w:cs="华文中宋"/>
+                <w:b/>
+                <w:bCs/>
+                <w:color w:val="EA82E5"/>
+                <w:kern w:val="2"/>
+                <w:sz w:val="21"/>
+                <w:szCs w:val="21"/>
+                <w:lang w:val="en-US" w:eastAsia="zh-CN" w:bidi="ar-SA"/>
+              </w:rPr>
+            </w:pPr>
+            <w:r>
+              <w:rPr>
+                <w:rFonts w:hint="eastAsia" w:cs="华文中宋"/>
+                <w:b/>
+                <w:bCs/>
+                <w:color w:val="EA82E5"/>
+                <w:kern w:val="2"/>
+                <w:sz w:val="21"/>
+                <w:szCs w:val="21"/>
+                <w:lang w:val="en-US" w:eastAsia="zh-CN" w:bidi="ar-SA"/>
+              </w:rPr>
+              <w:t>清理程序</w:t>
+            </w:r>
+          </w:p>
+        </w:tc>
+      </w:tr>
+      <w:tr>
+        <w:tblPrEx>
+          <w:tblBorders>
+            <w:top w:val="single" w:color="auto" w:sz="4" w:space="0"/>
+            <w:left w:val="single" w:color="auto" w:sz="4" w:space="0"/>
+            <w:bottom w:val="single" w:color="auto" w:sz="4" w:space="0"/>
+            <w:right w:val="single" w:color="auto" w:sz="4" w:space="0"/>
+            <w:insideH w:val="single" w:color="auto" w:sz="4" w:space="0"/>
+            <w:insideV w:val="single" w:color="auto" w:sz="4" w:space="0"/>
+          </w:tblBorders>
+          <w:tblCellMar>
+            <w:top w:w="0" w:type="dxa"/>
+            <w:left w:w="108" w:type="dxa"/>
+            <w:bottom w:w="0" w:type="dxa"/>
+            <w:right w:w="108" w:type="dxa"/>
+          </w:tblCellMar>
+        </w:tblPrEx>
+        <w:tc>
+          <w:tcPr>
+            <w:tcW w:w="0" w:type="auto"/>
+            <w:vMerge w:val="continue"/>
+            <w:vAlign w:val="center"/>
+          </w:tcPr>
+          <w:p>
+            <w:pPr>
+              <w:bidi w:val="0"/>
+              <w:rPr>
+                <w:rFonts w:hint="eastAsia"/>
+                <w:lang w:val="en-US" w:eastAsia="zh-CN"/>
+              </w:rPr>
+            </w:pPr>
+          </w:p>
+        </w:tc>
+        <w:tc>
+          <w:tcPr>
+            <w:tcW w:w="0" w:type="auto"/>
+            <w:vAlign w:val="center"/>
+          </w:tcPr>
+          <w:p>
+            <w:pPr>
+              <w:pStyle w:val="13"/>
+              <w:bidi w:val="0"/>
+              <w:jc w:val="both"/>
+              <w:rPr>
+                <w:rFonts w:hint="eastAsia" w:ascii="华文中宋" w:hAnsi="华文中宋" w:eastAsia="华文中宋" w:cs="华文中宋"/>
+                <w:b/>
+                <w:bCs/>
+                <w:color w:val="FF0000"/>
+                <w:kern w:val="2"/>
+                <w:sz w:val="21"/>
+                <w:szCs w:val="21"/>
+                <w:lang w:val="en-US" w:eastAsia="zh-CN" w:bidi="ar-SA"/>
+              </w:rPr>
+            </w:pPr>
+            <w:r>
+              <w:rPr>
+                <w:rFonts w:hint="eastAsia"/>
+                <w:lang w:val="en-US" w:eastAsia="zh-CN"/>
+              </w:rPr>
+              <w:t>ok()</w:t>
+            </w:r>
+          </w:p>
+        </w:tc>
+        <w:tc>
+          <w:tcPr>
+            <w:tcW w:w="0" w:type="auto"/>
+            <w:vAlign w:val="center"/>
+          </w:tcPr>
+          <w:p>
+            <w:pPr>
+              <w:jc w:val="both"/>
+              <w:rPr>
+                <w:rFonts w:hint="eastAsia" w:ascii="华文中宋" w:hAnsi="华文中宋" w:eastAsia="华文中宋" w:cs="华文中宋"/>
+                <w:b/>
+                <w:bCs/>
+                <w:color w:val="ED7D31" w:themeColor="accent2"/>
+                <w:kern w:val="2"/>
+                <w:sz w:val="21"/>
+                <w:szCs w:val="21"/>
+                <w:vertAlign w:val="baseline"/>
+                <w:lang w:val="en-US" w:eastAsia="zh-CN" w:bidi="ar-SA"/>
+                <w14:textFill>
+                  <w14:solidFill>
+                    <w14:schemeClr w14:val="accent2"/>
+                  </w14:solidFill>
+                </w14:textFill>
+              </w:rPr>
+            </w:pPr>
+            <w:r>
+              <w:rPr>
+                <w:rFonts w:hint="eastAsia" w:cs="华文中宋"/>
+                <w:b/>
+                <w:bCs/>
+                <w:color w:val="ED7D31" w:themeColor="accent2"/>
+                <w:kern w:val="2"/>
+                <w:sz w:val="21"/>
+                <w:szCs w:val="21"/>
+                <w:vertAlign w:val="baseline"/>
+                <w:lang w:val="en-US" w:eastAsia="zh-CN" w:bidi="ar-SA"/>
+                <w14:textFill>
+                  <w14:solidFill>
+                    <w14:schemeClr w14:val="accent2"/>
+                  </w14:solidFill>
+                </w14:textFill>
+              </w:rPr>
+              <w:t>系统</w:t>
+            </w:r>
+            <w:r>
+              <w:rPr>
+                <w:rFonts w:hint="eastAsia" w:cs="华文中宋"/>
+                <w:b/>
+                <w:bCs/>
+                <w:color w:val="EA82E5"/>
+                <w:kern w:val="2"/>
+                <w:sz w:val="21"/>
+                <w:szCs w:val="21"/>
+                <w:lang w:val="en-US" w:eastAsia="zh-CN" w:bidi="ar-SA"/>
+              </w:rPr>
+              <w:t>状态</w:t>
+            </w:r>
+          </w:p>
+        </w:tc>
+      </w:tr>
+      <w:tr>
+        <w:tblPrEx>
+          <w:tblBorders>
+            <w:top w:val="single" w:color="auto" w:sz="4" w:space="0"/>
+            <w:left w:val="single" w:color="auto" w:sz="4" w:space="0"/>
+            <w:bottom w:val="single" w:color="auto" w:sz="4" w:space="0"/>
+            <w:right w:val="single" w:color="auto" w:sz="4" w:space="0"/>
+            <w:insideH w:val="single" w:color="auto" w:sz="4" w:space="0"/>
+            <w:insideV w:val="single" w:color="auto" w:sz="4" w:space="0"/>
+          </w:tblBorders>
+        </w:tblPrEx>
+        <w:tc>
+          <w:tcPr>
+            <w:tcW w:w="0" w:type="auto"/>
+            <w:vMerge w:val="continue"/>
+            <w:vAlign w:val="center"/>
+          </w:tcPr>
+          <w:p>
+            <w:pPr>
+              <w:bidi w:val="0"/>
+              <w:rPr>
+                <w:rFonts w:hint="eastAsia"/>
+                <w:lang w:val="en-US" w:eastAsia="zh-CN"/>
+              </w:rPr>
+            </w:pPr>
+          </w:p>
+        </w:tc>
+        <w:tc>
+          <w:tcPr>
+            <w:tcW w:w="0" w:type="auto"/>
+            <w:vAlign w:val="center"/>
+          </w:tcPr>
+          <w:p>
+            <w:pPr>
+              <w:pStyle w:val="13"/>
+              <w:bidi w:val="0"/>
+              <w:jc w:val="both"/>
+              <w:rPr>
+                <w:rFonts w:hint="eastAsia" w:ascii="华文中宋" w:hAnsi="华文中宋" w:eastAsia="华文中宋" w:cs="华文中宋"/>
+                <w:b/>
+                <w:bCs/>
+                <w:color w:val="FF0000"/>
+                <w:kern w:val="2"/>
+                <w:sz w:val="21"/>
+                <w:szCs w:val="21"/>
+                <w:lang w:val="en-US" w:eastAsia="zh-CN" w:bidi="ar-SA"/>
+              </w:rPr>
+            </w:pPr>
+            <w:r>
+              <w:rPr>
+                <w:rFonts w:hint="eastAsia"/>
+                <w:lang w:val="en-US" w:eastAsia="zh-CN"/>
+              </w:rPr>
+              <w:t>ROS_INFO / ROS_WARN / ROS_ERROR / ROS_FATAL(fmt, arg...)</w:t>
+            </w:r>
+          </w:p>
+        </w:tc>
+        <w:tc>
+          <w:tcPr>
+            <w:tcW w:w="0" w:type="auto"/>
+            <w:vAlign w:val="center"/>
+          </w:tcPr>
+          <w:p>
+            <w:pPr>
+              <w:jc w:val="both"/>
+              <w:rPr>
+                <w:rFonts w:hint="eastAsia" w:ascii="华文中宋" w:hAnsi="华文中宋" w:eastAsia="华文中宋" w:cs="华文中宋"/>
+                <w:b/>
+                <w:bCs/>
+                <w:color w:val="EA82E5"/>
+                <w:kern w:val="2"/>
+                <w:sz w:val="21"/>
+                <w:szCs w:val="21"/>
+                <w:lang w:val="en-US" w:eastAsia="zh-CN" w:bidi="ar-SA"/>
+              </w:rPr>
+            </w:pPr>
+            <w:r>
+              <w:rPr>
+                <w:rFonts w:hint="eastAsia" w:ascii="华文中宋" w:hAnsi="华文中宋" w:eastAsia="华文中宋" w:cs="华文中宋"/>
+                <w:b/>
+                <w:bCs/>
+                <w:color w:val="ED7D31" w:themeColor="accent2"/>
+                <w:kern w:val="2"/>
+                <w:sz w:val="21"/>
+                <w:szCs w:val="21"/>
+                <w:vertAlign w:val="baseline"/>
+                <w:lang w:val="en-US" w:eastAsia="zh-CN" w:bidi="ar-SA"/>
+                <w14:textFill>
+                  <w14:solidFill>
+                    <w14:schemeClr w14:val="accent2"/>
+                  </w14:solidFill>
+                </w14:textFill>
+              </w:rPr>
+              <w:t>输出</w:t>
+            </w:r>
+            <w:r>
+              <w:rPr>
+                <w:rFonts w:hint="eastAsia" w:cs="华文中宋"/>
+                <w:b/>
+                <w:bCs/>
+                <w:color w:val="EA82E5"/>
+                <w:kern w:val="2"/>
+                <w:sz w:val="21"/>
+                <w:szCs w:val="21"/>
+                <w:lang w:val="en-US" w:eastAsia="zh-CN" w:bidi="ar-SA"/>
+              </w:rPr>
+              <w:t>日志</w:t>
+            </w:r>
+          </w:p>
+        </w:tc>
+      </w:tr>
+      <w:tr>
+        <w:tblPrEx>
+          <w:tblBorders>
+            <w:top w:val="single" w:color="auto" w:sz="4" w:space="0"/>
+            <w:left w:val="single" w:color="auto" w:sz="4" w:space="0"/>
+            <w:bottom w:val="single" w:color="auto" w:sz="4" w:space="0"/>
+            <w:right w:val="single" w:color="auto" w:sz="4" w:space="0"/>
+            <w:insideH w:val="single" w:color="auto" w:sz="4" w:space="0"/>
+            <w:insideV w:val="single" w:color="auto" w:sz="4" w:space="0"/>
+          </w:tblBorders>
+          <w:tblCellMar>
+            <w:top w:w="0" w:type="dxa"/>
+            <w:left w:w="108" w:type="dxa"/>
+            <w:bottom w:w="0" w:type="dxa"/>
+            <w:right w:w="108" w:type="dxa"/>
+          </w:tblCellMar>
+        </w:tblPrEx>
+        <w:tc>
+          <w:tcPr>
+            <w:tcW w:w="0" w:type="auto"/>
+            <w:vMerge w:val="continue"/>
+            <w:vAlign w:val="center"/>
+          </w:tcPr>
+          <w:p>
+            <w:pPr>
+              <w:bidi w:val="0"/>
+              <w:rPr>
+                <w:rFonts w:hint="eastAsia"/>
+                <w:lang w:val="en-US" w:eastAsia="zh-CN"/>
+              </w:rPr>
+            </w:pPr>
+          </w:p>
+        </w:tc>
+        <w:tc>
+          <w:tcPr>
+            <w:tcW w:w="0" w:type="auto"/>
+            <w:vAlign w:val="center"/>
+          </w:tcPr>
+          <w:p>
+            <w:pPr>
+              <w:pStyle w:val="13"/>
+              <w:bidi w:val="0"/>
+              <w:jc w:val="both"/>
+              <w:rPr>
+                <w:rFonts w:hint="default"/>
+                <w:lang w:val="en-US" w:eastAsia="zh-CN"/>
+              </w:rPr>
+            </w:pPr>
+            <w:r>
+              <w:rPr>
+                <w:rFonts w:hint="eastAsia"/>
+                <w:lang w:val="en-US" w:eastAsia="zh-CN"/>
+              </w:rPr>
+              <w:t>ROS_ASSERT(cond)</w:t>
+            </w:r>
+          </w:p>
+        </w:tc>
+        <w:tc>
+          <w:tcPr>
+            <w:tcW w:w="0" w:type="auto"/>
+            <w:vAlign w:val="center"/>
+          </w:tcPr>
+          <w:p>
+            <w:pPr>
+              <w:jc w:val="both"/>
+              <w:rPr>
+                <w:rFonts w:hint="default" w:ascii="华文中宋" w:hAnsi="华文中宋" w:eastAsia="华文中宋" w:cs="华文中宋"/>
+                <w:b/>
+                <w:bCs/>
+                <w:color w:val="ED7D31" w:themeColor="accent2"/>
+                <w:kern w:val="2"/>
+                <w:sz w:val="21"/>
+                <w:szCs w:val="21"/>
+                <w:vertAlign w:val="baseline"/>
+                <w:lang w:val="en-US" w:eastAsia="zh-CN" w:bidi="ar-SA"/>
+                <w14:textFill>
+                  <w14:solidFill>
+                    <w14:schemeClr w14:val="accent2"/>
+                  </w14:solidFill>
+                </w14:textFill>
+              </w:rPr>
+            </w:pPr>
+            <w:r>
+              <w:rPr>
+                <w:rFonts w:hint="eastAsia" w:cs="华文中宋"/>
+                <w:b/>
+                <w:bCs/>
+                <w:color w:val="EA82E5"/>
+                <w:kern w:val="2"/>
+                <w:sz w:val="21"/>
+                <w:szCs w:val="21"/>
+                <w:lang w:val="en-US" w:eastAsia="zh-CN" w:bidi="ar-SA"/>
+              </w:rPr>
+              <w:t>断言</w:t>
+            </w:r>
+          </w:p>
+        </w:tc>
+      </w:tr>
+      <w:tr>
+        <w:tblPrEx>
+          <w:tblBorders>
+            <w:top w:val="single" w:color="auto" w:sz="4" w:space="0"/>
+            <w:left w:val="single" w:color="auto" w:sz="4" w:space="0"/>
+            <w:bottom w:val="single" w:color="auto" w:sz="4" w:space="0"/>
+            <w:right w:val="single" w:color="auto" w:sz="4" w:space="0"/>
+            <w:insideH w:val="single" w:color="auto" w:sz="4" w:space="0"/>
+            <w:insideV w:val="single" w:color="auto" w:sz="4" w:space="0"/>
+          </w:tblBorders>
+          <w:tblCellMar>
+            <w:top w:w="0" w:type="dxa"/>
+            <w:left w:w="108" w:type="dxa"/>
+            <w:bottom w:w="0" w:type="dxa"/>
+            <w:right w:w="108" w:type="dxa"/>
+          </w:tblCellMar>
+        </w:tblPrEx>
+        <w:tc>
+          <w:tcPr>
+            <w:tcW w:w="0" w:type="auto"/>
+            <w:vMerge w:val="restart"/>
+            <w:vAlign w:val="center"/>
+          </w:tcPr>
+          <w:p>
+            <w:pPr>
+              <w:bidi w:val="0"/>
+              <w:rPr>
+                <w:rFonts w:hint="default"/>
+                <w:lang w:val="en-US" w:eastAsia="zh-CN"/>
+              </w:rPr>
+            </w:pPr>
+            <w:r>
+              <w:rPr>
+                <w:rFonts w:hint="eastAsia"/>
+                <w:lang w:val="en-US" w:eastAsia="zh-CN"/>
+              </w:rPr>
+              <w:t>回调</w:t>
+            </w:r>
+          </w:p>
+        </w:tc>
+        <w:tc>
+          <w:tcPr>
+            <w:tcW w:w="0" w:type="auto"/>
+            <w:vAlign w:val="center"/>
+          </w:tcPr>
+          <w:p>
+            <w:pPr>
+              <w:pStyle w:val="13"/>
+              <w:bidi w:val="0"/>
+              <w:jc w:val="both"/>
+              <w:rPr>
+                <w:rFonts w:hint="eastAsia" w:ascii="华文中宋" w:hAnsi="华文中宋" w:eastAsia="华文中宋" w:cs="华文中宋"/>
+                <w:b/>
+                <w:bCs/>
+                <w:color w:val="FF0000"/>
+                <w:kern w:val="2"/>
+                <w:sz w:val="21"/>
+                <w:szCs w:val="21"/>
+                <w:lang w:val="en-US" w:eastAsia="zh-CN" w:bidi="ar-SA"/>
+              </w:rPr>
+            </w:pPr>
+            <w:r>
+              <w:rPr>
+                <w:rFonts w:hint="eastAsia"/>
+                <w:lang w:val="en-US" w:eastAsia="zh-CN"/>
+              </w:rPr>
+              <w:t>spin()</w:t>
+            </w:r>
+          </w:p>
+        </w:tc>
+        <w:tc>
+          <w:tcPr>
+            <w:tcW w:w="0" w:type="auto"/>
+            <w:vAlign w:val="center"/>
+          </w:tcPr>
+          <w:p>
+            <w:pPr>
+              <w:jc w:val="both"/>
+              <w:rPr>
+                <w:rFonts w:hint="eastAsia" w:ascii="华文中宋" w:hAnsi="华文中宋" w:eastAsia="华文中宋" w:cs="华文中宋"/>
+                <w:b/>
+                <w:bCs/>
+                <w:color w:val="ED7D31" w:themeColor="accent2"/>
+                <w:kern w:val="2"/>
+                <w:sz w:val="21"/>
+                <w:szCs w:val="21"/>
+                <w:lang w:val="en-US" w:eastAsia="zh-CN" w:bidi="ar-SA"/>
+                <w14:textFill>
+                  <w14:solidFill>
+                    <w14:schemeClr w14:val="accent2"/>
+                  </w14:solidFill>
+                </w14:textFill>
+              </w:rPr>
+            </w:pPr>
+            <w:r>
+              <w:rPr>
+                <w:rFonts w:hint="eastAsia" w:ascii="华文中宋" w:hAnsi="华文中宋" w:eastAsia="华文中宋" w:cs="华文中宋"/>
+                <w:b/>
+                <w:bCs/>
+                <w:color w:val="ED7D31" w:themeColor="accent2"/>
+                <w:kern w:val="2"/>
+                <w:sz w:val="21"/>
+                <w:szCs w:val="21"/>
+                <w:vertAlign w:val="baseline"/>
+                <w:lang w:val="en-US" w:eastAsia="zh-CN" w:bidi="ar-SA"/>
+                <w14:textFill>
+                  <w14:solidFill>
+                    <w14:schemeClr w14:val="accent2"/>
+                  </w14:solidFill>
+                </w14:textFill>
+              </w:rPr>
+              <w:t>进入</w:t>
+            </w:r>
+            <w:r>
+              <w:rPr>
+                <w:rFonts w:hint="eastAsia" w:cs="华文中宋"/>
+                <w:b/>
+                <w:bCs/>
+                <w:color w:val="EA82E5"/>
+                <w:kern w:val="2"/>
+                <w:sz w:val="21"/>
+                <w:szCs w:val="21"/>
+                <w:lang w:val="en-US" w:eastAsia="zh-CN" w:bidi="ar-SA"/>
+              </w:rPr>
+              <w:t>事件循环</w:t>
+            </w:r>
+          </w:p>
+        </w:tc>
+      </w:tr>
+      <w:tr>
+        <w:tblPrEx>
+          <w:tblBorders>
+            <w:top w:val="single" w:color="auto" w:sz="4" w:space="0"/>
+            <w:left w:val="single" w:color="auto" w:sz="4" w:space="0"/>
+            <w:bottom w:val="single" w:color="auto" w:sz="4" w:space="0"/>
+            <w:right w:val="single" w:color="auto" w:sz="4" w:space="0"/>
+            <w:insideH w:val="single" w:color="auto" w:sz="4" w:space="0"/>
+            <w:insideV w:val="single" w:color="auto" w:sz="4" w:space="0"/>
+          </w:tblBorders>
+          <w:tblCellMar>
+            <w:top w:w="0" w:type="dxa"/>
+            <w:left w:w="108" w:type="dxa"/>
+            <w:bottom w:w="0" w:type="dxa"/>
+            <w:right w:w="108" w:type="dxa"/>
+          </w:tblCellMar>
+        </w:tblPrEx>
+        <w:tc>
+          <w:tcPr>
+            <w:tcW w:w="0" w:type="auto"/>
+            <w:vMerge w:val="continue"/>
+            <w:vAlign w:val="center"/>
+          </w:tcPr>
+          <w:p>
+            <w:pPr>
+              <w:pStyle w:val="13"/>
+              <w:bidi w:val="0"/>
+              <w:jc w:val="both"/>
+              <w:rPr>
+                <w:rFonts w:hint="eastAsia"/>
+                <w:lang w:val="en-US" w:eastAsia="zh-CN"/>
+              </w:rPr>
+            </w:pPr>
+          </w:p>
+        </w:tc>
+        <w:tc>
+          <w:tcPr>
+            <w:tcW w:w="0" w:type="auto"/>
+            <w:vAlign w:val="center"/>
+          </w:tcPr>
+          <w:p>
+            <w:pPr>
+              <w:pStyle w:val="13"/>
+              <w:bidi w:val="0"/>
+              <w:jc w:val="both"/>
+              <w:rPr>
+                <w:rFonts w:hint="eastAsia" w:ascii="华文中宋" w:hAnsi="华文中宋" w:eastAsia="华文中宋" w:cs="华文中宋"/>
+                <w:b/>
+                <w:bCs/>
+                <w:color w:val="FF0000"/>
+                <w:kern w:val="2"/>
+                <w:sz w:val="21"/>
+                <w:szCs w:val="21"/>
+                <w:lang w:val="en-US" w:eastAsia="zh-CN" w:bidi="ar-SA"/>
+              </w:rPr>
+            </w:pPr>
+            <w:r>
+              <w:rPr>
+                <w:rFonts w:hint="eastAsia"/>
+                <w:lang w:val="en-US" w:eastAsia="zh-CN"/>
+              </w:rPr>
+              <w:t>spinOnce()</w:t>
+            </w:r>
+          </w:p>
+        </w:tc>
+        <w:tc>
+          <w:tcPr>
+            <w:tcW w:w="0" w:type="auto"/>
+            <w:vAlign w:val="center"/>
+          </w:tcPr>
+          <w:p>
+            <w:pPr>
+              <w:jc w:val="both"/>
+              <w:rPr>
+                <w:rFonts w:hint="eastAsia" w:ascii="华文中宋" w:hAnsi="华文中宋" w:eastAsia="华文中宋" w:cs="华文中宋"/>
+                <w:b/>
+                <w:bCs/>
+                <w:color w:val="ED7D31" w:themeColor="accent2"/>
+                <w:kern w:val="2"/>
+                <w:sz w:val="21"/>
+                <w:szCs w:val="21"/>
+                <w:vertAlign w:val="baseline"/>
+                <w:lang w:val="en-US" w:eastAsia="zh-CN" w:bidi="ar-SA"/>
+                <w14:textFill>
+                  <w14:solidFill>
+                    <w14:schemeClr w14:val="accent2"/>
+                  </w14:solidFill>
+                </w14:textFill>
+              </w:rPr>
+            </w:pPr>
+            <w:r>
+              <w:rPr>
+                <w:rFonts w:hint="eastAsia" w:cs="华文中宋"/>
+                <w:b/>
+                <w:bCs/>
+                <w:color w:val="ED7D31" w:themeColor="accent2"/>
+                <w:kern w:val="2"/>
+                <w:sz w:val="21"/>
+                <w:szCs w:val="21"/>
+                <w:vertAlign w:val="baseline"/>
+                <w:lang w:val="en-US" w:eastAsia="zh-CN" w:bidi="ar-SA"/>
+                <w14:textFill>
+                  <w14:solidFill>
+                    <w14:schemeClr w14:val="accent2"/>
+                  </w14:solidFill>
+                </w14:textFill>
+              </w:rPr>
+              <w:t>处理</w:t>
+            </w:r>
+            <w:r>
+              <w:rPr>
+                <w:rFonts w:hint="eastAsia" w:cs="华文中宋"/>
+                <w:b/>
+                <w:bCs/>
+                <w:color w:val="EA82E5"/>
+                <w:kern w:val="2"/>
+                <w:sz w:val="21"/>
+                <w:szCs w:val="21"/>
+                <w:lang w:val="en-US" w:eastAsia="zh-CN" w:bidi="ar-SA"/>
+              </w:rPr>
+              <w:t>一次回调</w:t>
+            </w:r>
+          </w:p>
+        </w:tc>
+      </w:tr>
+      <w:tr>
+        <w:tblPrEx>
+          <w:tblBorders>
+            <w:top w:val="single" w:color="auto" w:sz="4" w:space="0"/>
+            <w:left w:val="single" w:color="auto" w:sz="4" w:space="0"/>
+            <w:bottom w:val="single" w:color="auto" w:sz="4" w:space="0"/>
+            <w:right w:val="single" w:color="auto" w:sz="4" w:space="0"/>
+            <w:insideH w:val="single" w:color="auto" w:sz="4" w:space="0"/>
+            <w:insideV w:val="single" w:color="auto" w:sz="4" w:space="0"/>
+          </w:tblBorders>
+          <w:tblCellMar>
+            <w:top w:w="0" w:type="dxa"/>
+            <w:left w:w="108" w:type="dxa"/>
+            <w:bottom w:w="0" w:type="dxa"/>
+            <w:right w:w="108" w:type="dxa"/>
+          </w:tblCellMar>
+        </w:tblPrEx>
+        <w:tc>
+          <w:tcPr>
+            <w:tcW w:w="0" w:type="auto"/>
+            <w:vAlign w:val="center"/>
+          </w:tcPr>
+          <w:p>
+            <w:pPr>
+              <w:pStyle w:val="13"/>
+              <w:bidi w:val="0"/>
+              <w:jc w:val="both"/>
+              <w:rPr>
+                <w:rFonts w:hint="default"/>
+                <w:lang w:val="en-US" w:eastAsia="zh-CN"/>
+              </w:rPr>
+            </w:pPr>
+            <w:r>
+              <w:rPr>
+                <w:rFonts w:hint="eastAsia" w:ascii="华文中宋" w:hAnsi="华文中宋" w:eastAsia="华文中宋" w:cs="华文中宋"/>
+                <w:b/>
+                <w:bCs/>
+                <w:color w:val="ED7D31" w:themeColor="accent2"/>
+                <w:kern w:val="2"/>
+                <w:sz w:val="21"/>
+                <w:szCs w:val="21"/>
+                <w:lang w:val="en-US" w:eastAsia="zh-CN" w:bidi="ar-SA"/>
+                <w14:textFill>
+                  <w14:solidFill>
+                    <w14:schemeClr w14:val="accent2"/>
+                  </w14:solidFill>
+                </w14:textFill>
+              </w:rPr>
+              <w:t>服务</w:t>
+            </w:r>
+          </w:p>
+        </w:tc>
+        <w:tc>
+          <w:tcPr>
+            <w:tcW w:w="0" w:type="auto"/>
+            <w:vAlign w:val="center"/>
+          </w:tcPr>
+          <w:p>
+            <w:pPr>
+              <w:pStyle w:val="13"/>
+              <w:bidi w:val="0"/>
+              <w:jc w:val="both"/>
+              <w:rPr>
+                <w:rFonts w:hint="default"/>
+                <w:lang w:val="en-US" w:eastAsia="zh-CN"/>
+              </w:rPr>
+            </w:pPr>
+            <w:r>
+              <w:rPr>
+                <w:rFonts w:hint="eastAsia"/>
+                <w:lang w:val="en-US" w:eastAsia="zh-CN"/>
+              </w:rPr>
+              <w:t>service::waitForService(srv)</w:t>
+            </w:r>
+          </w:p>
+        </w:tc>
+        <w:tc>
+          <w:tcPr>
+            <w:tcW w:w="0" w:type="auto"/>
+            <w:vAlign w:val="center"/>
+          </w:tcPr>
+          <w:p>
+            <w:pPr>
+              <w:jc w:val="both"/>
+              <w:rPr>
+                <w:rFonts w:hint="default" w:cs="华文中宋"/>
+                <w:b/>
+                <w:bCs/>
+                <w:color w:val="ED7D31" w:themeColor="accent2"/>
+                <w:kern w:val="2"/>
+                <w:sz w:val="21"/>
+                <w:szCs w:val="21"/>
+                <w:vertAlign w:val="baseline"/>
+                <w:lang w:val="en-US" w:eastAsia="zh-CN" w:bidi="ar-SA"/>
+                <w14:textFill>
+                  <w14:solidFill>
+                    <w14:schemeClr w14:val="accent2"/>
+                  </w14:solidFill>
+                </w14:textFill>
+              </w:rPr>
+            </w:pPr>
+            <w:r>
+              <w:rPr>
+                <w:rFonts w:hint="eastAsia" w:cs="华文中宋"/>
+                <w:b/>
+                <w:bCs/>
+                <w:color w:val="EA82E5"/>
+                <w:kern w:val="2"/>
+                <w:sz w:val="21"/>
+                <w:szCs w:val="21"/>
+                <w:lang w:val="en-US" w:eastAsia="zh-CN" w:bidi="ar-SA"/>
+              </w:rPr>
+              <w:t>等待</w:t>
+            </w:r>
+            <w:r>
+              <w:rPr>
+                <w:rFonts w:hint="eastAsia" w:cs="华文中宋"/>
+                <w:b/>
+                <w:bCs/>
+                <w:color w:val="ED7D31" w:themeColor="accent2"/>
+                <w:kern w:val="2"/>
+                <w:sz w:val="21"/>
+                <w:szCs w:val="21"/>
+                <w:vertAlign w:val="baseline"/>
+                <w:lang w:val="en-US" w:eastAsia="zh-CN" w:bidi="ar-SA"/>
+                <w14:textFill>
+                  <w14:solidFill>
+                    <w14:schemeClr w14:val="accent2"/>
+                  </w14:solidFill>
+                </w14:textFill>
+              </w:rPr>
+              <w:t>服务</w:t>
+            </w:r>
+          </w:p>
+        </w:tc>
+      </w:tr>
+      <w:tr>
+        <w:tblPrEx>
+          <w:tblBorders>
+            <w:top w:val="single" w:color="auto" w:sz="4" w:space="0"/>
+            <w:left w:val="single" w:color="auto" w:sz="4" w:space="0"/>
+            <w:bottom w:val="single" w:color="auto" w:sz="4" w:space="0"/>
+            <w:right w:val="single" w:color="auto" w:sz="4" w:space="0"/>
+            <w:insideH w:val="single" w:color="auto" w:sz="4" w:space="0"/>
+            <w:insideV w:val="single" w:color="auto" w:sz="4" w:space="0"/>
+          </w:tblBorders>
+          <w:tblCellMar>
+            <w:top w:w="0" w:type="dxa"/>
+            <w:left w:w="108" w:type="dxa"/>
+            <w:bottom w:w="0" w:type="dxa"/>
+            <w:right w:w="108" w:type="dxa"/>
+          </w:tblCellMar>
+        </w:tblPrEx>
+        <w:trPr>
+          <w:trHeight w:val="149" w:hRule="atLeast"/>
+        </w:trPr>
+        <w:tc>
+          <w:tcPr>
+            <w:tcW w:w="0" w:type="auto"/>
+            <w:vMerge w:val="restart"/>
+            <w:vAlign w:val="center"/>
+          </w:tcPr>
+          <w:p>
+            <w:pPr>
+              <w:pStyle w:val="13"/>
+              <w:bidi w:val="0"/>
+              <w:jc w:val="both"/>
+              <w:rPr>
+                <w:rFonts w:hint="default" w:ascii="华文中宋" w:hAnsi="华文中宋" w:eastAsia="华文中宋" w:cs="华文中宋"/>
+                <w:b/>
+                <w:bCs/>
+                <w:color w:val="ED7D31" w:themeColor="accent2"/>
+                <w:kern w:val="2"/>
+                <w:sz w:val="21"/>
+                <w:szCs w:val="21"/>
+                <w:lang w:val="en-US" w:eastAsia="zh-CN" w:bidi="ar-SA"/>
+                <w14:textFill>
+                  <w14:solidFill>
+                    <w14:schemeClr w14:val="accent2"/>
+                  </w14:solidFill>
+                </w14:textFill>
+              </w:rPr>
+            </w:pPr>
+            <w:r>
+              <w:rPr>
+                <w:rFonts w:hint="eastAsia" w:cs="华文中宋"/>
+                <w:b/>
+                <w:bCs/>
+                <w:color w:val="ED7D31" w:themeColor="accent2"/>
+                <w:kern w:val="2"/>
+                <w:sz w:val="21"/>
+                <w:szCs w:val="21"/>
+                <w:lang w:val="en-US" w:eastAsia="zh-CN" w:bidi="ar-SA"/>
+                <w14:textFill>
+                  <w14:solidFill>
+                    <w14:schemeClr w14:val="accent2"/>
+                  </w14:solidFill>
+                </w14:textFill>
+              </w:rPr>
+              <w:t>参数</w:t>
+            </w:r>
+          </w:p>
+        </w:tc>
+        <w:tc>
+          <w:tcPr>
+            <w:tcW w:w="0" w:type="auto"/>
+            <w:vAlign w:val="center"/>
+          </w:tcPr>
+          <w:p>
+            <w:pPr>
+              <w:pStyle w:val="13"/>
+              <w:bidi w:val="0"/>
+              <w:jc w:val="both"/>
+              <w:rPr>
+                <w:rFonts w:hint="default"/>
+                <w:lang w:val="en-US" w:eastAsia="zh-CN"/>
+              </w:rPr>
+            </w:pPr>
+            <w:r>
+              <w:rPr>
+                <w:rFonts w:hint="eastAsia"/>
+                <w:lang w:val="en-US" w:eastAsia="zh-CN"/>
+              </w:rPr>
+              <w:t>param::get / param::set(key, value)</w:t>
+            </w:r>
+          </w:p>
+        </w:tc>
+        <w:tc>
+          <w:tcPr>
+            <w:tcW w:w="0" w:type="auto"/>
+            <w:vAlign w:val="center"/>
+          </w:tcPr>
+          <w:p>
+            <w:pPr>
+              <w:jc w:val="both"/>
+              <w:rPr>
+                <w:rFonts w:hint="default" w:cs="华文中宋"/>
+                <w:b/>
+                <w:bCs/>
+                <w:color w:val="EA82E5"/>
+                <w:kern w:val="2"/>
+                <w:sz w:val="21"/>
+                <w:szCs w:val="21"/>
+                <w:lang w:val="en-US" w:eastAsia="zh-CN" w:bidi="ar-SA"/>
+              </w:rPr>
+            </w:pPr>
+            <w:r>
+              <w:rPr>
+                <w:rFonts w:hint="eastAsia" w:cs="华文中宋"/>
+                <w:b/>
+                <w:bCs/>
+                <w:color w:val="ED7D31" w:themeColor="accent2"/>
+                <w:kern w:val="2"/>
+                <w:sz w:val="21"/>
+                <w:szCs w:val="21"/>
+                <w:vertAlign w:val="baseline"/>
+                <w:lang w:val="en-US" w:eastAsia="zh-CN" w:bidi="ar-SA"/>
+                <w14:textFill>
+                  <w14:solidFill>
+                    <w14:schemeClr w14:val="accent2"/>
+                  </w14:solidFill>
+                </w14:textFill>
+              </w:rPr>
+              <w:t>读写</w:t>
+            </w:r>
+            <w:r>
+              <w:rPr>
+                <w:rFonts w:hint="eastAsia" w:cs="华文中宋"/>
+                <w:b/>
+                <w:bCs/>
+                <w:color w:val="EA82E5"/>
+                <w:kern w:val="2"/>
+                <w:sz w:val="21"/>
+                <w:szCs w:val="21"/>
+                <w:lang w:val="en-US" w:eastAsia="zh-CN" w:bidi="ar-SA"/>
+              </w:rPr>
+              <w:t>键对应值</w:t>
+            </w:r>
+          </w:p>
+        </w:tc>
+      </w:tr>
+      <w:tr>
+        <w:tblPrEx>
+          <w:tblBorders>
+            <w:top w:val="single" w:color="auto" w:sz="4" w:space="0"/>
+            <w:left w:val="single" w:color="auto" w:sz="4" w:space="0"/>
+            <w:bottom w:val="single" w:color="auto" w:sz="4" w:space="0"/>
+            <w:right w:val="single" w:color="auto" w:sz="4" w:space="0"/>
+            <w:insideH w:val="single" w:color="auto" w:sz="4" w:space="0"/>
+            <w:insideV w:val="single" w:color="auto" w:sz="4" w:space="0"/>
+          </w:tblBorders>
+          <w:tblCellMar>
+            <w:top w:w="0" w:type="dxa"/>
+            <w:left w:w="108" w:type="dxa"/>
+            <w:bottom w:w="0" w:type="dxa"/>
+            <w:right w:w="108" w:type="dxa"/>
+          </w:tblCellMar>
+        </w:tblPrEx>
+        <w:tc>
+          <w:tcPr>
+            <w:tcW w:w="0" w:type="auto"/>
+            <w:vMerge w:val="continue"/>
+            <w:vAlign w:val="center"/>
+          </w:tcPr>
+          <w:p>
+            <w:pPr>
+              <w:pStyle w:val="13"/>
+              <w:bidi w:val="0"/>
+              <w:jc w:val="both"/>
+              <w:rPr>
+                <w:rFonts w:hint="eastAsia" w:cs="华文中宋"/>
+                <w:b/>
+                <w:bCs/>
+                <w:color w:val="ED7D31" w:themeColor="accent2"/>
+                <w:kern w:val="2"/>
+                <w:sz w:val="21"/>
+                <w:szCs w:val="21"/>
+                <w:lang w:val="en-US" w:eastAsia="zh-CN" w:bidi="ar-SA"/>
+                <w14:textFill>
+                  <w14:solidFill>
+                    <w14:schemeClr w14:val="accent2"/>
+                  </w14:solidFill>
+                </w14:textFill>
+              </w:rPr>
+            </w:pPr>
+          </w:p>
+        </w:tc>
+        <w:tc>
+          <w:tcPr>
+            <w:tcW w:w="0" w:type="auto"/>
+            <w:vAlign w:val="center"/>
+          </w:tcPr>
+          <w:p>
+            <w:pPr>
+              <w:pStyle w:val="13"/>
+              <w:bidi w:val="0"/>
+              <w:jc w:val="both"/>
+              <w:rPr>
+                <w:rFonts w:hint="default"/>
+                <w:lang w:val="en-US" w:eastAsia="zh-CN"/>
+              </w:rPr>
+            </w:pPr>
+            <w:r>
+              <w:rPr>
+                <w:rFonts w:hint="eastAsia"/>
+                <w:lang w:val="en-US" w:eastAsia="zh-CN"/>
+              </w:rPr>
+              <w:t>param::has / param::del(key)</w:t>
+            </w:r>
+          </w:p>
+        </w:tc>
+        <w:tc>
+          <w:tcPr>
+            <w:tcW w:w="0" w:type="auto"/>
+            <w:vAlign w:val="center"/>
+          </w:tcPr>
+          <w:p>
+            <w:pPr>
+              <w:jc w:val="both"/>
+              <w:rPr>
+                <w:rFonts w:hint="default" w:cs="华文中宋"/>
+                <w:b/>
+                <w:bCs/>
+                <w:color w:val="ED7D31" w:themeColor="accent2"/>
+                <w:kern w:val="2"/>
+                <w:sz w:val="21"/>
+                <w:szCs w:val="21"/>
+                <w:vertAlign w:val="baseline"/>
+                <w:lang w:val="en-US" w:eastAsia="zh-CN" w:bidi="ar-SA"/>
+                <w14:textFill>
+                  <w14:solidFill>
+                    <w14:schemeClr w14:val="accent2"/>
+                  </w14:solidFill>
+                </w14:textFill>
+              </w:rPr>
+            </w:pPr>
+            <w:r>
+              <w:rPr>
+                <w:rFonts w:hint="eastAsia" w:cs="华文中宋"/>
+                <w:b/>
+                <w:bCs/>
+                <w:color w:val="EA82E5"/>
+                <w:kern w:val="2"/>
+                <w:sz w:val="21"/>
+                <w:szCs w:val="21"/>
+                <w:lang w:val="en-US" w:eastAsia="zh-CN" w:bidi="ar-SA"/>
+              </w:rPr>
+              <w:t>查询</w:t>
+            </w:r>
+            <w:r>
+              <w:rPr>
+                <w:rFonts w:hint="eastAsia" w:cs="华文中宋"/>
+                <w:b/>
+                <w:bCs/>
+                <w:color w:val="ED7D31" w:themeColor="accent2"/>
+                <w:kern w:val="2"/>
+                <w:sz w:val="21"/>
+                <w:szCs w:val="21"/>
+                <w:vertAlign w:val="baseline"/>
+                <w:lang w:val="en-US" w:eastAsia="zh-CN" w:bidi="ar-SA"/>
+                <w14:textFill>
+                  <w14:solidFill>
+                    <w14:schemeClr w14:val="accent2"/>
+                  </w14:solidFill>
+                </w14:textFill>
+              </w:rPr>
+              <w:t xml:space="preserve"> / </w:t>
+            </w:r>
+            <w:r>
+              <w:rPr>
+                <w:rFonts w:hint="eastAsia" w:cs="华文中宋"/>
+                <w:b/>
+                <w:bCs/>
+                <w:color w:val="EA82E5"/>
+                <w:kern w:val="2"/>
+                <w:sz w:val="21"/>
+                <w:szCs w:val="21"/>
+                <w:lang w:val="en-US" w:eastAsia="zh-CN" w:bidi="ar-SA"/>
+              </w:rPr>
+              <w:t>删除</w:t>
+            </w:r>
+            <w:r>
+              <w:rPr>
+                <w:rFonts w:hint="eastAsia" w:cs="华文中宋"/>
+                <w:b/>
+                <w:bCs/>
+                <w:color w:val="ED7D31" w:themeColor="accent2"/>
+                <w:kern w:val="2"/>
+                <w:sz w:val="21"/>
+                <w:szCs w:val="21"/>
+                <w:vertAlign w:val="baseline"/>
+                <w:lang w:val="en-US" w:eastAsia="zh-CN" w:bidi="ar-SA"/>
+                <w14:textFill>
+                  <w14:solidFill>
+                    <w14:schemeClr w14:val="accent2"/>
+                  </w14:solidFill>
+                </w14:textFill>
+              </w:rPr>
+              <w:t>键</w:t>
+            </w:r>
+          </w:p>
+        </w:tc>
+      </w:tr>
+    </w:tbl>
+    <w:p>
+      <w:pPr>
+        <w:rPr>
+          <w:rFonts w:hint="eastAsia"/>
+          <w:lang w:val="en-US" w:eastAsia="zh-CN"/>
+        </w:rPr>
+      </w:pPr>
+    </w:p>
+    <w:tbl>
+      <w:tblPr>
+        <w:tblStyle w:val="8"/>
+        <w:tblW w:w="0" w:type="auto"/>
+        <w:tblInd w:w="0" w:type="dxa"/>
+        <w:tblBorders>
+          <w:top w:val="single" w:color="auto" w:sz="4" w:space="0"/>
+          <w:left w:val="single" w:color="auto" w:sz="4" w:space="0"/>
+          <w:bottom w:val="single" w:color="auto" w:sz="4" w:space="0"/>
+          <w:right w:val="single" w:color="auto" w:sz="4" w:space="0"/>
+          <w:insideH w:val="single" w:color="auto" w:sz="4" w:space="0"/>
+          <w:insideV w:val="single" w:color="auto" w:sz="4" w:space="0"/>
+        </w:tblBorders>
+        <w:tblLayout w:type="autofit"/>
+        <w:tblCellMar>
+          <w:top w:w="0" w:type="dxa"/>
+          <w:left w:w="108" w:type="dxa"/>
+          <w:bottom w:w="0" w:type="dxa"/>
+          <w:right w:w="108" w:type="dxa"/>
+        </w:tblCellMar>
+      </w:tblPr>
+      <w:tblGrid>
+        <w:gridCol w:w="637"/>
+        <w:gridCol w:w="865"/>
+        <w:gridCol w:w="1478"/>
+      </w:tblGrid>
+      <w:tr>
+        <w:tblPrEx>
+          <w:tblBorders>
+            <w:top w:val="single" w:color="auto" w:sz="4" w:space="0"/>
+            <w:left w:val="single" w:color="auto" w:sz="4" w:space="0"/>
+            <w:bottom w:val="single" w:color="auto" w:sz="4" w:space="0"/>
+            <w:right w:val="single" w:color="auto" w:sz="4" w:space="0"/>
+            <w:insideH w:val="single" w:color="auto" w:sz="4" w:space="0"/>
+            <w:insideV w:val="single" w:color="auto" w:sz="4" w:space="0"/>
+          </w:tblBorders>
+          <w:tblCellMar>
+            <w:top w:w="0" w:type="dxa"/>
+            <w:left w:w="108" w:type="dxa"/>
+            <w:bottom w:w="0" w:type="dxa"/>
+            <w:right w:w="108" w:type="dxa"/>
+          </w:tblCellMar>
+        </w:tblPrEx>
+        <w:tc>
+          <w:tcPr>
+            <w:tcW w:w="0" w:type="auto"/>
+            <w:gridSpan w:val="2"/>
+            <w:vAlign w:val="center"/>
+          </w:tcPr>
+          <w:p>
+            <w:pPr>
+              <w:pStyle w:val="13"/>
+              <w:bidi w:val="0"/>
+              <w:jc w:val="both"/>
+              <w:rPr>
+                <w:rFonts w:hint="default" w:ascii="华文中宋" w:hAnsi="华文中宋" w:eastAsia="华文中宋" w:cs="华文中宋"/>
+                <w:b/>
+                <w:bCs/>
+                <w:color w:val="FF0000"/>
+                <w:kern w:val="2"/>
+                <w:sz w:val="21"/>
+                <w:szCs w:val="21"/>
+                <w:lang w:val="en-US" w:eastAsia="zh-CN" w:bidi="ar-SA"/>
+              </w:rPr>
+            </w:pPr>
+            <w:r>
+              <w:rPr>
+                <w:rFonts w:hint="eastAsia"/>
+                <w:lang w:val="en-US" w:eastAsia="zh-CN"/>
+              </w:rPr>
+              <w:t>Rate(hz)</w:t>
+            </w:r>
+          </w:p>
+        </w:tc>
+        <w:tc>
+          <w:tcPr>
+            <w:tcW w:w="0" w:type="auto"/>
+            <w:vAlign w:val="center"/>
+          </w:tcPr>
+          <w:p>
+            <w:pPr>
+              <w:jc w:val="both"/>
+              <w:rPr>
+                <w:rFonts w:hint="default" w:ascii="华文中宋" w:hAnsi="华文中宋" w:eastAsia="华文中宋" w:cs="华文中宋"/>
+                <w:b/>
+                <w:bCs/>
+                <w:color w:val="ED7D31" w:themeColor="accent2"/>
+                <w:kern w:val="2"/>
+                <w:sz w:val="21"/>
+                <w:szCs w:val="21"/>
+                <w:vertAlign w:val="baseline"/>
+                <w:lang w:val="en-US" w:eastAsia="zh-CN" w:bidi="ar-SA"/>
+                <w14:textFill>
+                  <w14:solidFill>
+                    <w14:schemeClr w14:val="accent2"/>
+                  </w14:solidFill>
+                </w14:textFill>
+              </w:rPr>
+            </w:pPr>
+            <w:r>
+              <w:rPr>
+                <w:rStyle w:val="14"/>
+                <w:rFonts w:hint="eastAsia"/>
+                <w:lang w:val="en-US" w:eastAsia="zh-CN"/>
+              </w:rPr>
+              <w:t>循环频率</w:t>
+            </w:r>
+            <w:r>
+              <w:rPr>
+                <w:rFonts w:hint="eastAsia" w:cs="华文中宋"/>
+                <w:b/>
+                <w:bCs/>
+                <w:color w:val="ED7D31" w:themeColor="accent2"/>
+                <w:kern w:val="2"/>
+                <w:sz w:val="21"/>
+                <w:szCs w:val="21"/>
+                <w:vertAlign w:val="baseline"/>
+                <w:lang w:val="en-US" w:eastAsia="zh-CN" w:bidi="ar-SA"/>
+                <w14:textFill>
+                  <w14:solidFill>
+                    <w14:schemeClr w14:val="accent2"/>
+                  </w14:solidFill>
+                </w14:textFill>
+              </w:rPr>
+              <w:t>控制</w:t>
+            </w:r>
+            <w:r>
+              <w:rPr>
+                <w:rFonts w:hint="eastAsia" w:ascii="华文中宋" w:hAnsi="华文中宋" w:eastAsia="华文中宋" w:cs="华文中宋"/>
+                <w:b/>
+                <w:bCs/>
+                <w:color w:val="ED7D31" w:themeColor="accent2"/>
+                <w:kern w:val="2"/>
+                <w:sz w:val="21"/>
+                <w:szCs w:val="21"/>
+                <w:vertAlign w:val="baseline"/>
+                <w:lang w:val="en-US" w:eastAsia="zh-CN" w:bidi="ar-SA"/>
+                <w14:textFill>
+                  <w14:solidFill>
+                    <w14:schemeClr w14:val="accent2"/>
+                  </w14:solidFill>
+                </w14:textFill>
+              </w:rPr>
+              <w:t xml:space="preserve"> </w:t>
+            </w:r>
+          </w:p>
+        </w:tc>
+      </w:tr>
+      <w:tr>
+        <w:tblPrEx>
+          <w:tblBorders>
+            <w:top w:val="single" w:color="auto" w:sz="4" w:space="0"/>
+            <w:left w:val="single" w:color="auto" w:sz="4" w:space="0"/>
+            <w:bottom w:val="single" w:color="auto" w:sz="4" w:space="0"/>
+            <w:right w:val="single" w:color="auto" w:sz="4" w:space="0"/>
+            <w:insideH w:val="single" w:color="auto" w:sz="4" w:space="0"/>
+            <w:insideV w:val="single" w:color="auto" w:sz="4" w:space="0"/>
+          </w:tblBorders>
+          <w:tblCellMar>
+            <w:top w:w="0" w:type="dxa"/>
+            <w:left w:w="108" w:type="dxa"/>
+            <w:bottom w:w="0" w:type="dxa"/>
+            <w:right w:w="108" w:type="dxa"/>
+          </w:tblCellMar>
+        </w:tblPrEx>
+        <w:tc>
+          <w:tcPr>
+            <w:tcW w:w="0" w:type="auto"/>
+            <w:vAlign w:val="center"/>
+          </w:tcPr>
+          <w:p>
+            <w:pPr>
+              <w:pStyle w:val="13"/>
+              <w:bidi w:val="0"/>
+              <w:jc w:val="both"/>
+              <w:rPr>
+                <w:rFonts w:hint="default" w:ascii="华文中宋" w:hAnsi="华文中宋" w:eastAsia="华文中宋" w:cs="华文中宋"/>
+                <w:b/>
+                <w:bCs/>
+                <w:color w:val="ED7D31" w:themeColor="accent2"/>
+                <w:kern w:val="2"/>
+                <w:sz w:val="21"/>
+                <w:szCs w:val="21"/>
+                <w:vertAlign w:val="baseline"/>
+                <w:lang w:val="en-US" w:eastAsia="zh-CN" w:bidi="ar-SA"/>
+                <w14:textFill>
+                  <w14:solidFill>
+                    <w14:schemeClr w14:val="accent2"/>
+                  </w14:solidFill>
+                </w14:textFill>
+              </w:rPr>
+            </w:pPr>
+            <w:r>
+              <w:rPr>
+                <w:rFonts w:hint="eastAsia" w:cs="华文中宋"/>
+                <w:b/>
+                <w:bCs/>
+                <w:color w:val="ED7D31" w:themeColor="accent2"/>
+                <w:kern w:val="2"/>
+                <w:sz w:val="21"/>
+                <w:szCs w:val="21"/>
+                <w:vertAlign w:val="baseline"/>
+                <w:lang w:val="en-US" w:eastAsia="zh-CN" w:bidi="ar-SA"/>
+                <w14:textFill>
+                  <w14:solidFill>
+                    <w14:schemeClr w14:val="accent2"/>
+                  </w14:solidFill>
+                </w14:textFill>
+              </w:rPr>
+              <w:t>方法</w:t>
+            </w:r>
+          </w:p>
+        </w:tc>
+        <w:tc>
+          <w:tcPr>
+            <w:tcW w:w="0" w:type="auto"/>
+            <w:vAlign w:val="center"/>
+          </w:tcPr>
+          <w:p>
+            <w:pPr>
+              <w:pStyle w:val="13"/>
+              <w:bidi w:val="0"/>
+              <w:jc w:val="both"/>
+              <w:rPr>
+                <w:rFonts w:hint="default" w:ascii="华文中宋" w:hAnsi="华文中宋" w:eastAsia="华文中宋" w:cs="华文中宋"/>
+                <w:b/>
+                <w:bCs/>
+                <w:color w:val="FF0000"/>
+                <w:kern w:val="2"/>
+                <w:sz w:val="21"/>
+                <w:szCs w:val="21"/>
+                <w:lang w:val="en-US" w:eastAsia="zh-CN" w:bidi="ar-SA"/>
+              </w:rPr>
+            </w:pPr>
+            <w:r>
+              <w:rPr>
+                <w:rFonts w:hint="eastAsia"/>
+                <w:lang w:val="en-US" w:eastAsia="zh-CN"/>
+              </w:rPr>
+              <w:t>sleep()</w:t>
+            </w:r>
+          </w:p>
+        </w:tc>
+        <w:tc>
+          <w:tcPr>
+            <w:tcW w:w="0" w:type="auto"/>
+            <w:vAlign w:val="center"/>
+          </w:tcPr>
+          <w:p>
+            <w:pPr>
+              <w:jc w:val="both"/>
+              <w:rPr>
+                <w:rFonts w:hint="eastAsia" w:ascii="华文中宋" w:hAnsi="华文中宋" w:eastAsia="华文中宋" w:cs="华文中宋"/>
+                <w:b/>
+                <w:bCs/>
+                <w:color w:val="ED7D31" w:themeColor="accent2"/>
+                <w:kern w:val="2"/>
+                <w:sz w:val="21"/>
+                <w:szCs w:val="21"/>
+                <w:vertAlign w:val="baseline"/>
+                <w:lang w:val="en-US" w:eastAsia="zh-CN" w:bidi="ar-SA"/>
+                <w14:textFill>
+                  <w14:solidFill>
+                    <w14:schemeClr w14:val="accent2"/>
+                  </w14:solidFill>
+                </w14:textFill>
+              </w:rPr>
+            </w:pPr>
+            <w:r>
+              <w:rPr>
+                <w:rFonts w:hint="eastAsia" w:cs="华文中宋"/>
+                <w:b/>
+                <w:bCs/>
+                <w:color w:val="EA82E5"/>
+                <w:kern w:val="2"/>
+                <w:sz w:val="21"/>
+                <w:szCs w:val="21"/>
+                <w:lang w:val="en-US" w:eastAsia="zh-CN" w:bidi="ar-SA"/>
+              </w:rPr>
+              <w:t>阻塞</w:t>
+            </w:r>
+          </w:p>
+        </w:tc>
+      </w:tr>
+    </w:tbl>
+    <w:p>
+      <w:pPr>
+        <w:rPr>
+          <w:rFonts w:hint="eastAsia"/>
+          <w:lang w:val="en-US" w:eastAsia="zh-CN"/>
+        </w:rPr>
+      </w:pPr>
+    </w:p>
+    <w:tbl>
+      <w:tblPr>
+        <w:tblStyle w:val="8"/>
+        <w:tblW w:w="0" w:type="auto"/>
+        <w:tblInd w:w="0" w:type="dxa"/>
+        <w:tblBorders>
+          <w:top w:val="single" w:color="auto" w:sz="4" w:space="0"/>
+          <w:left w:val="single" w:color="auto" w:sz="4" w:space="0"/>
+          <w:bottom w:val="single" w:color="auto" w:sz="4" w:space="0"/>
+          <w:right w:val="single" w:color="auto" w:sz="4" w:space="0"/>
+          <w:insideH w:val="single" w:color="auto" w:sz="4" w:space="0"/>
+          <w:insideV w:val="single" w:color="auto" w:sz="4" w:space="0"/>
+        </w:tblBorders>
+        <w:tblLayout w:type="autofit"/>
+        <w:tblCellMar>
+          <w:top w:w="0" w:type="dxa"/>
+          <w:left w:w="108" w:type="dxa"/>
+          <w:bottom w:w="0" w:type="dxa"/>
+          <w:right w:w="108" w:type="dxa"/>
+        </w:tblCellMar>
+      </w:tblPr>
+      <w:tblGrid>
+        <w:gridCol w:w="637"/>
+        <w:gridCol w:w="4076"/>
+        <w:gridCol w:w="1268"/>
+      </w:tblGrid>
+      <w:tr>
+        <w:tblPrEx>
+          <w:tblBorders>
+            <w:top w:val="single" w:color="auto" w:sz="4" w:space="0"/>
+            <w:left w:val="single" w:color="auto" w:sz="4" w:space="0"/>
+            <w:bottom w:val="single" w:color="auto" w:sz="4" w:space="0"/>
+            <w:right w:val="single" w:color="auto" w:sz="4" w:space="0"/>
+            <w:insideH w:val="single" w:color="auto" w:sz="4" w:space="0"/>
+            <w:insideV w:val="single" w:color="auto" w:sz="4" w:space="0"/>
+          </w:tblBorders>
+          <w:tblCellMar>
+            <w:top w:w="0" w:type="dxa"/>
+            <w:left w:w="108" w:type="dxa"/>
+            <w:bottom w:w="0" w:type="dxa"/>
+            <w:right w:w="108" w:type="dxa"/>
+          </w:tblCellMar>
+        </w:tblPrEx>
+        <w:trPr>
+          <w:trHeight w:val="139" w:hRule="atLeast"/>
+        </w:trPr>
+        <w:tc>
+          <w:tcPr>
+            <w:tcW w:w="0" w:type="auto"/>
+            <w:gridSpan w:val="2"/>
+            <w:vAlign w:val="center"/>
+          </w:tcPr>
+          <w:p>
+            <w:pPr>
+              <w:pStyle w:val="13"/>
+              <w:bidi w:val="0"/>
+              <w:jc w:val="both"/>
+              <w:rPr>
+                <w:rFonts w:hint="default" w:ascii="华文中宋" w:hAnsi="华文中宋" w:eastAsia="华文中宋" w:cs="华文中宋"/>
+                <w:b/>
+                <w:bCs/>
+                <w:color w:val="FF0000"/>
+                <w:kern w:val="2"/>
+                <w:sz w:val="21"/>
+                <w:szCs w:val="21"/>
+                <w:lang w:val="en-US" w:eastAsia="zh-CN" w:bidi="ar-SA"/>
+              </w:rPr>
+            </w:pPr>
+            <w:r>
+              <w:rPr>
+                <w:rFonts w:hint="eastAsia"/>
+                <w:lang w:val="en-US" w:eastAsia="zh-CN"/>
+              </w:rPr>
+              <w:t>NodeHandle(ns="")</w:t>
+            </w:r>
+          </w:p>
+        </w:tc>
+        <w:tc>
+          <w:tcPr>
+            <w:tcW w:w="0" w:type="auto"/>
+            <w:vAlign w:val="center"/>
+          </w:tcPr>
+          <w:p>
+            <w:pPr>
+              <w:jc w:val="both"/>
+              <w:rPr>
+                <w:rFonts w:hint="default" w:ascii="华文中宋" w:hAnsi="华文中宋" w:eastAsia="华文中宋" w:cs="华文中宋"/>
+                <w:b/>
+                <w:bCs/>
+                <w:color w:val="ED7D31" w:themeColor="accent2"/>
+                <w:kern w:val="2"/>
+                <w:sz w:val="21"/>
+                <w:szCs w:val="21"/>
+                <w:vertAlign w:val="baseline"/>
+                <w:lang w:val="en-US" w:eastAsia="zh-CN" w:bidi="ar-SA"/>
+                <w14:textFill>
+                  <w14:solidFill>
+                    <w14:schemeClr w14:val="accent2"/>
+                  </w14:solidFill>
+                </w14:textFill>
+              </w:rPr>
+            </w:pPr>
+            <w:r>
+              <w:rPr>
+                <w:rStyle w:val="14"/>
+                <w:rFonts w:hint="eastAsia"/>
+                <w:lang w:val="en-US" w:eastAsia="zh-CN"/>
+              </w:rPr>
+              <w:t>结点</w:t>
+            </w:r>
+          </w:p>
+        </w:tc>
+      </w:tr>
+      <w:tr>
+        <w:tblPrEx>
+          <w:tblBorders>
+            <w:top w:val="single" w:color="auto" w:sz="4" w:space="0"/>
+            <w:left w:val="single" w:color="auto" w:sz="4" w:space="0"/>
+            <w:bottom w:val="single" w:color="auto" w:sz="4" w:space="0"/>
+            <w:right w:val="single" w:color="auto" w:sz="4" w:space="0"/>
+            <w:insideH w:val="single" w:color="auto" w:sz="4" w:space="0"/>
+            <w:insideV w:val="single" w:color="auto" w:sz="4" w:space="0"/>
+          </w:tblBorders>
+          <w:tblCellMar>
+            <w:top w:w="0" w:type="dxa"/>
+            <w:left w:w="108" w:type="dxa"/>
+            <w:bottom w:w="0" w:type="dxa"/>
+            <w:right w:w="108" w:type="dxa"/>
+          </w:tblCellMar>
+        </w:tblPrEx>
+        <w:trPr>
+          <w:trHeight w:val="139" w:hRule="atLeast"/>
+        </w:trPr>
+        <w:tc>
+          <w:tcPr>
+            <w:tcW w:w="0" w:type="auto"/>
+            <w:vMerge w:val="restart"/>
+            <w:vAlign w:val="center"/>
+          </w:tcPr>
+          <w:p>
+            <w:pPr>
+              <w:pStyle w:val="13"/>
+              <w:bidi w:val="0"/>
+              <w:jc w:val="both"/>
+              <w:rPr>
+                <w:rFonts w:hint="default"/>
+                <w:lang w:val="en-US" w:eastAsia="zh-CN"/>
+              </w:rPr>
+            </w:pPr>
+            <w:r>
+              <w:rPr>
+                <w:rFonts w:hint="eastAsia" w:ascii="华文中宋" w:hAnsi="华文中宋" w:eastAsia="华文中宋" w:cs="华文中宋"/>
+                <w:b/>
+                <w:bCs/>
+                <w:color w:val="ED7D31" w:themeColor="accent2"/>
+                <w:kern w:val="2"/>
+                <w:sz w:val="21"/>
+                <w:szCs w:val="21"/>
+                <w:lang w:val="en-US" w:eastAsia="zh-CN" w:bidi="ar-SA"/>
+                <w14:textFill>
+                  <w14:solidFill>
+                    <w14:schemeClr w14:val="accent2"/>
+                  </w14:solidFill>
+                </w14:textFill>
+              </w:rPr>
+              <w:t>方法</w:t>
+            </w:r>
+          </w:p>
+        </w:tc>
+        <w:tc>
+          <w:tcPr>
+            <w:tcW w:w="0" w:type="auto"/>
+            <w:vAlign w:val="center"/>
+          </w:tcPr>
+          <w:p>
+            <w:pPr>
+              <w:pStyle w:val="13"/>
+              <w:bidi w:val="0"/>
+              <w:jc w:val="both"/>
+              <w:rPr>
+                <w:rFonts w:hint="default"/>
+                <w:lang w:val="en-US" w:eastAsia="zh-CN"/>
+              </w:rPr>
+            </w:pPr>
+            <w:r>
+              <w:rPr>
+                <w:rFonts w:hint="eastAsia"/>
+                <w:lang w:val="en-US" w:eastAsia="zh-CN"/>
+              </w:rPr>
+              <w:t>advertise&lt;msgT&gt;(topic, queue_size)</w:t>
+            </w:r>
+          </w:p>
+        </w:tc>
+        <w:tc>
+          <w:tcPr>
+            <w:tcW w:w="0" w:type="auto"/>
+            <w:vAlign w:val="center"/>
+          </w:tcPr>
+          <w:p>
+            <w:pPr>
+              <w:jc w:val="both"/>
+              <w:rPr>
+                <w:rStyle w:val="14"/>
+                <w:rFonts w:hint="default"/>
+                <w:lang w:val="en-US" w:eastAsia="zh-CN"/>
+              </w:rPr>
+            </w:pPr>
+            <w:r>
+              <w:rPr>
+                <w:rFonts w:hint="eastAsia" w:ascii="华文中宋" w:hAnsi="华文中宋" w:eastAsia="华文中宋" w:cs="华文中宋"/>
+                <w:b/>
+                <w:bCs/>
+                <w:color w:val="ED7D31" w:themeColor="accent2"/>
+                <w:kern w:val="2"/>
+                <w:sz w:val="21"/>
+                <w:szCs w:val="24"/>
+                <w:lang w:val="en-US" w:eastAsia="zh-CN" w:bidi="ar-SA"/>
+                <w14:textFill>
+                  <w14:solidFill>
+                    <w14:schemeClr w14:val="accent2"/>
+                  </w14:solidFill>
+                </w14:textFill>
+              </w:rPr>
+              <w:t>创建</w:t>
+            </w:r>
+            <w:r>
+              <w:rPr>
+                <w:rStyle w:val="14"/>
+                <w:rFonts w:hint="eastAsia"/>
+                <w:lang w:val="en-US" w:eastAsia="zh-CN"/>
+              </w:rPr>
+              <w:t>发布器</w:t>
+            </w:r>
+          </w:p>
+        </w:tc>
+      </w:tr>
+      <w:tr>
+        <w:tblPrEx>
+          <w:tblBorders>
+            <w:top w:val="single" w:color="auto" w:sz="4" w:space="0"/>
+            <w:left w:val="single" w:color="auto" w:sz="4" w:space="0"/>
+            <w:bottom w:val="single" w:color="auto" w:sz="4" w:space="0"/>
+            <w:right w:val="single" w:color="auto" w:sz="4" w:space="0"/>
+            <w:insideH w:val="single" w:color="auto" w:sz="4" w:space="0"/>
+            <w:insideV w:val="single" w:color="auto" w:sz="4" w:space="0"/>
+          </w:tblBorders>
+          <w:tblCellMar>
+            <w:top w:w="0" w:type="dxa"/>
+            <w:left w:w="108" w:type="dxa"/>
+            <w:bottom w:w="0" w:type="dxa"/>
+            <w:right w:w="108" w:type="dxa"/>
+          </w:tblCellMar>
+        </w:tblPrEx>
+        <w:trPr>
+          <w:trHeight w:val="139" w:hRule="atLeast"/>
+        </w:trPr>
+        <w:tc>
+          <w:tcPr>
+            <w:tcW w:w="0" w:type="auto"/>
+            <w:vMerge w:val="continue"/>
+            <w:vAlign w:val="center"/>
+          </w:tcPr>
+          <w:p>
+            <w:pPr>
+              <w:pStyle w:val="13"/>
+              <w:bidi w:val="0"/>
+              <w:jc w:val="both"/>
+              <w:rPr>
+                <w:rFonts w:hint="eastAsia" w:ascii="华文中宋" w:hAnsi="华文中宋" w:eastAsia="华文中宋" w:cs="华文中宋"/>
+                <w:b/>
+                <w:bCs/>
+                <w:color w:val="ED7D31" w:themeColor="accent2"/>
+                <w:kern w:val="2"/>
+                <w:sz w:val="21"/>
+                <w:szCs w:val="21"/>
+                <w:lang w:val="en-US" w:eastAsia="zh-CN" w:bidi="ar-SA"/>
+                <w14:textFill>
+                  <w14:solidFill>
+                    <w14:schemeClr w14:val="accent2"/>
+                  </w14:solidFill>
+                </w14:textFill>
+              </w:rPr>
+            </w:pPr>
+          </w:p>
+        </w:tc>
+        <w:tc>
+          <w:tcPr>
+            <w:tcW w:w="0" w:type="auto"/>
+            <w:vAlign w:val="center"/>
+          </w:tcPr>
+          <w:p>
+            <w:pPr>
+              <w:pStyle w:val="13"/>
+              <w:bidi w:val="0"/>
+              <w:jc w:val="both"/>
+              <w:rPr>
+                <w:rFonts w:hint="default"/>
+                <w:lang w:val="en-US" w:eastAsia="zh-CN"/>
+              </w:rPr>
+            </w:pPr>
+            <w:r>
+              <w:rPr>
+                <w:rFonts w:hint="eastAsia"/>
+                <w:lang w:val="en-US" w:eastAsia="zh-CN"/>
+              </w:rPr>
+              <w:t>subscribe(topic, queue_size, callback)</w:t>
+            </w:r>
+          </w:p>
+        </w:tc>
+        <w:tc>
+          <w:tcPr>
+            <w:tcW w:w="0" w:type="auto"/>
+            <w:vAlign w:val="center"/>
+          </w:tcPr>
+          <w:p>
+            <w:pPr>
+              <w:jc w:val="both"/>
+              <w:rPr>
+                <w:rFonts w:hint="eastAsia" w:ascii="华文中宋" w:hAnsi="华文中宋" w:eastAsia="华文中宋" w:cs="华文中宋"/>
+                <w:b/>
+                <w:bCs/>
+                <w:color w:val="ED7D31" w:themeColor="accent2"/>
+                <w:kern w:val="2"/>
+                <w:sz w:val="21"/>
+                <w:szCs w:val="24"/>
+                <w:lang w:val="en-US" w:eastAsia="zh-CN" w:bidi="ar-SA"/>
+                <w14:textFill>
+                  <w14:solidFill>
+                    <w14:schemeClr w14:val="accent2"/>
+                  </w14:solidFill>
+                </w14:textFill>
+              </w:rPr>
+            </w:pPr>
+            <w:r>
+              <w:rPr>
+                <w:rFonts w:hint="eastAsia" w:ascii="华文中宋" w:hAnsi="华文中宋" w:eastAsia="华文中宋" w:cs="华文中宋"/>
+                <w:b/>
+                <w:bCs/>
+                <w:color w:val="ED7D31" w:themeColor="accent2"/>
+                <w:kern w:val="2"/>
+                <w:sz w:val="21"/>
+                <w:szCs w:val="24"/>
+                <w:lang w:val="en-US" w:eastAsia="zh-CN" w:bidi="ar-SA"/>
+                <w14:textFill>
+                  <w14:solidFill>
+                    <w14:schemeClr w14:val="accent2"/>
+                  </w14:solidFill>
+                </w14:textFill>
+              </w:rPr>
+              <w:t>创建</w:t>
+            </w:r>
+            <w:r>
+              <w:rPr>
+                <w:rStyle w:val="14"/>
+                <w:rFonts w:hint="eastAsia"/>
+                <w:lang w:val="en-US" w:eastAsia="zh-CN"/>
+              </w:rPr>
+              <w:t>订阅器</w:t>
+            </w:r>
+          </w:p>
+        </w:tc>
+      </w:tr>
+      <w:tr>
+        <w:tblPrEx>
+          <w:tblBorders>
+            <w:top w:val="single" w:color="auto" w:sz="4" w:space="0"/>
+            <w:left w:val="single" w:color="auto" w:sz="4" w:space="0"/>
+            <w:bottom w:val="single" w:color="auto" w:sz="4" w:space="0"/>
+            <w:right w:val="single" w:color="auto" w:sz="4" w:space="0"/>
+            <w:insideH w:val="single" w:color="auto" w:sz="4" w:space="0"/>
+            <w:insideV w:val="single" w:color="auto" w:sz="4" w:space="0"/>
+          </w:tblBorders>
+          <w:tblCellMar>
+            <w:top w:w="0" w:type="dxa"/>
+            <w:left w:w="108" w:type="dxa"/>
+            <w:bottom w:w="0" w:type="dxa"/>
+            <w:right w:w="108" w:type="dxa"/>
+          </w:tblCellMar>
+        </w:tblPrEx>
+        <w:trPr>
+          <w:trHeight w:val="139" w:hRule="atLeast"/>
+        </w:trPr>
+        <w:tc>
+          <w:tcPr>
+            <w:tcW w:w="0" w:type="auto"/>
+            <w:vMerge w:val="continue"/>
+            <w:vAlign w:val="center"/>
+          </w:tcPr>
+          <w:p>
+            <w:pPr>
+              <w:pStyle w:val="13"/>
+              <w:bidi w:val="0"/>
+              <w:jc w:val="both"/>
+              <w:rPr>
+                <w:rFonts w:hint="eastAsia" w:ascii="华文中宋" w:hAnsi="华文中宋" w:eastAsia="华文中宋" w:cs="华文中宋"/>
+                <w:b/>
+                <w:bCs/>
+                <w:color w:val="ED7D31" w:themeColor="accent2"/>
+                <w:kern w:val="2"/>
+                <w:sz w:val="21"/>
+                <w:szCs w:val="21"/>
+                <w:lang w:val="en-US" w:eastAsia="zh-CN" w:bidi="ar-SA"/>
+                <w14:textFill>
+                  <w14:solidFill>
+                    <w14:schemeClr w14:val="accent2"/>
+                  </w14:solidFill>
+                </w14:textFill>
+              </w:rPr>
+            </w:pPr>
+          </w:p>
+        </w:tc>
+        <w:tc>
+          <w:tcPr>
+            <w:tcW w:w="0" w:type="auto"/>
+            <w:vAlign w:val="center"/>
+          </w:tcPr>
+          <w:p>
+            <w:pPr>
+              <w:pStyle w:val="13"/>
+              <w:bidi w:val="0"/>
+              <w:jc w:val="both"/>
+              <w:rPr>
+                <w:rFonts w:hint="default"/>
+                <w:lang w:val="en-US" w:eastAsia="zh-CN"/>
+              </w:rPr>
+            </w:pPr>
+            <w:r>
+              <w:rPr>
+                <w:rFonts w:hint="eastAsia"/>
+                <w:lang w:val="en-US" w:eastAsia="zh-CN"/>
+              </w:rPr>
+              <w:t>serviceClient&lt;srvT&gt;(service)</w:t>
+            </w:r>
+          </w:p>
+        </w:tc>
+        <w:tc>
+          <w:tcPr>
+            <w:tcW w:w="0" w:type="auto"/>
+            <w:vAlign w:val="center"/>
+          </w:tcPr>
+          <w:p>
+            <w:pPr>
+              <w:jc w:val="both"/>
+              <w:rPr>
+                <w:rFonts w:hint="eastAsia" w:ascii="华文中宋" w:hAnsi="华文中宋" w:eastAsia="华文中宋" w:cs="华文中宋"/>
+                <w:b/>
+                <w:bCs/>
+                <w:color w:val="ED7D31" w:themeColor="accent2"/>
+                <w:kern w:val="2"/>
+                <w:sz w:val="21"/>
+                <w:szCs w:val="24"/>
+                <w:lang w:val="en-US" w:eastAsia="zh-CN" w:bidi="ar-SA"/>
+                <w14:textFill>
+                  <w14:solidFill>
+                    <w14:schemeClr w14:val="accent2"/>
+                  </w14:solidFill>
+                </w14:textFill>
+              </w:rPr>
+            </w:pPr>
+            <w:r>
+              <w:rPr>
+                <w:rFonts w:hint="eastAsia" w:ascii="华文中宋" w:hAnsi="华文中宋" w:eastAsia="华文中宋" w:cs="华文中宋"/>
+                <w:b/>
+                <w:bCs/>
+                <w:color w:val="ED7D31" w:themeColor="accent2"/>
+                <w:kern w:val="2"/>
+                <w:sz w:val="21"/>
+                <w:szCs w:val="24"/>
+                <w:lang w:val="en-US" w:eastAsia="zh-CN" w:bidi="ar-SA"/>
+                <w14:textFill>
+                  <w14:solidFill>
+                    <w14:schemeClr w14:val="accent2"/>
+                  </w14:solidFill>
+                </w14:textFill>
+              </w:rPr>
+              <w:t>创建</w:t>
+            </w:r>
+            <w:r>
+              <w:rPr>
+                <w:rStyle w:val="14"/>
+                <w:rFonts w:hint="eastAsia"/>
+                <w:lang w:val="en-US" w:eastAsia="zh-CN"/>
+              </w:rPr>
+              <w:t>客户端</w:t>
+            </w:r>
+          </w:p>
+        </w:tc>
+      </w:tr>
+      <w:tr>
+        <w:tblPrEx>
+          <w:tblBorders>
+            <w:top w:val="single" w:color="auto" w:sz="4" w:space="0"/>
+            <w:left w:val="single" w:color="auto" w:sz="4" w:space="0"/>
+            <w:bottom w:val="single" w:color="auto" w:sz="4" w:space="0"/>
+            <w:right w:val="single" w:color="auto" w:sz="4" w:space="0"/>
+            <w:insideH w:val="single" w:color="auto" w:sz="4" w:space="0"/>
+            <w:insideV w:val="single" w:color="auto" w:sz="4" w:space="0"/>
+          </w:tblBorders>
+          <w:tblCellMar>
+            <w:top w:w="0" w:type="dxa"/>
+            <w:left w:w="108" w:type="dxa"/>
+            <w:bottom w:w="0" w:type="dxa"/>
+            <w:right w:w="108" w:type="dxa"/>
+          </w:tblCellMar>
+        </w:tblPrEx>
+        <w:trPr>
+          <w:trHeight w:val="139" w:hRule="atLeast"/>
+        </w:trPr>
+        <w:tc>
+          <w:tcPr>
+            <w:tcW w:w="0" w:type="auto"/>
+            <w:vMerge w:val="continue"/>
+            <w:vAlign w:val="center"/>
+          </w:tcPr>
+          <w:p>
+            <w:pPr>
+              <w:pStyle w:val="13"/>
+              <w:bidi w:val="0"/>
+              <w:jc w:val="both"/>
+              <w:rPr>
+                <w:rFonts w:hint="eastAsia" w:ascii="华文中宋" w:hAnsi="华文中宋" w:eastAsia="华文中宋" w:cs="华文中宋"/>
+                <w:b/>
+                <w:bCs/>
+                <w:color w:val="ED7D31" w:themeColor="accent2"/>
+                <w:kern w:val="2"/>
+                <w:sz w:val="21"/>
+                <w:szCs w:val="21"/>
+                <w:lang w:val="en-US" w:eastAsia="zh-CN" w:bidi="ar-SA"/>
+                <w14:textFill>
+                  <w14:solidFill>
+                    <w14:schemeClr w14:val="accent2"/>
+                  </w14:solidFill>
+                </w14:textFill>
+              </w:rPr>
+            </w:pPr>
+          </w:p>
+        </w:tc>
+        <w:tc>
+          <w:tcPr>
+            <w:tcW w:w="0" w:type="auto"/>
+            <w:vAlign w:val="center"/>
+          </w:tcPr>
+          <w:p>
+            <w:pPr>
+              <w:pStyle w:val="13"/>
+              <w:bidi w:val="0"/>
+              <w:jc w:val="both"/>
+              <w:rPr>
+                <w:rFonts w:hint="default"/>
+                <w:lang w:val="en-US" w:eastAsia="zh-CN"/>
+              </w:rPr>
+            </w:pPr>
+            <w:r>
+              <w:rPr>
+                <w:rFonts w:hint="eastAsia"/>
+                <w:lang w:val="en-US" w:eastAsia="zh-CN"/>
+              </w:rPr>
+              <w:t>advertiseService(service, callback)</w:t>
+            </w:r>
+          </w:p>
+        </w:tc>
+        <w:tc>
+          <w:tcPr>
+            <w:tcW w:w="0" w:type="auto"/>
+            <w:vAlign w:val="center"/>
+          </w:tcPr>
+          <w:p>
+            <w:pPr>
+              <w:jc w:val="both"/>
+              <w:rPr>
+                <w:rFonts w:hint="eastAsia" w:ascii="华文中宋" w:hAnsi="华文中宋" w:eastAsia="华文中宋" w:cs="华文中宋"/>
+                <w:b/>
+                <w:bCs/>
+                <w:color w:val="ED7D31" w:themeColor="accent2"/>
+                <w:kern w:val="2"/>
+                <w:sz w:val="21"/>
+                <w:szCs w:val="24"/>
+                <w:lang w:val="en-US" w:eastAsia="zh-CN" w:bidi="ar-SA"/>
+                <w14:textFill>
+                  <w14:solidFill>
+                    <w14:schemeClr w14:val="accent2"/>
+                  </w14:solidFill>
+                </w14:textFill>
+              </w:rPr>
+            </w:pPr>
+            <w:r>
+              <w:rPr>
+                <w:rFonts w:hint="eastAsia" w:ascii="华文中宋" w:hAnsi="华文中宋" w:eastAsia="华文中宋" w:cs="华文中宋"/>
+                <w:b/>
+                <w:bCs/>
+                <w:color w:val="ED7D31" w:themeColor="accent2"/>
+                <w:kern w:val="2"/>
+                <w:sz w:val="21"/>
+                <w:szCs w:val="24"/>
+                <w:lang w:val="en-US" w:eastAsia="zh-CN" w:bidi="ar-SA"/>
+                <w14:textFill>
+                  <w14:solidFill>
+                    <w14:schemeClr w14:val="accent2"/>
+                  </w14:solidFill>
+                </w14:textFill>
+              </w:rPr>
+              <w:t>创建</w:t>
+            </w:r>
+            <w:r>
+              <w:rPr>
+                <w:rStyle w:val="14"/>
+                <w:rFonts w:hint="eastAsia"/>
+                <w:lang w:val="en-US" w:eastAsia="zh-CN"/>
+              </w:rPr>
+              <w:t>服务端</w:t>
+            </w:r>
+          </w:p>
+        </w:tc>
+      </w:tr>
+    </w:tbl>
+    <w:p>
+      <w:pPr>
+        <w:rPr>
+          <w:rFonts w:hint="eastAsia"/>
+          <w:lang w:val="en-US" w:eastAsia="zh-CN"/>
+        </w:rPr>
+      </w:pPr>
+    </w:p>
+    <w:tbl>
+      <w:tblPr>
+        <w:tblStyle w:val="8"/>
+        <w:tblW w:w="0" w:type="auto"/>
+        <w:tblInd w:w="0" w:type="dxa"/>
+        <w:tblBorders>
+          <w:top w:val="single" w:color="auto" w:sz="4" w:space="0"/>
+          <w:left w:val="single" w:color="auto" w:sz="4" w:space="0"/>
+          <w:bottom w:val="single" w:color="auto" w:sz="4" w:space="0"/>
+          <w:right w:val="single" w:color="auto" w:sz="4" w:space="0"/>
+          <w:insideH w:val="single" w:color="auto" w:sz="4" w:space="0"/>
+          <w:insideV w:val="single" w:color="auto" w:sz="4" w:space="0"/>
+        </w:tblBorders>
+        <w:tblLayout w:type="autofit"/>
+        <w:tblCellMar>
+          <w:top w:w="0" w:type="dxa"/>
+          <w:left w:w="108" w:type="dxa"/>
+          <w:bottom w:w="0" w:type="dxa"/>
+          <w:right w:w="108" w:type="dxa"/>
+        </w:tblCellMar>
+      </w:tblPr>
+      <w:tblGrid>
+        <w:gridCol w:w="637"/>
+        <w:gridCol w:w="1542"/>
+        <w:gridCol w:w="1499"/>
+      </w:tblGrid>
+      <w:tr>
+        <w:tblPrEx>
+          <w:tblBorders>
+            <w:top w:val="single" w:color="auto" w:sz="4" w:space="0"/>
+            <w:left w:val="single" w:color="auto" w:sz="4" w:space="0"/>
+            <w:bottom w:val="single" w:color="auto" w:sz="4" w:space="0"/>
+            <w:right w:val="single" w:color="auto" w:sz="4" w:space="0"/>
+            <w:insideH w:val="single" w:color="auto" w:sz="4" w:space="0"/>
+            <w:insideV w:val="single" w:color="auto" w:sz="4" w:space="0"/>
+          </w:tblBorders>
+          <w:tblCellMar>
+            <w:top w:w="0" w:type="dxa"/>
+            <w:left w:w="108" w:type="dxa"/>
+            <w:bottom w:w="0" w:type="dxa"/>
+            <w:right w:w="108" w:type="dxa"/>
+          </w:tblCellMar>
+        </w:tblPrEx>
+        <w:tc>
+          <w:tcPr>
+            <w:tcW w:w="0" w:type="auto"/>
+            <w:gridSpan w:val="3"/>
+            <w:vAlign w:val="center"/>
+          </w:tcPr>
+          <w:p>
+            <w:pPr>
+              <w:jc w:val="both"/>
+              <w:rPr>
+                <w:rStyle w:val="14"/>
+                <w:rFonts w:hint="default"/>
+                <w:lang w:val="en-US" w:eastAsia="zh-CN"/>
+              </w:rPr>
+            </w:pPr>
+            <w:r>
+              <w:rPr>
+                <w:rFonts w:hint="eastAsia" w:ascii="华文中宋" w:hAnsi="华文中宋" w:eastAsia="华文中宋" w:cs="华文中宋"/>
+                <w:b/>
+                <w:bCs/>
+                <w:color w:val="ED7D31" w:themeColor="accent2"/>
+                <w:kern w:val="2"/>
+                <w:sz w:val="21"/>
+                <w:szCs w:val="21"/>
+                <w:vertAlign w:val="baseline"/>
+                <w:lang w:val="en-US" w:eastAsia="zh-CN" w:bidi="ar-SA"/>
+                <w14:textFill>
+                  <w14:solidFill>
+                    <w14:schemeClr w14:val="accent2"/>
+                  </w14:solidFill>
+                </w14:textFill>
+              </w:rPr>
+              <w:t>消息：</w:t>
+            </w:r>
+          </w:p>
+        </w:tc>
+      </w:tr>
+      <w:tr>
+        <w:tblPrEx>
+          <w:tblBorders>
+            <w:top w:val="single" w:color="auto" w:sz="4" w:space="0"/>
+            <w:left w:val="single" w:color="auto" w:sz="4" w:space="0"/>
+            <w:bottom w:val="single" w:color="auto" w:sz="4" w:space="0"/>
+            <w:right w:val="single" w:color="auto" w:sz="4" w:space="0"/>
+            <w:insideH w:val="single" w:color="auto" w:sz="4" w:space="0"/>
+            <w:insideV w:val="single" w:color="auto" w:sz="4" w:space="0"/>
+          </w:tblBorders>
+          <w:tblCellMar>
+            <w:top w:w="0" w:type="dxa"/>
+            <w:left w:w="108" w:type="dxa"/>
+            <w:bottom w:w="0" w:type="dxa"/>
+            <w:right w:w="108" w:type="dxa"/>
+          </w:tblCellMar>
+        </w:tblPrEx>
+        <w:tc>
+          <w:tcPr>
+            <w:tcW w:w="0" w:type="auto"/>
+            <w:gridSpan w:val="2"/>
+            <w:vAlign w:val="center"/>
+          </w:tcPr>
+          <w:p>
+            <w:pPr>
+              <w:pStyle w:val="13"/>
+              <w:bidi w:val="0"/>
+              <w:jc w:val="both"/>
+              <w:rPr>
+                <w:rFonts w:hint="default" w:ascii="华文中宋" w:hAnsi="华文中宋" w:eastAsia="华文中宋" w:cs="华文中宋"/>
+                <w:b/>
+                <w:bCs/>
+                <w:color w:val="FF0000"/>
+                <w:kern w:val="2"/>
+                <w:sz w:val="21"/>
+                <w:szCs w:val="21"/>
+                <w:lang w:val="en-US" w:eastAsia="zh-CN" w:bidi="ar-SA"/>
+              </w:rPr>
+            </w:pPr>
+            <w:r>
+              <w:rPr>
+                <w:rFonts w:hint="eastAsia"/>
+                <w:lang w:val="en-US" w:eastAsia="zh-CN"/>
+              </w:rPr>
+              <w:t>Publisher</w:t>
+            </w:r>
+          </w:p>
+        </w:tc>
+        <w:tc>
+          <w:tcPr>
+            <w:tcW w:w="0" w:type="auto"/>
+            <w:vAlign w:val="center"/>
+          </w:tcPr>
+          <w:p>
+            <w:pPr>
+              <w:jc w:val="both"/>
+              <w:rPr>
+                <w:rFonts w:hint="default" w:ascii="华文中宋" w:hAnsi="华文中宋" w:eastAsia="华文中宋" w:cs="华文中宋"/>
+                <w:b/>
+                <w:bCs/>
+                <w:color w:val="ED7D31" w:themeColor="accent2"/>
+                <w:kern w:val="2"/>
+                <w:sz w:val="21"/>
+                <w:szCs w:val="21"/>
+                <w:vertAlign w:val="baseline"/>
+                <w:lang w:val="en-US" w:eastAsia="zh-CN" w:bidi="ar-SA"/>
+                <w14:textFill>
+                  <w14:solidFill>
+                    <w14:schemeClr w14:val="accent2"/>
+                  </w14:solidFill>
+                </w14:textFill>
+              </w:rPr>
+            </w:pPr>
+            <w:r>
+              <w:rPr>
+                <w:rStyle w:val="14"/>
+                <w:rFonts w:hint="eastAsia"/>
+                <w:lang w:val="en-US" w:eastAsia="zh-CN"/>
+              </w:rPr>
+              <w:t>发布器</w:t>
+            </w:r>
+            <w:r>
+              <w:rPr>
+                <w:rFonts w:hint="eastAsia" w:ascii="华文中宋" w:hAnsi="华文中宋" w:eastAsia="华文中宋" w:cs="华文中宋"/>
+                <w:b/>
+                <w:bCs/>
+                <w:color w:val="ED7D31" w:themeColor="accent2"/>
+                <w:kern w:val="2"/>
+                <w:sz w:val="21"/>
+                <w:szCs w:val="21"/>
+                <w:vertAlign w:val="baseline"/>
+                <w:lang w:val="en-US" w:eastAsia="zh-CN" w:bidi="ar-SA"/>
+                <w14:textFill>
+                  <w14:solidFill>
+                    <w14:schemeClr w14:val="accent2"/>
+                  </w14:solidFill>
+                </w14:textFill>
+              </w:rPr>
+              <w:t xml:space="preserve"> </w:t>
+            </w:r>
+          </w:p>
+        </w:tc>
+      </w:tr>
+      <w:tr>
+        <w:tblPrEx>
+          <w:tblBorders>
+            <w:top w:val="single" w:color="auto" w:sz="4" w:space="0"/>
+            <w:left w:val="single" w:color="auto" w:sz="4" w:space="0"/>
+            <w:bottom w:val="single" w:color="auto" w:sz="4" w:space="0"/>
+            <w:right w:val="single" w:color="auto" w:sz="4" w:space="0"/>
+            <w:insideH w:val="single" w:color="auto" w:sz="4" w:space="0"/>
+            <w:insideV w:val="single" w:color="auto" w:sz="4" w:space="0"/>
+          </w:tblBorders>
+          <w:tblCellMar>
+            <w:top w:w="0" w:type="dxa"/>
+            <w:left w:w="108" w:type="dxa"/>
+            <w:bottom w:w="0" w:type="dxa"/>
+            <w:right w:w="108" w:type="dxa"/>
+          </w:tblCellMar>
+        </w:tblPrEx>
+        <w:tc>
+          <w:tcPr>
+            <w:tcW w:w="0" w:type="auto"/>
+            <w:vAlign w:val="center"/>
+          </w:tcPr>
+          <w:p>
+            <w:pPr>
+              <w:pStyle w:val="13"/>
+              <w:bidi w:val="0"/>
+              <w:jc w:val="both"/>
+              <w:rPr>
+                <w:rFonts w:hint="eastAsia" w:cs="华文中宋"/>
+                <w:b/>
+                <w:bCs/>
+                <w:color w:val="ED7D31" w:themeColor="accent2"/>
+                <w:kern w:val="2"/>
+                <w:sz w:val="21"/>
+                <w:szCs w:val="21"/>
+                <w:vertAlign w:val="baseline"/>
+                <w:lang w:val="en-US" w:eastAsia="zh-CN" w:bidi="ar-SA"/>
+                <w14:textFill>
+                  <w14:solidFill>
+                    <w14:schemeClr w14:val="accent2"/>
+                  </w14:solidFill>
+                </w14:textFill>
+              </w:rPr>
+            </w:pPr>
+            <w:r>
+              <w:rPr>
+                <w:rFonts w:hint="eastAsia" w:ascii="华文中宋" w:hAnsi="华文中宋" w:eastAsia="华文中宋" w:cs="华文中宋"/>
+                <w:b/>
+                <w:bCs/>
+                <w:color w:val="ED7D31" w:themeColor="accent2"/>
+                <w:kern w:val="2"/>
+                <w:sz w:val="21"/>
+                <w:szCs w:val="21"/>
+                <w:vertAlign w:val="baseline"/>
+                <w:lang w:val="en-US" w:eastAsia="zh-CN" w:bidi="ar-SA"/>
+                <w14:textFill>
+                  <w14:solidFill>
+                    <w14:schemeClr w14:val="accent2"/>
+                  </w14:solidFill>
+                </w14:textFill>
+              </w:rPr>
+              <w:t>方法</w:t>
+            </w:r>
+          </w:p>
+        </w:tc>
+        <w:tc>
+          <w:tcPr>
+            <w:tcW w:w="0" w:type="auto"/>
+            <w:vAlign w:val="center"/>
+          </w:tcPr>
+          <w:p>
+            <w:pPr>
+              <w:pStyle w:val="13"/>
+              <w:bidi w:val="0"/>
+              <w:jc w:val="both"/>
+              <w:rPr>
+                <w:rFonts w:hint="default"/>
+                <w:lang w:val="en-US" w:eastAsia="zh-CN"/>
+              </w:rPr>
+            </w:pPr>
+            <w:r>
+              <w:rPr>
+                <w:rFonts w:hint="eastAsia"/>
+                <w:lang w:val="en-US" w:eastAsia="zh-CN"/>
+              </w:rPr>
+              <w:t>publish(msg)</w:t>
+            </w:r>
+          </w:p>
+        </w:tc>
+        <w:tc>
+          <w:tcPr>
+            <w:tcW w:w="0" w:type="auto"/>
+            <w:vAlign w:val="center"/>
+          </w:tcPr>
+          <w:p>
+            <w:pPr>
+              <w:jc w:val="both"/>
+              <w:rPr>
+                <w:rFonts w:hint="default" w:cs="华文中宋"/>
+                <w:b/>
+                <w:bCs/>
+                <w:color w:val="EA82E5"/>
+                <w:kern w:val="2"/>
+                <w:sz w:val="21"/>
+                <w:szCs w:val="21"/>
+                <w:lang w:val="en-US" w:eastAsia="zh-CN" w:bidi="ar-SA"/>
+              </w:rPr>
+            </w:pPr>
+            <w:r>
+              <w:rPr>
+                <w:rFonts w:hint="eastAsia" w:cs="华文中宋"/>
+                <w:b/>
+                <w:bCs/>
+                <w:color w:val="EA82E5"/>
+                <w:kern w:val="2"/>
+                <w:sz w:val="21"/>
+                <w:szCs w:val="21"/>
+                <w:lang w:val="en-US" w:eastAsia="zh-CN" w:bidi="ar-SA"/>
+              </w:rPr>
+              <w:t>发布</w:t>
+            </w:r>
+          </w:p>
+        </w:tc>
+      </w:tr>
+      <w:tr>
+        <w:tblPrEx>
+          <w:tblBorders>
+            <w:top w:val="single" w:color="auto" w:sz="4" w:space="0"/>
+            <w:left w:val="single" w:color="auto" w:sz="4" w:space="0"/>
+            <w:bottom w:val="single" w:color="auto" w:sz="4" w:space="0"/>
+            <w:right w:val="single" w:color="auto" w:sz="4" w:space="0"/>
+            <w:insideH w:val="single" w:color="auto" w:sz="4" w:space="0"/>
+            <w:insideV w:val="single" w:color="auto" w:sz="4" w:space="0"/>
+          </w:tblBorders>
+          <w:tblCellMar>
+            <w:top w:w="0" w:type="dxa"/>
+            <w:left w:w="108" w:type="dxa"/>
+            <w:bottom w:w="0" w:type="dxa"/>
+            <w:right w:w="108" w:type="dxa"/>
+          </w:tblCellMar>
+        </w:tblPrEx>
+        <w:tc>
+          <w:tcPr>
+            <w:tcW w:w="0" w:type="auto"/>
+            <w:gridSpan w:val="3"/>
+            <w:vAlign w:val="center"/>
+          </w:tcPr>
+          <w:p>
+            <w:pPr>
+              <w:jc w:val="both"/>
+              <w:rPr>
+                <w:rFonts w:hint="eastAsia" w:cs="华文中宋"/>
+                <w:b/>
+                <w:bCs/>
+                <w:color w:val="EA82E5"/>
+                <w:kern w:val="2"/>
+                <w:sz w:val="21"/>
+                <w:szCs w:val="21"/>
+                <w:lang w:val="en-US" w:eastAsia="zh-CN" w:bidi="ar-SA"/>
+              </w:rPr>
+            </w:pPr>
+          </w:p>
+        </w:tc>
+      </w:tr>
+      <w:tr>
+        <w:tblPrEx>
+          <w:tblBorders>
+            <w:top w:val="single" w:color="auto" w:sz="4" w:space="0"/>
+            <w:left w:val="single" w:color="auto" w:sz="4" w:space="0"/>
+            <w:bottom w:val="single" w:color="auto" w:sz="4" w:space="0"/>
+            <w:right w:val="single" w:color="auto" w:sz="4" w:space="0"/>
+            <w:insideH w:val="single" w:color="auto" w:sz="4" w:space="0"/>
+            <w:insideV w:val="single" w:color="auto" w:sz="4" w:space="0"/>
+          </w:tblBorders>
+          <w:tblCellMar>
+            <w:top w:w="0" w:type="dxa"/>
+            <w:left w:w="108" w:type="dxa"/>
+            <w:bottom w:w="0" w:type="dxa"/>
+            <w:right w:w="108" w:type="dxa"/>
+          </w:tblCellMar>
+        </w:tblPrEx>
+        <w:tc>
+          <w:tcPr>
+            <w:tcW w:w="0" w:type="auto"/>
+            <w:gridSpan w:val="2"/>
+            <w:vAlign w:val="center"/>
+          </w:tcPr>
+          <w:p>
+            <w:pPr>
+              <w:pStyle w:val="13"/>
+              <w:bidi w:val="0"/>
+              <w:jc w:val="both"/>
+              <w:rPr>
+                <w:rFonts w:hint="eastAsia" w:ascii="华文中宋" w:hAnsi="华文中宋" w:eastAsia="华文中宋" w:cs="华文中宋"/>
+                <w:b/>
+                <w:bCs/>
+                <w:color w:val="FF0000"/>
+                <w:kern w:val="2"/>
+                <w:sz w:val="21"/>
+                <w:szCs w:val="21"/>
+                <w:lang w:val="en-US" w:eastAsia="zh-CN" w:bidi="ar-SA"/>
+              </w:rPr>
+            </w:pPr>
+            <w:r>
+              <w:rPr>
+                <w:rFonts w:hint="eastAsia"/>
+                <w:lang w:val="en-US" w:eastAsia="zh-CN"/>
+              </w:rPr>
+              <w:t>Subscriber</w:t>
+            </w:r>
+          </w:p>
+        </w:tc>
+        <w:tc>
+          <w:tcPr>
+            <w:tcW w:w="0" w:type="auto"/>
+            <w:vAlign w:val="center"/>
+          </w:tcPr>
+          <w:p>
+            <w:pPr>
+              <w:jc w:val="both"/>
+              <w:rPr>
+                <w:rFonts w:hint="default" w:ascii="华文中宋" w:hAnsi="华文中宋" w:eastAsia="华文中宋" w:cs="华文中宋"/>
+                <w:b/>
+                <w:bCs/>
+                <w:color w:val="ED7D31" w:themeColor="accent2"/>
+                <w:kern w:val="2"/>
+                <w:sz w:val="21"/>
+                <w:szCs w:val="21"/>
+                <w:vertAlign w:val="baseline"/>
+                <w:lang w:val="en-US" w:eastAsia="zh-CN" w:bidi="ar-SA"/>
+                <w14:textFill>
+                  <w14:solidFill>
+                    <w14:schemeClr w14:val="accent2"/>
+                  </w14:solidFill>
+                </w14:textFill>
+              </w:rPr>
+            </w:pPr>
+            <w:r>
+              <w:rPr>
+                <w:rStyle w:val="14"/>
+                <w:rFonts w:hint="eastAsia"/>
+                <w:lang w:val="en-US" w:eastAsia="zh-CN"/>
+              </w:rPr>
+              <w:t>订阅器</w:t>
+            </w:r>
+            <w:r>
+              <w:rPr>
+                <w:rFonts w:hint="eastAsia" w:ascii="华文中宋" w:hAnsi="华文中宋" w:eastAsia="华文中宋" w:cs="华文中宋"/>
+                <w:b/>
+                <w:bCs/>
+                <w:color w:val="ED7D31" w:themeColor="accent2"/>
+                <w:kern w:val="2"/>
+                <w:sz w:val="21"/>
+                <w:szCs w:val="21"/>
+                <w:vertAlign w:val="baseline"/>
+                <w:lang w:val="en-US" w:eastAsia="zh-CN" w:bidi="ar-SA"/>
+                <w14:textFill>
+                  <w14:solidFill>
+                    <w14:schemeClr w14:val="accent2"/>
+                  </w14:solidFill>
+                </w14:textFill>
+              </w:rPr>
+              <w:t xml:space="preserve"> </w:t>
+            </w:r>
+            <w:r>
+              <w:rPr>
+                <w:rFonts w:hint="eastAsia" w:cs="华文中宋"/>
+                <w:b/>
+                <w:bCs/>
+                <w:color w:val="ED7D31" w:themeColor="accent2"/>
+                <w:kern w:val="2"/>
+                <w:sz w:val="21"/>
+                <w:szCs w:val="21"/>
+                <w:vertAlign w:val="baseline"/>
+                <w:lang w:val="en-US" w:eastAsia="zh-CN" w:bidi="ar-SA"/>
+                <w14:textFill>
+                  <w14:solidFill>
+                    <w14:schemeClr w14:val="accent2"/>
+                  </w14:solidFill>
+                </w14:textFill>
+              </w:rPr>
+              <w:t>(自动)</w:t>
+            </w:r>
+          </w:p>
+        </w:tc>
+      </w:tr>
+    </w:tbl>
+    <w:p>
+      <w:pPr>
+        <w:rPr>
+          <w:rFonts w:hint="eastAsia"/>
+          <w:lang w:val="en-US" w:eastAsia="zh-CN"/>
+        </w:rPr>
+      </w:pPr>
+    </w:p>
+    <w:tbl>
+      <w:tblPr>
+        <w:tblStyle w:val="8"/>
+        <w:tblW w:w="0" w:type="auto"/>
+        <w:tblInd w:w="0" w:type="dxa"/>
+        <w:tblBorders>
+          <w:top w:val="single" w:color="auto" w:sz="4" w:space="0"/>
+          <w:left w:val="single" w:color="auto" w:sz="4" w:space="0"/>
+          <w:bottom w:val="single" w:color="auto" w:sz="4" w:space="0"/>
+          <w:right w:val="single" w:color="auto" w:sz="4" w:space="0"/>
+          <w:insideH w:val="single" w:color="auto" w:sz="4" w:space="0"/>
+          <w:insideV w:val="single" w:color="auto" w:sz="4" w:space="0"/>
+        </w:tblBorders>
+        <w:tblLayout w:type="autofit"/>
+        <w:tblCellMar>
+          <w:top w:w="0" w:type="dxa"/>
+          <w:left w:w="108" w:type="dxa"/>
+          <w:bottom w:w="0" w:type="dxa"/>
+          <w:right w:w="108" w:type="dxa"/>
+        </w:tblCellMar>
+      </w:tblPr>
+      <w:tblGrid>
+        <w:gridCol w:w="637"/>
+        <w:gridCol w:w="1012"/>
+        <w:gridCol w:w="1057"/>
+      </w:tblGrid>
+      <w:tr>
+        <w:tblPrEx>
+          <w:tblBorders>
+            <w:top w:val="single" w:color="auto" w:sz="4" w:space="0"/>
+            <w:left w:val="single" w:color="auto" w:sz="4" w:space="0"/>
+            <w:bottom w:val="single" w:color="auto" w:sz="4" w:space="0"/>
+            <w:right w:val="single" w:color="auto" w:sz="4" w:space="0"/>
+            <w:insideH w:val="single" w:color="auto" w:sz="4" w:space="0"/>
+            <w:insideV w:val="single" w:color="auto" w:sz="4" w:space="0"/>
+          </w:tblBorders>
+          <w:tblCellMar>
+            <w:top w:w="0" w:type="dxa"/>
+            <w:left w:w="108" w:type="dxa"/>
+            <w:bottom w:w="0" w:type="dxa"/>
+            <w:right w:w="108" w:type="dxa"/>
+          </w:tblCellMar>
+        </w:tblPrEx>
+        <w:tc>
+          <w:tcPr>
+            <w:tcW w:w="0" w:type="auto"/>
+            <w:gridSpan w:val="3"/>
+            <w:vAlign w:val="center"/>
+          </w:tcPr>
+          <w:p>
+            <w:pPr>
+              <w:jc w:val="both"/>
+              <w:rPr>
+                <w:rFonts w:hint="eastAsia" w:cs="华文中宋"/>
+                <w:b/>
+                <w:bCs/>
+                <w:color w:val="EA82E5"/>
+                <w:kern w:val="2"/>
+                <w:sz w:val="21"/>
+                <w:szCs w:val="21"/>
+                <w:lang w:val="en-US" w:eastAsia="zh-CN" w:bidi="ar-SA"/>
+              </w:rPr>
+            </w:pPr>
+            <w:r>
+              <w:rPr>
+                <w:rFonts w:hint="eastAsia"/>
+                <w:lang w:val="en-US" w:eastAsia="zh-CN"/>
+              </w:rPr>
+              <w:t>服务：</w:t>
+            </w:r>
+          </w:p>
+        </w:tc>
+      </w:tr>
+      <w:tr>
+        <w:tblPrEx>
+          <w:tblBorders>
+            <w:top w:val="single" w:color="auto" w:sz="4" w:space="0"/>
+            <w:left w:val="single" w:color="auto" w:sz="4" w:space="0"/>
+            <w:bottom w:val="single" w:color="auto" w:sz="4" w:space="0"/>
+            <w:right w:val="single" w:color="auto" w:sz="4" w:space="0"/>
+            <w:insideH w:val="single" w:color="auto" w:sz="4" w:space="0"/>
+            <w:insideV w:val="single" w:color="auto" w:sz="4" w:space="0"/>
+          </w:tblBorders>
+          <w:tblCellMar>
+            <w:top w:w="0" w:type="dxa"/>
+            <w:left w:w="108" w:type="dxa"/>
+            <w:bottom w:w="0" w:type="dxa"/>
+            <w:right w:w="108" w:type="dxa"/>
+          </w:tblCellMar>
+        </w:tblPrEx>
+        <w:tc>
+          <w:tcPr>
+            <w:tcW w:w="0" w:type="auto"/>
+            <w:gridSpan w:val="2"/>
+            <w:vAlign w:val="center"/>
+          </w:tcPr>
+          <w:p>
+            <w:pPr>
+              <w:pStyle w:val="13"/>
+              <w:bidi w:val="0"/>
+              <w:jc w:val="both"/>
+              <w:rPr>
+                <w:rFonts w:hint="eastAsia" w:ascii="华文中宋" w:hAnsi="华文中宋" w:eastAsia="华文中宋" w:cs="华文中宋"/>
+                <w:b/>
+                <w:bCs/>
+                <w:color w:val="FF0000"/>
+                <w:kern w:val="2"/>
+                <w:sz w:val="21"/>
+                <w:szCs w:val="21"/>
+                <w:lang w:val="en-US" w:eastAsia="zh-CN" w:bidi="ar-SA"/>
+              </w:rPr>
+            </w:pPr>
+            <w:r>
+              <w:rPr>
+                <w:rFonts w:hint="eastAsia"/>
+                <w:lang w:val="en-US" w:eastAsia="zh-CN"/>
+              </w:rPr>
+              <w:t>ServiceClient</w:t>
+            </w:r>
+          </w:p>
+        </w:tc>
+        <w:tc>
+          <w:tcPr>
+            <w:tcW w:w="0" w:type="auto"/>
+            <w:vAlign w:val="center"/>
+          </w:tcPr>
+          <w:p>
+            <w:pPr>
+              <w:jc w:val="both"/>
+              <w:rPr>
+                <w:rFonts w:hint="eastAsia" w:ascii="华文中宋" w:hAnsi="华文中宋" w:eastAsia="华文中宋" w:cs="华文中宋"/>
+                <w:b/>
+                <w:bCs/>
+                <w:color w:val="ED7D31" w:themeColor="accent2"/>
+                <w:kern w:val="2"/>
+                <w:sz w:val="21"/>
+                <w:szCs w:val="21"/>
+                <w:vertAlign w:val="baseline"/>
+                <w:lang w:val="en-US" w:eastAsia="zh-CN" w:bidi="ar-SA"/>
+                <w14:textFill>
+                  <w14:solidFill>
+                    <w14:schemeClr w14:val="accent2"/>
+                  </w14:solidFill>
+                </w14:textFill>
+              </w:rPr>
+            </w:pPr>
+            <w:r>
+              <w:rPr>
+                <w:rStyle w:val="14"/>
+                <w:rFonts w:hint="eastAsia"/>
+                <w:lang w:val="en-US" w:eastAsia="zh-CN"/>
+              </w:rPr>
+              <w:t>客户端</w:t>
+            </w:r>
+          </w:p>
+        </w:tc>
+      </w:tr>
+      <w:tr>
+        <w:tblPrEx>
+          <w:tblBorders>
+            <w:top w:val="single" w:color="auto" w:sz="4" w:space="0"/>
+            <w:left w:val="single" w:color="auto" w:sz="4" w:space="0"/>
+            <w:bottom w:val="single" w:color="auto" w:sz="4" w:space="0"/>
+            <w:right w:val="single" w:color="auto" w:sz="4" w:space="0"/>
+            <w:insideH w:val="single" w:color="auto" w:sz="4" w:space="0"/>
+            <w:insideV w:val="single" w:color="auto" w:sz="4" w:space="0"/>
+          </w:tblBorders>
+          <w:tblCellMar>
+            <w:top w:w="0" w:type="dxa"/>
+            <w:left w:w="108" w:type="dxa"/>
+            <w:bottom w:w="0" w:type="dxa"/>
+            <w:right w:w="108" w:type="dxa"/>
+          </w:tblCellMar>
+        </w:tblPrEx>
+        <w:tc>
+          <w:tcPr>
+            <w:tcW w:w="0" w:type="auto"/>
+            <w:vAlign w:val="center"/>
+          </w:tcPr>
+          <w:p>
+            <w:pPr>
+              <w:pStyle w:val="13"/>
+              <w:bidi w:val="0"/>
+              <w:jc w:val="both"/>
+              <w:rPr>
+                <w:rFonts w:hint="eastAsia" w:ascii="华文中宋" w:hAnsi="华文中宋" w:eastAsia="华文中宋" w:cs="华文中宋"/>
+                <w:b/>
+                <w:bCs/>
+                <w:color w:val="ED7D31" w:themeColor="accent2"/>
+                <w:kern w:val="2"/>
+                <w:sz w:val="21"/>
+                <w:szCs w:val="21"/>
+                <w:vertAlign w:val="baseline"/>
+                <w:lang w:val="en-US" w:eastAsia="zh-CN" w:bidi="ar-SA"/>
+                <w14:textFill>
+                  <w14:solidFill>
+                    <w14:schemeClr w14:val="accent2"/>
+                  </w14:solidFill>
+                </w14:textFill>
+              </w:rPr>
+            </w:pPr>
+            <w:r>
+              <w:rPr>
+                <w:rFonts w:hint="eastAsia" w:ascii="华文中宋" w:hAnsi="华文中宋" w:eastAsia="华文中宋" w:cs="华文中宋"/>
+                <w:b/>
+                <w:bCs/>
+                <w:color w:val="ED7D31" w:themeColor="accent2"/>
+                <w:kern w:val="2"/>
+                <w:sz w:val="21"/>
+                <w:szCs w:val="21"/>
+                <w:vertAlign w:val="baseline"/>
+                <w:lang w:val="en-US" w:eastAsia="zh-CN" w:bidi="ar-SA"/>
+                <w14:textFill>
+                  <w14:solidFill>
+                    <w14:schemeClr w14:val="accent2"/>
+                  </w14:solidFill>
+                </w14:textFill>
+              </w:rPr>
+              <w:t>方法</w:t>
+            </w:r>
+          </w:p>
+        </w:tc>
+        <w:tc>
+          <w:tcPr>
+            <w:tcW w:w="0" w:type="auto"/>
+            <w:vAlign w:val="center"/>
+          </w:tcPr>
+          <w:p>
+            <w:pPr>
+              <w:pStyle w:val="13"/>
+              <w:bidi w:val="0"/>
+              <w:jc w:val="both"/>
+              <w:rPr>
+                <w:rFonts w:hint="eastAsia" w:ascii="华文中宋" w:hAnsi="华文中宋" w:eastAsia="华文中宋" w:cs="华文中宋"/>
+                <w:b/>
+                <w:bCs/>
+                <w:color w:val="FF0000"/>
+                <w:kern w:val="2"/>
+                <w:sz w:val="21"/>
+                <w:szCs w:val="21"/>
+                <w:lang w:val="en-US" w:eastAsia="zh-CN" w:bidi="ar-SA"/>
+              </w:rPr>
+            </w:pPr>
+            <w:r>
+              <w:rPr>
+                <w:rFonts w:hint="eastAsia"/>
+                <w:lang w:val="en-US" w:eastAsia="zh-CN"/>
+              </w:rPr>
+              <w:t>call(srv)</w:t>
+            </w:r>
+          </w:p>
+        </w:tc>
+        <w:tc>
+          <w:tcPr>
+            <w:tcW w:w="0" w:type="auto"/>
+            <w:vAlign w:val="center"/>
+          </w:tcPr>
+          <w:p>
+            <w:pPr>
+              <w:jc w:val="both"/>
+              <w:rPr>
+                <w:rFonts w:hint="eastAsia" w:ascii="华文中宋" w:hAnsi="华文中宋" w:eastAsia="华文中宋" w:cs="华文中宋"/>
+                <w:b/>
+                <w:bCs/>
+                <w:color w:val="EA82E5"/>
+                <w:kern w:val="2"/>
+                <w:sz w:val="21"/>
+                <w:szCs w:val="21"/>
+                <w:lang w:val="en-US" w:eastAsia="zh-CN" w:bidi="ar-SA"/>
+              </w:rPr>
+            </w:pPr>
+            <w:r>
+              <w:rPr>
+                <w:rFonts w:hint="eastAsia" w:cs="华文中宋"/>
+                <w:b/>
+                <w:bCs/>
+                <w:color w:val="EA82E5"/>
+                <w:kern w:val="2"/>
+                <w:sz w:val="21"/>
+                <w:szCs w:val="21"/>
+                <w:lang w:val="en-US" w:eastAsia="zh-CN" w:bidi="ar-SA"/>
+              </w:rPr>
+              <w:t>发送</w:t>
+            </w:r>
+            <w:r>
+              <w:rPr>
+                <w:rFonts w:hint="eastAsia" w:ascii="华文中宋" w:hAnsi="华文中宋" w:eastAsia="华文中宋" w:cs="华文中宋"/>
+                <w:b/>
+                <w:bCs/>
+                <w:color w:val="ED7D31" w:themeColor="accent2"/>
+                <w:kern w:val="2"/>
+                <w:sz w:val="21"/>
+                <w:szCs w:val="21"/>
+                <w:vertAlign w:val="baseline"/>
+                <w:lang w:val="en-US" w:eastAsia="zh-CN" w:bidi="ar-SA"/>
+                <w14:textFill>
+                  <w14:solidFill>
+                    <w14:schemeClr w14:val="accent2"/>
+                  </w14:solidFill>
+                </w14:textFill>
+              </w:rPr>
+              <w:t>请求</w:t>
+            </w:r>
+          </w:p>
+        </w:tc>
+      </w:tr>
+      <w:tr>
+        <w:tblPrEx>
+          <w:tblBorders>
+            <w:top w:val="single" w:color="auto" w:sz="4" w:space="0"/>
+            <w:left w:val="single" w:color="auto" w:sz="4" w:space="0"/>
+            <w:bottom w:val="single" w:color="auto" w:sz="4" w:space="0"/>
+            <w:right w:val="single" w:color="auto" w:sz="4" w:space="0"/>
+            <w:insideH w:val="single" w:color="auto" w:sz="4" w:space="0"/>
+            <w:insideV w:val="single" w:color="auto" w:sz="4" w:space="0"/>
+          </w:tblBorders>
+          <w:tblCellMar>
+            <w:top w:w="0" w:type="dxa"/>
+            <w:left w:w="108" w:type="dxa"/>
+            <w:bottom w:w="0" w:type="dxa"/>
+            <w:right w:w="108" w:type="dxa"/>
+          </w:tblCellMar>
+        </w:tblPrEx>
+        <w:tc>
+          <w:tcPr>
+            <w:tcW w:w="0" w:type="auto"/>
+            <w:gridSpan w:val="3"/>
+            <w:vAlign w:val="center"/>
+          </w:tcPr>
+          <w:p>
+            <w:pPr>
+              <w:jc w:val="both"/>
+              <w:rPr>
+                <w:rFonts w:hint="eastAsia" w:cs="华文中宋"/>
+                <w:b/>
+                <w:bCs/>
+                <w:color w:val="EA82E5"/>
+                <w:kern w:val="2"/>
+                <w:sz w:val="21"/>
+                <w:szCs w:val="21"/>
+                <w:lang w:val="en-US" w:eastAsia="zh-CN" w:bidi="ar-SA"/>
+              </w:rPr>
+            </w:pPr>
+          </w:p>
+        </w:tc>
+      </w:tr>
+      <w:tr>
+        <w:tblPrEx>
+          <w:tblBorders>
+            <w:top w:val="single" w:color="auto" w:sz="4" w:space="0"/>
+            <w:left w:val="single" w:color="auto" w:sz="4" w:space="0"/>
+            <w:bottom w:val="single" w:color="auto" w:sz="4" w:space="0"/>
+            <w:right w:val="single" w:color="auto" w:sz="4" w:space="0"/>
+            <w:insideH w:val="single" w:color="auto" w:sz="4" w:space="0"/>
+            <w:insideV w:val="single" w:color="auto" w:sz="4" w:space="0"/>
+          </w:tblBorders>
+          <w:tblCellMar>
+            <w:top w:w="0" w:type="dxa"/>
+            <w:left w:w="108" w:type="dxa"/>
+            <w:bottom w:w="0" w:type="dxa"/>
+            <w:right w:w="108" w:type="dxa"/>
+          </w:tblCellMar>
+        </w:tblPrEx>
+        <w:tc>
+          <w:tcPr>
+            <w:tcW w:w="0" w:type="auto"/>
+            <w:gridSpan w:val="2"/>
+            <w:vAlign w:val="center"/>
+          </w:tcPr>
+          <w:p>
+            <w:pPr>
+              <w:pStyle w:val="13"/>
+              <w:bidi w:val="0"/>
+              <w:jc w:val="both"/>
+              <w:rPr>
+                <w:rFonts w:hint="default" w:ascii="华文中宋" w:hAnsi="华文中宋" w:eastAsia="华文中宋" w:cs="华文中宋"/>
+                <w:b/>
+                <w:bCs/>
+                <w:color w:val="FF0000"/>
+                <w:kern w:val="2"/>
+                <w:sz w:val="21"/>
+                <w:szCs w:val="21"/>
+                <w:lang w:val="en-US" w:eastAsia="zh-CN" w:bidi="ar-SA"/>
+              </w:rPr>
+            </w:pPr>
+            <w:r>
+              <w:rPr>
+                <w:rFonts w:hint="eastAsia"/>
+                <w:lang w:val="en-US" w:eastAsia="zh-CN"/>
+              </w:rPr>
+              <w:t>ServiceServer</w:t>
+            </w:r>
+          </w:p>
+        </w:tc>
+        <w:tc>
+          <w:tcPr>
+            <w:tcW w:w="0" w:type="auto"/>
+            <w:vAlign w:val="center"/>
+          </w:tcPr>
+          <w:p>
+            <w:pPr>
+              <w:jc w:val="both"/>
+              <w:rPr>
+                <w:rFonts w:hint="default" w:ascii="华文中宋" w:hAnsi="华文中宋" w:eastAsia="华文中宋" w:cs="华文中宋"/>
+                <w:b/>
+                <w:bCs/>
+                <w:color w:val="ED7D31" w:themeColor="accent2"/>
+                <w:kern w:val="2"/>
+                <w:sz w:val="21"/>
+                <w:szCs w:val="21"/>
+                <w:vertAlign w:val="baseline"/>
+                <w:lang w:val="en-US" w:eastAsia="zh-CN" w:bidi="ar-SA"/>
+                <w14:textFill>
+                  <w14:solidFill>
+                    <w14:schemeClr w14:val="accent2"/>
+                  </w14:solidFill>
+                </w14:textFill>
+              </w:rPr>
+            </w:pPr>
+            <w:r>
+              <w:rPr>
+                <w:rStyle w:val="14"/>
+                <w:rFonts w:hint="eastAsia"/>
+                <w:lang w:val="en-US" w:eastAsia="zh-CN"/>
+              </w:rPr>
+              <w:t>服务端</w:t>
+            </w:r>
+          </w:p>
+        </w:tc>
+      </w:tr>
+    </w:tbl>
+    <w:p>
+      <w:pPr>
+        <w:rPr>
+          <w:rFonts w:hint="eastAsia"/>
+          <w:lang w:val="en-US" w:eastAsia="zh-CN"/>
+        </w:rPr>
+      </w:pPr>
+    </w:p>
+    <w:p>
+      <w:pPr>
+        <w:rPr>
+          <w:rFonts w:hint="eastAsia"/>
+          <w:lang w:val="en-US" w:eastAsia="zh-CN"/>
+        </w:rPr>
+      </w:pPr>
+    </w:p>
+    <w:p>
+      <w:pPr>
+        <w:pStyle w:val="4"/>
+        <w:bidi w:val="0"/>
+        <w:rPr>
+          <w:rFonts w:hint="eastAsia"/>
+          <w:lang w:val="en-US" w:eastAsia="zh-CN"/>
+        </w:rPr>
+      </w:pPr>
+      <w:r>
+        <w:rPr>
+          <w:rFonts w:hint="eastAsia"/>
+          <w:lang w:val="en-US" w:eastAsia="zh-CN"/>
+        </w:rPr>
         <w:t>ThirdParty：</w:t>
       </w:r>
     </w:p>
@@ -48643,6 +49354,12 @@
             <w:insideH w:val="single" w:color="auto" w:sz="4" w:space="0"/>
             <w:insideV w:val="single" w:color="auto" w:sz="4" w:space="0"/>
           </w:tblBorders>
+          <w:tblCellMar>
+            <w:top w:w="0" w:type="dxa"/>
+            <w:left w:w="108" w:type="dxa"/>
+            <w:bottom w:w="0" w:type="dxa"/>
+            <w:right w:w="108" w:type="dxa"/>
+          </w:tblCellMar>
         </w:tblPrEx>
         <w:tc>
           <w:tcPr>
@@ -49063,6 +49780,12 @@
             <w:insideH w:val="single" w:color="auto" w:sz="4" w:space="0"/>
             <w:insideV w:val="single" w:color="auto" w:sz="4" w:space="0"/>
           </w:tblBorders>
+          <w:tblCellMar>
+            <w:top w:w="0" w:type="dxa"/>
+            <w:left w:w="108" w:type="dxa"/>
+            <w:bottom w:w="0" w:type="dxa"/>
+            <w:right w:w="108" w:type="dxa"/>
+          </w:tblCellMar>
         </w:tblPrEx>
         <w:tc>
           <w:tcPr>
